--- a/Shopify_Do_and_Avoid_Guide.docx
+++ b/Shopify_Do_and_Avoid_Guide.docx
@@ -17,7 +17,7 @@
     </w:p>
     <w:p>
       <w:pPr>
-        <w:spacing w:after="1000"/>
+        <w:spacing w:after="900"/>
         <w:jc w:val="center"/>
         <w:pBdr>
           <w:bottom w:val="single" w:sz="6" w:space="4" w:color="2D6CDF"/>
@@ -54,7 +54,7 @@
     </w:p>
     <w:p>
       <w:pPr>
-        <w:spacing w:after="160"/>
+        <w:spacing w:after="120"/>
         <w:jc w:val="center"/>
       </w:pPr>
       <w:r>
@@ -68,7 +68,7 @@
     </w:p>
     <w:p>
       <w:pPr>
-        <w:spacing w:after="1000"/>
+        <w:spacing w:after="900"/>
         <w:jc w:val="center"/>
       </w:pPr>
       <w:r>
@@ -77,7 +77,7 @@
           <w:color w:val="0E2A47"/>
           <w:sz w:val="22"/>
         </w:rPr>
-        <w:t>Liquid   ·   SEO   ·   Speed   ·   Accessibility (WCAG)</w:t>
+        <w:t>Liquid   ·   Speed   ·   Accessibility (WCAG)   ·   SEO</w:t>
       </w:r>
     </w:p>
     <w:tbl>
@@ -126,11 +126,11 @@
                 <w:color w:val="FFFFFF"/>
                 <w:sz w:val="22"/>
               </w:rPr>
-              <w:t>Each rule has one short title, one line of plain English,</w:t>
+              <w:t>Each rule has a short title, one line of plain English,</w:t>
               <w:br/>
-              <w:t>a GREEN "Do" example, and a RED "Avoid" example.</w:t>
+              <w:t>a GREEN "Do" example and a RED "Avoid" example.</w:t>
               <w:br/>
-              <w:t>No theory. Just copy the green, don't do the red.</w:t>
+              <w:t>No theory. Just copy the green; don't do the red.</w:t>
               <w:br/>
             </w:r>
           </w:p>
@@ -222,7 +222,7 @@
                 <w:color w:val="0E2A47"/>
                 <w:sz w:val="22"/>
               </w:rPr>
-              <w:t>1.0</w:t>
+              <w:t>2.0</w:t>
             </w:r>
           </w:p>
         </w:tc>
@@ -260,7 +260,7 @@
                 <w:color w:val="0E2A47"/>
                 <w:sz w:val="22"/>
               </w:rPr>
-              <w:t>08 May 2026</w:t>
+              <w:t>11 May 2026</w:t>
             </w:r>
           </w:p>
         </w:tc>
@@ -278,7 +278,7 @@
       <w:r>
         <w:rPr>
           <w:b/>
-          <w:color w:val="2D6CDF"/>
+          <w:color w:val="0E2A47"/>
           <w:sz w:val="18"/>
         </w:rPr>
         <w:t>DOCUMENT MAP</w:t>
@@ -295,7 +295,7 @@
         <w:rPr>
           <w:b/>
           <w:color w:val="0E2A47"/>
-          <w:sz w:val="40"/>
+          <w:sz w:val="44"/>
         </w:rPr>
         <w:t>What's Inside</w:t>
       </w:r>
@@ -354,7 +354,7 @@
           <w:color w:val="333333"/>
           <w:sz w:val="22"/>
         </w:rPr>
-        <w:t>SEO — Do / Avoid</w:t>
+        <w:t>Speed — Do / Avoid</w:t>
       </w:r>
       <w:r>
         <w:rPr>
@@ -383,42 +383,6 @@
           <w:sz w:val="22"/>
         </w:rPr>
         <w:t xml:space="preserve">03   </w:t>
-      </w:r>
-      <w:r>
-        <w:rPr>
-          <w:b/>
-          <w:color w:val="333333"/>
-          <w:sz w:val="22"/>
-        </w:rPr>
-        <w:t>Speed — Do / Avoid</w:t>
-      </w:r>
-      <w:r>
-        <w:rPr>
-          <w:color w:val="D6DBE2"/>
-          <w:sz w:val="16"/>
-        </w:rPr>
-        <w:t xml:space="preserve">   . . . . . . . . . . . . . . . . . . . . . . . . . . . . . . . . . . . . . . . . . . . . . . . . . . . . . . . . . . . . </w:t>
-      </w:r>
-      <w:r>
-        <w:rPr>
-          <w:b/>
-          <w:color w:val="0E2A47"/>
-          <w:sz w:val="22"/>
-        </w:rPr>
-        <w:t xml:space="preserve">  08</w:t>
-      </w:r>
-    </w:p>
-    <w:p>
-      <w:pPr>
-        <w:spacing w:after="160"/>
-      </w:pPr>
-      <w:r>
-        <w:rPr>
-          <w:b/>
-          <w:color w:val="2D6CDF"/>
-          <w:sz w:val="22"/>
-        </w:rPr>
-        <w:t xml:space="preserve">04   </w:t>
       </w:r>
       <w:r>
         <w:rPr>
@@ -441,7 +405,43 @@
           <w:color w:val="0E2A47"/>
           <w:sz w:val="22"/>
         </w:rPr>
-        <w:t xml:space="preserve">  10</w:t>
+        <w:t xml:space="preserve">  09</w:t>
+      </w:r>
+    </w:p>
+    <w:p>
+      <w:pPr>
+        <w:spacing w:after="160"/>
+      </w:pPr>
+      <w:r>
+        <w:rPr>
+          <w:b/>
+          <w:color w:val="2D6CDF"/>
+          <w:sz w:val="22"/>
+        </w:rPr>
+        <w:t xml:space="preserve">04   </w:t>
+      </w:r>
+      <w:r>
+        <w:rPr>
+          <w:b/>
+          <w:color w:val="333333"/>
+          <w:sz w:val="22"/>
+        </w:rPr>
+        <w:t>SEO — Do / Avoid</w:t>
+      </w:r>
+      <w:r>
+        <w:rPr>
+          <w:color w:val="D6DBE2"/>
+          <w:sz w:val="16"/>
+        </w:rPr>
+        <w:t xml:space="preserve">   . . . . . . . . . . . . . . . . . . . . . . . . . . . . . . . . . . . . . . . . . . . . . . . . . . . . . . . . . . . . </w:t>
+      </w:r>
+      <w:r>
+        <w:rPr>
+          <w:b/>
+          <w:color w:val="0E2A47"/>
+          <w:sz w:val="22"/>
+        </w:rPr>
+        <w:t xml:space="preserve">  12</w:t>
       </w:r>
     </w:p>
     <w:p>
@@ -477,7 +477,7 @@
           <w:color w:val="0E2A47"/>
           <w:sz w:val="22"/>
         </w:rPr>
-        <w:t xml:space="preserve">  13</w:t>
+        <w:t xml:space="preserve">  14</w:t>
       </w:r>
     </w:p>
     <w:p>
@@ -509,7 +509,7 @@
         <w:rPr>
           <w:b/>
           <w:color w:val="463388"/>
-          <w:sz w:val="40"/>
+          <w:sz w:val="44"/>
         </w:rPr>
         <w:t>Liquid</w:t>
       </w:r>
@@ -525,33 +525,41 @@
           <w:color w:val="333333"/>
           <w:sz w:val="21"/>
         </w:rPr>
-        <w:t>The Liquid habits that keep your theme fast, safe, and easy to edit.</w:t>
+        <w:t>The habits that keep your theme fast, safe, and friendly to the next developer. These rules apply to every section, snippet, and block.</w:t>
       </w:r>
     </w:p>
     <w:p>
       <w:pPr>
         <w:spacing w:after="40" w:before="160"/>
       </w:pPr>
+      <w:r>
+        <w:rPr>
+          <w:b/>
+          <w:color w:val="463388"/>
+          <w:sz w:val="24"/>
+        </w:rPr>
+        <w:t xml:space="preserve">▸  </w:t>
+      </w:r>
       <w:r>
         <w:rPr>
           <w:b/>
           <w:color w:val="0E2A47"/>
           <w:sz w:val="22"/>
         </w:rPr>
-        <w:t>•  Use image_url, not img_url</w:t>
+        <w:t>Use image_url, not img_url</w:t>
       </w:r>
     </w:p>
     <w:p>
       <w:pPr>
         <w:spacing w:after="80" w:line="312" w:lineRule="auto"/>
-        <w:ind w:left="283"/>
+        <w:ind w:left="340"/>
       </w:pPr>
       <w:r>
         <w:rPr>
           <w:color w:val="333333"/>
           <w:sz w:val="20"/>
         </w:rPr>
-        <w:t>img_url is old and being removed. image_url lets you set the exact width.</w:t>
+        <w:t>img_url is being removed by Shopify. image_url lets you set the exact width and gives the CDN better hints.</w:t>
       </w:r>
     </w:p>
     <w:tbl>
@@ -696,23 +704,200 @@
       <w:r>
         <w:rPr>
           <w:b/>
+          <w:color w:val="463388"/>
+          <w:sz w:val="24"/>
+        </w:rPr>
+        <w:t xml:space="preserve">▸  </w:t>
+      </w:r>
+      <w:r>
+        <w:rPr>
+          <w:b/>
           <w:color w:val="0E2A47"/>
           <w:sz w:val="22"/>
         </w:rPr>
-        <w:t>•  Always escape text that comes from merchants or customers</w:t>
+        <w:t>Use {% render %} for snippets, not {% include %}</w:t>
       </w:r>
     </w:p>
     <w:p>
       <w:pPr>
         <w:spacing w:after="80" w:line="312" w:lineRule="auto"/>
-        <w:ind w:left="283"/>
+        <w:ind w:left="340"/>
       </w:pPr>
       <w:r>
         <w:rPr>
           <w:color w:val="333333"/>
           <w:sz w:val="20"/>
         </w:rPr>
-        <w:t>Without "escape", someone can break your page by putting HTML in a product title.</w:t>
+        <w:t>{% include %} is deprecated. {% render %} is faster (it doesn't leak variables) and is the supported way to call a snippet.</w:t>
+      </w:r>
+    </w:p>
+    <w:tbl>
+      <w:tblPr>
+        <w:tblW w:type="auto" w:w="0"/>
+        <w:tblLayout w:type="fixed"/>
+        <w:tblLook w:firstColumn="1" w:firstRow="1" w:lastColumn="0" w:lastRow="0" w:noHBand="0" w:noVBand="1" w:val="04A0"/>
+      </w:tblPr>
+      <w:tblGrid>
+        <w:gridCol w:w="794"/>
+        <w:gridCol w:w="7767"/>
+      </w:tblGrid>
+      <w:tr>
+        <w:tc>
+          <w:tcPr>
+            <w:tcW w:type="dxa" w:w="794"/>
+            <w:shd w:val="clear" w:color="auto" w:fill="E8F3EC"/>
+            <w:tcBorders>
+              <w:top w:val="nil"/>
+              <w:left w:val="nil"/>
+              <w:bottom w:val="nil"/>
+              <w:right w:val="nil"/>
+            </w:tcBorders>
+            <w:vAlign w:val="center"/>
+          </w:tcPr>
+          <w:p>
+            <w:pPr>
+              <w:jc w:val="center"/>
+            </w:pPr>
+            <w:r>
+              <w:rPr>
+                <w:b/>
+                <w:color w:val="1F7A3F"/>
+                <w:sz w:val="18"/>
+              </w:rPr>
+              <w:t>DO</w:t>
+            </w:r>
+          </w:p>
+        </w:tc>
+        <w:tc>
+          <w:tcPr>
+            <w:tcW w:type="dxa" w:w="7767"/>
+            <w:shd w:val="clear" w:color="auto" w:fill="E8F3EC"/>
+            <w:tcBorders>
+              <w:top w:val="nil"/>
+              <w:left w:val="nil"/>
+              <w:bottom w:val="nil"/>
+              <w:right w:val="nil"/>
+            </w:tcBorders>
+            <w:vAlign w:val="center"/>
+          </w:tcPr>
+          <w:p>
+            <w:pPr>
+              <w:spacing w:line="288" w:lineRule="auto"/>
+            </w:pPr>
+            <w:r>
+              <w:rPr>
+                <w:rFonts w:ascii="Consolas" w:hAnsi="Consolas"/>
+                <w:color w:val="1B202D"/>
+                <w:sz w:val="19"/>
+              </w:rPr>
+              <w:t>{% render 'product-card', product: product %}</w:t>
+            </w:r>
+          </w:p>
+        </w:tc>
+      </w:tr>
+    </w:tbl>
+    <w:tbl>
+      <w:tblPr>
+        <w:tblW w:type="auto" w:w="0"/>
+        <w:tblLayout w:type="fixed"/>
+        <w:tblLook w:firstColumn="1" w:firstRow="1" w:lastColumn="0" w:lastRow="0" w:noHBand="0" w:noVBand="1" w:val="04A0"/>
+      </w:tblPr>
+      <w:tblGrid>
+        <w:gridCol w:w="794"/>
+        <w:gridCol w:w="7767"/>
+      </w:tblGrid>
+      <w:tr>
+        <w:tc>
+          <w:tcPr>
+            <w:tcW w:type="dxa" w:w="794"/>
+            <w:shd w:val="clear" w:color="auto" w:fill="FBE8E8"/>
+            <w:tcBorders>
+              <w:top w:val="nil"/>
+              <w:left w:val="nil"/>
+              <w:bottom w:val="nil"/>
+              <w:right w:val="nil"/>
+            </w:tcBorders>
+            <w:vAlign w:val="center"/>
+          </w:tcPr>
+          <w:p>
+            <w:pPr>
+              <w:jc w:val="center"/>
+            </w:pPr>
+            <w:r>
+              <w:rPr>
+                <w:b/>
+                <w:color w:val="B01E1E"/>
+                <w:sz w:val="18"/>
+              </w:rPr>
+              <w:t>AVOID</w:t>
+            </w:r>
+          </w:p>
+        </w:tc>
+        <w:tc>
+          <w:tcPr>
+            <w:tcW w:type="dxa" w:w="7767"/>
+            <w:shd w:val="clear" w:color="auto" w:fill="FBE8E8"/>
+            <w:tcBorders>
+              <w:top w:val="nil"/>
+              <w:left w:val="nil"/>
+              <w:bottom w:val="nil"/>
+              <w:right w:val="nil"/>
+            </w:tcBorders>
+            <w:vAlign w:val="center"/>
+          </w:tcPr>
+          <w:p>
+            <w:pPr>
+              <w:spacing w:line="288" w:lineRule="auto"/>
+            </w:pPr>
+            <w:r>
+              <w:rPr>
+                <w:rFonts w:ascii="Consolas" w:hAnsi="Consolas"/>
+                <w:color w:val="1B202D"/>
+                <w:sz w:val="19"/>
+              </w:rPr>
+              <w:t>{% include 'product-card' %}</w:t>
+            </w:r>
+          </w:p>
+        </w:tc>
+      </w:tr>
+    </w:tbl>
+    <w:p>
+      <w:pPr>
+        <w:spacing w:after="0"/>
+      </w:pPr>
+    </w:p>
+    <w:p>
+      <w:pPr>
+        <w:spacing w:after="40" w:before="160"/>
+      </w:pPr>
+      <w:r>
+        <w:rPr>
+          <w:b/>
+          <w:color w:val="463388"/>
+          <w:sz w:val="24"/>
+        </w:rPr>
+        <w:t xml:space="preserve">▸  </w:t>
+      </w:r>
+      <w:r>
+        <w:rPr>
+          <w:b/>
+          <w:color w:val="0E2A47"/>
+          <w:sz w:val="22"/>
+        </w:rPr>
+        <w:t>Always escape merchant or customer input</w:t>
+      </w:r>
+    </w:p>
+    <w:p>
+      <w:pPr>
+        <w:spacing w:after="80" w:line="312" w:lineRule="auto"/>
+        <w:ind w:left="340"/>
+      </w:pPr>
+      <w:r>
+        <w:rPr>
+          <w:color w:val="333333"/>
+          <w:sz w:val="20"/>
+        </w:rPr>
+        <w:t>Without "escape", someone could break your page (or worse, run JS) by putting HTML in a product title, review, or address.</w:t>
       </w:r>
     </w:p>
     <w:tbl>
@@ -857,23 +1042,31 @@
       <w:r>
         <w:rPr>
           <w:b/>
+          <w:color w:val="463388"/>
+          <w:sz w:val="24"/>
+        </w:rPr>
+        <w:t xml:space="preserve">▸  </w:t>
+      </w:r>
+      <w:r>
+        <w:rPr>
+          <w:b/>
           <w:color w:val="0E2A47"/>
           <w:sz w:val="22"/>
         </w:rPr>
-        <w:t>•  Never loop over all_products or huge collections on every page</w:t>
+        <w:t>Never loop over all_products or huge collections in a template</w:t>
       </w:r>
     </w:p>
     <w:p>
       <w:pPr>
         <w:spacing w:after="80" w:line="312" w:lineRule="auto"/>
-        <w:ind w:left="283"/>
+        <w:ind w:left="340"/>
       </w:pPr>
       <w:r>
         <w:rPr>
           <w:color w:val="333333"/>
           <w:sz w:val="20"/>
         </w:rPr>
-        <w:t>These loops slow down every single page view, especially on big stores.</w:t>
+        <w:t>These loops run on every page load. They'll slow your store to a crawl as the catalog grows.</w:t>
       </w:r>
     </w:p>
     <w:tbl>
@@ -957,23 +1150,31 @@
       <w:r>
         <w:rPr>
           <w:b/>
+          <w:color w:val="463388"/>
+          <w:sz w:val="24"/>
+        </w:rPr>
+        <w:t xml:space="preserve">▸  </w:t>
+      </w:r>
+      <w:r>
+        <w:rPr>
+          <w:b/>
           <w:color w:val="0E2A47"/>
           <w:sz w:val="22"/>
         </w:rPr>
-        <w:t>•  Group your assigns inside one {% liquid %} block</w:t>
+        <w:t>Group your logic inside one {% liquid %} block</w:t>
       </w:r>
     </w:p>
     <w:p>
       <w:pPr>
         <w:spacing w:after="80" w:line="312" w:lineRule="auto"/>
-        <w:ind w:left="283"/>
+        <w:ind w:left="340"/>
       </w:pPr>
       <w:r>
         <w:rPr>
           <w:color w:val="333333"/>
           <w:sz w:val="20"/>
         </w:rPr>
-        <w:t>Easier to read one block of logic than five scattered {% assign %} lines.</w:t>
+        <w:t>Easier to read one block of logic than five scattered {% assign %} lines mixed into the HTML.</w:t>
       </w:r>
     </w:p>
     <w:tbl>
@@ -1110,11 +1311,11 @@
               </w:rPr>
               <w:t>{% assign image = product.featured_image %}</w:t>
               <w:br/>
-              <w:t>&lt;some html&gt;</w:t>
+              <w:t>&lt;div&gt;...&lt;/div&gt;</w:t>
               <w:br/>
               <w:t>{% assign price = product.price | money %}</w:t>
               <w:br/>
-              <w:t>&lt;more html&gt;</w:t>
+              <w:t>&lt;div&gt;...&lt;/div&gt;</w:t>
               <w:br/>
               <w:t>{% assign title = product.title | escape %}</w:t>
             </w:r>
@@ -1134,23 +1335,200 @@
       <w:r>
         <w:rPr>
           <w:b/>
+          <w:color w:val="463388"/>
+          <w:sz w:val="24"/>
+        </w:rPr>
+        <w:t xml:space="preserve">▸  </w:t>
+      </w:r>
+      <w:r>
+        <w:rPr>
+          <w:b/>
           <w:color w:val="0E2A47"/>
           <w:sz w:val="22"/>
         </w:rPr>
-        <w:t>•  Put styles inside {% stylesheet %}, JS inside {% javascript %}</w:t>
+        <w:t>Trim whitespace with {%- and -%}</w:t>
       </w:r>
     </w:p>
     <w:p>
       <w:pPr>
         <w:spacing w:after="80" w:line="312" w:lineRule="auto"/>
-        <w:ind w:left="283"/>
+        <w:ind w:left="340"/>
       </w:pPr>
       <w:r>
         <w:rPr>
           <w:color w:val="333333"/>
           <w:sz w:val="20"/>
         </w:rPr>
-        <w:t>Shopify can then bundle and cache them. Inline &lt;style&gt; and &lt;script&gt; tags can't be optimised.</w:t>
+        <w:t>Without the dashes, every {% %} block leaves blank lines in your HTML. That bloats page weight and breaks tidy debugging.</w:t>
+      </w:r>
+    </w:p>
+    <w:tbl>
+      <w:tblPr>
+        <w:tblW w:type="auto" w:w="0"/>
+        <w:tblLayout w:type="fixed"/>
+        <w:tblLook w:firstColumn="1" w:firstRow="1" w:lastColumn="0" w:lastRow="0" w:noHBand="0" w:noVBand="1" w:val="04A0"/>
+      </w:tblPr>
+      <w:tblGrid>
+        <w:gridCol w:w="794"/>
+        <w:gridCol w:w="7767"/>
+      </w:tblGrid>
+      <w:tr>
+        <w:tc>
+          <w:tcPr>
+            <w:tcW w:type="dxa" w:w="794"/>
+            <w:shd w:val="clear" w:color="auto" w:fill="E8F3EC"/>
+            <w:tcBorders>
+              <w:top w:val="nil"/>
+              <w:left w:val="nil"/>
+              <w:bottom w:val="nil"/>
+              <w:right w:val="nil"/>
+            </w:tcBorders>
+            <w:vAlign w:val="center"/>
+          </w:tcPr>
+          <w:p>
+            <w:pPr>
+              <w:jc w:val="center"/>
+            </w:pPr>
+            <w:r>
+              <w:rPr>
+                <w:b/>
+                <w:color w:val="1F7A3F"/>
+                <w:sz w:val="18"/>
+              </w:rPr>
+              <w:t>DO</w:t>
+            </w:r>
+          </w:p>
+        </w:tc>
+        <w:tc>
+          <w:tcPr>
+            <w:tcW w:type="dxa" w:w="7767"/>
+            <w:shd w:val="clear" w:color="auto" w:fill="E8F3EC"/>
+            <w:tcBorders>
+              <w:top w:val="nil"/>
+              <w:left w:val="nil"/>
+              <w:bottom w:val="nil"/>
+              <w:right w:val="nil"/>
+            </w:tcBorders>
+            <w:vAlign w:val="center"/>
+          </w:tcPr>
+          <w:p>
+            <w:pPr>
+              <w:spacing w:line="288" w:lineRule="auto"/>
+            </w:pPr>
+            <w:r>
+              <w:rPr>
+                <w:rFonts w:ascii="Consolas" w:hAnsi="Consolas"/>
+                <w:color w:val="1B202D"/>
+                <w:sz w:val="19"/>
+              </w:rPr>
+              <w:t>{%- if product.available -%} In stock {%- endif -%}</w:t>
+            </w:r>
+          </w:p>
+        </w:tc>
+      </w:tr>
+    </w:tbl>
+    <w:tbl>
+      <w:tblPr>
+        <w:tblW w:type="auto" w:w="0"/>
+        <w:tblLayout w:type="fixed"/>
+        <w:tblLook w:firstColumn="1" w:firstRow="1" w:lastColumn="0" w:lastRow="0" w:noHBand="0" w:noVBand="1" w:val="04A0"/>
+      </w:tblPr>
+      <w:tblGrid>
+        <w:gridCol w:w="794"/>
+        <w:gridCol w:w="7767"/>
+      </w:tblGrid>
+      <w:tr>
+        <w:tc>
+          <w:tcPr>
+            <w:tcW w:type="dxa" w:w="794"/>
+            <w:shd w:val="clear" w:color="auto" w:fill="FBE8E8"/>
+            <w:tcBorders>
+              <w:top w:val="nil"/>
+              <w:left w:val="nil"/>
+              <w:bottom w:val="nil"/>
+              <w:right w:val="nil"/>
+            </w:tcBorders>
+            <w:vAlign w:val="center"/>
+          </w:tcPr>
+          <w:p>
+            <w:pPr>
+              <w:jc w:val="center"/>
+            </w:pPr>
+            <w:r>
+              <w:rPr>
+                <w:b/>
+                <w:color w:val="B01E1E"/>
+                <w:sz w:val="18"/>
+              </w:rPr>
+              <w:t>AVOID</w:t>
+            </w:r>
+          </w:p>
+        </w:tc>
+        <w:tc>
+          <w:tcPr>
+            <w:tcW w:type="dxa" w:w="7767"/>
+            <w:shd w:val="clear" w:color="auto" w:fill="FBE8E8"/>
+            <w:tcBorders>
+              <w:top w:val="nil"/>
+              <w:left w:val="nil"/>
+              <w:bottom w:val="nil"/>
+              <w:right w:val="nil"/>
+            </w:tcBorders>
+            <w:vAlign w:val="center"/>
+          </w:tcPr>
+          <w:p>
+            <w:pPr>
+              <w:spacing w:line="288" w:lineRule="auto"/>
+            </w:pPr>
+            <w:r>
+              <w:rPr>
+                <w:rFonts w:ascii="Consolas" w:hAnsi="Consolas"/>
+                <w:color w:val="1B202D"/>
+                <w:sz w:val="19"/>
+              </w:rPr>
+              <w:t>{% if product.available %} In stock {% endif %}</w:t>
+            </w:r>
+          </w:p>
+        </w:tc>
+      </w:tr>
+    </w:tbl>
+    <w:p>
+      <w:pPr>
+        <w:spacing w:after="0"/>
+      </w:pPr>
+    </w:p>
+    <w:p>
+      <w:pPr>
+        <w:spacing w:after="40" w:before="160"/>
+      </w:pPr>
+      <w:r>
+        <w:rPr>
+          <w:b/>
+          <w:color w:val="463388"/>
+          <w:sz w:val="24"/>
+        </w:rPr>
+        <w:t xml:space="preserve">▸  </w:t>
+      </w:r>
+      <w:r>
+        <w:rPr>
+          <w:b/>
+          <w:color w:val="0E2A47"/>
+          <w:sz w:val="22"/>
+        </w:rPr>
+        <w:t>Put styles inside {% stylesheet %}, JS inside {% javascript %}</w:t>
+      </w:r>
+    </w:p>
+    <w:p>
+      <w:pPr>
+        <w:spacing w:after="80" w:line="312" w:lineRule="auto"/>
+        <w:ind w:left="340"/>
+      </w:pPr>
+      <w:r>
+        <w:rPr>
+          <w:color w:val="333333"/>
+          <w:sz w:val="20"/>
+        </w:rPr>
+        <w:t>Shopify bundles and caches these. Inline &lt;style&gt; / &lt;script&gt; tags can't be optimised.</w:t>
       </w:r>
     </w:p>
     <w:tbl>
@@ -1306,23 +1684,31 @@
       <w:r>
         <w:rPr>
           <w:b/>
+          <w:color w:val="463388"/>
+          <w:sz w:val="24"/>
+        </w:rPr>
+        <w:t xml:space="preserve">▸  </w:t>
+      </w:r>
+      <w:r>
+        <w:rPr>
+          <w:b/>
           <w:color w:val="0E2A47"/>
           <w:sz w:val="22"/>
         </w:rPr>
-        <w:t>•  Use sections, not hardcoded HTML, on home and landing pages</w:t>
+        <w:t>Use sections, not hardcoded HTML, for page parts</w:t>
       </w:r>
     </w:p>
     <w:p>
       <w:pPr>
         <w:spacing w:after="80" w:line="312" w:lineRule="auto"/>
-        <w:ind w:left="283"/>
+        <w:ind w:left="340"/>
       </w:pPr>
       <w:r>
         <w:rPr>
           <w:color w:val="333333"/>
           <w:sz w:val="20"/>
         </w:rPr>
-        <w:t>Online Store 2.0 lets merchants reorder sections in the theme editor. Hardcoded HTML breaks that.</w:t>
+        <w:t>Online Store 2.0 lets merchants reorder sections in the theme editor. Hardcoded HTML can't be moved or hidden.</w:t>
       </w:r>
     </w:p>
     <w:tbl>
@@ -1384,7 +1770,7 @@
                 <w:color w:val="1B202D"/>
                 <w:sz w:val="19"/>
               </w:rPr>
-              <w:t>templates/index.json   ← lists the sections to render</w:t>
+              <w:t>templates/index.json — JSON file that lists sections</w:t>
             </w:r>
           </w:p>
         </w:tc>
@@ -1467,23 +1853,31 @@
       <w:r>
         <w:rPr>
           <w:b/>
+          <w:color w:val="463388"/>
+          <w:sz w:val="24"/>
+        </w:rPr>
+        <w:t xml:space="preserve">▸  </w:t>
+      </w:r>
+      <w:r>
+        <w:rPr>
+          <w:b/>
           <w:color w:val="0E2A47"/>
           <w:sz w:val="22"/>
         </w:rPr>
-        <w:t>•  Use translation keys, not hardcoded English text</w:t>
+        <w:t>Use translation keys, not hardcoded English</w:t>
       </w:r>
     </w:p>
     <w:p>
       <w:pPr>
         <w:spacing w:after="80" w:line="312" w:lineRule="auto"/>
-        <w:ind w:left="283"/>
+        <w:ind w:left="340"/>
       </w:pPr>
       <w:r>
         <w:rPr>
           <w:color w:val="333333"/>
           <w:sz w:val="20"/>
         </w:rPr>
-        <w:t>Add the key to /locales/en.default.json, then call it with the t filter.</w:t>
+        <w:t>Every label belongs in /locales/en.default.json and is called via the t filter. This is also how stores in other languages work.</w:t>
       </w:r>
     </w:p>
     <w:tbl>
@@ -1628,23 +2022,200 @@
       <w:r>
         <w:rPr>
           <w:b/>
+          <w:color w:val="463388"/>
+          <w:sz w:val="24"/>
+        </w:rPr>
+        <w:t xml:space="preserve">▸  </w:t>
+      </w:r>
+      <w:r>
+        <w:rPr>
+          <w:b/>
           <w:color w:val="0E2A47"/>
           <w:sz w:val="22"/>
         </w:rPr>
-        <w:t>•  Use the money filter for prices — never hand-format</w:t>
+        <w:t>aria-label values also need translating</w:t>
       </w:r>
     </w:p>
     <w:p>
       <w:pPr>
         <w:spacing w:after="80" w:line="312" w:lineRule="auto"/>
-        <w:ind w:left="283"/>
+        <w:ind w:left="340"/>
       </w:pPr>
       <w:r>
         <w:rPr>
           <w:color w:val="333333"/>
           <w:sz w:val="20"/>
         </w:rPr>
-        <w:t>Different countries format prices differently. Let Shopify handle it.</w:t>
+        <w:t>Easy to miss because they're invisible. Search your code for hardcoded aria-label="..." strings.</w:t>
+      </w:r>
+    </w:p>
+    <w:tbl>
+      <w:tblPr>
+        <w:tblW w:type="auto" w:w="0"/>
+        <w:tblLayout w:type="fixed"/>
+        <w:tblLook w:firstColumn="1" w:firstRow="1" w:lastColumn="0" w:lastRow="0" w:noHBand="0" w:noVBand="1" w:val="04A0"/>
+      </w:tblPr>
+      <w:tblGrid>
+        <w:gridCol w:w="794"/>
+        <w:gridCol w:w="7767"/>
+      </w:tblGrid>
+      <w:tr>
+        <w:tc>
+          <w:tcPr>
+            <w:tcW w:type="dxa" w:w="794"/>
+            <w:shd w:val="clear" w:color="auto" w:fill="E8F3EC"/>
+            <w:tcBorders>
+              <w:top w:val="nil"/>
+              <w:left w:val="nil"/>
+              <w:bottom w:val="nil"/>
+              <w:right w:val="nil"/>
+            </w:tcBorders>
+            <w:vAlign w:val="center"/>
+          </w:tcPr>
+          <w:p>
+            <w:pPr>
+              <w:jc w:val="center"/>
+            </w:pPr>
+            <w:r>
+              <w:rPr>
+                <w:b/>
+                <w:color w:val="1F7A3F"/>
+                <w:sz w:val="18"/>
+              </w:rPr>
+              <w:t>DO</w:t>
+            </w:r>
+          </w:p>
+        </w:tc>
+        <w:tc>
+          <w:tcPr>
+            <w:tcW w:type="dxa" w:w="7767"/>
+            <w:shd w:val="clear" w:color="auto" w:fill="E8F3EC"/>
+            <w:tcBorders>
+              <w:top w:val="nil"/>
+              <w:left w:val="nil"/>
+              <w:bottom w:val="nil"/>
+              <w:right w:val="nil"/>
+            </w:tcBorders>
+            <w:vAlign w:val="center"/>
+          </w:tcPr>
+          <w:p>
+            <w:pPr>
+              <w:spacing w:line="288" w:lineRule="auto"/>
+            </w:pPr>
+            <w:r>
+              <w:rPr>
+                <w:rFonts w:ascii="Consolas" w:hAnsi="Consolas"/>
+                <w:color w:val="1B202D"/>
+                <w:sz w:val="19"/>
+              </w:rPr>
+              <w:t>&lt;button aria-label="{{ 'accessibility.close' | t }}"&gt;×&lt;/button&gt;</w:t>
+            </w:r>
+          </w:p>
+        </w:tc>
+      </w:tr>
+    </w:tbl>
+    <w:tbl>
+      <w:tblPr>
+        <w:tblW w:type="auto" w:w="0"/>
+        <w:tblLayout w:type="fixed"/>
+        <w:tblLook w:firstColumn="1" w:firstRow="1" w:lastColumn="0" w:lastRow="0" w:noHBand="0" w:noVBand="1" w:val="04A0"/>
+      </w:tblPr>
+      <w:tblGrid>
+        <w:gridCol w:w="794"/>
+        <w:gridCol w:w="7767"/>
+      </w:tblGrid>
+      <w:tr>
+        <w:tc>
+          <w:tcPr>
+            <w:tcW w:type="dxa" w:w="794"/>
+            <w:shd w:val="clear" w:color="auto" w:fill="FBE8E8"/>
+            <w:tcBorders>
+              <w:top w:val="nil"/>
+              <w:left w:val="nil"/>
+              <w:bottom w:val="nil"/>
+              <w:right w:val="nil"/>
+            </w:tcBorders>
+            <w:vAlign w:val="center"/>
+          </w:tcPr>
+          <w:p>
+            <w:pPr>
+              <w:jc w:val="center"/>
+            </w:pPr>
+            <w:r>
+              <w:rPr>
+                <w:b/>
+                <w:color w:val="B01E1E"/>
+                <w:sz w:val="18"/>
+              </w:rPr>
+              <w:t>AVOID</w:t>
+            </w:r>
+          </w:p>
+        </w:tc>
+        <w:tc>
+          <w:tcPr>
+            <w:tcW w:type="dxa" w:w="7767"/>
+            <w:shd w:val="clear" w:color="auto" w:fill="FBE8E8"/>
+            <w:tcBorders>
+              <w:top w:val="nil"/>
+              <w:left w:val="nil"/>
+              <w:bottom w:val="nil"/>
+              <w:right w:val="nil"/>
+            </w:tcBorders>
+            <w:vAlign w:val="center"/>
+          </w:tcPr>
+          <w:p>
+            <w:pPr>
+              <w:spacing w:line="288" w:lineRule="auto"/>
+            </w:pPr>
+            <w:r>
+              <w:rPr>
+                <w:rFonts w:ascii="Consolas" w:hAnsi="Consolas"/>
+                <w:color w:val="1B202D"/>
+                <w:sz w:val="19"/>
+              </w:rPr>
+              <w:t>&lt;button aria-label="Close"&gt;×&lt;/button&gt;</w:t>
+            </w:r>
+          </w:p>
+        </w:tc>
+      </w:tr>
+    </w:tbl>
+    <w:p>
+      <w:pPr>
+        <w:spacing w:after="0"/>
+      </w:pPr>
+    </w:p>
+    <w:p>
+      <w:pPr>
+        <w:spacing w:after="40" w:before="160"/>
+      </w:pPr>
+      <w:r>
+        <w:rPr>
+          <w:b/>
+          <w:color w:val="463388"/>
+          <w:sz w:val="24"/>
+        </w:rPr>
+        <w:t xml:space="preserve">▸  </w:t>
+      </w:r>
+      <w:r>
+        <w:rPr>
+          <w:b/>
+          <w:color w:val="0E2A47"/>
+          <w:sz w:val="22"/>
+        </w:rPr>
+        <w:t>Use the money filter for prices, never hand-format</w:t>
+      </w:r>
+    </w:p>
+    <w:p>
+      <w:pPr>
+        <w:spacing w:after="80" w:line="312" w:lineRule="auto"/>
+        <w:ind w:left="340"/>
+      </w:pPr>
+      <w:r>
+        <w:rPr>
+          <w:color w:val="333333"/>
+          <w:sz w:val="20"/>
+        </w:rPr>
+        <w:t>Different countries format money differently (1,000.00 vs 1.000,00). Shopify's filter handles all of it.</w:t>
       </w:r>
     </w:p>
     <w:tbl>
@@ -1789,23 +2360,202 @@
       <w:r>
         <w:rPr>
           <w:b/>
+          <w:color w:val="463388"/>
+          <w:sz w:val="24"/>
+        </w:rPr>
+        <w:t xml:space="preserve">▸  </w:t>
+      </w:r>
+      <w:r>
+        <w:rPr>
+          <w:b/>
           <w:color w:val="0E2A47"/>
           <w:sz w:val="22"/>
         </w:rPr>
-        <w:t>•  Don't leave dead snippets or commented-out code lying around</w:t>
+        <w:t>Reuse a snippet — don't copy-paste markup</w:t>
       </w:r>
     </w:p>
     <w:p>
       <w:pPr>
         <w:spacing w:after="80" w:line="312" w:lineRule="auto"/>
-        <w:ind w:left="283"/>
+        <w:ind w:left="340"/>
       </w:pPr>
       <w:r>
         <w:rPr>
           <w:color w:val="333333"/>
           <w:sz w:val="20"/>
         </w:rPr>
-        <w:t>If you removed it, delete it. Git history keeps the old version if you ever need it back.</w:t>
+        <w:t>If you wrote the same block twice, move it into /snippets/ and render it. One place to fix bugs.</w:t>
+      </w:r>
+    </w:p>
+    <w:tbl>
+      <w:tblPr>
+        <w:tblW w:type="auto" w:w="0"/>
+        <w:tblLayout w:type="fixed"/>
+        <w:tblLook w:firstColumn="1" w:firstRow="1" w:lastColumn="0" w:lastRow="0" w:noHBand="0" w:noVBand="1" w:val="04A0"/>
+      </w:tblPr>
+      <w:tblGrid>
+        <w:gridCol w:w="794"/>
+        <w:gridCol w:w="7767"/>
+      </w:tblGrid>
+      <w:tr>
+        <w:tc>
+          <w:tcPr>
+            <w:tcW w:type="dxa" w:w="794"/>
+            <w:shd w:val="clear" w:color="auto" w:fill="E8F3EC"/>
+            <w:tcBorders>
+              <w:top w:val="nil"/>
+              <w:left w:val="nil"/>
+              <w:bottom w:val="nil"/>
+              <w:right w:val="nil"/>
+            </w:tcBorders>
+            <w:vAlign w:val="center"/>
+          </w:tcPr>
+          <w:p>
+            <w:pPr>
+              <w:jc w:val="center"/>
+            </w:pPr>
+            <w:r>
+              <w:rPr>
+                <w:b/>
+                <w:color w:val="1F7A3F"/>
+                <w:sz w:val="18"/>
+              </w:rPr>
+              <w:t>DO</w:t>
+            </w:r>
+          </w:p>
+        </w:tc>
+        <w:tc>
+          <w:tcPr>
+            <w:tcW w:type="dxa" w:w="7767"/>
+            <w:shd w:val="clear" w:color="auto" w:fill="E8F3EC"/>
+            <w:tcBorders>
+              <w:top w:val="nil"/>
+              <w:left w:val="nil"/>
+              <w:bottom w:val="nil"/>
+              <w:right w:val="nil"/>
+            </w:tcBorders>
+            <w:vAlign w:val="center"/>
+          </w:tcPr>
+          <w:p>
+            <w:pPr>
+              <w:spacing w:line="288" w:lineRule="auto"/>
+            </w:pPr>
+            <w:r>
+              <w:rPr>
+                <w:rFonts w:ascii="Consolas" w:hAnsi="Consolas"/>
+                <w:color w:val="1B202D"/>
+                <w:sz w:val="19"/>
+              </w:rPr>
+              <w:t>{% render 'product-card', product: product %}</w:t>
+            </w:r>
+          </w:p>
+        </w:tc>
+      </w:tr>
+    </w:tbl>
+    <w:tbl>
+      <w:tblPr>
+        <w:tblW w:type="auto" w:w="0"/>
+        <w:tblLayout w:type="fixed"/>
+        <w:tblLook w:firstColumn="1" w:firstRow="1" w:lastColumn="0" w:lastRow="0" w:noHBand="0" w:noVBand="1" w:val="04A0"/>
+      </w:tblPr>
+      <w:tblGrid>
+        <w:gridCol w:w="794"/>
+        <w:gridCol w:w="7767"/>
+      </w:tblGrid>
+      <w:tr>
+        <w:tc>
+          <w:tcPr>
+            <w:tcW w:type="dxa" w:w="794"/>
+            <w:shd w:val="clear" w:color="auto" w:fill="FBE8E8"/>
+            <w:tcBorders>
+              <w:top w:val="nil"/>
+              <w:left w:val="nil"/>
+              <w:bottom w:val="nil"/>
+              <w:right w:val="nil"/>
+            </w:tcBorders>
+            <w:vAlign w:val="center"/>
+          </w:tcPr>
+          <w:p>
+            <w:pPr>
+              <w:jc w:val="center"/>
+            </w:pPr>
+            <w:r>
+              <w:rPr>
+                <w:b/>
+                <w:color w:val="B01E1E"/>
+                <w:sz w:val="18"/>
+              </w:rPr>
+              <w:t>AVOID</w:t>
+            </w:r>
+          </w:p>
+        </w:tc>
+        <w:tc>
+          <w:tcPr>
+            <w:tcW w:type="dxa" w:w="7767"/>
+            <w:shd w:val="clear" w:color="auto" w:fill="FBE8E8"/>
+            <w:tcBorders>
+              <w:top w:val="nil"/>
+              <w:left w:val="nil"/>
+              <w:bottom w:val="nil"/>
+              <w:right w:val="nil"/>
+            </w:tcBorders>
+            <w:vAlign w:val="center"/>
+          </w:tcPr>
+          <w:p>
+            <w:pPr>
+              <w:spacing w:line="288" w:lineRule="auto"/>
+            </w:pPr>
+            <w:r>
+              <w:rPr>
+                <w:rFonts w:ascii="Consolas" w:hAnsi="Consolas"/>
+                <w:color w:val="1B202D"/>
+                <w:sz w:val="19"/>
+              </w:rPr>
+              <w:t>&lt;!-- 50 lines of product-card HTML repeated</w:t>
+              <w:br/>
+              <w:t xml:space="preserve">     in 6 different sections --&gt;</w:t>
+            </w:r>
+          </w:p>
+        </w:tc>
+      </w:tr>
+    </w:tbl>
+    <w:p>
+      <w:pPr>
+        <w:spacing w:after="0"/>
+      </w:pPr>
+    </w:p>
+    <w:p>
+      <w:pPr>
+        <w:spacing w:after="40" w:before="160"/>
+      </w:pPr>
+      <w:r>
+        <w:rPr>
+          <w:b/>
+          <w:color w:val="463388"/>
+          <w:sz w:val="24"/>
+        </w:rPr>
+        <w:t xml:space="preserve">▸  </w:t>
+      </w:r>
+      <w:r>
+        <w:rPr>
+          <w:b/>
+          <w:color w:val="0E2A47"/>
+          <w:sz w:val="22"/>
+        </w:rPr>
+        <w:t>Don't leave dead snippets or commented-out blocks</w:t>
+      </w:r>
+    </w:p>
+    <w:p>
+      <w:pPr>
+        <w:spacing w:after="80" w:line="312" w:lineRule="auto"/>
+        <w:ind w:left="340"/>
+      </w:pPr>
+      <w:r>
+        <w:rPr>
+          <w:color w:val="333333"/>
+          <w:sz w:val="20"/>
+        </w:rPr>
+        <w:t>If you removed it, delete it. Git keeps the old version if you ever need it back.</w:t>
       </w:r>
     </w:p>
     <w:tbl>
@@ -1883,77 +2633,37 @@
       </w:pPr>
     </w:p>
     <w:p>
-      <w:r>
-        <w:br w:type="page"/>
-      </w:r>
-    </w:p>
-    <w:p>
       <w:pPr>
         <w:spacing w:after="40" w:before="160"/>
       </w:pPr>
       <w:r>
         <w:rPr>
           <w:b/>
-          <w:color w:val="1F7A3F"/>
-          <w:sz w:val="18"/>
+          <w:color w:val="463388"/>
+          <w:sz w:val="24"/>
         </w:rPr>
-        <w:t>SECTION 02 — DO / AVOID</w:t>
+        <w:t xml:space="preserve">▸  </w:t>
       </w:r>
-    </w:p>
-    <w:p>
-      <w:pPr>
-        <w:spacing w:before="0" w:after="160"/>
-        <w:pBdr>
-          <w:bottom w:val="single" w:sz="8" w:space="4" w:color="1F7A3F"/>
-        </w:pBdr>
-      </w:pPr>
-      <w:r>
-        <w:rPr>
-          <w:b/>
-          <w:color w:val="1F7A3F"/>
-          <w:sz w:val="40"/>
-        </w:rPr>
-        <w:t>SEO</w:t>
-      </w:r>
-    </w:p>
-    <w:p>
-      <w:pPr>
-        <w:spacing w:after="120" w:line="312" w:lineRule="auto"/>
-      </w:pPr>
-      <w:r>
-        <w:rPr>
-          <w:b w:val="0"/>
-          <w:i w:val="0"/>
-          <w:color w:val="333333"/>
-          <w:sz w:val="21"/>
-        </w:rPr>
-        <w:t>Helping Google understand and rank your pages.</w:t>
-      </w:r>
-    </w:p>
-    <w:p>
-      <w:pPr>
-        <w:spacing w:after="40" w:before="160"/>
-      </w:pPr>
       <w:r>
         <w:rPr>
           <w:b/>
           <w:color w:val="0E2A47"/>
           <w:sz w:val="22"/>
         </w:rPr>
-        <w:t>•  Use exactly one &lt;h1&gt; per page — and make it match the page topic</w:t>
+        <w:t>Validate every section schema</w:t>
       </w:r>
     </w:p>
     <w:p>
       <w:pPr>
         <w:spacing w:after="80" w:line="312" w:lineRule="auto"/>
-        <w:ind w:left="283"/>
+        <w:ind w:left="340"/>
       </w:pPr>
       <w:r>
         <w:rPr>
           <w:color w:val="333333"/>
           <w:sz w:val="20"/>
         </w:rPr>
-        <w:t>Two h1s confuse Google. PDP h1 = product name. Collection page h1 = collection name.</w:t>
+        <w:t>A broken schema breaks the theme editor for the merchant. JSON must be valid; setting IDs must use snake_case.</w:t>
       </w:r>
     </w:p>
     <w:tbl>
@@ -2015,11 +2725,7 @@
                 <w:color w:val="1B202D"/>
                 <w:sz w:val="19"/>
               </w:rPr>
-              <w:t>&lt;h1&gt;{{ product.title }}&lt;/h1&gt;</w:t>
-              <w:br/>
-              <w:t>&lt;h2&gt;Description&lt;/h2&gt;</w:t>
-              <w:br/>
-              <w:t>&lt;h3&gt;Materials&lt;/h3&gt;</w:t>
+              <w:t>"id": "padding_top",   ← snake_case, valid JSON</w:t>
             </w:r>
           </w:p>
         </w:tc>
@@ -2084,841 +2790,7 @@
                 <w:color w:val="1B202D"/>
                 <w:sz w:val="19"/>
               </w:rPr>
-              <w:t>&lt;h1&gt;Welcome to our store&lt;/h1&gt;</w:t>
-              <w:br/>
-              <w:t>&lt;h1&gt;{{ product.title }}&lt;/h1&gt;   ← second h1</w:t>
-            </w:r>
-          </w:p>
-        </w:tc>
-      </w:tr>
-    </w:tbl>
-    <w:p>
-      <w:pPr>
-        <w:spacing w:after="0"/>
-      </w:pPr>
-    </w:p>
-    <w:p>
-      <w:pPr>
-        <w:spacing w:after="40" w:before="160"/>
-      </w:pPr>
-      <w:r>
-        <w:rPr>
-          <w:b/>
-          <w:color w:val="0E2A47"/>
-          <w:sz w:val="22"/>
-        </w:rPr>
-        <w:t>•  Every page needs a unique &lt;title&gt; and meta description</w:t>
-      </w:r>
-    </w:p>
-    <w:p>
-      <w:pPr>
-        <w:spacing w:after="80" w:line="312" w:lineRule="auto"/>
-        <w:ind w:left="283"/>
-      </w:pPr>
-      <w:r>
-        <w:rPr>
-          <w:color w:val="333333"/>
-          <w:sz w:val="20"/>
-        </w:rPr>
-        <w:t>Title 50–60 characters. Description 150–160. Shopify generates them by default; just don't remove them.</w:t>
-      </w:r>
-    </w:p>
-    <w:tbl>
-      <w:tblPr>
-        <w:tblW w:type="auto" w:w="0"/>
-        <w:tblLayout w:type="fixed"/>
-        <w:tblLook w:firstColumn="1" w:firstRow="1" w:lastColumn="0" w:lastRow="0" w:noHBand="0" w:noVBand="1" w:val="04A0"/>
-      </w:tblPr>
-      <w:tblGrid>
-        <w:gridCol w:w="794"/>
-        <w:gridCol w:w="7767"/>
-      </w:tblGrid>
-      <w:tr>
-        <w:tc>
-          <w:tcPr>
-            <w:tcW w:type="dxa" w:w="794"/>
-            <w:shd w:val="clear" w:color="auto" w:fill="E8F3EC"/>
-            <w:tcBorders>
-              <w:top w:val="nil"/>
-              <w:left w:val="nil"/>
-              <w:bottom w:val="nil"/>
-              <w:right w:val="nil"/>
-            </w:tcBorders>
-            <w:vAlign w:val="center"/>
-          </w:tcPr>
-          <w:p>
-            <w:pPr>
-              <w:jc w:val="center"/>
-            </w:pPr>
-            <w:r>
-              <w:rPr>
-                <w:b/>
-                <w:color w:val="1F7A3F"/>
-                <w:sz w:val="18"/>
-              </w:rPr>
-              <w:t>DO</w:t>
-            </w:r>
-          </w:p>
-        </w:tc>
-        <w:tc>
-          <w:tcPr>
-            <w:tcW w:type="dxa" w:w="7767"/>
-            <w:shd w:val="clear" w:color="auto" w:fill="E8F3EC"/>
-            <w:tcBorders>
-              <w:top w:val="nil"/>
-              <w:left w:val="nil"/>
-              <w:bottom w:val="nil"/>
-              <w:right w:val="nil"/>
-            </w:tcBorders>
-            <w:vAlign w:val="center"/>
-          </w:tcPr>
-          <w:p>
-            <w:pPr>
-              <w:spacing w:line="288" w:lineRule="auto"/>
-            </w:pPr>
-            <w:r>
-              <w:rPr>
-                <w:rFonts w:ascii="Consolas" w:hAnsi="Consolas"/>
-                <w:color w:val="1B202D"/>
-                <w:sz w:val="19"/>
-              </w:rPr>
-              <w:t>&lt;title&gt;{{ page_title }} | {{ shop.name }}&lt;/title&gt;</w:t>
-              <w:br/>
-              <w:t>&lt;meta name="description" content="{{ page_description | escape }}"&gt;</w:t>
-            </w:r>
-          </w:p>
-        </w:tc>
-      </w:tr>
-    </w:tbl>
-    <w:p>
-      <w:pPr>
-        <w:spacing w:after="0"/>
-      </w:pPr>
-    </w:p>
-    <w:p>
-      <w:pPr>
-        <w:spacing w:after="40" w:before="160"/>
-      </w:pPr>
-      <w:r>
-        <w:rPr>
-          <w:b/>
-          <w:color w:val="0E2A47"/>
-          <w:sz w:val="22"/>
-        </w:rPr>
-        <w:t>•  Use canonical URLs on every page</w:t>
-      </w:r>
-    </w:p>
-    <w:p>
-      <w:pPr>
-        <w:spacing w:after="80" w:line="312" w:lineRule="auto"/>
-        <w:ind w:left="283"/>
-      </w:pPr>
-      <w:r>
-        <w:rPr>
-          <w:color w:val="333333"/>
-          <w:sz w:val="20"/>
-        </w:rPr>
-        <w:t>Tells Google the real address when the same page is reachable from multiple URLs.</w:t>
-      </w:r>
-    </w:p>
-    <w:tbl>
-      <w:tblPr>
-        <w:tblW w:type="auto" w:w="0"/>
-        <w:tblLayout w:type="fixed"/>
-        <w:tblLook w:firstColumn="1" w:firstRow="1" w:lastColumn="0" w:lastRow="0" w:noHBand="0" w:noVBand="1" w:val="04A0"/>
-      </w:tblPr>
-      <w:tblGrid>
-        <w:gridCol w:w="794"/>
-        <w:gridCol w:w="7767"/>
-      </w:tblGrid>
-      <w:tr>
-        <w:tc>
-          <w:tcPr>
-            <w:tcW w:type="dxa" w:w="794"/>
-            <w:shd w:val="clear" w:color="auto" w:fill="E8F3EC"/>
-            <w:tcBorders>
-              <w:top w:val="nil"/>
-              <w:left w:val="nil"/>
-              <w:bottom w:val="nil"/>
-              <w:right w:val="nil"/>
-            </w:tcBorders>
-            <w:vAlign w:val="center"/>
-          </w:tcPr>
-          <w:p>
-            <w:pPr>
-              <w:jc w:val="center"/>
-            </w:pPr>
-            <w:r>
-              <w:rPr>
-                <w:b/>
-                <w:color w:val="1F7A3F"/>
-                <w:sz w:val="18"/>
-              </w:rPr>
-              <w:t>DO</w:t>
-            </w:r>
-          </w:p>
-        </w:tc>
-        <w:tc>
-          <w:tcPr>
-            <w:tcW w:type="dxa" w:w="7767"/>
-            <w:shd w:val="clear" w:color="auto" w:fill="E8F3EC"/>
-            <w:tcBorders>
-              <w:top w:val="nil"/>
-              <w:left w:val="nil"/>
-              <w:bottom w:val="nil"/>
-              <w:right w:val="nil"/>
-            </w:tcBorders>
-            <w:vAlign w:val="center"/>
-          </w:tcPr>
-          <w:p>
-            <w:pPr>
-              <w:spacing w:line="288" w:lineRule="auto"/>
-            </w:pPr>
-            <w:r>
-              <w:rPr>
-                <w:rFonts w:ascii="Consolas" w:hAnsi="Consolas"/>
-                <w:color w:val="1B202D"/>
-                <w:sz w:val="19"/>
-              </w:rPr>
-              <w:t>&lt;link rel="canonical" href="{{ canonical_url }}"&gt;</w:t>
-            </w:r>
-          </w:p>
-        </w:tc>
-      </w:tr>
-    </w:tbl>
-    <w:p>
-      <w:pPr>
-        <w:spacing w:after="0"/>
-      </w:pPr>
-    </w:p>
-    <w:p>
-      <w:pPr>
-        <w:spacing w:after="40" w:before="160"/>
-      </w:pPr>
-      <w:r>
-        <w:rPr>
-          <w:b/>
-          <w:color w:val="0E2A47"/>
-          <w:sz w:val="22"/>
-        </w:rPr>
-        <w:t>•  Add JSON-LD product schema on product pages</w:t>
-      </w:r>
-    </w:p>
-    <w:p>
-      <w:pPr>
-        <w:spacing w:after="80" w:line="312" w:lineRule="auto"/>
-        <w:ind w:left="283"/>
-      </w:pPr>
-      <w:r>
-        <w:rPr>
-          <w:color w:val="333333"/>
-          <w:sz w:val="20"/>
-        </w:rPr>
-        <w:t>Helps Google show rich product results (price, rating, availability). Test it at search.google.com/test/rich-results.</w:t>
-      </w:r>
-    </w:p>
-    <w:tbl>
-      <w:tblPr>
-        <w:tblW w:type="auto" w:w="0"/>
-        <w:tblLayout w:type="fixed"/>
-        <w:tblLook w:firstColumn="1" w:firstRow="1" w:lastColumn="0" w:lastRow="0" w:noHBand="0" w:noVBand="1" w:val="04A0"/>
-      </w:tblPr>
-      <w:tblGrid>
-        <w:gridCol w:w="794"/>
-        <w:gridCol w:w="7767"/>
-      </w:tblGrid>
-      <w:tr>
-        <w:tc>
-          <w:tcPr>
-            <w:tcW w:type="dxa" w:w="794"/>
-            <w:shd w:val="clear" w:color="auto" w:fill="E8F3EC"/>
-            <w:tcBorders>
-              <w:top w:val="nil"/>
-              <w:left w:val="nil"/>
-              <w:bottom w:val="nil"/>
-              <w:right w:val="nil"/>
-            </w:tcBorders>
-            <w:vAlign w:val="center"/>
-          </w:tcPr>
-          <w:p>
-            <w:pPr>
-              <w:jc w:val="center"/>
-            </w:pPr>
-            <w:r>
-              <w:rPr>
-                <w:b/>
-                <w:color w:val="1F7A3F"/>
-                <w:sz w:val="18"/>
-              </w:rPr>
-              <w:t>DO</w:t>
-            </w:r>
-          </w:p>
-        </w:tc>
-        <w:tc>
-          <w:tcPr>
-            <w:tcW w:type="dxa" w:w="7767"/>
-            <w:shd w:val="clear" w:color="auto" w:fill="E8F3EC"/>
-            <w:tcBorders>
-              <w:top w:val="nil"/>
-              <w:left w:val="nil"/>
-              <w:bottom w:val="nil"/>
-              <w:right w:val="nil"/>
-            </w:tcBorders>
-            <w:vAlign w:val="center"/>
-          </w:tcPr>
-          <w:p>
-            <w:pPr>
-              <w:spacing w:line="288" w:lineRule="auto"/>
-            </w:pPr>
-            <w:r>
-              <w:rPr>
-                <w:rFonts w:ascii="Consolas" w:hAnsi="Consolas"/>
-                <w:color w:val="1B202D"/>
-                <w:sz w:val="19"/>
-              </w:rPr>
-              <w:t>&lt;script type="application/ld+json"&gt;</w:t>
-              <w:br/>
-              <w:t>{</w:t>
-              <w:br/>
-              <w:t xml:space="preserve">  "@context": "https://schema.org",</w:t>
-              <w:br/>
-              <w:t xml:space="preserve">  "@type": "Product",</w:t>
-              <w:br/>
-              <w:t xml:space="preserve">  "name": "{{ product.title | escape }}",</w:t>
-              <w:br/>
-              <w:t xml:space="preserve">  "image": "{{ product.featured_image | image_url: width: 1200 }}",</w:t>
-              <w:br/>
-              <w:t xml:space="preserve">  "offers": {</w:t>
-              <w:br/>
-              <w:t xml:space="preserve">    "@type": "Offer",</w:t>
-              <w:br/>
-              <w:t xml:space="preserve">    "price": "{{ product.price | money_without_currency }}"</w:t>
-              <w:br/>
-              <w:t xml:space="preserve">  }</w:t>
-              <w:br/>
-              <w:t>}</w:t>
-              <w:br/>
-              <w:t>&lt;/script&gt;</w:t>
-            </w:r>
-          </w:p>
-        </w:tc>
-      </w:tr>
-    </w:tbl>
-    <w:p>
-      <w:pPr>
-        <w:spacing w:after="0"/>
-      </w:pPr>
-    </w:p>
-    <w:p>
-      <w:pPr>
-        <w:spacing w:after="40" w:before="160"/>
-      </w:pPr>
-      <w:r>
-        <w:rPr>
-          <w:b/>
-          <w:color w:val="0E2A47"/>
-          <w:sz w:val="22"/>
-        </w:rPr>
-        <w:t>•  Add Open Graph tags so shared links show a nice preview</w:t>
-      </w:r>
-    </w:p>
-    <w:p>
-      <w:pPr>
-        <w:spacing w:after="80" w:line="312" w:lineRule="auto"/>
-        <w:ind w:left="283"/>
-      </w:pPr>
-      <w:r>
-        <w:rPr>
-          <w:color w:val="333333"/>
-          <w:sz w:val="20"/>
-        </w:rPr>
-        <w:t>Without them, your link looks blank on Facebook, WhatsApp, LinkedIn.</w:t>
-      </w:r>
-    </w:p>
-    <w:tbl>
-      <w:tblPr>
-        <w:tblW w:type="auto" w:w="0"/>
-        <w:tblLayout w:type="fixed"/>
-        <w:tblLook w:firstColumn="1" w:firstRow="1" w:lastColumn="0" w:lastRow="0" w:noHBand="0" w:noVBand="1" w:val="04A0"/>
-      </w:tblPr>
-      <w:tblGrid>
-        <w:gridCol w:w="794"/>
-        <w:gridCol w:w="7767"/>
-      </w:tblGrid>
-      <w:tr>
-        <w:tc>
-          <w:tcPr>
-            <w:tcW w:type="dxa" w:w="794"/>
-            <w:shd w:val="clear" w:color="auto" w:fill="E8F3EC"/>
-            <w:tcBorders>
-              <w:top w:val="nil"/>
-              <w:left w:val="nil"/>
-              <w:bottom w:val="nil"/>
-              <w:right w:val="nil"/>
-            </w:tcBorders>
-            <w:vAlign w:val="center"/>
-          </w:tcPr>
-          <w:p>
-            <w:pPr>
-              <w:jc w:val="center"/>
-            </w:pPr>
-            <w:r>
-              <w:rPr>
-                <w:b/>
-                <w:color w:val="1F7A3F"/>
-                <w:sz w:val="18"/>
-              </w:rPr>
-              <w:t>DO</w:t>
-            </w:r>
-          </w:p>
-        </w:tc>
-        <w:tc>
-          <w:tcPr>
-            <w:tcW w:type="dxa" w:w="7767"/>
-            <w:shd w:val="clear" w:color="auto" w:fill="E8F3EC"/>
-            <w:tcBorders>
-              <w:top w:val="nil"/>
-              <w:left w:val="nil"/>
-              <w:bottom w:val="nil"/>
-              <w:right w:val="nil"/>
-            </w:tcBorders>
-            <w:vAlign w:val="center"/>
-          </w:tcPr>
-          <w:p>
-            <w:pPr>
-              <w:spacing w:line="288" w:lineRule="auto"/>
-            </w:pPr>
-            <w:r>
-              <w:rPr>
-                <w:rFonts w:ascii="Consolas" w:hAnsi="Consolas"/>
-                <w:color w:val="1B202D"/>
-                <w:sz w:val="19"/>
-              </w:rPr>
-              <w:t>&lt;meta property="og:title" content="{{ page_title | escape }}"&gt;</w:t>
-              <w:br/>
-              <w:t>&lt;meta property="og:description" content="{{ page_description | escape }}"&gt;</w:t>
-              <w:br/>
-              <w:t>&lt;meta property="og:image" content="{{ page_image | image_url: width: 1200 }}"&gt;</w:t>
-              <w:br/>
-              <w:t>&lt;meta property="og:url" content="{{ canonical_url }}"&gt;</w:t>
-            </w:r>
-          </w:p>
-        </w:tc>
-      </w:tr>
-    </w:tbl>
-    <w:p>
-      <w:pPr>
-        <w:spacing w:after="0"/>
-      </w:pPr>
-    </w:p>
-    <w:p>
-      <w:pPr>
-        <w:spacing w:after="40" w:before="160"/>
-      </w:pPr>
-      <w:r>
-        <w:rPr>
-          <w:b/>
-          <w:color w:val="0E2A47"/>
-          <w:sz w:val="22"/>
-        </w:rPr>
-        <w:t>•  Use descriptive link text</w:t>
-      </w:r>
-    </w:p>
-    <w:p>
-      <w:pPr>
-        <w:spacing w:after="80" w:line="312" w:lineRule="auto"/>
-        <w:ind w:left="283"/>
-      </w:pPr>
-      <w:r>
-        <w:rPr>
-          <w:color w:val="333333"/>
-          <w:sz w:val="20"/>
-        </w:rPr>
-        <w:t>Google and screen readers both read link text out of context. "Click here" tells them nothing.</w:t>
-      </w:r>
-    </w:p>
-    <w:tbl>
-      <w:tblPr>
-        <w:tblW w:type="auto" w:w="0"/>
-        <w:tblLayout w:type="fixed"/>
-        <w:tblLook w:firstColumn="1" w:firstRow="1" w:lastColumn="0" w:lastRow="0" w:noHBand="0" w:noVBand="1" w:val="04A0"/>
-      </w:tblPr>
-      <w:tblGrid>
-        <w:gridCol w:w="794"/>
-        <w:gridCol w:w="7767"/>
-      </w:tblGrid>
-      <w:tr>
-        <w:tc>
-          <w:tcPr>
-            <w:tcW w:type="dxa" w:w="794"/>
-            <w:shd w:val="clear" w:color="auto" w:fill="E8F3EC"/>
-            <w:tcBorders>
-              <w:top w:val="nil"/>
-              <w:left w:val="nil"/>
-              <w:bottom w:val="nil"/>
-              <w:right w:val="nil"/>
-            </w:tcBorders>
-            <w:vAlign w:val="center"/>
-          </w:tcPr>
-          <w:p>
-            <w:pPr>
-              <w:jc w:val="center"/>
-            </w:pPr>
-            <w:r>
-              <w:rPr>
-                <w:b/>
-                <w:color w:val="1F7A3F"/>
-                <w:sz w:val="18"/>
-              </w:rPr>
-              <w:t>DO</w:t>
-            </w:r>
-          </w:p>
-        </w:tc>
-        <w:tc>
-          <w:tcPr>
-            <w:tcW w:type="dxa" w:w="7767"/>
-            <w:shd w:val="clear" w:color="auto" w:fill="E8F3EC"/>
-            <w:tcBorders>
-              <w:top w:val="nil"/>
-              <w:left w:val="nil"/>
-              <w:bottom w:val="nil"/>
-              <w:right w:val="nil"/>
-            </w:tcBorders>
-            <w:vAlign w:val="center"/>
-          </w:tcPr>
-          <w:p>
-            <w:pPr>
-              <w:spacing w:line="288" w:lineRule="auto"/>
-            </w:pPr>
-            <w:r>
-              <w:rPr>
-                <w:rFonts w:ascii="Consolas" w:hAnsi="Consolas"/>
-                <w:color w:val="1B202D"/>
-                <w:sz w:val="19"/>
-              </w:rPr>
-              <w:t>&lt;a href="/policies/shipping"&gt;Read our shipping policy&lt;/a&gt;</w:t>
-            </w:r>
-          </w:p>
-        </w:tc>
-      </w:tr>
-    </w:tbl>
-    <w:tbl>
-      <w:tblPr>
-        <w:tblW w:type="auto" w:w="0"/>
-        <w:tblLayout w:type="fixed"/>
-        <w:tblLook w:firstColumn="1" w:firstRow="1" w:lastColumn="0" w:lastRow="0" w:noHBand="0" w:noVBand="1" w:val="04A0"/>
-      </w:tblPr>
-      <w:tblGrid>
-        <w:gridCol w:w="794"/>
-        <w:gridCol w:w="7767"/>
-      </w:tblGrid>
-      <w:tr>
-        <w:tc>
-          <w:tcPr>
-            <w:tcW w:type="dxa" w:w="794"/>
-            <w:shd w:val="clear" w:color="auto" w:fill="FBE8E8"/>
-            <w:tcBorders>
-              <w:top w:val="nil"/>
-              <w:left w:val="nil"/>
-              <w:bottom w:val="nil"/>
-              <w:right w:val="nil"/>
-            </w:tcBorders>
-            <w:vAlign w:val="center"/>
-          </w:tcPr>
-          <w:p>
-            <w:pPr>
-              <w:jc w:val="center"/>
-            </w:pPr>
-            <w:r>
-              <w:rPr>
-                <w:b/>
-                <w:color w:val="B01E1E"/>
-                <w:sz w:val="18"/>
-              </w:rPr>
-              <w:t>AVOID</w:t>
-            </w:r>
-          </w:p>
-        </w:tc>
-        <w:tc>
-          <w:tcPr>
-            <w:tcW w:type="dxa" w:w="7767"/>
-            <w:shd w:val="clear" w:color="auto" w:fill="FBE8E8"/>
-            <w:tcBorders>
-              <w:top w:val="nil"/>
-              <w:left w:val="nil"/>
-              <w:bottom w:val="nil"/>
-              <w:right w:val="nil"/>
-            </w:tcBorders>
-            <w:vAlign w:val="center"/>
-          </w:tcPr>
-          <w:p>
-            <w:pPr>
-              <w:spacing w:line="288" w:lineRule="auto"/>
-            </w:pPr>
-            <w:r>
-              <w:rPr>
-                <w:rFonts w:ascii="Consolas" w:hAnsi="Consolas"/>
-                <w:color w:val="1B202D"/>
-                <w:sz w:val="19"/>
-              </w:rPr>
-              <w:t>Want to know about shipping? &lt;a href="..."&gt;Click here&lt;/a&gt;</w:t>
-            </w:r>
-          </w:p>
-        </w:tc>
-      </w:tr>
-    </w:tbl>
-    <w:p>
-      <w:pPr>
-        <w:spacing w:after="0"/>
-      </w:pPr>
-    </w:p>
-    <w:p>
-      <w:pPr>
-        <w:spacing w:after="40" w:before="160"/>
-      </w:pPr>
-      <w:r>
-        <w:rPr>
-          <w:b/>
-          <w:color w:val="0E2A47"/>
-          <w:sz w:val="22"/>
-        </w:rPr>
-        <w:t>•  Set noindex on internal-only pages</w:t>
-      </w:r>
-    </w:p>
-    <w:p>
-      <w:pPr>
-        <w:spacing w:after="80" w:line="312" w:lineRule="auto"/>
-        <w:ind w:left="283"/>
-      </w:pPr>
-      <w:r>
-        <w:rPr>
-          <w:color w:val="333333"/>
-          <w:sz w:val="20"/>
-        </w:rPr>
-        <w:t>Thank-you, cart, checkout, and account pages should not appear in Google.</w:t>
-      </w:r>
-    </w:p>
-    <w:tbl>
-      <w:tblPr>
-        <w:tblW w:type="auto" w:w="0"/>
-        <w:tblLayout w:type="fixed"/>
-        <w:tblLook w:firstColumn="1" w:firstRow="1" w:lastColumn="0" w:lastRow="0" w:noHBand="0" w:noVBand="1" w:val="04A0"/>
-      </w:tblPr>
-      <w:tblGrid>
-        <w:gridCol w:w="794"/>
-        <w:gridCol w:w="7767"/>
-      </w:tblGrid>
-      <w:tr>
-        <w:tc>
-          <w:tcPr>
-            <w:tcW w:type="dxa" w:w="794"/>
-            <w:shd w:val="clear" w:color="auto" w:fill="E8F3EC"/>
-            <w:tcBorders>
-              <w:top w:val="nil"/>
-              <w:left w:val="nil"/>
-              <w:bottom w:val="nil"/>
-              <w:right w:val="nil"/>
-            </w:tcBorders>
-            <w:vAlign w:val="center"/>
-          </w:tcPr>
-          <w:p>
-            <w:pPr>
-              <w:jc w:val="center"/>
-            </w:pPr>
-            <w:r>
-              <w:rPr>
-                <w:b/>
-                <w:color w:val="1F7A3F"/>
-                <w:sz w:val="18"/>
-              </w:rPr>
-              <w:t>DO</w:t>
-            </w:r>
-          </w:p>
-        </w:tc>
-        <w:tc>
-          <w:tcPr>
-            <w:tcW w:type="dxa" w:w="7767"/>
-            <w:shd w:val="clear" w:color="auto" w:fill="E8F3EC"/>
-            <w:tcBorders>
-              <w:top w:val="nil"/>
-              <w:left w:val="nil"/>
-              <w:bottom w:val="nil"/>
-              <w:right w:val="nil"/>
-            </w:tcBorders>
-            <w:vAlign w:val="center"/>
-          </w:tcPr>
-          <w:p>
-            <w:pPr>
-              <w:spacing w:line="288" w:lineRule="auto"/>
-            </w:pPr>
-            <w:r>
-              <w:rPr>
-                <w:rFonts w:ascii="Consolas" w:hAnsi="Consolas"/>
-                <w:color w:val="1B202D"/>
-                <w:sz w:val="19"/>
-              </w:rPr>
-              <w:t>&lt;meta name="robots" content="noindex, nofollow"&gt;</w:t>
-            </w:r>
-          </w:p>
-        </w:tc>
-      </w:tr>
-    </w:tbl>
-    <w:p>
-      <w:pPr>
-        <w:spacing w:after="0"/>
-      </w:pPr>
-    </w:p>
-    <w:p>
-      <w:pPr>
-        <w:spacing w:after="40" w:before="160"/>
-      </w:pPr>
-      <w:r>
-        <w:rPr>
-          <w:b/>
-          <w:color w:val="0E2A47"/>
-          <w:sz w:val="22"/>
-        </w:rPr>
-        <w:t>•  Use 301 redirects when you change a URL</w:t>
-      </w:r>
-    </w:p>
-    <w:p>
-      <w:pPr>
-        <w:spacing w:after="80" w:line="312" w:lineRule="auto"/>
-        <w:ind w:left="283"/>
-      </w:pPr>
-      <w:r>
-        <w:rPr>
-          <w:color w:val="333333"/>
-          <w:sz w:val="20"/>
-        </w:rPr>
-        <w:t>A 302 is "temporary"; Google won't pass link value through it.</w:t>
-      </w:r>
-    </w:p>
-    <w:tbl>
-      <w:tblPr>
-        <w:tblW w:type="auto" w:w="0"/>
-        <w:tblLayout w:type="fixed"/>
-        <w:tblLook w:firstColumn="1" w:firstRow="1" w:lastColumn="0" w:lastRow="0" w:noHBand="0" w:noVBand="1" w:val="04A0"/>
-      </w:tblPr>
-      <w:tblGrid>
-        <w:gridCol w:w="794"/>
-        <w:gridCol w:w="7767"/>
-      </w:tblGrid>
-      <w:tr>
-        <w:tc>
-          <w:tcPr>
-            <w:tcW w:type="dxa" w:w="794"/>
-            <w:shd w:val="clear" w:color="auto" w:fill="E8F3EC"/>
-            <w:tcBorders>
-              <w:top w:val="nil"/>
-              <w:left w:val="nil"/>
-              <w:bottom w:val="nil"/>
-              <w:right w:val="nil"/>
-            </w:tcBorders>
-            <w:vAlign w:val="center"/>
-          </w:tcPr>
-          <w:p>
-            <w:pPr>
-              <w:jc w:val="center"/>
-            </w:pPr>
-            <w:r>
-              <w:rPr>
-                <w:b/>
-                <w:color w:val="1F7A3F"/>
-                <w:sz w:val="18"/>
-              </w:rPr>
-              <w:t>DO</w:t>
-            </w:r>
-          </w:p>
-        </w:tc>
-        <w:tc>
-          <w:tcPr>
-            <w:tcW w:type="dxa" w:w="7767"/>
-            <w:shd w:val="clear" w:color="auto" w:fill="E8F3EC"/>
-            <w:tcBorders>
-              <w:top w:val="nil"/>
-              <w:left w:val="nil"/>
-              <w:bottom w:val="nil"/>
-              <w:right w:val="nil"/>
-            </w:tcBorders>
-            <w:vAlign w:val="center"/>
-          </w:tcPr>
-          <w:p>
-            <w:pPr>
-              <w:spacing w:line="288" w:lineRule="auto"/>
-            </w:pPr>
-            <w:r>
-              <w:rPr>
-                <w:rFonts w:ascii="Consolas" w:hAnsi="Consolas"/>
-                <w:color w:val="1B202D"/>
-                <w:sz w:val="19"/>
-              </w:rPr>
-              <w:t>Add 301 redirects in Shopify Admin → Online Store → Navigation → URL Redirects</w:t>
-            </w:r>
-          </w:p>
-        </w:tc>
-      </w:tr>
-    </w:tbl>
-    <w:tbl>
-      <w:tblPr>
-        <w:tblW w:type="auto" w:w="0"/>
-        <w:tblLayout w:type="fixed"/>
-        <w:tblLook w:firstColumn="1" w:firstRow="1" w:lastColumn="0" w:lastRow="0" w:noHBand="0" w:noVBand="1" w:val="04A0"/>
-      </w:tblPr>
-      <w:tblGrid>
-        <w:gridCol w:w="794"/>
-        <w:gridCol w:w="7767"/>
-      </w:tblGrid>
-      <w:tr>
-        <w:tc>
-          <w:tcPr>
-            <w:tcW w:type="dxa" w:w="794"/>
-            <w:shd w:val="clear" w:color="auto" w:fill="FBE8E8"/>
-            <w:tcBorders>
-              <w:top w:val="nil"/>
-              <w:left w:val="nil"/>
-              <w:bottom w:val="nil"/>
-              <w:right w:val="nil"/>
-            </w:tcBorders>
-            <w:vAlign w:val="center"/>
-          </w:tcPr>
-          <w:p>
-            <w:pPr>
-              <w:jc w:val="center"/>
-            </w:pPr>
-            <w:r>
-              <w:rPr>
-                <w:b/>
-                <w:color w:val="B01E1E"/>
-                <w:sz w:val="18"/>
-              </w:rPr>
-              <w:t>AVOID</w:t>
-            </w:r>
-          </w:p>
-        </w:tc>
-        <w:tc>
-          <w:tcPr>
-            <w:tcW w:type="dxa" w:w="7767"/>
-            <w:shd w:val="clear" w:color="auto" w:fill="FBE8E8"/>
-            <w:tcBorders>
-              <w:top w:val="nil"/>
-              <w:left w:val="nil"/>
-              <w:bottom w:val="nil"/>
-              <w:right w:val="nil"/>
-            </w:tcBorders>
-            <w:vAlign w:val="center"/>
-          </w:tcPr>
-          <w:p>
-            <w:pPr>
-              <w:spacing w:line="288" w:lineRule="auto"/>
-            </w:pPr>
-            <w:r>
-              <w:rPr>
-                <w:rFonts w:ascii="Consolas" w:hAnsi="Consolas"/>
-                <w:color w:val="1B202D"/>
-                <w:sz w:val="19"/>
-              </w:rPr>
-              <w:t>Leaving a 404 page where the old URL used to be</w:t>
+              <w:t>"id": "padding-top",   ← hyphens break the schema in some places</w:t>
             </w:r>
           </w:p>
         </w:tc>
@@ -2944,7 +2816,7 @@
           <w:color w:val="C88016"/>
           <w:sz w:val="18"/>
         </w:rPr>
-        <w:t>SECTION 03 — DO / AVOID</w:t>
+        <w:t>SECTION 02 — DO / AVOID</w:t>
       </w:r>
     </w:p>
     <w:p>
@@ -2958,7 +2830,7 @@
         <w:rPr>
           <w:b/>
           <w:color w:val="C88016"/>
-          <w:sz w:val="40"/>
+          <w:sz w:val="44"/>
         </w:rPr>
         <w:t>Speed</w:t>
       </w:r>
@@ -2974,26 +2846,34 @@
           <w:color w:val="333333"/>
           <w:sz w:val="21"/>
         </w:rPr>
-        <w:t>Most stores fail their speed score because of images and apps. Fix those two and you're 80% there.</w:t>
+        <w:t>Most stores fail their speed score because of images and apps. Fix those two and you're 80% there. Aim for Lighthouse mobile Performance ≥ 90.</w:t>
       </w:r>
     </w:p>
     <w:p>
       <w:pPr>
         <w:spacing w:after="40" w:before="160"/>
       </w:pPr>
+      <w:r>
+        <w:rPr>
+          <w:b/>
+          <w:color w:val="C88016"/>
+          <w:sz w:val="24"/>
+        </w:rPr>
+        <w:t xml:space="preserve">▸  </w:t>
+      </w:r>
       <w:r>
         <w:rPr>
           <w:b/>
           <w:color w:val="0E2A47"/>
           <w:sz w:val="22"/>
         </w:rPr>
-        <w:t>•  Serve the right-size image — not a 4000px one for a thumbnail</w:t>
+        <w:t>Serve the right-size image, not a 4000px one for a thumbnail</w:t>
       </w:r>
     </w:p>
     <w:p>
       <w:pPr>
         <w:spacing w:after="80" w:line="312" w:lineRule="auto"/>
-        <w:ind w:left="283"/>
+        <w:ind w:left="340"/>
       </w:pPr>
       <w:r>
         <w:rPr>
@@ -3155,23 +3035,31 @@
       <w:r>
         <w:rPr>
           <w:b/>
+          <w:color w:val="C88016"/>
+          <w:sz w:val="24"/>
+        </w:rPr>
+        <w:t xml:space="preserve">▸  </w:t>
+      </w:r>
+      <w:r>
+        <w:rPr>
+          <w:b/>
           <w:color w:val="0E2A47"/>
           <w:sz w:val="22"/>
         </w:rPr>
-        <w:t>•  Always set width and height on images</w:t>
+        <w:t>Always set width and height on every image</w:t>
       </w:r>
     </w:p>
     <w:p>
       <w:pPr>
         <w:spacing w:after="80" w:line="312" w:lineRule="auto"/>
-        <w:ind w:left="283"/>
+        <w:ind w:left="340"/>
       </w:pPr>
       <w:r>
         <w:rPr>
           <w:color w:val="333333"/>
           <w:sz w:val="20"/>
         </w:rPr>
-        <w:t>Reserves space before the image loads so the page doesn't jump around (better CLS score).</w:t>
+        <w:t>Reserves the layout space before the image loads so the page doesn't jump (better CLS score, less annoying to use).</w:t>
       </w:r>
     </w:p>
     <w:tbl>
@@ -3298,7 +3186,7 @@
                 <w:color w:val="1B202D"/>
                 <w:sz w:val="19"/>
               </w:rPr>
-              <w:t>&lt;img src="..." alt="..."&gt; ← page jumps when image loads</w:t>
+              <w:t>&lt;img src="..." alt="..."&gt;   ← page jumps when image loads</w:t>
             </w:r>
           </w:p>
         </w:tc>
@@ -3316,23 +3204,31 @@
       <w:r>
         <w:rPr>
           <w:b/>
+          <w:color w:val="C88016"/>
+          <w:sz w:val="24"/>
+        </w:rPr>
+        <w:t xml:space="preserve">▸  </w:t>
+      </w:r>
+      <w:r>
+        <w:rPr>
+          <w:b/>
           <w:color w:val="0E2A47"/>
           <w:sz w:val="22"/>
         </w:rPr>
-        <w:t>•  Lazy-load below-the-fold images, never the hero</w:t>
+        <w:t>Lazy-load images below the fold; never lazy-load the hero</w:t>
       </w:r>
     </w:p>
     <w:p>
       <w:pPr>
         <w:spacing w:after="80" w:line="312" w:lineRule="auto"/>
-        <w:ind w:left="283"/>
+        <w:ind w:left="340"/>
       </w:pPr>
       <w:r>
         <w:rPr>
           <w:color w:val="333333"/>
           <w:sz w:val="20"/>
         </w:rPr>
-        <w:t>loading="lazy" tells the browser "wait until the user scrolls near it". The hero must load instantly.</w:t>
+        <w:t>loading="lazy" tells the browser "wait until the user scrolls near it". The very first hero image should load instantly so the page paints fast.</w:t>
       </w:r>
     </w:p>
     <w:tbl>
@@ -3483,23 +3379,142 @@
       <w:r>
         <w:rPr>
           <w:b/>
+          <w:color w:val="C88016"/>
+          <w:sz w:val="24"/>
+        </w:rPr>
+        <w:t xml:space="preserve">▸  </w:t>
+      </w:r>
+      <w:r>
+        <w:rPr>
+          <w:b/>
           <w:color w:val="0E2A47"/>
           <w:sz w:val="22"/>
         </w:rPr>
-        <w:t>•  Use defer or async on &lt;script&gt; tags</w:t>
+        <w:t>Preload the LCP image and critical fonts</w:t>
       </w:r>
     </w:p>
     <w:p>
       <w:pPr>
         <w:spacing w:after="80" w:line="312" w:lineRule="auto"/>
-        <w:ind w:left="283"/>
+        <w:ind w:left="340"/>
       </w:pPr>
       <w:r>
         <w:rPr>
           <w:color w:val="333333"/>
           <w:sz w:val="20"/>
         </w:rPr>
-        <w:t>A script in &lt;head&gt; without defer pauses the page until it downloads.</w:t>
+        <w:t>Preload tells the browser "you'll need this very soon" so it starts downloading immediately.</w:t>
+      </w:r>
+    </w:p>
+    <w:tbl>
+      <w:tblPr>
+        <w:tblW w:type="auto" w:w="0"/>
+        <w:tblLayout w:type="fixed"/>
+        <w:tblLook w:firstColumn="1" w:firstRow="1" w:lastColumn="0" w:lastRow="0" w:noHBand="0" w:noVBand="1" w:val="04A0"/>
+      </w:tblPr>
+      <w:tblGrid>
+        <w:gridCol w:w="794"/>
+        <w:gridCol w:w="7767"/>
+      </w:tblGrid>
+      <w:tr>
+        <w:tc>
+          <w:tcPr>
+            <w:tcW w:type="dxa" w:w="794"/>
+            <w:shd w:val="clear" w:color="auto" w:fill="E8F3EC"/>
+            <w:tcBorders>
+              <w:top w:val="nil"/>
+              <w:left w:val="nil"/>
+              <w:bottom w:val="nil"/>
+              <w:right w:val="nil"/>
+            </w:tcBorders>
+            <w:vAlign w:val="center"/>
+          </w:tcPr>
+          <w:p>
+            <w:pPr>
+              <w:jc w:val="center"/>
+            </w:pPr>
+            <w:r>
+              <w:rPr>
+                <w:b/>
+                <w:color w:val="1F7A3F"/>
+                <w:sz w:val="18"/>
+              </w:rPr>
+              <w:t>DO</w:t>
+            </w:r>
+          </w:p>
+        </w:tc>
+        <w:tc>
+          <w:tcPr>
+            <w:tcW w:type="dxa" w:w="7767"/>
+            <w:shd w:val="clear" w:color="auto" w:fill="E8F3EC"/>
+            <w:tcBorders>
+              <w:top w:val="nil"/>
+              <w:left w:val="nil"/>
+              <w:bottom w:val="nil"/>
+              <w:right w:val="nil"/>
+            </w:tcBorders>
+            <w:vAlign w:val="center"/>
+          </w:tcPr>
+          <w:p>
+            <w:pPr>
+              <w:spacing w:line="288" w:lineRule="auto"/>
+            </w:pPr>
+            <w:r>
+              <w:rPr>
+                <w:rFonts w:ascii="Consolas" w:hAnsi="Consolas"/>
+                <w:color w:val="1B202D"/>
+                <w:sz w:val="19"/>
+              </w:rPr>
+              <w:t>&lt;link rel="preload" as="image"</w:t>
+              <w:br/>
+              <w:t xml:space="preserve">      href="{{ section.settings.hero | image_url: width: 1600 }}"&gt;</w:t>
+              <w:br/>
+              <w:br/>
+              <w:t>&lt;link rel="preload" as="font" type="font/woff2"</w:t>
+              <w:br/>
+              <w:t xml:space="preserve">      href="{{ 'inter-regular.woff2' | asset_url }}" crossorigin&gt;</w:t>
+            </w:r>
+          </w:p>
+        </w:tc>
+      </w:tr>
+    </w:tbl>
+    <w:p>
+      <w:pPr>
+        <w:spacing w:after="0"/>
+      </w:pPr>
+    </w:p>
+    <w:p>
+      <w:pPr>
+        <w:spacing w:after="40" w:before="160"/>
+      </w:pPr>
+      <w:r>
+        <w:rPr>
+          <w:b/>
+          <w:color w:val="C88016"/>
+          <w:sz w:val="24"/>
+        </w:rPr>
+        <w:t xml:space="preserve">▸  </w:t>
+      </w:r>
+      <w:r>
+        <w:rPr>
+          <w:b/>
+          <w:color w:val="0E2A47"/>
+          <w:sz w:val="22"/>
+        </w:rPr>
+        <w:t>Use defer or async on every &lt;script&gt; tag</w:t>
+      </w:r>
+    </w:p>
+    <w:p>
+      <w:pPr>
+        <w:spacing w:after="80" w:line="312" w:lineRule="auto"/>
+        <w:ind w:left="340"/>
+      </w:pPr>
+      <w:r>
+        <w:rPr>
+          <w:color w:val="333333"/>
+          <w:sz w:val="20"/>
+        </w:rPr>
+        <w:t>A script in &lt;head&gt; without defer pauses the page until it downloads. Defer waits until the HTML is parsed.</w:t>
       </w:r>
     </w:p>
     <w:tbl>
@@ -3644,23 +3659,31 @@
       <w:r>
         <w:rPr>
           <w:b/>
+          <w:color w:val="C88016"/>
+          <w:sz w:val="24"/>
+        </w:rPr>
+        <w:t xml:space="preserve">▸  </w:t>
+      </w:r>
+      <w:r>
+        <w:rPr>
+          <w:b/>
           <w:color w:val="0E2A47"/>
           <w:sz w:val="22"/>
         </w:rPr>
-        <w:t>•  Don't add jQuery in 2026</w:t>
+        <w:t>Don't add jQuery in 2026</w:t>
       </w:r>
     </w:p>
     <w:p>
       <w:pPr>
         <w:spacing w:after="80" w:line="312" w:lineRule="auto"/>
-        <w:ind w:left="283"/>
+        <w:ind w:left="340"/>
       </w:pPr>
       <w:r>
         <w:rPr>
           <w:color w:val="333333"/>
           <w:sz w:val="20"/>
         </w:rPr>
-        <w:t>It adds 30 KB for things modern browsers do natively. Use document.querySelector.</w:t>
+        <w:t>It adds 30 KB for things modern browsers do natively. Use document.querySelector and addEventListener.</w:t>
       </w:r>
     </w:p>
     <w:tbl>
@@ -3805,23 +3828,218 @@
       <w:r>
         <w:rPr>
           <w:b/>
+          <w:color w:val="C88016"/>
+          <w:sz w:val="24"/>
+        </w:rPr>
+        <w:t xml:space="preserve">▸  </w:t>
+      </w:r>
+      <w:r>
+        <w:rPr>
+          <w:b/>
           <w:color w:val="0E2A47"/>
           <w:sz w:val="22"/>
         </w:rPr>
-        <w:t>•  Don't spam !important across your CSS</w:t>
+        <w:t>Use IntersectionObserver, not scroll listeners</w:t>
       </w:r>
     </w:p>
     <w:p>
       <w:pPr>
         <w:spacing w:after="80" w:line="312" w:lineRule="auto"/>
-        <w:ind w:left="283"/>
+        <w:ind w:left="340"/>
       </w:pPr>
       <w:r>
         <w:rPr>
           <w:color w:val="333333"/>
           <w:sz w:val="20"/>
         </w:rPr>
-        <w:t>Every !important makes the next fix harder. Use better selectors.</w:t>
+        <w:t>Scroll listeners fire many times a second and freeze your page. IntersectionObserver fires only when an element enters the viewport.</w:t>
+      </w:r>
+    </w:p>
+    <w:tbl>
+      <w:tblPr>
+        <w:tblW w:type="auto" w:w="0"/>
+        <w:tblLayout w:type="fixed"/>
+        <w:tblLook w:firstColumn="1" w:firstRow="1" w:lastColumn="0" w:lastRow="0" w:noHBand="0" w:noVBand="1" w:val="04A0"/>
+      </w:tblPr>
+      <w:tblGrid>
+        <w:gridCol w:w="794"/>
+        <w:gridCol w:w="7767"/>
+      </w:tblGrid>
+      <w:tr>
+        <w:tc>
+          <w:tcPr>
+            <w:tcW w:type="dxa" w:w="794"/>
+            <w:shd w:val="clear" w:color="auto" w:fill="E8F3EC"/>
+            <w:tcBorders>
+              <w:top w:val="nil"/>
+              <w:left w:val="nil"/>
+              <w:bottom w:val="nil"/>
+              <w:right w:val="nil"/>
+            </w:tcBorders>
+            <w:vAlign w:val="center"/>
+          </w:tcPr>
+          <w:p>
+            <w:pPr>
+              <w:jc w:val="center"/>
+            </w:pPr>
+            <w:r>
+              <w:rPr>
+                <w:b/>
+                <w:color w:val="1F7A3F"/>
+                <w:sz w:val="18"/>
+              </w:rPr>
+              <w:t>DO</w:t>
+            </w:r>
+          </w:p>
+        </w:tc>
+        <w:tc>
+          <w:tcPr>
+            <w:tcW w:type="dxa" w:w="7767"/>
+            <w:shd w:val="clear" w:color="auto" w:fill="E8F3EC"/>
+            <w:tcBorders>
+              <w:top w:val="nil"/>
+              <w:left w:val="nil"/>
+              <w:bottom w:val="nil"/>
+              <w:right w:val="nil"/>
+            </w:tcBorders>
+            <w:vAlign w:val="center"/>
+          </w:tcPr>
+          <w:p>
+            <w:pPr>
+              <w:spacing w:line="288" w:lineRule="auto"/>
+            </w:pPr>
+            <w:r>
+              <w:rPr>
+                <w:rFonts w:ascii="Consolas" w:hAnsi="Consolas"/>
+                <w:color w:val="1B202D"/>
+                <w:sz w:val="19"/>
+              </w:rPr>
+              <w:t>const io = new IntersectionObserver(entries =&gt; {</w:t>
+              <w:br/>
+              <w:t xml:space="preserve">  entries.forEach(e =&gt; { if (e.isIntersecting) e.target.classList.add('in-view'); });</w:t>
+              <w:br/>
+              <w:t>});</w:t>
+              <w:br/>
+              <w:t>document.querySelectorAll('.fade-up').forEach(el =&gt; io.observe(el));</w:t>
+            </w:r>
+          </w:p>
+        </w:tc>
+      </w:tr>
+    </w:tbl>
+    <w:tbl>
+      <w:tblPr>
+        <w:tblW w:type="auto" w:w="0"/>
+        <w:tblLayout w:type="fixed"/>
+        <w:tblLook w:firstColumn="1" w:firstRow="1" w:lastColumn="0" w:lastRow="0" w:noHBand="0" w:noVBand="1" w:val="04A0"/>
+      </w:tblPr>
+      <w:tblGrid>
+        <w:gridCol w:w="794"/>
+        <w:gridCol w:w="7767"/>
+      </w:tblGrid>
+      <w:tr>
+        <w:tc>
+          <w:tcPr>
+            <w:tcW w:type="dxa" w:w="794"/>
+            <w:shd w:val="clear" w:color="auto" w:fill="FBE8E8"/>
+            <w:tcBorders>
+              <w:top w:val="nil"/>
+              <w:left w:val="nil"/>
+              <w:bottom w:val="nil"/>
+              <w:right w:val="nil"/>
+            </w:tcBorders>
+            <w:vAlign w:val="center"/>
+          </w:tcPr>
+          <w:p>
+            <w:pPr>
+              <w:jc w:val="center"/>
+            </w:pPr>
+            <w:r>
+              <w:rPr>
+                <w:b/>
+                <w:color w:val="B01E1E"/>
+                <w:sz w:val="18"/>
+              </w:rPr>
+              <w:t>AVOID</w:t>
+            </w:r>
+          </w:p>
+        </w:tc>
+        <w:tc>
+          <w:tcPr>
+            <w:tcW w:type="dxa" w:w="7767"/>
+            <w:shd w:val="clear" w:color="auto" w:fill="FBE8E8"/>
+            <w:tcBorders>
+              <w:top w:val="nil"/>
+              <w:left w:val="nil"/>
+              <w:bottom w:val="nil"/>
+              <w:right w:val="nil"/>
+            </w:tcBorders>
+            <w:vAlign w:val="center"/>
+          </w:tcPr>
+          <w:p>
+            <w:pPr>
+              <w:spacing w:line="288" w:lineRule="auto"/>
+            </w:pPr>
+            <w:r>
+              <w:rPr>
+                <w:rFonts w:ascii="Consolas" w:hAnsi="Consolas"/>
+                <w:color w:val="1B202D"/>
+                <w:sz w:val="19"/>
+              </w:rPr>
+              <w:t>window.addEventListener('scroll', () =&gt; {</w:t>
+              <w:br/>
+              <w:t xml:space="preserve">  document.querySelectorAll('.fade-up').forEach(el =&gt; {</w:t>
+              <w:br/>
+              <w:t xml:space="preserve">    if (el.getBoundingClientRect().top &lt; window.innerHeight) {</w:t>
+              <w:br/>
+              <w:t xml:space="preserve">      el.classList.add('in-view');</w:t>
+              <w:br/>
+              <w:t xml:space="preserve">    }</w:t>
+              <w:br/>
+              <w:t xml:space="preserve">  });</w:t>
+              <w:br/>
+              <w:t>});</w:t>
+            </w:r>
+          </w:p>
+        </w:tc>
+      </w:tr>
+    </w:tbl>
+    <w:p>
+      <w:pPr>
+        <w:spacing w:after="0"/>
+      </w:pPr>
+    </w:p>
+    <w:p>
+      <w:pPr>
+        <w:spacing w:after="40" w:before="160"/>
+      </w:pPr>
+      <w:r>
+        <w:rPr>
+          <w:b/>
+          <w:color w:val="C88016"/>
+          <w:sz w:val="24"/>
+        </w:rPr>
+        <w:t xml:space="preserve">▸  </w:t>
+      </w:r>
+      <w:r>
+        <w:rPr>
+          <w:b/>
+          <w:color w:val="0E2A47"/>
+          <w:sz w:val="22"/>
+        </w:rPr>
+        <w:t>Don't spam !important across CSS</w:t>
+      </w:r>
+    </w:p>
+    <w:p>
+      <w:pPr>
+        <w:spacing w:after="80" w:line="312" w:lineRule="auto"/>
+        <w:ind w:left="340"/>
+      </w:pPr>
+      <w:r>
+        <w:rPr>
+          <w:color w:val="333333"/>
+          <w:sz w:val="20"/>
+        </w:rPr>
+        <w:t>Every !important makes the next fix harder. If you have hundreds of them, the CSS is fighting itself.</w:t>
       </w:r>
     </w:p>
     <w:tbl>
@@ -3966,23 +4184,31 @@
       <w:r>
         <w:rPr>
           <w:b/>
+          <w:color w:val="C88016"/>
+          <w:sz w:val="24"/>
+        </w:rPr>
+        <w:t xml:space="preserve">▸  </w:t>
+      </w:r>
+      <w:r>
+        <w:rPr>
+          <w:b/>
           <w:color w:val="0E2A47"/>
           <w:sz w:val="22"/>
         </w:rPr>
-        <w:t>•  Audit every app — uninstall what you don't use</w:t>
+        <w:t>Animate transform and opacity only</w:t>
       </w:r>
     </w:p>
     <w:p>
       <w:pPr>
         <w:spacing w:after="80" w:line="312" w:lineRule="auto"/>
-        <w:ind w:left="283"/>
+        <w:ind w:left="340"/>
       </w:pPr>
       <w:r>
         <w:rPr>
           <w:color w:val="333333"/>
           <w:sz w:val="20"/>
         </w:rPr>
-        <w:t>Each app injects scripts. Shopify Admin → Online Store → Themes shows you the speed impact.</w:t>
+        <w:t>Animating width/height/top/left forces the browser to recalculate the whole layout on every frame.</w:t>
       </w:r>
     </w:p>
     <w:tbl>
@@ -4044,7 +4270,76 @@
                 <w:color w:val="1B202D"/>
                 <w:sz w:val="19"/>
               </w:rPr>
-              <w:t>Open Online Store → Themes → click the speed score → review which apps are slowing it down</w:t>
+              <w:t>.card { transition: transform .3s ease; }</w:t>
+              <w:br/>
+              <w:t>.card:hover { transform: translateY(-4px); }</w:t>
+            </w:r>
+          </w:p>
+        </w:tc>
+      </w:tr>
+    </w:tbl>
+    <w:tbl>
+      <w:tblPr>
+        <w:tblW w:type="auto" w:w="0"/>
+        <w:tblLayout w:type="fixed"/>
+        <w:tblLook w:firstColumn="1" w:firstRow="1" w:lastColumn="0" w:lastRow="0" w:noHBand="0" w:noVBand="1" w:val="04A0"/>
+      </w:tblPr>
+      <w:tblGrid>
+        <w:gridCol w:w="794"/>
+        <w:gridCol w:w="7767"/>
+      </w:tblGrid>
+      <w:tr>
+        <w:tc>
+          <w:tcPr>
+            <w:tcW w:type="dxa" w:w="794"/>
+            <w:shd w:val="clear" w:color="auto" w:fill="FBE8E8"/>
+            <w:tcBorders>
+              <w:top w:val="nil"/>
+              <w:left w:val="nil"/>
+              <w:bottom w:val="nil"/>
+              <w:right w:val="nil"/>
+            </w:tcBorders>
+            <w:vAlign w:val="center"/>
+          </w:tcPr>
+          <w:p>
+            <w:pPr>
+              <w:jc w:val="center"/>
+            </w:pPr>
+            <w:r>
+              <w:rPr>
+                <w:b/>
+                <w:color w:val="B01E1E"/>
+                <w:sz w:val="18"/>
+              </w:rPr>
+              <w:t>AVOID</w:t>
+            </w:r>
+          </w:p>
+        </w:tc>
+        <w:tc>
+          <w:tcPr>
+            <w:tcW w:type="dxa" w:w="7767"/>
+            <w:shd w:val="clear" w:color="auto" w:fill="FBE8E8"/>
+            <w:tcBorders>
+              <w:top w:val="nil"/>
+              <w:left w:val="nil"/>
+              <w:bottom w:val="nil"/>
+              <w:right w:val="nil"/>
+            </w:tcBorders>
+            <w:vAlign w:val="center"/>
+          </w:tcPr>
+          <w:p>
+            <w:pPr>
+              <w:spacing w:line="288" w:lineRule="auto"/>
+            </w:pPr>
+            <w:r>
+              <w:rPr>
+                <w:rFonts w:ascii="Consolas" w:hAnsi="Consolas"/>
+                <w:color w:val="1B202D"/>
+                <w:sz w:val="19"/>
+              </w:rPr>
+              <w:t>.card { transition: top .3s ease; }</w:t>
+              <w:br/>
+              <w:t>.card:hover { top: -4px; }</w:t>
             </w:r>
           </w:p>
         </w:tc>
@@ -4062,23 +4357,304 @@
       <w:r>
         <w:rPr>
           <w:b/>
+          <w:color w:val="C88016"/>
+          <w:sz w:val="24"/>
+        </w:rPr>
+        <w:t xml:space="preserve">▸  </w:t>
+      </w:r>
+      <w:r>
+        <w:rPr>
+          <w:b/>
           <w:color w:val="0E2A47"/>
           <w:sz w:val="22"/>
         </w:rPr>
-        <w:t>•  Pin versions on CDN scripts</w:t>
+        <w:t>Don't load slider libraries on pages that don't use them</w:t>
       </w:r>
     </w:p>
     <w:p>
       <w:pPr>
         <w:spacing w:after="80" w:line="312" w:lineRule="auto"/>
-        <w:ind w:left="283"/>
+        <w:ind w:left="340"/>
       </w:pPr>
       <w:r>
         <w:rPr>
           <w:color w:val="333333"/>
           <w:sz w:val="20"/>
         </w:rPr>
-        <w:t>Loading without a version means a future update can silently break your site.</w:t>
+        <w:t>Swiper / Slick / Glide are big. Load them only on the templates that actually contain a slider.</w:t>
+      </w:r>
+    </w:p>
+    <w:tbl>
+      <w:tblPr>
+        <w:tblW w:type="auto" w:w="0"/>
+        <w:tblLayout w:type="fixed"/>
+        <w:tblLook w:firstColumn="1" w:firstRow="1" w:lastColumn="0" w:lastRow="0" w:noHBand="0" w:noVBand="1" w:val="04A0"/>
+      </w:tblPr>
+      <w:tblGrid>
+        <w:gridCol w:w="794"/>
+        <w:gridCol w:w="7767"/>
+      </w:tblGrid>
+      <w:tr>
+        <w:tc>
+          <w:tcPr>
+            <w:tcW w:type="dxa" w:w="794"/>
+            <w:shd w:val="clear" w:color="auto" w:fill="E8F3EC"/>
+            <w:tcBorders>
+              <w:top w:val="nil"/>
+              <w:left w:val="nil"/>
+              <w:bottom w:val="nil"/>
+              <w:right w:val="nil"/>
+            </w:tcBorders>
+            <w:vAlign w:val="center"/>
+          </w:tcPr>
+          <w:p>
+            <w:pPr>
+              <w:jc w:val="center"/>
+            </w:pPr>
+            <w:r>
+              <w:rPr>
+                <w:b/>
+                <w:color w:val="1F7A3F"/>
+                <w:sz w:val="18"/>
+              </w:rPr>
+              <w:t>DO</w:t>
+            </w:r>
+          </w:p>
+        </w:tc>
+        <w:tc>
+          <w:tcPr>
+            <w:tcW w:type="dxa" w:w="7767"/>
+            <w:shd w:val="clear" w:color="auto" w:fill="E8F3EC"/>
+            <w:tcBorders>
+              <w:top w:val="nil"/>
+              <w:left w:val="nil"/>
+              <w:bottom w:val="nil"/>
+              <w:right w:val="nil"/>
+            </w:tcBorders>
+            <w:vAlign w:val="center"/>
+          </w:tcPr>
+          <w:p>
+            <w:pPr>
+              <w:spacing w:line="288" w:lineRule="auto"/>
+            </w:pPr>
+            <w:r>
+              <w:rPr>
+                <w:rFonts w:ascii="Consolas" w:hAnsi="Consolas"/>
+                <w:color w:val="1B202D"/>
+                <w:sz w:val="19"/>
+              </w:rPr>
+              <w:t>Wrap the script include in {% if template contains 'product' %} or similar.</w:t>
+            </w:r>
+          </w:p>
+        </w:tc>
+      </w:tr>
+    </w:tbl>
+    <w:tbl>
+      <w:tblPr>
+        <w:tblW w:type="auto" w:w="0"/>
+        <w:tblLayout w:type="fixed"/>
+        <w:tblLook w:firstColumn="1" w:firstRow="1" w:lastColumn="0" w:lastRow="0" w:noHBand="0" w:noVBand="1" w:val="04A0"/>
+      </w:tblPr>
+      <w:tblGrid>
+        <w:gridCol w:w="794"/>
+        <w:gridCol w:w="7767"/>
+      </w:tblGrid>
+      <w:tr>
+        <w:tc>
+          <w:tcPr>
+            <w:tcW w:type="dxa" w:w="794"/>
+            <w:shd w:val="clear" w:color="auto" w:fill="FBE8E8"/>
+            <w:tcBorders>
+              <w:top w:val="nil"/>
+              <w:left w:val="nil"/>
+              <w:bottom w:val="nil"/>
+              <w:right w:val="nil"/>
+            </w:tcBorders>
+            <w:vAlign w:val="center"/>
+          </w:tcPr>
+          <w:p>
+            <w:pPr>
+              <w:jc w:val="center"/>
+            </w:pPr>
+            <w:r>
+              <w:rPr>
+                <w:b/>
+                <w:color w:val="B01E1E"/>
+                <w:sz w:val="18"/>
+              </w:rPr>
+              <w:t>AVOID</w:t>
+            </w:r>
+          </w:p>
+        </w:tc>
+        <w:tc>
+          <w:tcPr>
+            <w:tcW w:type="dxa" w:w="7767"/>
+            <w:shd w:val="clear" w:color="auto" w:fill="FBE8E8"/>
+            <w:tcBorders>
+              <w:top w:val="nil"/>
+              <w:left w:val="nil"/>
+              <w:bottom w:val="nil"/>
+              <w:right w:val="nil"/>
+            </w:tcBorders>
+            <w:vAlign w:val="center"/>
+          </w:tcPr>
+          <w:p>
+            <w:pPr>
+              <w:spacing w:line="288" w:lineRule="auto"/>
+            </w:pPr>
+            <w:r>
+              <w:rPr>
+                <w:rFonts w:ascii="Consolas" w:hAnsi="Consolas"/>
+                <w:color w:val="1B202D"/>
+                <w:sz w:val="19"/>
+              </w:rPr>
+              <w:t>Loading swiper-bundle.min.js in theme.liquid on every single page</w:t>
+            </w:r>
+          </w:p>
+        </w:tc>
+      </w:tr>
+    </w:tbl>
+    <w:p>
+      <w:pPr>
+        <w:spacing w:after="0"/>
+      </w:pPr>
+    </w:p>
+    <w:p>
+      <w:pPr>
+        <w:spacing w:after="40" w:before="160"/>
+      </w:pPr>
+      <w:r>
+        <w:rPr>
+          <w:b/>
+          <w:color w:val="C88016"/>
+          <w:sz w:val="24"/>
+        </w:rPr>
+        <w:t xml:space="preserve">▸  </w:t>
+      </w:r>
+      <w:r>
+        <w:rPr>
+          <w:b/>
+          <w:color w:val="0E2A47"/>
+          <w:sz w:val="22"/>
+        </w:rPr>
+        <w:t>Audit your apps. Uninstall what you don't use</w:t>
+      </w:r>
+    </w:p>
+    <w:p>
+      <w:pPr>
+        <w:spacing w:after="80" w:line="312" w:lineRule="auto"/>
+        <w:ind w:left="340"/>
+      </w:pPr>
+      <w:r>
+        <w:rPr>
+          <w:color w:val="333333"/>
+          <w:sz w:val="20"/>
+        </w:rPr>
+        <w:t>Every app injects scripts and pixels into your storefront. Shopify Admin → Online Store → Themes shows the speed impact per app.</w:t>
+      </w:r>
+    </w:p>
+    <w:tbl>
+      <w:tblPr>
+        <w:tblW w:type="auto" w:w="0"/>
+        <w:tblLayout w:type="fixed"/>
+        <w:tblLook w:firstColumn="1" w:firstRow="1" w:lastColumn="0" w:lastRow="0" w:noHBand="0" w:noVBand="1" w:val="04A0"/>
+      </w:tblPr>
+      <w:tblGrid>
+        <w:gridCol w:w="794"/>
+        <w:gridCol w:w="7767"/>
+      </w:tblGrid>
+      <w:tr>
+        <w:tc>
+          <w:tcPr>
+            <w:tcW w:type="dxa" w:w="794"/>
+            <w:shd w:val="clear" w:color="auto" w:fill="E8F3EC"/>
+            <w:tcBorders>
+              <w:top w:val="nil"/>
+              <w:left w:val="nil"/>
+              <w:bottom w:val="nil"/>
+              <w:right w:val="nil"/>
+            </w:tcBorders>
+            <w:vAlign w:val="center"/>
+          </w:tcPr>
+          <w:p>
+            <w:pPr>
+              <w:jc w:val="center"/>
+            </w:pPr>
+            <w:r>
+              <w:rPr>
+                <w:b/>
+                <w:color w:val="1F7A3F"/>
+                <w:sz w:val="18"/>
+              </w:rPr>
+              <w:t>DO</w:t>
+            </w:r>
+          </w:p>
+        </w:tc>
+        <w:tc>
+          <w:tcPr>
+            <w:tcW w:type="dxa" w:w="7767"/>
+            <w:shd w:val="clear" w:color="auto" w:fill="E8F3EC"/>
+            <w:tcBorders>
+              <w:top w:val="nil"/>
+              <w:left w:val="nil"/>
+              <w:bottom w:val="nil"/>
+              <w:right w:val="nil"/>
+            </w:tcBorders>
+            <w:vAlign w:val="center"/>
+          </w:tcPr>
+          <w:p>
+            <w:pPr>
+              <w:spacing w:line="288" w:lineRule="auto"/>
+            </w:pPr>
+            <w:r>
+              <w:rPr>
+                <w:rFonts w:ascii="Consolas" w:hAnsi="Consolas"/>
+                <w:color w:val="1B202D"/>
+                <w:sz w:val="19"/>
+              </w:rPr>
+              <w:t>Online Store → Themes → click the speed score → review which apps are slowing it down</w:t>
+            </w:r>
+          </w:p>
+        </w:tc>
+      </w:tr>
+    </w:tbl>
+    <w:p>
+      <w:pPr>
+        <w:spacing w:after="0"/>
+      </w:pPr>
+    </w:p>
+    <w:p>
+      <w:pPr>
+        <w:spacing w:after="40" w:before="160"/>
+      </w:pPr>
+      <w:r>
+        <w:rPr>
+          <w:b/>
+          <w:color w:val="C88016"/>
+          <w:sz w:val="24"/>
+        </w:rPr>
+        <w:t xml:space="preserve">▸  </w:t>
+      </w:r>
+      <w:r>
+        <w:rPr>
+          <w:b/>
+          <w:color w:val="0E2A47"/>
+          <w:sz w:val="22"/>
+        </w:rPr>
+        <w:t>Pin versions on CDN scripts</w:t>
+      </w:r>
+    </w:p>
+    <w:p>
+      <w:pPr>
+        <w:spacing w:after="80" w:line="312" w:lineRule="auto"/>
+        <w:ind w:left="340"/>
+      </w:pPr>
+      <w:r>
+        <w:rPr>
+          <w:color w:val="333333"/>
+          <w:sz w:val="20"/>
+        </w:rPr>
+        <w:t>Loading "swiper/swiper-bundle.min.js" without a version means a future release can silently break your site.</w:t>
       </w:r>
     </w:p>
     <w:tbl>
@@ -4217,6 +4793,175 @@
       </w:pPr>
     </w:p>
     <w:p>
+      <w:pPr>
+        <w:spacing w:after="40" w:before="160"/>
+      </w:pPr>
+      <w:r>
+        <w:rPr>
+          <w:b/>
+          <w:color w:val="C88016"/>
+          <w:sz w:val="24"/>
+        </w:rPr>
+        <w:t xml:space="preserve">▸  </w:t>
+      </w:r>
+      <w:r>
+        <w:rPr>
+          <w:b/>
+          <w:color w:val="0E2A47"/>
+          <w:sz w:val="22"/>
+        </w:rPr>
+        <w:t>Limit web fonts: max 2 families, max 3 weights</w:t>
+      </w:r>
+    </w:p>
+    <w:p>
+      <w:pPr>
+        <w:spacing w:after="80" w:line="312" w:lineRule="auto"/>
+        <w:ind w:left="340"/>
+      </w:pPr>
+      <w:r>
+        <w:rPr>
+          <w:color w:val="333333"/>
+          <w:sz w:val="20"/>
+        </w:rPr>
+        <w:t>Each font file is a separate request. Heavy font stacks delay first paint and tank your CLS.</w:t>
+      </w:r>
+    </w:p>
+    <w:tbl>
+      <w:tblPr>
+        <w:tblW w:type="auto" w:w="0"/>
+        <w:tblLayout w:type="fixed"/>
+        <w:tblLook w:firstColumn="1" w:firstRow="1" w:lastColumn="0" w:lastRow="0" w:noHBand="0" w:noVBand="1" w:val="04A0"/>
+      </w:tblPr>
+      <w:tblGrid>
+        <w:gridCol w:w="794"/>
+        <w:gridCol w:w="7767"/>
+      </w:tblGrid>
+      <w:tr>
+        <w:tc>
+          <w:tcPr>
+            <w:tcW w:type="dxa" w:w="794"/>
+            <w:shd w:val="clear" w:color="auto" w:fill="E8F3EC"/>
+            <w:tcBorders>
+              <w:top w:val="nil"/>
+              <w:left w:val="nil"/>
+              <w:bottom w:val="nil"/>
+              <w:right w:val="nil"/>
+            </w:tcBorders>
+            <w:vAlign w:val="center"/>
+          </w:tcPr>
+          <w:p>
+            <w:pPr>
+              <w:jc w:val="center"/>
+            </w:pPr>
+            <w:r>
+              <w:rPr>
+                <w:b/>
+                <w:color w:val="1F7A3F"/>
+                <w:sz w:val="18"/>
+              </w:rPr>
+              <w:t>DO</w:t>
+            </w:r>
+          </w:p>
+        </w:tc>
+        <w:tc>
+          <w:tcPr>
+            <w:tcW w:type="dxa" w:w="7767"/>
+            <w:shd w:val="clear" w:color="auto" w:fill="E8F3EC"/>
+            <w:tcBorders>
+              <w:top w:val="nil"/>
+              <w:left w:val="nil"/>
+              <w:bottom w:val="nil"/>
+              <w:right w:val="nil"/>
+            </w:tcBorders>
+            <w:vAlign w:val="center"/>
+          </w:tcPr>
+          <w:p>
+            <w:pPr>
+              <w:spacing w:line="288" w:lineRule="auto"/>
+            </w:pPr>
+            <w:r>
+              <w:rPr>
+                <w:rFonts w:ascii="Consolas" w:hAnsi="Consolas"/>
+                <w:color w:val="1B202D"/>
+                <w:sz w:val="19"/>
+              </w:rPr>
+              <w:t>Inter Regular + Inter Bold (2 weights, 1 family).</w:t>
+            </w:r>
+          </w:p>
+        </w:tc>
+      </w:tr>
+    </w:tbl>
+    <w:tbl>
+      <w:tblPr>
+        <w:tblW w:type="auto" w:w="0"/>
+        <w:tblLayout w:type="fixed"/>
+        <w:tblLook w:firstColumn="1" w:firstRow="1" w:lastColumn="0" w:lastRow="0" w:noHBand="0" w:noVBand="1" w:val="04A0"/>
+      </w:tblPr>
+      <w:tblGrid>
+        <w:gridCol w:w="794"/>
+        <w:gridCol w:w="7767"/>
+      </w:tblGrid>
+      <w:tr>
+        <w:tc>
+          <w:tcPr>
+            <w:tcW w:type="dxa" w:w="794"/>
+            <w:shd w:val="clear" w:color="auto" w:fill="FBE8E8"/>
+            <w:tcBorders>
+              <w:top w:val="nil"/>
+              <w:left w:val="nil"/>
+              <w:bottom w:val="nil"/>
+              <w:right w:val="nil"/>
+            </w:tcBorders>
+            <w:vAlign w:val="center"/>
+          </w:tcPr>
+          <w:p>
+            <w:pPr>
+              <w:jc w:val="center"/>
+            </w:pPr>
+            <w:r>
+              <w:rPr>
+                <w:b/>
+                <w:color w:val="B01E1E"/>
+                <w:sz w:val="18"/>
+              </w:rPr>
+              <w:t>AVOID</w:t>
+            </w:r>
+          </w:p>
+        </w:tc>
+        <w:tc>
+          <w:tcPr>
+            <w:tcW w:type="dxa" w:w="7767"/>
+            <w:shd w:val="clear" w:color="auto" w:fill="FBE8E8"/>
+            <w:tcBorders>
+              <w:top w:val="nil"/>
+              <w:left w:val="nil"/>
+              <w:bottom w:val="nil"/>
+              <w:right w:val="nil"/>
+            </w:tcBorders>
+            <w:vAlign w:val="center"/>
+          </w:tcPr>
+          <w:p>
+            <w:pPr>
+              <w:spacing w:line="288" w:lineRule="auto"/>
+            </w:pPr>
+            <w:r>
+              <w:rPr>
+                <w:rFonts w:ascii="Consolas" w:hAnsi="Consolas"/>
+                <w:color w:val="1B202D"/>
+                <w:sz w:val="19"/>
+              </w:rPr>
+              <w:t>Roboto + Playfair + Inter + 6 weights each → 12 font requests</w:t>
+            </w:r>
+          </w:p>
+        </w:tc>
+      </w:tr>
+    </w:tbl>
+    <w:p>
+      <w:pPr>
+        <w:spacing w:after="0"/>
+      </w:pPr>
+    </w:p>
+    <w:p>
       <w:r>
         <w:br w:type="page"/>
       </w:r>
@@ -4231,7 +4976,7 @@
           <w:color w:val="2D6CDF"/>
           <w:sz w:val="18"/>
         </w:rPr>
-        <w:t>SECTION 04 — DO / AVOID</w:t>
+        <w:t>SECTION 03 — DO / AVOID</w:t>
       </w:r>
     </w:p>
     <w:p>
@@ -4245,7 +4990,7 @@
         <w:rPr>
           <w:b/>
           <w:color w:val="2D6CDF"/>
-          <w:sz w:val="40"/>
+          <w:sz w:val="44"/>
         </w:rPr>
         <w:t>Accessibility (WCAG)</w:t>
       </w:r>
@@ -4261,26 +5006,34 @@
           <w:color w:val="333333"/>
           <w:sz w:val="21"/>
         </w:rPr>
-        <w:t>About 1 in 5 shoppers has some form of disability. Accessible stores sell more, rank better, and stay out of legal trouble.</w:t>
+        <w:t>About 1 in 5 shoppers has some form of disability. Accessible stores sell more, rank better on Google, and stay out of legal trouble. Target WCAG 2.1 Level AA.</w:t>
       </w:r>
     </w:p>
     <w:p>
       <w:pPr>
         <w:spacing w:after="40" w:before="160"/>
       </w:pPr>
+      <w:r>
+        <w:rPr>
+          <w:b/>
+          <w:color w:val="2D6CDF"/>
+          <w:sz w:val="24"/>
+        </w:rPr>
+        <w:t xml:space="preserve">▸  </w:t>
+      </w:r>
       <w:r>
         <w:rPr>
           <w:b/>
           <w:color w:val="0E2A47"/>
           <w:sz w:val="22"/>
         </w:rPr>
-        <w:t>•  Every meaningful image needs alt text; decorative images need empty alt</w:t>
+        <w:t>Every meaningful image needs alt text; decorative images need empty alt</w:t>
       </w:r>
     </w:p>
     <w:p>
       <w:pPr>
         <w:spacing w:after="80" w:line="312" w:lineRule="auto"/>
-        <w:ind w:left="283"/>
+        <w:ind w:left="340"/>
       </w:pPr>
       <w:r>
         <w:rPr>
@@ -4421,7 +5174,7 @@
                 <w:color w:val="1B202D"/>
                 <w:sz w:val="19"/>
               </w:rPr>
-              <w:t>&lt;img src="..." alt="image"&gt;     ← useless</w:t>
+              <w:t>&lt;img src="..." alt="image"&gt;   ← useless to a screen reader</w:t>
             </w:r>
           </w:p>
         </w:tc>
@@ -4439,23 +5192,31 @@
       <w:r>
         <w:rPr>
           <w:b/>
+          <w:color w:val="2D6CDF"/>
+          <w:sz w:val="24"/>
+        </w:rPr>
+        <w:t xml:space="preserve">▸  </w:t>
+      </w:r>
+      <w:r>
+        <w:rPr>
+          <w:b/>
           <w:color w:val="0E2A47"/>
           <w:sz w:val="22"/>
         </w:rPr>
-        <w:t>•  Use &lt;button&gt; for actions, &lt;a href&gt; for navigation</w:t>
+        <w:t>Use &lt;button&gt; for actions, &lt;a href&gt; for navigation</w:t>
       </w:r>
     </w:p>
     <w:p>
       <w:pPr>
         <w:spacing w:after="80" w:line="312" w:lineRule="auto"/>
-        <w:ind w:left="283"/>
+        <w:ind w:left="340"/>
       </w:pPr>
       <w:r>
         <w:rPr>
           <w:color w:val="333333"/>
           <w:sz w:val="20"/>
         </w:rPr>
-        <w:t>A button does something on the page. A link takes you somewhere. Don't mix them up.</w:t>
+        <w:t>A button does something on the page (open a drawer, add to cart). A link takes you somewhere. Don't mix them up.</w:t>
       </w:r>
     </w:p>
     <w:tbl>
@@ -4519,7 +5280,7 @@
               </w:rPr>
               <w:t>&lt;a href="/cart"&gt;View cart&lt;/a&gt;</w:t>
               <w:br/>
-              <w:t>&lt;button type="button"&gt;Open menu&lt;/button&gt;</w:t>
+              <w:t>&lt;button type="button" onclick="openMenu()"&gt;Open menu&lt;/button&gt;</w:t>
             </w:r>
           </w:p>
         </w:tc>
@@ -4604,23 +5365,31 @@
       <w:r>
         <w:rPr>
           <w:b/>
+          <w:color w:val="2D6CDF"/>
+          <w:sz w:val="24"/>
+        </w:rPr>
+        <w:t xml:space="preserve">▸  </w:t>
+      </w:r>
+      <w:r>
+        <w:rPr>
+          <w:b/>
           <w:color w:val="0E2A47"/>
           <w:sz w:val="22"/>
         </w:rPr>
-        <w:t>•  Icon-only buttons need an aria-label</w:t>
+        <w:t>Icon-only buttons need an aria-label</w:t>
       </w:r>
     </w:p>
     <w:p>
       <w:pPr>
         <w:spacing w:after="80" w:line="312" w:lineRule="auto"/>
-        <w:ind w:left="283"/>
+        <w:ind w:left="340"/>
       </w:pPr>
       <w:r>
         <w:rPr>
           <w:color w:val="333333"/>
           <w:sz w:val="20"/>
         </w:rPr>
-        <w:t>Without text, a screen reader has nothing to read out — unless you give it aria-label.</w:t>
+        <w:t>Without text, a screen reader has nothing to read out — unless you provide aria-label.</w:t>
       </w:r>
     </w:p>
     <w:tbl>
@@ -4769,23 +5538,318 @@
       <w:r>
         <w:rPr>
           <w:b/>
+          <w:color w:val="2D6CDF"/>
+          <w:sz w:val="24"/>
+        </w:rPr>
+        <w:t xml:space="preserve">▸  </w:t>
+      </w:r>
+      <w:r>
+        <w:rPr>
+          <w:b/>
           <w:color w:val="0E2A47"/>
           <w:sz w:val="22"/>
         </w:rPr>
-        <w:t>•  Every form input needs a real &lt;label&gt;</w:t>
+        <w:t>Use semantic landmarks: header, nav, main, footer</w:t>
       </w:r>
     </w:p>
     <w:p>
       <w:pPr>
         <w:spacing w:after="80" w:line="312" w:lineRule="auto"/>
-        <w:ind w:left="283"/>
+        <w:ind w:left="340"/>
       </w:pPr>
       <w:r>
         <w:rPr>
           <w:color w:val="333333"/>
           <w:sz w:val="20"/>
         </w:rPr>
-        <w:t>Placeholder text disappears the moment you type and isn't reliably read.</w:t>
+        <w:t>Screen readers let users jump between landmarks. Plain divs are invisible to that navigation.</w:t>
+      </w:r>
+    </w:p>
+    <w:tbl>
+      <w:tblPr>
+        <w:tblW w:type="auto" w:w="0"/>
+        <w:tblLayout w:type="fixed"/>
+        <w:tblLook w:firstColumn="1" w:firstRow="1" w:lastColumn="0" w:lastRow="0" w:noHBand="0" w:noVBand="1" w:val="04A0"/>
+      </w:tblPr>
+      <w:tblGrid>
+        <w:gridCol w:w="794"/>
+        <w:gridCol w:w="7767"/>
+      </w:tblGrid>
+      <w:tr>
+        <w:tc>
+          <w:tcPr>
+            <w:tcW w:type="dxa" w:w="794"/>
+            <w:shd w:val="clear" w:color="auto" w:fill="E8F3EC"/>
+            <w:tcBorders>
+              <w:top w:val="nil"/>
+              <w:left w:val="nil"/>
+              <w:bottom w:val="nil"/>
+              <w:right w:val="nil"/>
+            </w:tcBorders>
+            <w:vAlign w:val="center"/>
+          </w:tcPr>
+          <w:p>
+            <w:pPr>
+              <w:jc w:val="center"/>
+            </w:pPr>
+            <w:r>
+              <w:rPr>
+                <w:b/>
+                <w:color w:val="1F7A3F"/>
+                <w:sz w:val="18"/>
+              </w:rPr>
+              <w:t>DO</w:t>
+            </w:r>
+          </w:p>
+        </w:tc>
+        <w:tc>
+          <w:tcPr>
+            <w:tcW w:type="dxa" w:w="7767"/>
+            <w:shd w:val="clear" w:color="auto" w:fill="E8F3EC"/>
+            <w:tcBorders>
+              <w:top w:val="nil"/>
+              <w:left w:val="nil"/>
+              <w:bottom w:val="nil"/>
+              <w:right w:val="nil"/>
+            </w:tcBorders>
+            <w:vAlign w:val="center"/>
+          </w:tcPr>
+          <w:p>
+            <w:pPr>
+              <w:spacing w:line="288" w:lineRule="auto"/>
+            </w:pPr>
+            <w:r>
+              <w:rPr>
+                <w:rFonts w:ascii="Consolas" w:hAnsi="Consolas"/>
+                <w:color w:val="1B202D"/>
+                <w:sz w:val="19"/>
+              </w:rPr>
+              <w:t>&lt;header&gt;...&lt;/header&gt;</w:t>
+              <w:br/>
+              <w:t>&lt;nav aria-label="Main"&gt;...&lt;/nav&gt;</w:t>
+              <w:br/>
+              <w:t>&lt;main id="MainContent"&gt;...&lt;/main&gt;</w:t>
+              <w:br/>
+              <w:t>&lt;footer&gt;...&lt;/footer&gt;</w:t>
+            </w:r>
+          </w:p>
+        </w:tc>
+      </w:tr>
+    </w:tbl>
+    <w:tbl>
+      <w:tblPr>
+        <w:tblW w:type="auto" w:w="0"/>
+        <w:tblLayout w:type="fixed"/>
+        <w:tblLook w:firstColumn="1" w:firstRow="1" w:lastColumn="0" w:lastRow="0" w:noHBand="0" w:noVBand="1" w:val="04A0"/>
+      </w:tblPr>
+      <w:tblGrid>
+        <w:gridCol w:w="794"/>
+        <w:gridCol w:w="7767"/>
+      </w:tblGrid>
+      <w:tr>
+        <w:tc>
+          <w:tcPr>
+            <w:tcW w:type="dxa" w:w="794"/>
+            <w:shd w:val="clear" w:color="auto" w:fill="FBE8E8"/>
+            <w:tcBorders>
+              <w:top w:val="nil"/>
+              <w:left w:val="nil"/>
+              <w:bottom w:val="nil"/>
+              <w:right w:val="nil"/>
+            </w:tcBorders>
+            <w:vAlign w:val="center"/>
+          </w:tcPr>
+          <w:p>
+            <w:pPr>
+              <w:jc w:val="center"/>
+            </w:pPr>
+            <w:r>
+              <w:rPr>
+                <w:b/>
+                <w:color w:val="B01E1E"/>
+                <w:sz w:val="18"/>
+              </w:rPr>
+              <w:t>AVOID</w:t>
+            </w:r>
+          </w:p>
+        </w:tc>
+        <w:tc>
+          <w:tcPr>
+            <w:tcW w:type="dxa" w:w="7767"/>
+            <w:shd w:val="clear" w:color="auto" w:fill="FBE8E8"/>
+            <w:tcBorders>
+              <w:top w:val="nil"/>
+              <w:left w:val="nil"/>
+              <w:bottom w:val="nil"/>
+              <w:right w:val="nil"/>
+            </w:tcBorders>
+            <w:vAlign w:val="center"/>
+          </w:tcPr>
+          <w:p>
+            <w:pPr>
+              <w:spacing w:line="288" w:lineRule="auto"/>
+            </w:pPr>
+            <w:r>
+              <w:rPr>
+                <w:rFonts w:ascii="Consolas" w:hAnsi="Consolas"/>
+                <w:color w:val="1B202D"/>
+                <w:sz w:val="19"/>
+              </w:rPr>
+              <w:t>&lt;div class="header"&gt;...&lt;/div&gt;</w:t>
+              <w:br/>
+              <w:t>&lt;div class="nav"&gt;...&lt;/div&gt;</w:t>
+              <w:br/>
+              <w:t>&lt;div class="content"&gt;...&lt;/div&gt;</w:t>
+            </w:r>
+          </w:p>
+        </w:tc>
+      </w:tr>
+    </w:tbl>
+    <w:p>
+      <w:pPr>
+        <w:spacing w:after="0"/>
+      </w:pPr>
+    </w:p>
+    <w:p>
+      <w:pPr>
+        <w:spacing w:after="40" w:before="160"/>
+      </w:pPr>
+      <w:r>
+        <w:rPr>
+          <w:b/>
+          <w:color w:val="2D6CDF"/>
+          <w:sz w:val="24"/>
+        </w:rPr>
+        <w:t xml:space="preserve">▸  </w:t>
+      </w:r>
+      <w:r>
+        <w:rPr>
+          <w:b/>
+          <w:color w:val="0E2A47"/>
+          <w:sz w:val="22"/>
+        </w:rPr>
+        <w:t>Add a skip-to-content link at the top of every page</w:t>
+      </w:r>
+    </w:p>
+    <w:p>
+      <w:pPr>
+        <w:spacing w:after="80" w:line="312" w:lineRule="auto"/>
+        <w:ind w:left="340"/>
+      </w:pPr>
+      <w:r>
+        <w:rPr>
+          <w:color w:val="333333"/>
+          <w:sz w:val="20"/>
+        </w:rPr>
+        <w:t>Lets keyboard users jump straight to the main content without tabbing through the whole menu.</w:t>
+      </w:r>
+    </w:p>
+    <w:tbl>
+      <w:tblPr>
+        <w:tblW w:type="auto" w:w="0"/>
+        <w:tblLayout w:type="fixed"/>
+        <w:tblLook w:firstColumn="1" w:firstRow="1" w:lastColumn="0" w:lastRow="0" w:noHBand="0" w:noVBand="1" w:val="04A0"/>
+      </w:tblPr>
+      <w:tblGrid>
+        <w:gridCol w:w="794"/>
+        <w:gridCol w:w="7767"/>
+      </w:tblGrid>
+      <w:tr>
+        <w:tc>
+          <w:tcPr>
+            <w:tcW w:type="dxa" w:w="794"/>
+            <w:shd w:val="clear" w:color="auto" w:fill="E8F3EC"/>
+            <w:tcBorders>
+              <w:top w:val="nil"/>
+              <w:left w:val="nil"/>
+              <w:bottom w:val="nil"/>
+              <w:right w:val="nil"/>
+            </w:tcBorders>
+            <w:vAlign w:val="center"/>
+          </w:tcPr>
+          <w:p>
+            <w:pPr>
+              <w:jc w:val="center"/>
+            </w:pPr>
+            <w:r>
+              <w:rPr>
+                <w:b/>
+                <w:color w:val="1F7A3F"/>
+                <w:sz w:val="18"/>
+              </w:rPr>
+              <w:t>DO</w:t>
+            </w:r>
+          </w:p>
+        </w:tc>
+        <w:tc>
+          <w:tcPr>
+            <w:tcW w:type="dxa" w:w="7767"/>
+            <w:shd w:val="clear" w:color="auto" w:fill="E8F3EC"/>
+            <w:tcBorders>
+              <w:top w:val="nil"/>
+              <w:left w:val="nil"/>
+              <w:bottom w:val="nil"/>
+              <w:right w:val="nil"/>
+            </w:tcBorders>
+            <w:vAlign w:val="center"/>
+          </w:tcPr>
+          <w:p>
+            <w:pPr>
+              <w:spacing w:line="288" w:lineRule="auto"/>
+            </w:pPr>
+            <w:r>
+              <w:rPr>
+                <w:rFonts w:ascii="Consolas" w:hAnsi="Consolas"/>
+                <w:color w:val="1B202D"/>
+                <w:sz w:val="19"/>
+              </w:rPr>
+              <w:t>&lt;a class="skip-link" href="#MainContent"&gt;</w:t>
+              <w:br/>
+              <w:t xml:space="preserve">  {{ 'accessibility.skip_to_text' | t }}</w:t>
+              <w:br/>
+              <w:t>&lt;/a&gt;</w:t>
+            </w:r>
+          </w:p>
+        </w:tc>
+      </w:tr>
+    </w:tbl>
+    <w:p>
+      <w:pPr>
+        <w:spacing w:after="0"/>
+      </w:pPr>
+    </w:p>
+    <w:p>
+      <w:pPr>
+        <w:spacing w:after="40" w:before="160"/>
+      </w:pPr>
+      <w:r>
+        <w:rPr>
+          <w:b/>
+          <w:color w:val="2D6CDF"/>
+          <w:sz w:val="24"/>
+        </w:rPr>
+        <w:t xml:space="preserve">▸  </w:t>
+      </w:r>
+      <w:r>
+        <w:rPr>
+          <w:b/>
+          <w:color w:val="0E2A47"/>
+          <w:sz w:val="22"/>
+        </w:rPr>
+        <w:t>Every form input needs a real &lt;label&gt;</w:t>
+      </w:r>
+    </w:p>
+    <w:p>
+      <w:pPr>
+        <w:spacing w:after="80" w:line="312" w:lineRule="auto"/>
+        <w:ind w:left="340"/>
+      </w:pPr>
+      <w:r>
+        <w:rPr>
+          <w:color w:val="333333"/>
+          <w:sz w:val="20"/>
+        </w:rPr>
+        <w:t>Placeholder text disappears the moment you type and isn't reliably read by screen readers.</w:t>
       </w:r>
     </w:p>
     <w:tbl>
@@ -4932,23 +5996,31 @@
       <w:r>
         <w:rPr>
           <w:b/>
+          <w:color w:val="2D6CDF"/>
+          <w:sz w:val="24"/>
+        </w:rPr>
+        <w:t xml:space="preserve">▸  </w:t>
+      </w:r>
+      <w:r>
+        <w:rPr>
+          <w:b/>
           <w:color w:val="0E2A47"/>
           <w:sz w:val="22"/>
         </w:rPr>
-        <w:t>•  Body text needs at least 4.5:1 contrast</w:t>
+        <w:t>Body text needs at least 4.5:1 contrast against its background</w:t>
       </w:r>
     </w:p>
     <w:p>
       <w:pPr>
         <w:spacing w:after="80" w:line="312" w:lineRule="auto"/>
-        <w:ind w:left="283"/>
+        <w:ind w:left="340"/>
       </w:pPr>
       <w:r>
         <w:rPr>
           <w:color w:val="333333"/>
           <w:sz w:val="20"/>
         </w:rPr>
-        <w:t>Light grey on white usually fails. Check at webaim.org/resources/contrastchecker.</w:t>
+        <w:t>Light grey text on white usually fails. Check at webaim.org/resources/contrastchecker.</w:t>
       </w:r>
     </w:p>
     <w:tbl>
@@ -5093,23 +6165,204 @@
       <w:r>
         <w:rPr>
           <w:b/>
+          <w:color w:val="2D6CDF"/>
+          <w:sz w:val="24"/>
+        </w:rPr>
+        <w:t xml:space="preserve">▸  </w:t>
+      </w:r>
+      <w:r>
+        <w:rPr>
+          <w:b/>
           <w:color w:val="0E2A47"/>
           <w:sz w:val="22"/>
         </w:rPr>
-        <w:t>•  Keep a visible focus outline — don't hide it without a replacement</w:t>
+        <w:t>Never rely on color alone to convey information</w:t>
       </w:r>
     </w:p>
     <w:p>
       <w:pPr>
         <w:spacing w:after="80" w:line="312" w:lineRule="auto"/>
-        <w:ind w:left="283"/>
+        <w:ind w:left="340"/>
       </w:pPr>
       <w:r>
         <w:rPr>
           <w:color w:val="333333"/>
           <w:sz w:val="20"/>
         </w:rPr>
-        <w:t>Removing :focus styles leaves keyboard users lost. Use :focus-visible to style it nicely.</w:t>
+        <w:t>About 8% of men are red/green colorblind. Pair colors with text, icons, or shapes.</w:t>
+      </w:r>
+    </w:p>
+    <w:tbl>
+      <w:tblPr>
+        <w:tblW w:type="auto" w:w="0"/>
+        <w:tblLayout w:type="fixed"/>
+        <w:tblLook w:firstColumn="1" w:firstRow="1" w:lastColumn="0" w:lastRow="0" w:noHBand="0" w:noVBand="1" w:val="04A0"/>
+      </w:tblPr>
+      <w:tblGrid>
+        <w:gridCol w:w="794"/>
+        <w:gridCol w:w="7767"/>
+      </w:tblGrid>
+      <w:tr>
+        <w:tc>
+          <w:tcPr>
+            <w:tcW w:type="dxa" w:w="794"/>
+            <w:shd w:val="clear" w:color="auto" w:fill="E8F3EC"/>
+            <w:tcBorders>
+              <w:top w:val="nil"/>
+              <w:left w:val="nil"/>
+              <w:bottom w:val="nil"/>
+              <w:right w:val="nil"/>
+            </w:tcBorders>
+            <w:vAlign w:val="center"/>
+          </w:tcPr>
+          <w:p>
+            <w:pPr>
+              <w:jc w:val="center"/>
+            </w:pPr>
+            <w:r>
+              <w:rPr>
+                <w:b/>
+                <w:color w:val="1F7A3F"/>
+                <w:sz w:val="18"/>
+              </w:rPr>
+              <w:t>DO</w:t>
+            </w:r>
+          </w:p>
+        </w:tc>
+        <w:tc>
+          <w:tcPr>
+            <w:tcW w:type="dxa" w:w="7767"/>
+            <w:shd w:val="clear" w:color="auto" w:fill="E8F3EC"/>
+            <w:tcBorders>
+              <w:top w:val="nil"/>
+              <w:left w:val="nil"/>
+              <w:bottom w:val="nil"/>
+              <w:right w:val="nil"/>
+            </w:tcBorders>
+            <w:vAlign w:val="center"/>
+          </w:tcPr>
+          <w:p>
+            <w:pPr>
+              <w:spacing w:line="288" w:lineRule="auto"/>
+            </w:pPr>
+            <w:r>
+              <w:rPr>
+                <w:rFonts w:ascii="Consolas" w:hAnsi="Consolas"/>
+                <w:color w:val="1B202D"/>
+                <w:sz w:val="19"/>
+              </w:rPr>
+              <w:t>&lt;div class="error" role="alert"&gt;</w:t>
+              <w:br/>
+              <w:t xml:space="preserve">  ⚠ Please enter a valid email address.</w:t>
+              <w:br/>
+              <w:t>&lt;/div&gt;</w:t>
+            </w:r>
+          </w:p>
+        </w:tc>
+      </w:tr>
+    </w:tbl>
+    <w:tbl>
+      <w:tblPr>
+        <w:tblW w:type="auto" w:w="0"/>
+        <w:tblLayout w:type="fixed"/>
+        <w:tblLook w:firstColumn="1" w:firstRow="1" w:lastColumn="0" w:lastRow="0" w:noHBand="0" w:noVBand="1" w:val="04A0"/>
+      </w:tblPr>
+      <w:tblGrid>
+        <w:gridCol w:w="794"/>
+        <w:gridCol w:w="7767"/>
+      </w:tblGrid>
+      <w:tr>
+        <w:tc>
+          <w:tcPr>
+            <w:tcW w:type="dxa" w:w="794"/>
+            <w:shd w:val="clear" w:color="auto" w:fill="FBE8E8"/>
+            <w:tcBorders>
+              <w:top w:val="nil"/>
+              <w:left w:val="nil"/>
+              <w:bottom w:val="nil"/>
+              <w:right w:val="nil"/>
+            </w:tcBorders>
+            <w:vAlign w:val="center"/>
+          </w:tcPr>
+          <w:p>
+            <w:pPr>
+              <w:jc w:val="center"/>
+            </w:pPr>
+            <w:r>
+              <w:rPr>
+                <w:b/>
+                <w:color w:val="B01E1E"/>
+                <w:sz w:val="18"/>
+              </w:rPr>
+              <w:t>AVOID</w:t>
+            </w:r>
+          </w:p>
+        </w:tc>
+        <w:tc>
+          <w:tcPr>
+            <w:tcW w:type="dxa" w:w="7767"/>
+            <w:shd w:val="clear" w:color="auto" w:fill="FBE8E8"/>
+            <w:tcBorders>
+              <w:top w:val="nil"/>
+              <w:left w:val="nil"/>
+              <w:bottom w:val="nil"/>
+              <w:right w:val="nil"/>
+            </w:tcBorders>
+            <w:vAlign w:val="center"/>
+          </w:tcPr>
+          <w:p>
+            <w:pPr>
+              <w:spacing w:line="288" w:lineRule="auto"/>
+            </w:pPr>
+            <w:r>
+              <w:rPr>
+                <w:rFonts w:ascii="Consolas" w:hAnsi="Consolas"/>
+                <w:color w:val="1B202D"/>
+                <w:sz w:val="19"/>
+              </w:rPr>
+              <w:t>&lt;div class="error"&gt;&lt;/div&gt;   ← red border only, no text or icon</w:t>
+            </w:r>
+          </w:p>
+        </w:tc>
+      </w:tr>
+    </w:tbl>
+    <w:p>
+      <w:pPr>
+        <w:spacing w:after="0"/>
+      </w:pPr>
+    </w:p>
+    <w:p>
+      <w:pPr>
+        <w:spacing w:after="40" w:before="160"/>
+      </w:pPr>
+      <w:r>
+        <w:rPr>
+          <w:b/>
+          <w:color w:val="2D6CDF"/>
+          <w:sz w:val="24"/>
+        </w:rPr>
+        <w:t xml:space="preserve">▸  </w:t>
+      </w:r>
+      <w:r>
+        <w:rPr>
+          <w:b/>
+          <w:color w:val="0E2A47"/>
+          <w:sz w:val="22"/>
+        </w:rPr>
+        <w:t>Keep a visible focus outline; don't hide it without a replacement</w:t>
+      </w:r>
+    </w:p>
+    <w:p>
+      <w:pPr>
+        <w:spacing w:after="80" w:line="312" w:lineRule="auto"/>
+        <w:ind w:left="340"/>
+      </w:pPr>
+      <w:r>
+        <w:rPr>
+          <w:color w:val="333333"/>
+          <w:sz w:val="20"/>
+        </w:rPr>
+        <w:t>Removing :focus styles leaves keyboard users completely lost. Use :focus-visible to style it nicely.</w:t>
       </w:r>
     </w:p>
     <w:tbl>
@@ -5260,273 +6513,24 @@
       <w:r>
         <w:rPr>
           <w:b/>
-          <w:color w:val="0E2A47"/>
-          <w:sz w:val="22"/>
+          <w:color w:val="2D6CDF"/>
+          <w:sz w:val="24"/>
         </w:rPr>
-        <w:t>•  You should be able to use the whole site with only the keyboard</w:t>
+        <w:t xml:space="preserve">▸  </w:t>
       </w:r>
-    </w:p>
-    <w:p>
-      <w:pPr>
-        <w:spacing w:after="80" w:line="312" w:lineRule="auto"/>
-        <w:ind w:left="283"/>
-      </w:pPr>
-      <w:r>
-        <w:rPr>
-          <w:color w:val="333333"/>
-          <w:sz w:val="20"/>
-        </w:rPr>
-        <w:t>Press Tab through the page — every button, link, and field reachable. Press Enter / Space — they activate.</w:t>
-      </w:r>
-    </w:p>
-    <w:tbl>
-      <w:tblPr>
-        <w:tblW w:type="auto" w:w="0"/>
-        <w:tblLayout w:type="fixed"/>
-        <w:tblLook w:firstColumn="1" w:firstRow="1" w:lastColumn="0" w:lastRow="0" w:noHBand="0" w:noVBand="1" w:val="04A0"/>
-      </w:tblPr>
-      <w:tblGrid>
-        <w:gridCol w:w="794"/>
-        <w:gridCol w:w="7767"/>
-      </w:tblGrid>
-      <w:tr>
-        <w:tc>
-          <w:tcPr>
-            <w:tcW w:type="dxa" w:w="794"/>
-            <w:shd w:val="clear" w:color="auto" w:fill="E8F3EC"/>
-            <w:tcBorders>
-              <w:top w:val="nil"/>
-              <w:left w:val="nil"/>
-              <w:bottom w:val="nil"/>
-              <w:right w:val="nil"/>
-            </w:tcBorders>
-            <w:vAlign w:val="center"/>
-          </w:tcPr>
-          <w:p>
-            <w:pPr>
-              <w:jc w:val="center"/>
-            </w:pPr>
-            <w:r>
-              <w:rPr>
-                <w:b/>
-                <w:color w:val="1F7A3F"/>
-                <w:sz w:val="18"/>
-              </w:rPr>
-              <w:t>DO</w:t>
-            </w:r>
-          </w:p>
-        </w:tc>
-        <w:tc>
-          <w:tcPr>
-            <w:tcW w:type="dxa" w:w="7767"/>
-            <w:shd w:val="clear" w:color="auto" w:fill="E8F3EC"/>
-            <w:tcBorders>
-              <w:top w:val="nil"/>
-              <w:left w:val="nil"/>
-              <w:bottom w:val="nil"/>
-              <w:right w:val="nil"/>
-            </w:tcBorders>
-            <w:vAlign w:val="center"/>
-          </w:tcPr>
-          <w:p>
-            <w:pPr>
-              <w:spacing w:line="288" w:lineRule="auto"/>
-            </w:pPr>
-            <w:r>
-              <w:rPr>
-                <w:rFonts w:ascii="Consolas" w:hAnsi="Consolas"/>
-                <w:color w:val="1B202D"/>
-                <w:sz w:val="19"/>
-              </w:rPr>
-              <w:t>Test plan: Tab through the page. Open a drawer, close it with Escape, focus returns to the trigger.</w:t>
-            </w:r>
-          </w:p>
-        </w:tc>
-      </w:tr>
-    </w:tbl>
-    <w:p>
-      <w:pPr>
-        <w:spacing w:after="0"/>
-      </w:pPr>
-    </w:p>
-    <w:p>
-      <w:pPr>
-        <w:spacing w:after="40" w:before="160"/>
-      </w:pPr>
       <w:r>
         <w:rPr>
           <w:b/>
           <w:color w:val="0E2A47"/>
           <w:sz w:val="22"/>
         </w:rPr>
-        <w:t>•  Never disable pinch-zoom on mobile</w:t>
+        <w:t>Use one H1 per page; don't skip heading levels</w:t>
       </w:r>
     </w:p>
     <w:p>
       <w:pPr>
         <w:spacing w:after="80" w:line="312" w:lineRule="auto"/>
-        <w:ind w:left="283"/>
-      </w:pPr>
-      <w:r>
-        <w:rPr>
-          <w:color w:val="333333"/>
-          <w:sz w:val="20"/>
-        </w:rPr>
-        <w:t>Some users need to zoom in to read. Removing this is an accessibility violation.</w:t>
-      </w:r>
-    </w:p>
-    <w:tbl>
-      <w:tblPr>
-        <w:tblW w:type="auto" w:w="0"/>
-        <w:tblLayout w:type="fixed"/>
-        <w:tblLook w:firstColumn="1" w:firstRow="1" w:lastColumn="0" w:lastRow="0" w:noHBand="0" w:noVBand="1" w:val="04A0"/>
-      </w:tblPr>
-      <w:tblGrid>
-        <w:gridCol w:w="794"/>
-        <w:gridCol w:w="7767"/>
-      </w:tblGrid>
-      <w:tr>
-        <w:tc>
-          <w:tcPr>
-            <w:tcW w:type="dxa" w:w="794"/>
-            <w:shd w:val="clear" w:color="auto" w:fill="E8F3EC"/>
-            <w:tcBorders>
-              <w:top w:val="nil"/>
-              <w:left w:val="nil"/>
-              <w:bottom w:val="nil"/>
-              <w:right w:val="nil"/>
-            </w:tcBorders>
-            <w:vAlign w:val="center"/>
-          </w:tcPr>
-          <w:p>
-            <w:pPr>
-              <w:jc w:val="center"/>
-            </w:pPr>
-            <w:r>
-              <w:rPr>
-                <w:b/>
-                <w:color w:val="1F7A3F"/>
-                <w:sz w:val="18"/>
-              </w:rPr>
-              <w:t>DO</w:t>
-            </w:r>
-          </w:p>
-        </w:tc>
-        <w:tc>
-          <w:tcPr>
-            <w:tcW w:type="dxa" w:w="7767"/>
-            <w:shd w:val="clear" w:color="auto" w:fill="E8F3EC"/>
-            <w:tcBorders>
-              <w:top w:val="nil"/>
-              <w:left w:val="nil"/>
-              <w:bottom w:val="nil"/>
-              <w:right w:val="nil"/>
-            </w:tcBorders>
-            <w:vAlign w:val="center"/>
-          </w:tcPr>
-          <w:p>
-            <w:pPr>
-              <w:spacing w:line="288" w:lineRule="auto"/>
-            </w:pPr>
-            <w:r>
-              <w:rPr>
-                <w:rFonts w:ascii="Consolas" w:hAnsi="Consolas"/>
-                <w:color w:val="1B202D"/>
-                <w:sz w:val="19"/>
-              </w:rPr>
-              <w:t>&lt;meta name="viewport" content="width=device-width, initial-scale=1"&gt;</w:t>
-            </w:r>
-          </w:p>
-        </w:tc>
-      </w:tr>
-    </w:tbl>
-    <w:tbl>
-      <w:tblPr>
-        <w:tblW w:type="auto" w:w="0"/>
-        <w:tblLayout w:type="fixed"/>
-        <w:tblLook w:firstColumn="1" w:firstRow="1" w:lastColumn="0" w:lastRow="0" w:noHBand="0" w:noVBand="1" w:val="04A0"/>
-      </w:tblPr>
-      <w:tblGrid>
-        <w:gridCol w:w="794"/>
-        <w:gridCol w:w="7767"/>
-      </w:tblGrid>
-      <w:tr>
-        <w:tc>
-          <w:tcPr>
-            <w:tcW w:type="dxa" w:w="794"/>
-            <w:shd w:val="clear" w:color="auto" w:fill="FBE8E8"/>
-            <w:tcBorders>
-              <w:top w:val="nil"/>
-              <w:left w:val="nil"/>
-              <w:bottom w:val="nil"/>
-              <w:right w:val="nil"/>
-            </w:tcBorders>
-            <w:vAlign w:val="center"/>
-          </w:tcPr>
-          <w:p>
-            <w:pPr>
-              <w:jc w:val="center"/>
-            </w:pPr>
-            <w:r>
-              <w:rPr>
-                <w:b/>
-                <w:color w:val="B01E1E"/>
-                <w:sz w:val="18"/>
-              </w:rPr>
-              <w:t>AVOID</w:t>
-            </w:r>
-          </w:p>
-        </w:tc>
-        <w:tc>
-          <w:tcPr>
-            <w:tcW w:type="dxa" w:w="7767"/>
-            <w:shd w:val="clear" w:color="auto" w:fill="FBE8E8"/>
-            <w:tcBorders>
-              <w:top w:val="nil"/>
-              <w:left w:val="nil"/>
-              <w:bottom w:val="nil"/>
-              <w:right w:val="nil"/>
-            </w:tcBorders>
-            <w:vAlign w:val="center"/>
-          </w:tcPr>
-          <w:p>
-            <w:pPr>
-              <w:spacing w:line="288" w:lineRule="auto"/>
-            </w:pPr>
-            <w:r>
-              <w:rPr>
-                <w:rFonts w:ascii="Consolas" w:hAnsi="Consolas"/>
-                <w:color w:val="1B202D"/>
-                <w:sz w:val="19"/>
-              </w:rPr>
-              <w:t>&lt;meta name="viewport" content="width=device-width, user-scalable=no"&gt;</w:t>
-            </w:r>
-          </w:p>
-        </w:tc>
-      </w:tr>
-    </w:tbl>
-    <w:p>
-      <w:pPr>
-        <w:spacing w:after="0"/>
-      </w:pPr>
-    </w:p>
-    <w:p>
-      <w:pPr>
-        <w:spacing w:after="40" w:before="160"/>
-      </w:pPr>
-      <w:r>
-        <w:rPr>
-          <w:b/>
-          <w:color w:val="0E2A47"/>
-          <w:sz w:val="22"/>
-        </w:rPr>
-        <w:t>•  Use one H1 per page; don't skip heading levels</w:t>
-      </w:r>
-    </w:p>
-    <w:p>
-      <w:pPr>
-        <w:spacing w:after="80" w:line="312" w:lineRule="auto"/>
-        <w:ind w:left="283"/>
+        <w:ind w:left="340"/>
       </w:pPr>
       <w:r>
         <w:rPr>
@@ -5686,16 +6690,456 @@
       <w:r>
         <w:rPr>
           <w:b/>
+          <w:color w:val="2D6CDF"/>
+          <w:sz w:val="24"/>
+        </w:rPr>
+        <w:t xml:space="preserve">▸  </w:t>
+      </w:r>
+      <w:r>
+        <w:rPr>
+          <w:b/>
           <w:color w:val="0E2A47"/>
           <w:sz w:val="22"/>
         </w:rPr>
-        <w:t>•  Tap targets should be at least 44 × 44 pixels</w:t>
+        <w:t>You should be able to use the whole site with only a keyboard</w:t>
       </w:r>
     </w:p>
     <w:p>
       <w:pPr>
         <w:spacing w:after="80" w:line="312" w:lineRule="auto"/>
-        <w:ind w:left="283"/>
+        <w:ind w:left="340"/>
+      </w:pPr>
+      <w:r>
+        <w:rPr>
+          <w:color w:val="333333"/>
+          <w:sz w:val="20"/>
+        </w:rPr>
+        <w:t>Press Tab through the page — every button, link, and field reachable. Press Enter / Space — they activate.</w:t>
+      </w:r>
+    </w:p>
+    <w:tbl>
+      <w:tblPr>
+        <w:tblW w:type="auto" w:w="0"/>
+        <w:tblLayout w:type="fixed"/>
+        <w:tblLook w:firstColumn="1" w:firstRow="1" w:lastColumn="0" w:lastRow="0" w:noHBand="0" w:noVBand="1" w:val="04A0"/>
+      </w:tblPr>
+      <w:tblGrid>
+        <w:gridCol w:w="794"/>
+        <w:gridCol w:w="7767"/>
+      </w:tblGrid>
+      <w:tr>
+        <w:tc>
+          <w:tcPr>
+            <w:tcW w:type="dxa" w:w="794"/>
+            <w:shd w:val="clear" w:color="auto" w:fill="E8F3EC"/>
+            <w:tcBorders>
+              <w:top w:val="nil"/>
+              <w:left w:val="nil"/>
+              <w:bottom w:val="nil"/>
+              <w:right w:val="nil"/>
+            </w:tcBorders>
+            <w:vAlign w:val="center"/>
+          </w:tcPr>
+          <w:p>
+            <w:pPr>
+              <w:jc w:val="center"/>
+            </w:pPr>
+            <w:r>
+              <w:rPr>
+                <w:b/>
+                <w:color w:val="1F7A3F"/>
+                <w:sz w:val="18"/>
+              </w:rPr>
+              <w:t>DO</w:t>
+            </w:r>
+          </w:p>
+        </w:tc>
+        <w:tc>
+          <w:tcPr>
+            <w:tcW w:type="dxa" w:w="7767"/>
+            <w:shd w:val="clear" w:color="auto" w:fill="E8F3EC"/>
+            <w:tcBorders>
+              <w:top w:val="nil"/>
+              <w:left w:val="nil"/>
+              <w:bottom w:val="nil"/>
+              <w:right w:val="nil"/>
+            </w:tcBorders>
+            <w:vAlign w:val="center"/>
+          </w:tcPr>
+          <w:p>
+            <w:pPr>
+              <w:spacing w:line="288" w:lineRule="auto"/>
+            </w:pPr>
+            <w:r>
+              <w:rPr>
+                <w:rFonts w:ascii="Consolas" w:hAnsi="Consolas"/>
+                <w:color w:val="1B202D"/>
+                <w:sz w:val="19"/>
+              </w:rPr>
+              <w:t>Test plan: Tab through. Open a drawer, close it with Escape, focus returns to the trigger.</w:t>
+            </w:r>
+          </w:p>
+        </w:tc>
+      </w:tr>
+    </w:tbl>
+    <w:p>
+      <w:pPr>
+        <w:spacing w:after="0"/>
+      </w:pPr>
+    </w:p>
+    <w:p>
+      <w:pPr>
+        <w:spacing w:after="40" w:before="160"/>
+      </w:pPr>
+      <w:r>
+        <w:rPr>
+          <w:b/>
+          <w:color w:val="2D6CDF"/>
+          <w:sz w:val="24"/>
+        </w:rPr>
+        <w:t xml:space="preserve">▸  </w:t>
+      </w:r>
+      <w:r>
+        <w:rPr>
+          <w:b/>
+          <w:color w:val="0E2A47"/>
+          <w:sz w:val="22"/>
+        </w:rPr>
+        <w:t>Auto-playing video and marquees need a visible pause control</w:t>
+      </w:r>
+    </w:p>
+    <w:p>
+      <w:pPr>
+        <w:spacing w:after="80" w:line="312" w:lineRule="auto"/>
+        <w:ind w:left="340"/>
+      </w:pPr>
+      <w:r>
+        <w:rPr>
+          <w:color w:val="333333"/>
+          <w:sz w:val="20"/>
+        </w:rPr>
+        <w:t>WCAG 2.2.2 — anything that moves automatically for more than 5 seconds must be pausable.</w:t>
+      </w:r>
+    </w:p>
+    <w:tbl>
+      <w:tblPr>
+        <w:tblW w:type="auto" w:w="0"/>
+        <w:tblLayout w:type="fixed"/>
+        <w:tblLook w:firstColumn="1" w:firstRow="1" w:lastColumn="0" w:lastRow="0" w:noHBand="0" w:noVBand="1" w:val="04A0"/>
+      </w:tblPr>
+      <w:tblGrid>
+        <w:gridCol w:w="794"/>
+        <w:gridCol w:w="7767"/>
+      </w:tblGrid>
+      <w:tr>
+        <w:tc>
+          <w:tcPr>
+            <w:tcW w:type="dxa" w:w="794"/>
+            <w:shd w:val="clear" w:color="auto" w:fill="E8F3EC"/>
+            <w:tcBorders>
+              <w:top w:val="nil"/>
+              <w:left w:val="nil"/>
+              <w:bottom w:val="nil"/>
+              <w:right w:val="nil"/>
+            </w:tcBorders>
+            <w:vAlign w:val="center"/>
+          </w:tcPr>
+          <w:p>
+            <w:pPr>
+              <w:jc w:val="center"/>
+            </w:pPr>
+            <w:r>
+              <w:rPr>
+                <w:b/>
+                <w:color w:val="1F7A3F"/>
+                <w:sz w:val="18"/>
+              </w:rPr>
+              <w:t>DO</w:t>
+            </w:r>
+          </w:p>
+        </w:tc>
+        <w:tc>
+          <w:tcPr>
+            <w:tcW w:type="dxa" w:w="7767"/>
+            <w:shd w:val="clear" w:color="auto" w:fill="E8F3EC"/>
+            <w:tcBorders>
+              <w:top w:val="nil"/>
+              <w:left w:val="nil"/>
+              <w:bottom w:val="nil"/>
+              <w:right w:val="nil"/>
+            </w:tcBorders>
+            <w:vAlign w:val="center"/>
+          </w:tcPr>
+          <w:p>
+            <w:pPr>
+              <w:spacing w:line="288" w:lineRule="auto"/>
+            </w:pPr>
+            <w:r>
+              <w:rPr>
+                <w:rFonts w:ascii="Consolas" w:hAnsi="Consolas"/>
+                <w:color w:val="1B202D"/>
+                <w:sz w:val="19"/>
+              </w:rPr>
+              <w:t>&lt;button type="button"</w:t>
+              <w:br/>
+              <w:t xml:space="preserve">        aria-pressed="false"</w:t>
+              <w:br/>
+              <w:t xml:space="preserve">        aria-label="{{ 'accessibility.pause_video' | t }}"&gt;</w:t>
+              <w:br/>
+              <w:t xml:space="preserve">  &lt;svg aria-hidden="true"&gt;...&lt;/svg&gt;</w:t>
+              <w:br/>
+              <w:t>&lt;/button&gt;</w:t>
+            </w:r>
+          </w:p>
+        </w:tc>
+      </w:tr>
+    </w:tbl>
+    <w:p>
+      <w:pPr>
+        <w:spacing w:after="0"/>
+      </w:pPr>
+    </w:p>
+    <w:p>
+      <w:pPr>
+        <w:spacing w:after="40" w:before="160"/>
+      </w:pPr>
+      <w:r>
+        <w:rPr>
+          <w:b/>
+          <w:color w:val="2D6CDF"/>
+          <w:sz w:val="24"/>
+        </w:rPr>
+        <w:t xml:space="preserve">▸  </w:t>
+      </w:r>
+      <w:r>
+        <w:rPr>
+          <w:b/>
+          <w:color w:val="0E2A47"/>
+          <w:sz w:val="22"/>
+        </w:rPr>
+        <w:t>Respect prefers-reduced-motion</w:t>
+      </w:r>
+    </w:p>
+    <w:p>
+      <w:pPr>
+        <w:spacing w:after="80" w:line="312" w:lineRule="auto"/>
+        <w:ind w:left="340"/>
+      </w:pPr>
+      <w:r>
+        <w:rPr>
+          <w:color w:val="333333"/>
+          <w:sz w:val="20"/>
+        </w:rPr>
+        <w:t>Some users get nauseous from animations. Honour the OS setting and turn off non-essential motion.</w:t>
+      </w:r>
+    </w:p>
+    <w:tbl>
+      <w:tblPr>
+        <w:tblW w:type="auto" w:w="0"/>
+        <w:tblLayout w:type="fixed"/>
+        <w:tblLook w:firstColumn="1" w:firstRow="1" w:lastColumn="0" w:lastRow="0" w:noHBand="0" w:noVBand="1" w:val="04A0"/>
+      </w:tblPr>
+      <w:tblGrid>
+        <w:gridCol w:w="794"/>
+        <w:gridCol w:w="7767"/>
+      </w:tblGrid>
+      <w:tr>
+        <w:tc>
+          <w:tcPr>
+            <w:tcW w:type="dxa" w:w="794"/>
+            <w:shd w:val="clear" w:color="auto" w:fill="E8F3EC"/>
+            <w:tcBorders>
+              <w:top w:val="nil"/>
+              <w:left w:val="nil"/>
+              <w:bottom w:val="nil"/>
+              <w:right w:val="nil"/>
+            </w:tcBorders>
+            <w:vAlign w:val="center"/>
+          </w:tcPr>
+          <w:p>
+            <w:pPr>
+              <w:jc w:val="center"/>
+            </w:pPr>
+            <w:r>
+              <w:rPr>
+                <w:b/>
+                <w:color w:val="1F7A3F"/>
+                <w:sz w:val="18"/>
+              </w:rPr>
+              <w:t>DO</w:t>
+            </w:r>
+          </w:p>
+        </w:tc>
+        <w:tc>
+          <w:tcPr>
+            <w:tcW w:type="dxa" w:w="7767"/>
+            <w:shd w:val="clear" w:color="auto" w:fill="E8F3EC"/>
+            <w:tcBorders>
+              <w:top w:val="nil"/>
+              <w:left w:val="nil"/>
+              <w:bottom w:val="nil"/>
+              <w:right w:val="nil"/>
+            </w:tcBorders>
+            <w:vAlign w:val="center"/>
+          </w:tcPr>
+          <w:p>
+            <w:pPr>
+              <w:spacing w:line="288" w:lineRule="auto"/>
+            </w:pPr>
+            <w:r>
+              <w:rPr>
+                <w:rFonts w:ascii="Consolas" w:hAnsi="Consolas"/>
+                <w:color w:val="1B202D"/>
+                <w:sz w:val="19"/>
+              </w:rPr>
+              <w:t>@media (prefers-reduced-motion: reduce) {</w:t>
+              <w:br/>
+              <w:t xml:space="preserve">  .fade-up { transition: none; transform: none; }</w:t>
+              <w:br/>
+              <w:t>}</w:t>
+            </w:r>
+          </w:p>
+        </w:tc>
+      </w:tr>
+    </w:tbl>
+    <w:p>
+      <w:pPr>
+        <w:spacing w:after="0"/>
+      </w:pPr>
+    </w:p>
+    <w:p>
+      <w:pPr>
+        <w:spacing w:after="40" w:before="160"/>
+      </w:pPr>
+      <w:r>
+        <w:rPr>
+          <w:b/>
+          <w:color w:val="2D6CDF"/>
+          <w:sz w:val="24"/>
+        </w:rPr>
+        <w:t xml:space="preserve">▸  </w:t>
+      </w:r>
+      <w:r>
+        <w:rPr>
+          <w:b/>
+          <w:color w:val="0E2A47"/>
+          <w:sz w:val="22"/>
+        </w:rPr>
+        <w:t>Announce dynamic changes with aria-live</w:t>
+      </w:r>
+    </w:p>
+    <w:p>
+      <w:pPr>
+        <w:spacing w:after="80" w:line="312" w:lineRule="auto"/>
+        <w:ind w:left="340"/>
+      </w:pPr>
+      <w:r>
+        <w:rPr>
+          <w:color w:val="333333"/>
+          <w:sz w:val="20"/>
+        </w:rPr>
+        <w:t>When the cart updates or a search result appears, screen-reader users don't see it unless you announce it.</w:t>
+      </w:r>
+    </w:p>
+    <w:tbl>
+      <w:tblPr>
+        <w:tblW w:type="auto" w:w="0"/>
+        <w:tblLayout w:type="fixed"/>
+        <w:tblLook w:firstColumn="1" w:firstRow="1" w:lastColumn="0" w:lastRow="0" w:noHBand="0" w:noVBand="1" w:val="04A0"/>
+      </w:tblPr>
+      <w:tblGrid>
+        <w:gridCol w:w="794"/>
+        <w:gridCol w:w="7767"/>
+      </w:tblGrid>
+      <w:tr>
+        <w:tc>
+          <w:tcPr>
+            <w:tcW w:type="dxa" w:w="794"/>
+            <w:shd w:val="clear" w:color="auto" w:fill="E8F3EC"/>
+            <w:tcBorders>
+              <w:top w:val="nil"/>
+              <w:left w:val="nil"/>
+              <w:bottom w:val="nil"/>
+              <w:right w:val="nil"/>
+            </w:tcBorders>
+            <w:vAlign w:val="center"/>
+          </w:tcPr>
+          <w:p>
+            <w:pPr>
+              <w:jc w:val="center"/>
+            </w:pPr>
+            <w:r>
+              <w:rPr>
+                <w:b/>
+                <w:color w:val="1F7A3F"/>
+                <w:sz w:val="18"/>
+              </w:rPr>
+              <w:t>DO</w:t>
+            </w:r>
+          </w:p>
+        </w:tc>
+        <w:tc>
+          <w:tcPr>
+            <w:tcW w:type="dxa" w:w="7767"/>
+            <w:shd w:val="clear" w:color="auto" w:fill="E8F3EC"/>
+            <w:tcBorders>
+              <w:top w:val="nil"/>
+              <w:left w:val="nil"/>
+              <w:bottom w:val="nil"/>
+              <w:right w:val="nil"/>
+            </w:tcBorders>
+            <w:vAlign w:val="center"/>
+          </w:tcPr>
+          <w:p>
+            <w:pPr>
+              <w:spacing w:line="288" w:lineRule="auto"/>
+            </w:pPr>
+            <w:r>
+              <w:rPr>
+                <w:rFonts w:ascii="Consolas" w:hAnsi="Consolas"/>
+                <w:color w:val="1B202D"/>
+                <w:sz w:val="19"/>
+              </w:rPr>
+              <w:t>&lt;div class="visually-hidden" aria-live="polite" role="status"&gt;</w:t>
+              <w:br/>
+              <w:t xml:space="preserve">  Added to cart.</w:t>
+              <w:br/>
+              <w:t>&lt;/div&gt;</w:t>
+            </w:r>
+          </w:p>
+        </w:tc>
+      </w:tr>
+    </w:tbl>
+    <w:p>
+      <w:pPr>
+        <w:spacing w:after="0"/>
+      </w:pPr>
+    </w:p>
+    <w:p>
+      <w:pPr>
+        <w:spacing w:after="40" w:before="160"/>
+      </w:pPr>
+      <w:r>
+        <w:rPr>
+          <w:b/>
+          <w:color w:val="2D6CDF"/>
+          <w:sz w:val="24"/>
+        </w:rPr>
+        <w:t xml:space="preserve">▸  </w:t>
+      </w:r>
+      <w:r>
+        <w:rPr>
+          <w:b/>
+          <w:color w:val="0E2A47"/>
+          <w:sz w:val="22"/>
+        </w:rPr>
+        <w:t>Tap targets should be at least 44 × 44 pixels</w:t>
+      </w:r>
+    </w:p>
+    <w:p>
+      <w:pPr>
+        <w:spacing w:after="80" w:line="312" w:lineRule="auto"/>
+        <w:ind w:left="340"/>
       </w:pPr>
       <w:r>
         <w:rPr>
@@ -5790,23 +7234,31 @@
       <w:r>
         <w:rPr>
           <w:b/>
+          <w:color w:val="2D6CDF"/>
+          <w:sz w:val="24"/>
+        </w:rPr>
+        <w:t xml:space="preserve">▸  </w:t>
+      </w:r>
+      <w:r>
+        <w:rPr>
+          <w:b/>
           <w:color w:val="0E2A47"/>
           <w:sz w:val="22"/>
         </w:rPr>
-        <w:t>•  aria-label values also need to be translated</w:t>
+        <w:t>Never disable pinch-zoom on mobile</w:t>
       </w:r>
     </w:p>
     <w:p>
       <w:pPr>
         <w:spacing w:after="80" w:line="312" w:lineRule="auto"/>
-        <w:ind w:left="283"/>
+        <w:ind w:left="340"/>
       </w:pPr>
       <w:r>
         <w:rPr>
           <w:color w:val="333333"/>
           <w:sz w:val="20"/>
         </w:rPr>
-        <w:t>Easy to miss because they're invisible. Search your code for hardcoded aria-label="..." strings.</w:t>
+        <w:t>Some users need to zoom in to read. Removing this is an accessibility violation.</w:t>
       </w:r>
     </w:p>
     <w:tbl>
@@ -5868,7 +7320,7 @@
                 <w:color w:val="1B202D"/>
                 <w:sz w:val="19"/>
               </w:rPr>
-              <w:t>&lt;button aria-label="{{ 'accessibility.close' | t }}"&gt;×&lt;/button&gt;</w:t>
+              <w:t>&lt;meta name="viewport" content="width=device-width, initial-scale=1"&gt;</w:t>
             </w:r>
           </w:p>
         </w:tc>
@@ -5933,7 +7385,176 @@
                 <w:color w:val="1B202D"/>
                 <w:sz w:val="19"/>
               </w:rPr>
-              <w:t>&lt;button aria-label="Close"&gt;×&lt;/button&gt;</w:t>
+              <w:t>&lt;meta name="viewport" content="width=device-width, user-scalable=no"&gt;</w:t>
+            </w:r>
+          </w:p>
+        </w:tc>
+      </w:tr>
+    </w:tbl>
+    <w:p>
+      <w:pPr>
+        <w:spacing w:after="0"/>
+      </w:pPr>
+    </w:p>
+    <w:p>
+      <w:pPr>
+        <w:spacing w:after="40" w:before="160"/>
+      </w:pPr>
+      <w:r>
+        <w:rPr>
+          <w:b/>
+          <w:color w:val="2D6CDF"/>
+          <w:sz w:val="24"/>
+        </w:rPr>
+        <w:t xml:space="preserve">▸  </w:t>
+      </w:r>
+      <w:r>
+        <w:rPr>
+          <w:b/>
+          <w:color w:val="0E2A47"/>
+          <w:sz w:val="22"/>
+        </w:rPr>
+        <w:t>Modals need focus trap + Escape + focus return</w:t>
+      </w:r>
+    </w:p>
+    <w:p>
+      <w:pPr>
+        <w:spacing w:after="80" w:line="312" w:lineRule="auto"/>
+        <w:ind w:left="340"/>
+      </w:pPr>
+      <w:r>
+        <w:rPr>
+          <w:color w:val="333333"/>
+          <w:sz w:val="20"/>
+        </w:rPr>
+        <w:t>Open a modal? Move focus inside it. Press Escape? Close it. Closed? Send focus back to the button that opened it.</w:t>
+      </w:r>
+    </w:p>
+    <w:tbl>
+      <w:tblPr>
+        <w:tblW w:type="auto" w:w="0"/>
+        <w:tblLayout w:type="fixed"/>
+        <w:tblLook w:firstColumn="1" w:firstRow="1" w:lastColumn="0" w:lastRow="0" w:noHBand="0" w:noVBand="1" w:val="04A0"/>
+      </w:tblPr>
+      <w:tblGrid>
+        <w:gridCol w:w="794"/>
+        <w:gridCol w:w="7767"/>
+      </w:tblGrid>
+      <w:tr>
+        <w:tc>
+          <w:tcPr>
+            <w:tcW w:type="dxa" w:w="794"/>
+            <w:shd w:val="clear" w:color="auto" w:fill="E8F3EC"/>
+            <w:tcBorders>
+              <w:top w:val="nil"/>
+              <w:left w:val="nil"/>
+              <w:bottom w:val="nil"/>
+              <w:right w:val="nil"/>
+            </w:tcBorders>
+            <w:vAlign w:val="center"/>
+          </w:tcPr>
+          <w:p>
+            <w:pPr>
+              <w:jc w:val="center"/>
+            </w:pPr>
+            <w:r>
+              <w:rPr>
+                <w:b/>
+                <w:color w:val="1F7A3F"/>
+                <w:sz w:val="18"/>
+              </w:rPr>
+              <w:t>DO</w:t>
+            </w:r>
+          </w:p>
+        </w:tc>
+        <w:tc>
+          <w:tcPr>
+            <w:tcW w:type="dxa" w:w="7767"/>
+            <w:shd w:val="clear" w:color="auto" w:fill="E8F3EC"/>
+            <w:tcBorders>
+              <w:top w:val="nil"/>
+              <w:left w:val="nil"/>
+              <w:bottom w:val="nil"/>
+              <w:right w:val="nil"/>
+            </w:tcBorders>
+            <w:vAlign w:val="center"/>
+          </w:tcPr>
+          <w:p>
+            <w:pPr>
+              <w:spacing w:line="288" w:lineRule="auto"/>
+            </w:pPr>
+            <w:r>
+              <w:rPr>
+                <w:rFonts w:ascii="Consolas" w:hAnsi="Consolas"/>
+                <w:color w:val="1B202D"/>
+                <w:sz w:val="19"/>
+              </w:rPr>
+              <w:t>Use the native &lt;dialog&gt; element — it handles all three for you.</w:t>
+            </w:r>
+          </w:p>
+        </w:tc>
+      </w:tr>
+    </w:tbl>
+    <w:tbl>
+      <w:tblPr>
+        <w:tblW w:type="auto" w:w="0"/>
+        <w:tblLayout w:type="fixed"/>
+        <w:tblLook w:firstColumn="1" w:firstRow="1" w:lastColumn="0" w:lastRow="0" w:noHBand="0" w:noVBand="1" w:val="04A0"/>
+      </w:tblPr>
+      <w:tblGrid>
+        <w:gridCol w:w="794"/>
+        <w:gridCol w:w="7767"/>
+      </w:tblGrid>
+      <w:tr>
+        <w:tc>
+          <w:tcPr>
+            <w:tcW w:type="dxa" w:w="794"/>
+            <w:shd w:val="clear" w:color="auto" w:fill="FBE8E8"/>
+            <w:tcBorders>
+              <w:top w:val="nil"/>
+              <w:left w:val="nil"/>
+              <w:bottom w:val="nil"/>
+              <w:right w:val="nil"/>
+            </w:tcBorders>
+            <w:vAlign w:val="center"/>
+          </w:tcPr>
+          <w:p>
+            <w:pPr>
+              <w:jc w:val="center"/>
+            </w:pPr>
+            <w:r>
+              <w:rPr>
+                <w:b/>
+                <w:color w:val="B01E1E"/>
+                <w:sz w:val="18"/>
+              </w:rPr>
+              <w:t>AVOID</w:t>
+            </w:r>
+          </w:p>
+        </w:tc>
+        <w:tc>
+          <w:tcPr>
+            <w:tcW w:type="dxa" w:w="7767"/>
+            <w:shd w:val="clear" w:color="auto" w:fill="FBE8E8"/>
+            <w:tcBorders>
+              <w:top w:val="nil"/>
+              <w:left w:val="nil"/>
+              <w:bottom w:val="nil"/>
+              <w:right w:val="nil"/>
+            </w:tcBorders>
+            <w:vAlign w:val="center"/>
+          </w:tcPr>
+          <w:p>
+            <w:pPr>
+              <w:spacing w:line="288" w:lineRule="auto"/>
+            </w:pPr>
+            <w:r>
+              <w:rPr>
+                <w:rFonts w:ascii="Consolas" w:hAnsi="Consolas"/>
+                <w:color w:val="1B202D"/>
+                <w:sz w:val="19"/>
+              </w:rPr>
+              <w:t>A custom &lt;div&gt; "modal" with no focus management at all</w:t>
             </w:r>
           </w:p>
         </w:tc>
@@ -5956,7 +7577,1898 @@
       <w:r>
         <w:rPr>
           <w:b/>
-          <w:color w:val="2D6CDF"/>
+          <w:color w:val="1F7A3F"/>
+          <w:sz w:val="18"/>
+        </w:rPr>
+        <w:t>SECTION 04 — DO / AVOID</w:t>
+      </w:r>
+    </w:p>
+    <w:p>
+      <w:pPr>
+        <w:spacing w:before="0" w:after="160"/>
+        <w:pBdr>
+          <w:bottom w:val="single" w:sz="8" w:space="4" w:color="1F7A3F"/>
+        </w:pBdr>
+      </w:pPr>
+      <w:r>
+        <w:rPr>
+          <w:b/>
+          <w:color w:val="1F7A3F"/>
+          <w:sz w:val="44"/>
+        </w:rPr>
+        <w:t>SEO</w:t>
+      </w:r>
+    </w:p>
+    <w:p>
+      <w:pPr>
+        <w:spacing w:after="120" w:line="312" w:lineRule="auto"/>
+      </w:pPr>
+      <w:r>
+        <w:rPr>
+          <w:b w:val="0"/>
+          <w:i w:val="0"/>
+          <w:color w:val="333333"/>
+          <w:sz w:val="21"/>
+        </w:rPr>
+        <w:t>Help Google understand and rank your pages. Most of these are one-time setup, but check them on every new template you build.</w:t>
+      </w:r>
+    </w:p>
+    <w:p>
+      <w:pPr>
+        <w:spacing w:after="40" w:before="160"/>
+      </w:pPr>
+      <w:r>
+        <w:rPr>
+          <w:b/>
+          <w:color w:val="1F7A3F"/>
+          <w:sz w:val="24"/>
+        </w:rPr>
+        <w:t xml:space="preserve">▸  </w:t>
+      </w:r>
+      <w:r>
+        <w:rPr>
+          <w:b/>
+          <w:color w:val="0E2A47"/>
+          <w:sz w:val="22"/>
+        </w:rPr>
+        <w:t>Exactly one &lt;h1&gt; per page — and make it match the page topic</w:t>
+      </w:r>
+    </w:p>
+    <w:p>
+      <w:pPr>
+        <w:spacing w:after="80" w:line="312" w:lineRule="auto"/>
+        <w:ind w:left="340"/>
+      </w:pPr>
+      <w:r>
+        <w:rPr>
+          <w:color w:val="333333"/>
+          <w:sz w:val="20"/>
+        </w:rPr>
+        <w:t>Two h1s confuse Google. PDP h1 = product name. Collection h1 = collection name. Article h1 = article title.</w:t>
+      </w:r>
+    </w:p>
+    <w:tbl>
+      <w:tblPr>
+        <w:tblW w:type="auto" w:w="0"/>
+        <w:tblLayout w:type="fixed"/>
+        <w:tblLook w:firstColumn="1" w:firstRow="1" w:lastColumn="0" w:lastRow="0" w:noHBand="0" w:noVBand="1" w:val="04A0"/>
+      </w:tblPr>
+      <w:tblGrid>
+        <w:gridCol w:w="794"/>
+        <w:gridCol w:w="7767"/>
+      </w:tblGrid>
+      <w:tr>
+        <w:tc>
+          <w:tcPr>
+            <w:tcW w:type="dxa" w:w="794"/>
+            <w:shd w:val="clear" w:color="auto" w:fill="E8F3EC"/>
+            <w:tcBorders>
+              <w:top w:val="nil"/>
+              <w:left w:val="nil"/>
+              <w:bottom w:val="nil"/>
+              <w:right w:val="nil"/>
+            </w:tcBorders>
+            <w:vAlign w:val="center"/>
+          </w:tcPr>
+          <w:p>
+            <w:pPr>
+              <w:jc w:val="center"/>
+            </w:pPr>
+            <w:r>
+              <w:rPr>
+                <w:b/>
+                <w:color w:val="1F7A3F"/>
+                <w:sz w:val="18"/>
+              </w:rPr>
+              <w:t>DO</w:t>
+            </w:r>
+          </w:p>
+        </w:tc>
+        <w:tc>
+          <w:tcPr>
+            <w:tcW w:type="dxa" w:w="7767"/>
+            <w:shd w:val="clear" w:color="auto" w:fill="E8F3EC"/>
+            <w:tcBorders>
+              <w:top w:val="nil"/>
+              <w:left w:val="nil"/>
+              <w:bottom w:val="nil"/>
+              <w:right w:val="nil"/>
+            </w:tcBorders>
+            <w:vAlign w:val="center"/>
+          </w:tcPr>
+          <w:p>
+            <w:pPr>
+              <w:spacing w:line="288" w:lineRule="auto"/>
+            </w:pPr>
+            <w:r>
+              <w:rPr>
+                <w:rFonts w:ascii="Consolas" w:hAnsi="Consolas"/>
+                <w:color w:val="1B202D"/>
+                <w:sz w:val="19"/>
+              </w:rPr>
+              <w:t>&lt;h1&gt;{{ product.title }}&lt;/h1&gt;</w:t>
+              <w:br/>
+              <w:t>&lt;h2&gt;Description&lt;/h2&gt;</w:t>
+              <w:br/>
+              <w:t>&lt;h3&gt;Materials&lt;/h3&gt;</w:t>
+            </w:r>
+          </w:p>
+        </w:tc>
+      </w:tr>
+    </w:tbl>
+    <w:tbl>
+      <w:tblPr>
+        <w:tblW w:type="auto" w:w="0"/>
+        <w:tblLayout w:type="fixed"/>
+        <w:tblLook w:firstColumn="1" w:firstRow="1" w:lastColumn="0" w:lastRow="0" w:noHBand="0" w:noVBand="1" w:val="04A0"/>
+      </w:tblPr>
+      <w:tblGrid>
+        <w:gridCol w:w="794"/>
+        <w:gridCol w:w="7767"/>
+      </w:tblGrid>
+      <w:tr>
+        <w:tc>
+          <w:tcPr>
+            <w:tcW w:type="dxa" w:w="794"/>
+            <w:shd w:val="clear" w:color="auto" w:fill="FBE8E8"/>
+            <w:tcBorders>
+              <w:top w:val="nil"/>
+              <w:left w:val="nil"/>
+              <w:bottom w:val="nil"/>
+              <w:right w:val="nil"/>
+            </w:tcBorders>
+            <w:vAlign w:val="center"/>
+          </w:tcPr>
+          <w:p>
+            <w:pPr>
+              <w:jc w:val="center"/>
+            </w:pPr>
+            <w:r>
+              <w:rPr>
+                <w:b/>
+                <w:color w:val="B01E1E"/>
+                <w:sz w:val="18"/>
+              </w:rPr>
+              <w:t>AVOID</w:t>
+            </w:r>
+          </w:p>
+        </w:tc>
+        <w:tc>
+          <w:tcPr>
+            <w:tcW w:type="dxa" w:w="7767"/>
+            <w:shd w:val="clear" w:color="auto" w:fill="FBE8E8"/>
+            <w:tcBorders>
+              <w:top w:val="nil"/>
+              <w:left w:val="nil"/>
+              <w:bottom w:val="nil"/>
+              <w:right w:val="nil"/>
+            </w:tcBorders>
+            <w:vAlign w:val="center"/>
+          </w:tcPr>
+          <w:p>
+            <w:pPr>
+              <w:spacing w:line="288" w:lineRule="auto"/>
+            </w:pPr>
+            <w:r>
+              <w:rPr>
+                <w:rFonts w:ascii="Consolas" w:hAnsi="Consolas"/>
+                <w:color w:val="1B202D"/>
+                <w:sz w:val="19"/>
+              </w:rPr>
+              <w:t>&lt;h1&gt;Welcome to our store&lt;/h1&gt;</w:t>
+              <w:br/>
+              <w:t>&lt;h1&gt;{{ product.title }}&lt;/h1&gt;   ← second h1</w:t>
+            </w:r>
+          </w:p>
+        </w:tc>
+      </w:tr>
+    </w:tbl>
+    <w:p>
+      <w:pPr>
+        <w:spacing w:after="0"/>
+      </w:pPr>
+    </w:p>
+    <w:p>
+      <w:pPr>
+        <w:spacing w:after="40" w:before="160"/>
+      </w:pPr>
+      <w:r>
+        <w:rPr>
+          <w:b/>
+          <w:color w:val="1F7A3F"/>
+          <w:sz w:val="24"/>
+        </w:rPr>
+        <w:t xml:space="preserve">▸  </w:t>
+      </w:r>
+      <w:r>
+        <w:rPr>
+          <w:b/>
+          <w:color w:val="0E2A47"/>
+          <w:sz w:val="22"/>
+        </w:rPr>
+        <w:t>Every page needs a unique &lt;title&gt; and meta description</w:t>
+      </w:r>
+    </w:p>
+    <w:p>
+      <w:pPr>
+        <w:spacing w:after="80" w:line="312" w:lineRule="auto"/>
+        <w:ind w:left="340"/>
+      </w:pPr>
+      <w:r>
+        <w:rPr>
+          <w:color w:val="333333"/>
+          <w:sz w:val="20"/>
+        </w:rPr>
+        <w:t>Title 50–60 characters. Description 150–160. Shopify generates them by default; don't remove them.</w:t>
+      </w:r>
+    </w:p>
+    <w:tbl>
+      <w:tblPr>
+        <w:tblW w:type="auto" w:w="0"/>
+        <w:tblLayout w:type="fixed"/>
+        <w:tblLook w:firstColumn="1" w:firstRow="1" w:lastColumn="0" w:lastRow="0" w:noHBand="0" w:noVBand="1" w:val="04A0"/>
+      </w:tblPr>
+      <w:tblGrid>
+        <w:gridCol w:w="794"/>
+        <w:gridCol w:w="7767"/>
+      </w:tblGrid>
+      <w:tr>
+        <w:tc>
+          <w:tcPr>
+            <w:tcW w:type="dxa" w:w="794"/>
+            <w:shd w:val="clear" w:color="auto" w:fill="E8F3EC"/>
+            <w:tcBorders>
+              <w:top w:val="nil"/>
+              <w:left w:val="nil"/>
+              <w:bottom w:val="nil"/>
+              <w:right w:val="nil"/>
+            </w:tcBorders>
+            <w:vAlign w:val="center"/>
+          </w:tcPr>
+          <w:p>
+            <w:pPr>
+              <w:jc w:val="center"/>
+            </w:pPr>
+            <w:r>
+              <w:rPr>
+                <w:b/>
+                <w:color w:val="1F7A3F"/>
+                <w:sz w:val="18"/>
+              </w:rPr>
+              <w:t>DO</w:t>
+            </w:r>
+          </w:p>
+        </w:tc>
+        <w:tc>
+          <w:tcPr>
+            <w:tcW w:type="dxa" w:w="7767"/>
+            <w:shd w:val="clear" w:color="auto" w:fill="E8F3EC"/>
+            <w:tcBorders>
+              <w:top w:val="nil"/>
+              <w:left w:val="nil"/>
+              <w:bottom w:val="nil"/>
+              <w:right w:val="nil"/>
+            </w:tcBorders>
+            <w:vAlign w:val="center"/>
+          </w:tcPr>
+          <w:p>
+            <w:pPr>
+              <w:spacing w:line="288" w:lineRule="auto"/>
+            </w:pPr>
+            <w:r>
+              <w:rPr>
+                <w:rFonts w:ascii="Consolas" w:hAnsi="Consolas"/>
+                <w:color w:val="1B202D"/>
+                <w:sz w:val="19"/>
+              </w:rPr>
+              <w:t>&lt;title&gt;{{ page_title }} | {{ shop.name }}&lt;/title&gt;</w:t>
+              <w:br/>
+              <w:t>&lt;meta name="description" content="{{ page_description | escape }}"&gt;</w:t>
+            </w:r>
+          </w:p>
+        </w:tc>
+      </w:tr>
+    </w:tbl>
+    <w:p>
+      <w:pPr>
+        <w:spacing w:after="0"/>
+      </w:pPr>
+    </w:p>
+    <w:p>
+      <w:pPr>
+        <w:spacing w:after="40" w:before="160"/>
+      </w:pPr>
+      <w:r>
+        <w:rPr>
+          <w:b/>
+          <w:color w:val="1F7A3F"/>
+          <w:sz w:val="24"/>
+        </w:rPr>
+        <w:t xml:space="preserve">▸  </w:t>
+      </w:r>
+      <w:r>
+        <w:rPr>
+          <w:b/>
+          <w:color w:val="0E2A47"/>
+          <w:sz w:val="22"/>
+        </w:rPr>
+        <w:t>Use canonical URLs on every page</w:t>
+      </w:r>
+    </w:p>
+    <w:p>
+      <w:pPr>
+        <w:spacing w:after="80" w:line="312" w:lineRule="auto"/>
+        <w:ind w:left="340"/>
+      </w:pPr>
+      <w:r>
+        <w:rPr>
+          <w:color w:val="333333"/>
+          <w:sz w:val="20"/>
+        </w:rPr>
+        <w:t>Tells Google the real address when the same page can be reached from multiple URLs (filters, pagination, etc.).</w:t>
+      </w:r>
+    </w:p>
+    <w:tbl>
+      <w:tblPr>
+        <w:tblW w:type="auto" w:w="0"/>
+        <w:tblLayout w:type="fixed"/>
+        <w:tblLook w:firstColumn="1" w:firstRow="1" w:lastColumn="0" w:lastRow="0" w:noHBand="0" w:noVBand="1" w:val="04A0"/>
+      </w:tblPr>
+      <w:tblGrid>
+        <w:gridCol w:w="794"/>
+        <w:gridCol w:w="7767"/>
+      </w:tblGrid>
+      <w:tr>
+        <w:tc>
+          <w:tcPr>
+            <w:tcW w:type="dxa" w:w="794"/>
+            <w:shd w:val="clear" w:color="auto" w:fill="E8F3EC"/>
+            <w:tcBorders>
+              <w:top w:val="nil"/>
+              <w:left w:val="nil"/>
+              <w:bottom w:val="nil"/>
+              <w:right w:val="nil"/>
+            </w:tcBorders>
+            <w:vAlign w:val="center"/>
+          </w:tcPr>
+          <w:p>
+            <w:pPr>
+              <w:jc w:val="center"/>
+            </w:pPr>
+            <w:r>
+              <w:rPr>
+                <w:b/>
+                <w:color w:val="1F7A3F"/>
+                <w:sz w:val="18"/>
+              </w:rPr>
+              <w:t>DO</w:t>
+            </w:r>
+          </w:p>
+        </w:tc>
+        <w:tc>
+          <w:tcPr>
+            <w:tcW w:type="dxa" w:w="7767"/>
+            <w:shd w:val="clear" w:color="auto" w:fill="E8F3EC"/>
+            <w:tcBorders>
+              <w:top w:val="nil"/>
+              <w:left w:val="nil"/>
+              <w:bottom w:val="nil"/>
+              <w:right w:val="nil"/>
+            </w:tcBorders>
+            <w:vAlign w:val="center"/>
+          </w:tcPr>
+          <w:p>
+            <w:pPr>
+              <w:spacing w:line="288" w:lineRule="auto"/>
+            </w:pPr>
+            <w:r>
+              <w:rPr>
+                <w:rFonts w:ascii="Consolas" w:hAnsi="Consolas"/>
+                <w:color w:val="1B202D"/>
+                <w:sz w:val="19"/>
+              </w:rPr>
+              <w:t>&lt;link rel="canonical" href="{{ canonical_url }}"&gt;</w:t>
+            </w:r>
+          </w:p>
+        </w:tc>
+      </w:tr>
+    </w:tbl>
+    <w:p>
+      <w:pPr>
+        <w:spacing w:after="0"/>
+      </w:pPr>
+    </w:p>
+    <w:p>
+      <w:pPr>
+        <w:spacing w:after="40" w:before="160"/>
+      </w:pPr>
+      <w:r>
+        <w:rPr>
+          <w:b/>
+          <w:color w:val="1F7A3F"/>
+          <w:sz w:val="24"/>
+        </w:rPr>
+        <w:t xml:space="preserve">▸  </w:t>
+      </w:r>
+      <w:r>
+        <w:rPr>
+          <w:b/>
+          <w:color w:val="0E2A47"/>
+          <w:sz w:val="22"/>
+        </w:rPr>
+        <w:t>Add JSON-LD product schema on product pages</w:t>
+      </w:r>
+    </w:p>
+    <w:p>
+      <w:pPr>
+        <w:spacing w:after="80" w:line="312" w:lineRule="auto"/>
+        <w:ind w:left="340"/>
+      </w:pPr>
+      <w:r>
+        <w:rPr>
+          <w:color w:val="333333"/>
+          <w:sz w:val="20"/>
+        </w:rPr>
+        <w:t>Helps Google show rich product results (price, rating, availability). Test it at search.google.com/test/rich-results.</w:t>
+      </w:r>
+    </w:p>
+    <w:tbl>
+      <w:tblPr>
+        <w:tblW w:type="auto" w:w="0"/>
+        <w:tblLayout w:type="fixed"/>
+        <w:tblLook w:firstColumn="1" w:firstRow="1" w:lastColumn="0" w:lastRow="0" w:noHBand="0" w:noVBand="1" w:val="04A0"/>
+      </w:tblPr>
+      <w:tblGrid>
+        <w:gridCol w:w="794"/>
+        <w:gridCol w:w="7767"/>
+      </w:tblGrid>
+      <w:tr>
+        <w:tc>
+          <w:tcPr>
+            <w:tcW w:type="dxa" w:w="794"/>
+            <w:shd w:val="clear" w:color="auto" w:fill="E8F3EC"/>
+            <w:tcBorders>
+              <w:top w:val="nil"/>
+              <w:left w:val="nil"/>
+              <w:bottom w:val="nil"/>
+              <w:right w:val="nil"/>
+            </w:tcBorders>
+            <w:vAlign w:val="center"/>
+          </w:tcPr>
+          <w:p>
+            <w:pPr>
+              <w:jc w:val="center"/>
+            </w:pPr>
+            <w:r>
+              <w:rPr>
+                <w:b/>
+                <w:color w:val="1F7A3F"/>
+                <w:sz w:val="18"/>
+              </w:rPr>
+              <w:t>DO</w:t>
+            </w:r>
+          </w:p>
+        </w:tc>
+        <w:tc>
+          <w:tcPr>
+            <w:tcW w:type="dxa" w:w="7767"/>
+            <w:shd w:val="clear" w:color="auto" w:fill="E8F3EC"/>
+            <w:tcBorders>
+              <w:top w:val="nil"/>
+              <w:left w:val="nil"/>
+              <w:bottom w:val="nil"/>
+              <w:right w:val="nil"/>
+            </w:tcBorders>
+            <w:vAlign w:val="center"/>
+          </w:tcPr>
+          <w:p>
+            <w:pPr>
+              <w:spacing w:line="288" w:lineRule="auto"/>
+            </w:pPr>
+            <w:r>
+              <w:rPr>
+                <w:rFonts w:ascii="Consolas" w:hAnsi="Consolas"/>
+                <w:color w:val="1B202D"/>
+                <w:sz w:val="19"/>
+              </w:rPr>
+              <w:t>&lt;script type="application/ld+json"&gt;</w:t>
+              <w:br/>
+              <w:t>{</w:t>
+              <w:br/>
+              <w:t xml:space="preserve">  "@context": "https://schema.org",</w:t>
+              <w:br/>
+              <w:t xml:space="preserve">  "@type": "Product",</w:t>
+              <w:br/>
+              <w:t xml:space="preserve">  "name": "{{ product.title | escape }}",</w:t>
+              <w:br/>
+              <w:t xml:space="preserve">  "image": "{{ product.featured_image | image_url: width: 1200 }}",</w:t>
+              <w:br/>
+              <w:t xml:space="preserve">  "offers": {</w:t>
+              <w:br/>
+              <w:t xml:space="preserve">    "@type": "Offer",</w:t>
+              <w:br/>
+              <w:t xml:space="preserve">    "price": "{{ product.price | money_without_currency }}",</w:t>
+              <w:br/>
+              <w:t xml:space="preserve">    "priceCurrency": "{{ cart.currency.iso_code }}"</w:t>
+              <w:br/>
+              <w:t xml:space="preserve">  }</w:t>
+              <w:br/>
+              <w:t>}</w:t>
+              <w:br/>
+              <w:t>&lt;/script&gt;</w:t>
+            </w:r>
+          </w:p>
+        </w:tc>
+      </w:tr>
+    </w:tbl>
+    <w:p>
+      <w:pPr>
+        <w:spacing w:after="0"/>
+      </w:pPr>
+    </w:p>
+    <w:p>
+      <w:pPr>
+        <w:spacing w:after="40" w:before="160"/>
+      </w:pPr>
+      <w:r>
+        <w:rPr>
+          <w:b/>
+          <w:color w:val="1F7A3F"/>
+          <w:sz w:val="24"/>
+        </w:rPr>
+        <w:t xml:space="preserve">▸  </w:t>
+      </w:r>
+      <w:r>
+        <w:rPr>
+          <w:b/>
+          <w:color w:val="0E2A47"/>
+          <w:sz w:val="22"/>
+        </w:rPr>
+        <w:t>Add BreadcrumbList schema on collection and product pages</w:t>
+      </w:r>
+    </w:p>
+    <w:p>
+      <w:pPr>
+        <w:spacing w:after="80" w:line="312" w:lineRule="auto"/>
+        <w:ind w:left="340"/>
+      </w:pPr>
+      <w:r>
+        <w:rPr>
+          <w:color w:val="333333"/>
+          <w:sz w:val="20"/>
+        </w:rPr>
+        <w:t>Lets Google show breadcrumb trails in search results — they get more clicks than a plain URL.</w:t>
+      </w:r>
+    </w:p>
+    <w:tbl>
+      <w:tblPr>
+        <w:tblW w:type="auto" w:w="0"/>
+        <w:tblLayout w:type="fixed"/>
+        <w:tblLook w:firstColumn="1" w:firstRow="1" w:lastColumn="0" w:lastRow="0" w:noHBand="0" w:noVBand="1" w:val="04A0"/>
+      </w:tblPr>
+      <w:tblGrid>
+        <w:gridCol w:w="794"/>
+        <w:gridCol w:w="7767"/>
+      </w:tblGrid>
+      <w:tr>
+        <w:tc>
+          <w:tcPr>
+            <w:tcW w:type="dxa" w:w="794"/>
+            <w:shd w:val="clear" w:color="auto" w:fill="E8F3EC"/>
+            <w:tcBorders>
+              <w:top w:val="nil"/>
+              <w:left w:val="nil"/>
+              <w:bottom w:val="nil"/>
+              <w:right w:val="nil"/>
+            </w:tcBorders>
+            <w:vAlign w:val="center"/>
+          </w:tcPr>
+          <w:p>
+            <w:pPr>
+              <w:jc w:val="center"/>
+            </w:pPr>
+            <w:r>
+              <w:rPr>
+                <w:b/>
+                <w:color w:val="1F7A3F"/>
+                <w:sz w:val="18"/>
+              </w:rPr>
+              <w:t>DO</w:t>
+            </w:r>
+          </w:p>
+        </w:tc>
+        <w:tc>
+          <w:tcPr>
+            <w:tcW w:type="dxa" w:w="7767"/>
+            <w:shd w:val="clear" w:color="auto" w:fill="E8F3EC"/>
+            <w:tcBorders>
+              <w:top w:val="nil"/>
+              <w:left w:val="nil"/>
+              <w:bottom w:val="nil"/>
+              <w:right w:val="nil"/>
+            </w:tcBorders>
+            <w:vAlign w:val="center"/>
+          </w:tcPr>
+          <w:p>
+            <w:pPr>
+              <w:spacing w:line="288" w:lineRule="auto"/>
+            </w:pPr>
+            <w:r>
+              <w:rPr>
+                <w:rFonts w:ascii="Consolas" w:hAnsi="Consolas"/>
+                <w:color w:val="1B202D"/>
+                <w:sz w:val="19"/>
+              </w:rPr>
+              <w:t>&lt;script type="application/ld+json"&gt;</w:t>
+              <w:br/>
+              <w:t>{</w:t>
+              <w:br/>
+              <w:t xml:space="preserve">  "@context": "https://schema.org",</w:t>
+              <w:br/>
+              <w:t xml:space="preserve">  "@type": "BreadcrumbList",</w:t>
+              <w:br/>
+              <w:t xml:space="preserve">  "itemListElement": [</w:t>
+              <w:br/>
+              <w:t xml:space="preserve">    { "@type": "ListItem", "position": 1, "name": "Home", "item": "{{ shop.url }}" },</w:t>
+              <w:br/>
+              <w:t xml:space="preserve">    { "@type": "ListItem", "position": 2, "name": "{{ collection.title }}", "item": "{{ shop.url }}{{ collection.url }}" }</w:t>
+              <w:br/>
+              <w:t xml:space="preserve">  ]</w:t>
+              <w:br/>
+              <w:t>}</w:t>
+              <w:br/>
+              <w:t>&lt;/script&gt;</w:t>
+            </w:r>
+          </w:p>
+        </w:tc>
+      </w:tr>
+    </w:tbl>
+    <w:p>
+      <w:pPr>
+        <w:spacing w:after="0"/>
+      </w:pPr>
+    </w:p>
+    <w:p>
+      <w:pPr>
+        <w:spacing w:after="40" w:before="160"/>
+      </w:pPr>
+      <w:r>
+        <w:rPr>
+          <w:b/>
+          <w:color w:val="1F7A3F"/>
+          <w:sz w:val="24"/>
+        </w:rPr>
+        <w:t xml:space="preserve">▸  </w:t>
+      </w:r>
+      <w:r>
+        <w:rPr>
+          <w:b/>
+          <w:color w:val="0E2A47"/>
+          <w:sz w:val="22"/>
+        </w:rPr>
+        <w:t>Add Open Graph tags so shared links show a nice preview</w:t>
+      </w:r>
+    </w:p>
+    <w:p>
+      <w:pPr>
+        <w:spacing w:after="80" w:line="312" w:lineRule="auto"/>
+        <w:ind w:left="340"/>
+      </w:pPr>
+      <w:r>
+        <w:rPr>
+          <w:color w:val="333333"/>
+          <w:sz w:val="20"/>
+        </w:rPr>
+        <w:t>Without them your link is a blank box on Facebook, WhatsApp, LinkedIn. With them, a preview card with image and description.</w:t>
+      </w:r>
+    </w:p>
+    <w:tbl>
+      <w:tblPr>
+        <w:tblW w:type="auto" w:w="0"/>
+        <w:tblLayout w:type="fixed"/>
+        <w:tblLook w:firstColumn="1" w:firstRow="1" w:lastColumn="0" w:lastRow="0" w:noHBand="0" w:noVBand="1" w:val="04A0"/>
+      </w:tblPr>
+      <w:tblGrid>
+        <w:gridCol w:w="794"/>
+        <w:gridCol w:w="7767"/>
+      </w:tblGrid>
+      <w:tr>
+        <w:tc>
+          <w:tcPr>
+            <w:tcW w:type="dxa" w:w="794"/>
+            <w:shd w:val="clear" w:color="auto" w:fill="E8F3EC"/>
+            <w:tcBorders>
+              <w:top w:val="nil"/>
+              <w:left w:val="nil"/>
+              <w:bottom w:val="nil"/>
+              <w:right w:val="nil"/>
+            </w:tcBorders>
+            <w:vAlign w:val="center"/>
+          </w:tcPr>
+          <w:p>
+            <w:pPr>
+              <w:jc w:val="center"/>
+            </w:pPr>
+            <w:r>
+              <w:rPr>
+                <w:b/>
+                <w:color w:val="1F7A3F"/>
+                <w:sz w:val="18"/>
+              </w:rPr>
+              <w:t>DO</w:t>
+            </w:r>
+          </w:p>
+        </w:tc>
+        <w:tc>
+          <w:tcPr>
+            <w:tcW w:type="dxa" w:w="7767"/>
+            <w:shd w:val="clear" w:color="auto" w:fill="E8F3EC"/>
+            <w:tcBorders>
+              <w:top w:val="nil"/>
+              <w:left w:val="nil"/>
+              <w:bottom w:val="nil"/>
+              <w:right w:val="nil"/>
+            </w:tcBorders>
+            <w:vAlign w:val="center"/>
+          </w:tcPr>
+          <w:p>
+            <w:pPr>
+              <w:spacing w:line="288" w:lineRule="auto"/>
+            </w:pPr>
+            <w:r>
+              <w:rPr>
+                <w:rFonts w:ascii="Consolas" w:hAnsi="Consolas"/>
+                <w:color w:val="1B202D"/>
+                <w:sz w:val="19"/>
+              </w:rPr>
+              <w:t>&lt;meta property="og:title" content="{{ page_title | escape }}"&gt;</w:t>
+              <w:br/>
+              <w:t>&lt;meta property="og:description" content="{{ page_description | escape }}"&gt;</w:t>
+              <w:br/>
+              <w:t>&lt;meta property="og:image" content="{{ page_image | image_url: width: 1200 }}"&gt;</w:t>
+              <w:br/>
+              <w:t>&lt;meta property="og:url" content="{{ canonical_url }}"&gt;</w:t>
+              <w:br/>
+              <w:t>&lt;meta name="twitter:card" content="summary_large_image"&gt;</w:t>
+            </w:r>
+          </w:p>
+        </w:tc>
+      </w:tr>
+    </w:tbl>
+    <w:p>
+      <w:pPr>
+        <w:spacing w:after="0"/>
+      </w:pPr>
+    </w:p>
+    <w:p>
+      <w:pPr>
+        <w:spacing w:after="40" w:before="160"/>
+      </w:pPr>
+      <w:r>
+        <w:rPr>
+          <w:b/>
+          <w:color w:val="1F7A3F"/>
+          <w:sz w:val="24"/>
+        </w:rPr>
+        <w:t xml:space="preserve">▸  </w:t>
+      </w:r>
+      <w:r>
+        <w:rPr>
+          <w:b/>
+          <w:color w:val="0E2A47"/>
+          <w:sz w:val="22"/>
+        </w:rPr>
+        <w:t>Use descriptive link text — never "click here"</w:t>
+      </w:r>
+    </w:p>
+    <w:p>
+      <w:pPr>
+        <w:spacing w:after="80" w:line="312" w:lineRule="auto"/>
+        <w:ind w:left="340"/>
+      </w:pPr>
+      <w:r>
+        <w:rPr>
+          <w:color w:val="333333"/>
+          <w:sz w:val="20"/>
+        </w:rPr>
+        <w:t>Google and screen readers both read link text out of context. "Read our shipping policy" works; "click here" tells them nothing.</w:t>
+      </w:r>
+    </w:p>
+    <w:tbl>
+      <w:tblPr>
+        <w:tblW w:type="auto" w:w="0"/>
+        <w:tblLayout w:type="fixed"/>
+        <w:tblLook w:firstColumn="1" w:firstRow="1" w:lastColumn="0" w:lastRow="0" w:noHBand="0" w:noVBand="1" w:val="04A0"/>
+      </w:tblPr>
+      <w:tblGrid>
+        <w:gridCol w:w="794"/>
+        <w:gridCol w:w="7767"/>
+      </w:tblGrid>
+      <w:tr>
+        <w:tc>
+          <w:tcPr>
+            <w:tcW w:type="dxa" w:w="794"/>
+            <w:shd w:val="clear" w:color="auto" w:fill="E8F3EC"/>
+            <w:tcBorders>
+              <w:top w:val="nil"/>
+              <w:left w:val="nil"/>
+              <w:bottom w:val="nil"/>
+              <w:right w:val="nil"/>
+            </w:tcBorders>
+            <w:vAlign w:val="center"/>
+          </w:tcPr>
+          <w:p>
+            <w:pPr>
+              <w:jc w:val="center"/>
+            </w:pPr>
+            <w:r>
+              <w:rPr>
+                <w:b/>
+                <w:color w:val="1F7A3F"/>
+                <w:sz w:val="18"/>
+              </w:rPr>
+              <w:t>DO</w:t>
+            </w:r>
+          </w:p>
+        </w:tc>
+        <w:tc>
+          <w:tcPr>
+            <w:tcW w:type="dxa" w:w="7767"/>
+            <w:shd w:val="clear" w:color="auto" w:fill="E8F3EC"/>
+            <w:tcBorders>
+              <w:top w:val="nil"/>
+              <w:left w:val="nil"/>
+              <w:bottom w:val="nil"/>
+              <w:right w:val="nil"/>
+            </w:tcBorders>
+            <w:vAlign w:val="center"/>
+          </w:tcPr>
+          <w:p>
+            <w:pPr>
+              <w:spacing w:line="288" w:lineRule="auto"/>
+            </w:pPr>
+            <w:r>
+              <w:rPr>
+                <w:rFonts w:ascii="Consolas" w:hAnsi="Consolas"/>
+                <w:color w:val="1B202D"/>
+                <w:sz w:val="19"/>
+              </w:rPr>
+              <w:t>&lt;a href="/policies/shipping"&gt;Read our shipping policy&lt;/a&gt;</w:t>
+            </w:r>
+          </w:p>
+        </w:tc>
+      </w:tr>
+    </w:tbl>
+    <w:tbl>
+      <w:tblPr>
+        <w:tblW w:type="auto" w:w="0"/>
+        <w:tblLayout w:type="fixed"/>
+        <w:tblLook w:firstColumn="1" w:firstRow="1" w:lastColumn="0" w:lastRow="0" w:noHBand="0" w:noVBand="1" w:val="04A0"/>
+      </w:tblPr>
+      <w:tblGrid>
+        <w:gridCol w:w="794"/>
+        <w:gridCol w:w="7767"/>
+      </w:tblGrid>
+      <w:tr>
+        <w:tc>
+          <w:tcPr>
+            <w:tcW w:type="dxa" w:w="794"/>
+            <w:shd w:val="clear" w:color="auto" w:fill="FBE8E8"/>
+            <w:tcBorders>
+              <w:top w:val="nil"/>
+              <w:left w:val="nil"/>
+              <w:bottom w:val="nil"/>
+              <w:right w:val="nil"/>
+            </w:tcBorders>
+            <w:vAlign w:val="center"/>
+          </w:tcPr>
+          <w:p>
+            <w:pPr>
+              <w:jc w:val="center"/>
+            </w:pPr>
+            <w:r>
+              <w:rPr>
+                <w:b/>
+                <w:color w:val="B01E1E"/>
+                <w:sz w:val="18"/>
+              </w:rPr>
+              <w:t>AVOID</w:t>
+            </w:r>
+          </w:p>
+        </w:tc>
+        <w:tc>
+          <w:tcPr>
+            <w:tcW w:type="dxa" w:w="7767"/>
+            <w:shd w:val="clear" w:color="auto" w:fill="FBE8E8"/>
+            <w:tcBorders>
+              <w:top w:val="nil"/>
+              <w:left w:val="nil"/>
+              <w:bottom w:val="nil"/>
+              <w:right w:val="nil"/>
+            </w:tcBorders>
+            <w:vAlign w:val="center"/>
+          </w:tcPr>
+          <w:p>
+            <w:pPr>
+              <w:spacing w:line="288" w:lineRule="auto"/>
+            </w:pPr>
+            <w:r>
+              <w:rPr>
+                <w:rFonts w:ascii="Consolas" w:hAnsi="Consolas"/>
+                <w:color w:val="1B202D"/>
+                <w:sz w:val="19"/>
+              </w:rPr>
+              <w:t>Want to know about shipping? &lt;a href="..."&gt;Click here&lt;/a&gt;</w:t>
+            </w:r>
+          </w:p>
+        </w:tc>
+      </w:tr>
+    </w:tbl>
+    <w:p>
+      <w:pPr>
+        <w:spacing w:after="0"/>
+      </w:pPr>
+    </w:p>
+    <w:p>
+      <w:pPr>
+        <w:spacing w:after="40" w:before="160"/>
+      </w:pPr>
+      <w:r>
+        <w:rPr>
+          <w:b/>
+          <w:color w:val="1F7A3F"/>
+          <w:sz w:val="24"/>
+        </w:rPr>
+        <w:t xml:space="preserve">▸  </w:t>
+      </w:r>
+      <w:r>
+        <w:rPr>
+          <w:b/>
+          <w:color w:val="0E2A47"/>
+          <w:sz w:val="22"/>
+        </w:rPr>
+        <w:t>Image alt text helps SEO too</w:t>
+      </w:r>
+    </w:p>
+    <w:p>
+      <w:pPr>
+        <w:spacing w:after="80" w:line="312" w:lineRule="auto"/>
+        <w:ind w:left="340"/>
+      </w:pPr>
+      <w:r>
+        <w:rPr>
+          <w:color w:val="333333"/>
+          <w:sz w:val="20"/>
+        </w:rPr>
+        <w:t>Google uses alt text to understand the image. Describe what you actually see — naturally, not stuffed with keywords.</w:t>
+      </w:r>
+    </w:p>
+    <w:tbl>
+      <w:tblPr>
+        <w:tblW w:type="auto" w:w="0"/>
+        <w:tblLayout w:type="fixed"/>
+        <w:tblLook w:firstColumn="1" w:firstRow="1" w:lastColumn="0" w:lastRow="0" w:noHBand="0" w:noVBand="1" w:val="04A0"/>
+      </w:tblPr>
+      <w:tblGrid>
+        <w:gridCol w:w="794"/>
+        <w:gridCol w:w="7767"/>
+      </w:tblGrid>
+      <w:tr>
+        <w:tc>
+          <w:tcPr>
+            <w:tcW w:type="dxa" w:w="794"/>
+            <w:shd w:val="clear" w:color="auto" w:fill="E8F3EC"/>
+            <w:tcBorders>
+              <w:top w:val="nil"/>
+              <w:left w:val="nil"/>
+              <w:bottom w:val="nil"/>
+              <w:right w:val="nil"/>
+            </w:tcBorders>
+            <w:vAlign w:val="center"/>
+          </w:tcPr>
+          <w:p>
+            <w:pPr>
+              <w:jc w:val="center"/>
+            </w:pPr>
+            <w:r>
+              <w:rPr>
+                <w:b/>
+                <w:color w:val="1F7A3F"/>
+                <w:sz w:val="18"/>
+              </w:rPr>
+              <w:t>DO</w:t>
+            </w:r>
+          </w:p>
+        </w:tc>
+        <w:tc>
+          <w:tcPr>
+            <w:tcW w:type="dxa" w:w="7767"/>
+            <w:shd w:val="clear" w:color="auto" w:fill="E8F3EC"/>
+            <w:tcBorders>
+              <w:top w:val="nil"/>
+              <w:left w:val="nil"/>
+              <w:bottom w:val="nil"/>
+              <w:right w:val="nil"/>
+            </w:tcBorders>
+            <w:vAlign w:val="center"/>
+          </w:tcPr>
+          <w:p>
+            <w:pPr>
+              <w:spacing w:line="288" w:lineRule="auto"/>
+            </w:pPr>
+            <w:r>
+              <w:rPr>
+                <w:rFonts w:ascii="Consolas" w:hAnsi="Consolas"/>
+                <w:color w:val="1B202D"/>
+                <w:sz w:val="19"/>
+              </w:rPr>
+              <w:t>&lt;img alt="Brown leather messenger bag on a wooden desk"&gt;</w:t>
+            </w:r>
+          </w:p>
+        </w:tc>
+      </w:tr>
+    </w:tbl>
+    <w:tbl>
+      <w:tblPr>
+        <w:tblW w:type="auto" w:w="0"/>
+        <w:tblLayout w:type="fixed"/>
+        <w:tblLook w:firstColumn="1" w:firstRow="1" w:lastColumn="0" w:lastRow="0" w:noHBand="0" w:noVBand="1" w:val="04A0"/>
+      </w:tblPr>
+      <w:tblGrid>
+        <w:gridCol w:w="794"/>
+        <w:gridCol w:w="7767"/>
+      </w:tblGrid>
+      <w:tr>
+        <w:tc>
+          <w:tcPr>
+            <w:tcW w:type="dxa" w:w="794"/>
+            <w:shd w:val="clear" w:color="auto" w:fill="FBE8E8"/>
+            <w:tcBorders>
+              <w:top w:val="nil"/>
+              <w:left w:val="nil"/>
+              <w:bottom w:val="nil"/>
+              <w:right w:val="nil"/>
+            </w:tcBorders>
+            <w:vAlign w:val="center"/>
+          </w:tcPr>
+          <w:p>
+            <w:pPr>
+              <w:jc w:val="center"/>
+            </w:pPr>
+            <w:r>
+              <w:rPr>
+                <w:b/>
+                <w:color w:val="B01E1E"/>
+                <w:sz w:val="18"/>
+              </w:rPr>
+              <w:t>AVOID</w:t>
+            </w:r>
+          </w:p>
+        </w:tc>
+        <w:tc>
+          <w:tcPr>
+            <w:tcW w:type="dxa" w:w="7767"/>
+            <w:shd w:val="clear" w:color="auto" w:fill="FBE8E8"/>
+            <w:tcBorders>
+              <w:top w:val="nil"/>
+              <w:left w:val="nil"/>
+              <w:bottom w:val="nil"/>
+              <w:right w:val="nil"/>
+            </w:tcBorders>
+            <w:vAlign w:val="center"/>
+          </w:tcPr>
+          <w:p>
+            <w:pPr>
+              <w:spacing w:line="288" w:lineRule="auto"/>
+            </w:pPr>
+            <w:r>
+              <w:rPr>
+                <w:rFonts w:ascii="Consolas" w:hAnsi="Consolas"/>
+                <w:color w:val="1B202D"/>
+                <w:sz w:val="19"/>
+              </w:rPr>
+              <w:t>&lt;img alt="bag leather brown messenger cheap buy online shop"&gt;</w:t>
+            </w:r>
+          </w:p>
+        </w:tc>
+      </w:tr>
+    </w:tbl>
+    <w:p>
+      <w:pPr>
+        <w:spacing w:after="0"/>
+      </w:pPr>
+    </w:p>
+    <w:p>
+      <w:pPr>
+        <w:spacing w:after="40" w:before="160"/>
+      </w:pPr>
+      <w:r>
+        <w:rPr>
+          <w:b/>
+          <w:color w:val="1F7A3F"/>
+          <w:sz w:val="24"/>
+        </w:rPr>
+        <w:t xml:space="preserve">▸  </w:t>
+      </w:r>
+      <w:r>
+        <w:rPr>
+          <w:b/>
+          <w:color w:val="0E2A47"/>
+          <w:sz w:val="22"/>
+        </w:rPr>
+        <w:t>Set noindex on pages that shouldn't show in Google</w:t>
+      </w:r>
+    </w:p>
+    <w:p>
+      <w:pPr>
+        <w:spacing w:after="80" w:line="312" w:lineRule="auto"/>
+        <w:ind w:left="340"/>
+      </w:pPr>
+      <w:r>
+        <w:rPr>
+          <w:color w:val="333333"/>
+          <w:sz w:val="20"/>
+        </w:rPr>
+        <w:t>Cart, checkout, account, thank-you pages should not appear in search results.</w:t>
+      </w:r>
+    </w:p>
+    <w:tbl>
+      <w:tblPr>
+        <w:tblW w:type="auto" w:w="0"/>
+        <w:tblLayout w:type="fixed"/>
+        <w:tblLook w:firstColumn="1" w:firstRow="1" w:lastColumn="0" w:lastRow="0" w:noHBand="0" w:noVBand="1" w:val="04A0"/>
+      </w:tblPr>
+      <w:tblGrid>
+        <w:gridCol w:w="794"/>
+        <w:gridCol w:w="7767"/>
+      </w:tblGrid>
+      <w:tr>
+        <w:tc>
+          <w:tcPr>
+            <w:tcW w:type="dxa" w:w="794"/>
+            <w:shd w:val="clear" w:color="auto" w:fill="E8F3EC"/>
+            <w:tcBorders>
+              <w:top w:val="nil"/>
+              <w:left w:val="nil"/>
+              <w:bottom w:val="nil"/>
+              <w:right w:val="nil"/>
+            </w:tcBorders>
+            <w:vAlign w:val="center"/>
+          </w:tcPr>
+          <w:p>
+            <w:pPr>
+              <w:jc w:val="center"/>
+            </w:pPr>
+            <w:r>
+              <w:rPr>
+                <w:b/>
+                <w:color w:val="1F7A3F"/>
+                <w:sz w:val="18"/>
+              </w:rPr>
+              <w:t>DO</w:t>
+            </w:r>
+          </w:p>
+        </w:tc>
+        <w:tc>
+          <w:tcPr>
+            <w:tcW w:type="dxa" w:w="7767"/>
+            <w:shd w:val="clear" w:color="auto" w:fill="E8F3EC"/>
+            <w:tcBorders>
+              <w:top w:val="nil"/>
+              <w:left w:val="nil"/>
+              <w:bottom w:val="nil"/>
+              <w:right w:val="nil"/>
+            </w:tcBorders>
+            <w:vAlign w:val="center"/>
+          </w:tcPr>
+          <w:p>
+            <w:pPr>
+              <w:spacing w:line="288" w:lineRule="auto"/>
+            </w:pPr>
+            <w:r>
+              <w:rPr>
+                <w:rFonts w:ascii="Consolas" w:hAnsi="Consolas"/>
+                <w:color w:val="1B202D"/>
+                <w:sz w:val="19"/>
+              </w:rPr>
+              <w:t>&lt;meta name="robots" content="noindex, nofollow"&gt;</w:t>
+            </w:r>
+          </w:p>
+        </w:tc>
+      </w:tr>
+    </w:tbl>
+    <w:p>
+      <w:pPr>
+        <w:spacing w:after="0"/>
+      </w:pPr>
+    </w:p>
+    <w:p>
+      <w:pPr>
+        <w:spacing w:after="40" w:before="160"/>
+      </w:pPr>
+      <w:r>
+        <w:rPr>
+          <w:b/>
+          <w:color w:val="1F7A3F"/>
+          <w:sz w:val="24"/>
+        </w:rPr>
+        <w:t xml:space="preserve">▸  </w:t>
+      </w:r>
+      <w:r>
+        <w:rPr>
+          <w:b/>
+          <w:color w:val="0E2A47"/>
+          <w:sz w:val="22"/>
+        </w:rPr>
+        <w:t>Use hreflang tags on multi-language stores</w:t>
+      </w:r>
+    </w:p>
+    <w:p>
+      <w:pPr>
+        <w:spacing w:after="80" w:line="312" w:lineRule="auto"/>
+        <w:ind w:left="340"/>
+      </w:pPr>
+      <w:r>
+        <w:rPr>
+          <w:color w:val="333333"/>
+          <w:sz w:val="20"/>
+        </w:rPr>
+        <w:t>Tells Google which language version of a page to show to which audience.</w:t>
+      </w:r>
+    </w:p>
+    <w:tbl>
+      <w:tblPr>
+        <w:tblW w:type="auto" w:w="0"/>
+        <w:tblLayout w:type="fixed"/>
+        <w:tblLook w:firstColumn="1" w:firstRow="1" w:lastColumn="0" w:lastRow="0" w:noHBand="0" w:noVBand="1" w:val="04A0"/>
+      </w:tblPr>
+      <w:tblGrid>
+        <w:gridCol w:w="794"/>
+        <w:gridCol w:w="7767"/>
+      </w:tblGrid>
+      <w:tr>
+        <w:tc>
+          <w:tcPr>
+            <w:tcW w:type="dxa" w:w="794"/>
+            <w:shd w:val="clear" w:color="auto" w:fill="E8F3EC"/>
+            <w:tcBorders>
+              <w:top w:val="nil"/>
+              <w:left w:val="nil"/>
+              <w:bottom w:val="nil"/>
+              <w:right w:val="nil"/>
+            </w:tcBorders>
+            <w:vAlign w:val="center"/>
+          </w:tcPr>
+          <w:p>
+            <w:pPr>
+              <w:jc w:val="center"/>
+            </w:pPr>
+            <w:r>
+              <w:rPr>
+                <w:b/>
+                <w:color w:val="1F7A3F"/>
+                <w:sz w:val="18"/>
+              </w:rPr>
+              <w:t>DO</w:t>
+            </w:r>
+          </w:p>
+        </w:tc>
+        <w:tc>
+          <w:tcPr>
+            <w:tcW w:type="dxa" w:w="7767"/>
+            <w:shd w:val="clear" w:color="auto" w:fill="E8F3EC"/>
+            <w:tcBorders>
+              <w:top w:val="nil"/>
+              <w:left w:val="nil"/>
+              <w:bottom w:val="nil"/>
+              <w:right w:val="nil"/>
+            </w:tcBorders>
+            <w:vAlign w:val="center"/>
+          </w:tcPr>
+          <w:p>
+            <w:pPr>
+              <w:spacing w:line="288" w:lineRule="auto"/>
+            </w:pPr>
+            <w:r>
+              <w:rPr>
+                <w:rFonts w:ascii="Consolas" w:hAnsi="Consolas"/>
+                <w:color w:val="1B202D"/>
+                <w:sz w:val="19"/>
+              </w:rPr>
+              <w:t>&lt;link rel="alternate" hreflang="en" href="https://shop.com/products/x"&gt;</w:t>
+              <w:br/>
+              <w:t>&lt;link rel="alternate" hreflang="es" href="https://shop.com/es/products/x"&gt;</w:t>
+              <w:br/>
+              <w:t>&lt;link rel="alternate" hreflang="x-default" href="https://shop.com/products/x"&gt;</w:t>
+            </w:r>
+          </w:p>
+        </w:tc>
+      </w:tr>
+    </w:tbl>
+    <w:p>
+      <w:pPr>
+        <w:spacing w:after="0"/>
+      </w:pPr>
+    </w:p>
+    <w:p>
+      <w:pPr>
+        <w:spacing w:after="40" w:before="160"/>
+      </w:pPr>
+      <w:r>
+        <w:rPr>
+          <w:b/>
+          <w:color w:val="1F7A3F"/>
+          <w:sz w:val="24"/>
+        </w:rPr>
+        <w:t xml:space="preserve">▸  </w:t>
+      </w:r>
+      <w:r>
+        <w:rPr>
+          <w:b/>
+          <w:color w:val="0E2A47"/>
+          <w:sz w:val="22"/>
+        </w:rPr>
+        <w:t>Use 301 redirects when you change a URL</w:t>
+      </w:r>
+    </w:p>
+    <w:p>
+      <w:pPr>
+        <w:spacing w:after="80" w:line="312" w:lineRule="auto"/>
+        <w:ind w:left="340"/>
+      </w:pPr>
+      <w:r>
+        <w:rPr>
+          <w:color w:val="333333"/>
+          <w:sz w:val="20"/>
+        </w:rPr>
+        <w:t>A 302 is "temporary"; Google won't pass link value through it. A 301 is "permanent" and keeps your ranking.</w:t>
+      </w:r>
+    </w:p>
+    <w:tbl>
+      <w:tblPr>
+        <w:tblW w:type="auto" w:w="0"/>
+        <w:tblLayout w:type="fixed"/>
+        <w:tblLook w:firstColumn="1" w:firstRow="1" w:lastColumn="0" w:lastRow="0" w:noHBand="0" w:noVBand="1" w:val="04A0"/>
+      </w:tblPr>
+      <w:tblGrid>
+        <w:gridCol w:w="794"/>
+        <w:gridCol w:w="7767"/>
+      </w:tblGrid>
+      <w:tr>
+        <w:tc>
+          <w:tcPr>
+            <w:tcW w:type="dxa" w:w="794"/>
+            <w:shd w:val="clear" w:color="auto" w:fill="E8F3EC"/>
+            <w:tcBorders>
+              <w:top w:val="nil"/>
+              <w:left w:val="nil"/>
+              <w:bottom w:val="nil"/>
+              <w:right w:val="nil"/>
+            </w:tcBorders>
+            <w:vAlign w:val="center"/>
+          </w:tcPr>
+          <w:p>
+            <w:pPr>
+              <w:jc w:val="center"/>
+            </w:pPr>
+            <w:r>
+              <w:rPr>
+                <w:b/>
+                <w:color w:val="1F7A3F"/>
+                <w:sz w:val="18"/>
+              </w:rPr>
+              <w:t>DO</w:t>
+            </w:r>
+          </w:p>
+        </w:tc>
+        <w:tc>
+          <w:tcPr>
+            <w:tcW w:type="dxa" w:w="7767"/>
+            <w:shd w:val="clear" w:color="auto" w:fill="E8F3EC"/>
+            <w:tcBorders>
+              <w:top w:val="nil"/>
+              <w:left w:val="nil"/>
+              <w:bottom w:val="nil"/>
+              <w:right w:val="nil"/>
+            </w:tcBorders>
+            <w:vAlign w:val="center"/>
+          </w:tcPr>
+          <w:p>
+            <w:pPr>
+              <w:spacing w:line="288" w:lineRule="auto"/>
+            </w:pPr>
+            <w:r>
+              <w:rPr>
+                <w:rFonts w:ascii="Consolas" w:hAnsi="Consolas"/>
+                <w:color w:val="1B202D"/>
+                <w:sz w:val="19"/>
+              </w:rPr>
+              <w:t>Shopify Admin → Online Store → Navigation → URL Redirects</w:t>
+            </w:r>
+          </w:p>
+        </w:tc>
+      </w:tr>
+    </w:tbl>
+    <w:tbl>
+      <w:tblPr>
+        <w:tblW w:type="auto" w:w="0"/>
+        <w:tblLayout w:type="fixed"/>
+        <w:tblLook w:firstColumn="1" w:firstRow="1" w:lastColumn="0" w:lastRow="0" w:noHBand="0" w:noVBand="1" w:val="04A0"/>
+      </w:tblPr>
+      <w:tblGrid>
+        <w:gridCol w:w="794"/>
+        <w:gridCol w:w="7767"/>
+      </w:tblGrid>
+      <w:tr>
+        <w:tc>
+          <w:tcPr>
+            <w:tcW w:type="dxa" w:w="794"/>
+            <w:shd w:val="clear" w:color="auto" w:fill="FBE8E8"/>
+            <w:tcBorders>
+              <w:top w:val="nil"/>
+              <w:left w:val="nil"/>
+              <w:bottom w:val="nil"/>
+              <w:right w:val="nil"/>
+            </w:tcBorders>
+            <w:vAlign w:val="center"/>
+          </w:tcPr>
+          <w:p>
+            <w:pPr>
+              <w:jc w:val="center"/>
+            </w:pPr>
+            <w:r>
+              <w:rPr>
+                <w:b/>
+                <w:color w:val="B01E1E"/>
+                <w:sz w:val="18"/>
+              </w:rPr>
+              <w:t>AVOID</w:t>
+            </w:r>
+          </w:p>
+        </w:tc>
+        <w:tc>
+          <w:tcPr>
+            <w:tcW w:type="dxa" w:w="7767"/>
+            <w:shd w:val="clear" w:color="auto" w:fill="FBE8E8"/>
+            <w:tcBorders>
+              <w:top w:val="nil"/>
+              <w:left w:val="nil"/>
+              <w:bottom w:val="nil"/>
+              <w:right w:val="nil"/>
+            </w:tcBorders>
+            <w:vAlign w:val="center"/>
+          </w:tcPr>
+          <w:p>
+            <w:pPr>
+              <w:spacing w:line="288" w:lineRule="auto"/>
+            </w:pPr>
+            <w:r>
+              <w:rPr>
+                <w:rFonts w:ascii="Consolas" w:hAnsi="Consolas"/>
+                <w:color w:val="1B202D"/>
+                <w:sz w:val="19"/>
+              </w:rPr>
+              <w:t>Leaving a 404 page where the old URL used to be</w:t>
+            </w:r>
+          </w:p>
+        </w:tc>
+      </w:tr>
+    </w:tbl>
+    <w:p>
+      <w:pPr>
+        <w:spacing w:after="0"/>
+      </w:pPr>
+    </w:p>
+    <w:p>
+      <w:pPr>
+        <w:spacing w:after="40" w:before="160"/>
+      </w:pPr>
+      <w:r>
+        <w:rPr>
+          <w:b/>
+          <w:color w:val="1F7A3F"/>
+          <w:sz w:val="24"/>
+        </w:rPr>
+        <w:t xml:space="preserve">▸  </w:t>
+      </w:r>
+      <w:r>
+        <w:rPr>
+          <w:b/>
+          <w:color w:val="0E2A47"/>
+          <w:sz w:val="22"/>
+        </w:rPr>
+        <w:t>Don't publish duplicate product / category descriptions</w:t>
+      </w:r>
+    </w:p>
+    <w:p>
+      <w:pPr>
+        <w:spacing w:after="80" w:line="312" w:lineRule="auto"/>
+        <w:ind w:left="340"/>
+      </w:pPr>
+      <w:r>
+        <w:rPr>
+          <w:color w:val="333333"/>
+          <w:sz w:val="20"/>
+        </w:rPr>
+        <w:t>Google penalises near-duplicate pages. Write a unique paragraph per product or category.</w:t>
+      </w:r>
+    </w:p>
+    <w:tbl>
+      <w:tblPr>
+        <w:tblW w:type="auto" w:w="0"/>
+        <w:tblLayout w:type="fixed"/>
+        <w:tblLook w:firstColumn="1" w:firstRow="1" w:lastColumn="0" w:lastRow="0" w:noHBand="0" w:noVBand="1" w:val="04A0"/>
+      </w:tblPr>
+      <w:tblGrid>
+        <w:gridCol w:w="794"/>
+        <w:gridCol w:w="7767"/>
+      </w:tblGrid>
+      <w:tr>
+        <w:tc>
+          <w:tcPr>
+            <w:tcW w:type="dxa" w:w="794"/>
+            <w:shd w:val="clear" w:color="auto" w:fill="E8F3EC"/>
+            <w:tcBorders>
+              <w:top w:val="nil"/>
+              <w:left w:val="nil"/>
+              <w:bottom w:val="nil"/>
+              <w:right w:val="nil"/>
+            </w:tcBorders>
+            <w:vAlign w:val="center"/>
+          </w:tcPr>
+          <w:p>
+            <w:pPr>
+              <w:jc w:val="center"/>
+            </w:pPr>
+            <w:r>
+              <w:rPr>
+                <w:b/>
+                <w:color w:val="1F7A3F"/>
+                <w:sz w:val="18"/>
+              </w:rPr>
+              <w:t>DO</w:t>
+            </w:r>
+          </w:p>
+        </w:tc>
+        <w:tc>
+          <w:tcPr>
+            <w:tcW w:type="dxa" w:w="7767"/>
+            <w:shd w:val="clear" w:color="auto" w:fill="E8F3EC"/>
+            <w:tcBorders>
+              <w:top w:val="nil"/>
+              <w:left w:val="nil"/>
+              <w:bottom w:val="nil"/>
+              <w:right w:val="nil"/>
+            </w:tcBorders>
+            <w:vAlign w:val="center"/>
+          </w:tcPr>
+          <w:p>
+            <w:pPr>
+              <w:spacing w:line="288" w:lineRule="auto"/>
+            </w:pPr>
+            <w:r>
+              <w:rPr>
+                <w:rFonts w:ascii="Consolas" w:hAnsi="Consolas"/>
+                <w:color w:val="1B202D"/>
+                <w:sz w:val="19"/>
+              </w:rPr>
+              <w:t>Each product description is unique and at least 50 words.</w:t>
+            </w:r>
+          </w:p>
+        </w:tc>
+      </w:tr>
+    </w:tbl>
+    <w:tbl>
+      <w:tblPr>
+        <w:tblW w:type="auto" w:w="0"/>
+        <w:tblLayout w:type="fixed"/>
+        <w:tblLook w:firstColumn="1" w:firstRow="1" w:lastColumn="0" w:lastRow="0" w:noHBand="0" w:noVBand="1" w:val="04A0"/>
+      </w:tblPr>
+      <w:tblGrid>
+        <w:gridCol w:w="794"/>
+        <w:gridCol w:w="7767"/>
+      </w:tblGrid>
+      <w:tr>
+        <w:tc>
+          <w:tcPr>
+            <w:tcW w:type="dxa" w:w="794"/>
+            <w:shd w:val="clear" w:color="auto" w:fill="FBE8E8"/>
+            <w:tcBorders>
+              <w:top w:val="nil"/>
+              <w:left w:val="nil"/>
+              <w:bottom w:val="nil"/>
+              <w:right w:val="nil"/>
+            </w:tcBorders>
+            <w:vAlign w:val="center"/>
+          </w:tcPr>
+          <w:p>
+            <w:pPr>
+              <w:jc w:val="center"/>
+            </w:pPr>
+            <w:r>
+              <w:rPr>
+                <w:b/>
+                <w:color w:val="B01E1E"/>
+                <w:sz w:val="18"/>
+              </w:rPr>
+              <w:t>AVOID</w:t>
+            </w:r>
+          </w:p>
+        </w:tc>
+        <w:tc>
+          <w:tcPr>
+            <w:tcW w:type="dxa" w:w="7767"/>
+            <w:shd w:val="clear" w:color="auto" w:fill="FBE8E8"/>
+            <w:tcBorders>
+              <w:top w:val="nil"/>
+              <w:left w:val="nil"/>
+              <w:bottom w:val="nil"/>
+              <w:right w:val="nil"/>
+            </w:tcBorders>
+            <w:vAlign w:val="center"/>
+          </w:tcPr>
+          <w:p>
+            <w:pPr>
+              <w:spacing w:line="288" w:lineRule="auto"/>
+            </w:pPr>
+            <w:r>
+              <w:rPr>
+                <w:rFonts w:ascii="Consolas" w:hAnsi="Consolas"/>
+                <w:color w:val="1B202D"/>
+                <w:sz w:val="19"/>
+              </w:rPr>
+              <w:t>Copy-pasting the same description across 30 SKUs</w:t>
+            </w:r>
+          </w:p>
+        </w:tc>
+      </w:tr>
+    </w:tbl>
+    <w:p>
+      <w:pPr>
+        <w:spacing w:after="0"/>
+      </w:pPr>
+    </w:p>
+    <w:p>
+      <w:pPr>
+        <w:spacing w:after="40" w:before="160"/>
+      </w:pPr>
+      <w:r>
+        <w:rPr>
+          <w:b/>
+          <w:color w:val="1F7A3F"/>
+          <w:sz w:val="24"/>
+        </w:rPr>
+        <w:t xml:space="preserve">▸  </w:t>
+      </w:r>
+      <w:r>
+        <w:rPr>
+          <w:b/>
+          <w:color w:val="0E2A47"/>
+          <w:sz w:val="22"/>
+        </w:rPr>
+        <w:t>Submit your sitemap to Google Search Console</w:t>
+      </w:r>
+    </w:p>
+    <w:p>
+      <w:pPr>
+        <w:spacing w:after="80" w:line="312" w:lineRule="auto"/>
+        <w:ind w:left="340"/>
+      </w:pPr>
+      <w:r>
+        <w:rPr>
+          <w:color w:val="333333"/>
+          <w:sz w:val="20"/>
+        </w:rPr>
+        <w:t>Shopify generates /sitemap.xml automatically. Just paste the URL into Search Console once.</w:t>
+      </w:r>
+    </w:p>
+    <w:tbl>
+      <w:tblPr>
+        <w:tblW w:type="auto" w:w="0"/>
+        <w:tblLayout w:type="fixed"/>
+        <w:tblLook w:firstColumn="1" w:firstRow="1" w:lastColumn="0" w:lastRow="0" w:noHBand="0" w:noVBand="1" w:val="04A0"/>
+      </w:tblPr>
+      <w:tblGrid>
+        <w:gridCol w:w="794"/>
+        <w:gridCol w:w="7767"/>
+      </w:tblGrid>
+      <w:tr>
+        <w:tc>
+          <w:tcPr>
+            <w:tcW w:type="dxa" w:w="794"/>
+            <w:shd w:val="clear" w:color="auto" w:fill="E8F3EC"/>
+            <w:tcBorders>
+              <w:top w:val="nil"/>
+              <w:left w:val="nil"/>
+              <w:bottom w:val="nil"/>
+              <w:right w:val="nil"/>
+            </w:tcBorders>
+            <w:vAlign w:val="center"/>
+          </w:tcPr>
+          <w:p>
+            <w:pPr>
+              <w:jc w:val="center"/>
+            </w:pPr>
+            <w:r>
+              <w:rPr>
+                <w:b/>
+                <w:color w:val="1F7A3F"/>
+                <w:sz w:val="18"/>
+              </w:rPr>
+              <w:t>DO</w:t>
+            </w:r>
+          </w:p>
+        </w:tc>
+        <w:tc>
+          <w:tcPr>
+            <w:tcW w:type="dxa" w:w="7767"/>
+            <w:shd w:val="clear" w:color="auto" w:fill="E8F3EC"/>
+            <w:tcBorders>
+              <w:top w:val="nil"/>
+              <w:left w:val="nil"/>
+              <w:bottom w:val="nil"/>
+              <w:right w:val="nil"/>
+            </w:tcBorders>
+            <w:vAlign w:val="center"/>
+          </w:tcPr>
+          <w:p>
+            <w:pPr>
+              <w:spacing w:line="288" w:lineRule="auto"/>
+            </w:pPr>
+            <w:r>
+              <w:rPr>
+                <w:rFonts w:ascii="Consolas" w:hAnsi="Consolas"/>
+                <w:color w:val="1B202D"/>
+                <w:sz w:val="19"/>
+              </w:rPr>
+              <w:t>https://your-store.com/sitemap.xml  →  paste into Search Console once</w:t>
+            </w:r>
+          </w:p>
+        </w:tc>
+      </w:tr>
+    </w:tbl>
+    <w:p>
+      <w:pPr>
+        <w:spacing w:after="0"/>
+      </w:pPr>
+    </w:p>
+    <w:p>
+      <w:pPr>
+        <w:spacing w:after="40" w:before="160"/>
+      </w:pPr>
+      <w:r>
+        <w:rPr>
+          <w:b/>
+          <w:color w:val="1F7A3F"/>
+          <w:sz w:val="24"/>
+        </w:rPr>
+        <w:t xml:space="preserve">▸  </w:t>
+      </w:r>
+      <w:r>
+        <w:rPr>
+          <w:b/>
+          <w:color w:val="0E2A47"/>
+          <w:sz w:val="22"/>
+        </w:rPr>
+        <w:t>Speed and accessibility are SEO signals</w:t>
+      </w:r>
+    </w:p>
+    <w:p>
+      <w:pPr>
+        <w:spacing w:after="80" w:line="312" w:lineRule="auto"/>
+        <w:ind w:left="340"/>
+      </w:pPr>
+      <w:r>
+        <w:rPr>
+          <w:color w:val="333333"/>
+          <w:sz w:val="20"/>
+        </w:rPr>
+        <w:t>Google's Core Web Vitals (LCP, CLS, INP) directly influence rank. Bad mobile speed = worse rankings.</w:t>
+      </w:r>
+    </w:p>
+    <w:tbl>
+      <w:tblPr>
+        <w:tblW w:type="auto" w:w="0"/>
+        <w:tblLayout w:type="fixed"/>
+        <w:tblLook w:firstColumn="1" w:firstRow="1" w:lastColumn="0" w:lastRow="0" w:noHBand="0" w:noVBand="1" w:val="04A0"/>
+      </w:tblPr>
+      <w:tblGrid>
+        <w:gridCol w:w="794"/>
+        <w:gridCol w:w="7767"/>
+      </w:tblGrid>
+      <w:tr>
+        <w:tc>
+          <w:tcPr>
+            <w:tcW w:type="dxa" w:w="794"/>
+            <w:shd w:val="clear" w:color="auto" w:fill="E8F3EC"/>
+            <w:tcBorders>
+              <w:top w:val="nil"/>
+              <w:left w:val="nil"/>
+              <w:bottom w:val="nil"/>
+              <w:right w:val="nil"/>
+            </w:tcBorders>
+            <w:vAlign w:val="center"/>
+          </w:tcPr>
+          <w:p>
+            <w:pPr>
+              <w:jc w:val="center"/>
+            </w:pPr>
+            <w:r>
+              <w:rPr>
+                <w:b/>
+                <w:color w:val="1F7A3F"/>
+                <w:sz w:val="18"/>
+              </w:rPr>
+              <w:t>DO</w:t>
+            </w:r>
+          </w:p>
+        </w:tc>
+        <w:tc>
+          <w:tcPr>
+            <w:tcW w:type="dxa" w:w="7767"/>
+            <w:shd w:val="clear" w:color="auto" w:fill="E8F3EC"/>
+            <w:tcBorders>
+              <w:top w:val="nil"/>
+              <w:left w:val="nil"/>
+              <w:bottom w:val="nil"/>
+              <w:right w:val="nil"/>
+            </w:tcBorders>
+            <w:vAlign w:val="center"/>
+          </w:tcPr>
+          <w:p>
+            <w:pPr>
+              <w:spacing w:line="288" w:lineRule="auto"/>
+            </w:pPr>
+            <w:r>
+              <w:rPr>
+                <w:rFonts w:ascii="Consolas" w:hAnsi="Consolas"/>
+                <w:color w:val="1B202D"/>
+                <w:sz w:val="19"/>
+              </w:rPr>
+              <w:t>Hit Lighthouse Performance ≥ 90 on mobile before launch.</w:t>
+            </w:r>
+          </w:p>
+        </w:tc>
+      </w:tr>
+    </w:tbl>
+    <w:p>
+      <w:pPr>
+        <w:spacing w:after="0"/>
+      </w:pPr>
+    </w:p>
+    <w:p>
+      <w:r>
+        <w:br w:type="page"/>
+      </w:r>
+    </w:p>
+    <w:p>
+      <w:pPr>
+        <w:spacing w:after="40" w:before="160"/>
+      </w:pPr>
+      <w:r>
+        <w:rPr>
+          <w:b/>
+          <w:color w:val="0E2A47"/>
           <w:sz w:val="18"/>
         </w:rPr>
         <w:t>SECTION 05</w:t>
@@ -5973,7 +9485,7 @@
         <w:rPr>
           <w:b/>
           <w:color w:val="0E2A47"/>
-          <w:sz w:val="40"/>
+          <w:sz w:val="44"/>
         </w:rPr>
         <w:t>Pre-Launch Checklist</w:t>
       </w:r>
@@ -6000,7 +9512,7 @@
         <w:rPr>
           <w:b/>
           <w:color w:val="463388"/>
-          <w:sz w:val="26"/>
+          <w:sz w:val="28"/>
         </w:rPr>
         <w:t>Liquid</w:t>
       </w:r>
@@ -6018,50 +9530,17 @@
         </w:rPr>
         <w:t>☐  No img_url filters left — all use image_url with a width.</w:t>
         <w:br/>
+        <w:t>☐  No {% include %} — all replaced with {% render %}.</w:t>
+        <w:br/>
         <w:t>☐  Every value from a merchant / customer is escaped.</w:t>
         <w:br/>
-        <w:t>☐  No loops over all_products or massive collections.</w:t>
+        <w:t>☐  No loops over all_products or huge collections.</w:t>
         <w:br/>
-        <w:t>☐  Inline &lt;style&gt;/&lt;script&gt; moved into {% stylesheet %}/{% javascript %}.</w:t>
+        <w:t>☐  Inline &lt;style&gt; / &lt;script&gt; moved into {% stylesheet %} / {% javascript %}.</w:t>
         <w:br/>
         <w:t>☐  All user-facing text uses translation keys.</w:t>
-      </w:r>
-    </w:p>
-    <w:p>
-      <w:pPr>
-        <w:spacing w:before="200" w:after="80"/>
-      </w:pPr>
-      <w:r>
-        <w:rPr>
-          <w:b/>
-          <w:color w:val="1F7A3F"/>
-          <w:sz w:val="26"/>
-        </w:rPr>
-        <w:t>SEO</w:t>
-      </w:r>
-    </w:p>
-    <w:p>
-      <w:pPr>
-        <w:spacing w:after="120" w:line="312" w:lineRule="auto"/>
-      </w:pPr>
-      <w:r>
-        <w:rPr>
-          <w:b w:val="0"/>
-          <w:i w:val="0"/>
-          <w:color w:val="333333"/>
-          <w:sz w:val="21"/>
-        </w:rPr>
-        <w:t>☐  Unique &lt;title&gt; and meta description on every template.</w:t>
         <w:br/>
-        <w:t>☐  One h1 per page, sequential headings below.</w:t>
-        <w:br/>
-        <w:t>☐  Canonical tag on every page.</w:t>
-        <w:br/>
-        <w:t>☐  Product JSON-LD validates at search.google.com/test/rich-results.</w:t>
-        <w:br/>
-        <w:t>☐  Open Graph tags set on every page.</w:t>
-        <w:br/>
-        <w:t>☐  Sitemap submitted to Google Search Console.</w:t>
+        <w:t>☐  No dead code or large commented-out blocks.</w:t>
       </w:r>
     </w:p>
     <w:p>
@@ -6072,7 +9551,7 @@
         <w:rPr>
           <w:b/>
           <w:color w:val="C88016"/>
-          <w:sz w:val="26"/>
+          <w:sz w:val="28"/>
         </w:rPr>
         <w:t>Speed</w:t>
       </w:r>
@@ -6096,6 +9575,12 @@
         <w:br/>
         <w:t>☐  Hero image is NOT lazy-loaded; below-the-fold images ARE.</w:t>
         <w:br/>
+        <w:t>☐  Critical fonts preloaded; max 2 families.</w:t>
+        <w:br/>
+        <w:t>☐  All &lt;script&gt; tags use defer or async.</w:t>
+        <w:br/>
+        <w:t>☐  Slider libraries only on pages that use them.</w:t>
+        <w:br/>
         <w:t>☐  Apps audited — anything unused is uninstalled.</w:t>
       </w:r>
     </w:p>
@@ -6107,7 +9592,7 @@
         <w:rPr>
           <w:b/>
           <w:color w:val="2D6CDF"/>
-          <w:sz w:val="26"/>
+          <w:sz w:val="28"/>
         </w:rPr>
         <w:t>Accessibility</w:t>
       </w:r>
@@ -6125,13 +9610,17 @@
         </w:rPr>
         <w:t>☐  Axe DevTools shows 0 critical / 0 serious issues on every key page.</w:t>
         <w:br/>
-        <w:t>☐  Tab order works — every interactive element reachable by keyboard.</w:t>
+        <w:t>☐  Tab through every page — every interactive element reachable by keyboard.</w:t>
         <w:br/>
         <w:t>☐  All informative images have alt text; decorative images have empty alt.</w:t>
         <w:br/>
-        <w:t>☐  Form inputs have labels — not placeholders pretending to be labels.</w:t>
+        <w:t>☐  Form inputs have real labels — not placeholders.</w:t>
         <w:br/>
-        <w:t>☐  Focus styles visible on every button, link, field.</w:t>
+        <w:t>☐  Focus styles visible on every button, link, and field.</w:t>
+        <w:br/>
+        <w:t>☐  Auto-playing video / marquee has a pause control.</w:t>
+        <w:br/>
+        <w:t>☐  Modals: focus trap + Escape + focus return.</w:t>
         <w:br/>
         <w:t>☐  Tested with a real screen reader on at least the homepage and a PDP.</w:t>
       </w:r>
@@ -6143,8 +9632,49 @@
       <w:r>
         <w:rPr>
           <w:b/>
+          <w:color w:val="1F7A3F"/>
+          <w:sz w:val="28"/>
+        </w:rPr>
+        <w:t>SEO</w:t>
+      </w:r>
+    </w:p>
+    <w:p>
+      <w:pPr>
+        <w:spacing w:after="120" w:line="312" w:lineRule="auto"/>
+      </w:pPr>
+      <w:r>
+        <w:rPr>
+          <w:b w:val="0"/>
+          <w:i w:val="0"/>
+          <w:color w:val="333333"/>
+          <w:sz w:val="21"/>
+        </w:rPr>
+        <w:t>☐  Unique &lt;title&gt; and meta description on every template.</w:t>
+        <w:br/>
+        <w:t>☐  One h1 per page; sequential headings below.</w:t>
+        <w:br/>
+        <w:t>☐  Canonical tag on every page.</w:t>
+        <w:br/>
+        <w:t>☐  Product JSON-LD validates at search.google.com/test/rich-results.</w:t>
+        <w:br/>
+        <w:t>☐  Open Graph tags set on every page.</w:t>
+        <w:br/>
+        <w:t>☐  Cart / checkout / account pages have noindex.</w:t>
+        <w:br/>
+        <w:t>☐  Sitemap submitted to Google Search Console.</w:t>
+        <w:br/>
+        <w:t>☐  URL redirects in place for any URL change.</w:t>
+      </w:r>
+    </w:p>
+    <w:p>
+      <w:pPr>
+        <w:spacing w:before="200" w:after="80"/>
+      </w:pPr>
+      <w:r>
+        <w:rPr>
+          <w:b/>
           <w:color w:val="0E2A47"/>
-          <w:sz w:val="26"/>
+          <w:sz w:val="28"/>
         </w:rPr>
         <w:t>Operations</w:t>
       </w:r>
@@ -6165,6 +9695,8 @@
         <w:t>☐  Cart, checkout, and search tested end-to-end on the new theme.</w:t>
         <w:br/>
         <w:t>☐  Rollback plan — which theme to switch back to if something breaks.</w:t>
+        <w:br/>
+        <w:t>☐  Tested on a real iPhone and a real Android — not just emulators.</w:t>
       </w:r>
     </w:p>
     <w:tbl>

--- a/Shopify_Do_and_Avoid_Guide.docx
+++ b/Shopify_Do_and_Avoid_Guide.docx
@@ -17,7 +17,7 @@
     </w:p>
     <w:p>
       <w:pPr>
-        <w:spacing w:after="900"/>
+        <w:spacing w:after="800"/>
         <w:jc w:val="center"/>
         <w:pBdr>
           <w:bottom w:val="single" w:sz="6" w:space="4" w:color="2D6CDF"/>
@@ -68,7 +68,7 @@
     </w:p>
     <w:p>
       <w:pPr>
-        <w:spacing w:after="900"/>
+        <w:spacing w:after="800"/>
         <w:jc w:val="center"/>
       </w:pPr>
       <w:r>
@@ -77,7 +77,7 @@
           <w:color w:val="0E2A47"/>
           <w:sz w:val="22"/>
         </w:rPr>
-        <w:t>Liquid   ·   Speed   ·   Accessibility (WCAG)   ·   SEO</w:t>
+        <w:t>Liquid · Speed · Accessibility (WCAG) · SEO · Mobile &amp; Browser</w:t>
       </w:r>
     </w:p>
     <w:tbl>
@@ -112,7 +112,7 @@
                 <w:sz w:val="22"/>
               </w:rPr>
               <w:br/>
-              <w:t>HOW THIS DOCUMENT WORKS</w:t>
+              <w:t>HOW EACH RULE IS LAID OUT</w:t>
               <w:br/>
             </w:r>
           </w:p>
@@ -126,11 +126,13 @@
                 <w:color w:val="FFFFFF"/>
                 <w:sz w:val="22"/>
               </w:rPr>
-              <w:t>Each rule has a short title, one line of plain English,</w:t>
+              <w:t>Short title  +  plain-English explanation</w:t>
               <w:br/>
-              <w:t>a GREEN "Do" example and a RED "Avoid" example.</w:t>
+              <w:t>✓ BENEFIT  (what you gain by following it)</w:t>
               <w:br/>
-              <w:t>No theory. Just copy the green; don't do the red.</w:t>
+              <w:t>⚠ IF IGNORED  (what breaks if you skip it)</w:t>
+              <w:br/>
+              <w:t>GREEN "Do" example  +  RED "Avoid" example</w:t>
               <w:br/>
             </w:r>
           </w:p>
@@ -222,7 +224,7 @@
                 <w:color w:val="0E2A47"/>
                 <w:sz w:val="22"/>
               </w:rPr>
-              <w:t>2.0</w:t>
+              <w:t>3.0</w:t>
             </w:r>
           </w:p>
         </w:tc>
@@ -369,7 +371,7 @@
           <w:color w:val="0E2A47"/>
           <w:sz w:val="22"/>
         </w:rPr>
-        <w:t xml:space="preserve">  06</w:t>
+        <w:t xml:space="preserve">  07</w:t>
       </w:r>
     </w:p>
     <w:p>
@@ -405,7 +407,7 @@
           <w:color w:val="0E2A47"/>
           <w:sz w:val="22"/>
         </w:rPr>
-        <w:t xml:space="preserve">  09</w:t>
+        <w:t xml:space="preserve">  11</w:t>
       </w:r>
     </w:p>
     <w:p>
@@ -441,7 +443,7 @@
           <w:color w:val="0E2A47"/>
           <w:sz w:val="22"/>
         </w:rPr>
-        <w:t xml:space="preserve">  12</w:t>
+        <w:t xml:space="preserve">  16</w:t>
       </w:r>
     </w:p>
     <w:p>
@@ -455,6 +457,42 @@
           <w:sz w:val="22"/>
         </w:rPr>
         <w:t xml:space="preserve">05   </w:t>
+      </w:r>
+      <w:r>
+        <w:rPr>
+          <w:b/>
+          <w:color w:val="333333"/>
+          <w:sz w:val="22"/>
+        </w:rPr>
+        <w:t>Mobile &amp; Browser Testing — Do / Avoid</w:t>
+      </w:r>
+      <w:r>
+        <w:rPr>
+          <w:color w:val="D6DBE2"/>
+          <w:sz w:val="16"/>
+        </w:rPr>
+        <w:t xml:space="preserve">   . . . . . . . . . . . . . . . . . . . . . . . . . . . . . . . . . . . . . . . . . . . . . . . . . . . . . . . . . . . . </w:t>
+      </w:r>
+      <w:r>
+        <w:rPr>
+          <w:b/>
+          <w:color w:val="0E2A47"/>
+          <w:sz w:val="22"/>
+        </w:rPr>
+        <w:t xml:space="preserve">  20</w:t>
+      </w:r>
+    </w:p>
+    <w:p>
+      <w:pPr>
+        <w:spacing w:after="160"/>
+      </w:pPr>
+      <w:r>
+        <w:rPr>
+          <w:b/>
+          <w:color w:val="2D6CDF"/>
+          <w:sz w:val="22"/>
+        </w:rPr>
+        <w:t xml:space="preserve">06   </w:t>
       </w:r>
       <w:r>
         <w:rPr>
@@ -477,7 +515,7 @@
           <w:color w:val="0E2A47"/>
           <w:sz w:val="22"/>
         </w:rPr>
-        <w:t xml:space="preserve">  14</w:t>
+        <w:t xml:space="preserve">  22</w:t>
       </w:r>
     </w:p>
     <w:p>
@@ -525,7 +563,7 @@
           <w:color w:val="333333"/>
           <w:sz w:val="21"/>
         </w:rPr>
-        <w:t>The habits that keep your theme fast, safe, and friendly to the next developer. These rules apply to every section, snippet, and block.</w:t>
+        <w:t>Habits that keep your theme fast, safe, and friendly to the next developer. These rules apply to every section, snippet, and block.</w:t>
       </w:r>
     </w:p>
     <w:p>
@@ -551,7 +589,7 @@
     </w:p>
     <w:p>
       <w:pPr>
-        <w:spacing w:after="80" w:line="312" w:lineRule="auto"/>
+        <w:spacing w:after="60" w:line="312" w:lineRule="auto"/>
         <w:ind w:left="340"/>
       </w:pPr>
       <w:r>
@@ -562,6 +600,89 @@
         <w:t>img_url is being removed by Shopify. image_url lets you set the exact width and gives the CDN better hints.</w:t>
       </w:r>
     </w:p>
+    <w:tbl>
+      <w:tblPr>
+        <w:tblW w:type="auto" w:w="0"/>
+        <w:tblLayout w:type="fixed"/>
+        <w:tblLook w:firstColumn="1" w:firstRow="1" w:lastColumn="0" w:lastRow="0" w:noHBand="0" w:noVBand="1" w:val="04A0"/>
+      </w:tblPr>
+      <w:tblGrid>
+        <w:gridCol w:w="4309"/>
+        <w:gridCol w:w="4309"/>
+      </w:tblGrid>
+      <w:tr>
+        <w:tc>
+          <w:tcPr>
+            <w:tcW w:type="dxa" w:w="4309"/>
+            <w:shd w:val="clear" w:color="auto" w:fill="E8F3EC"/>
+            <w:tcBorders>
+              <w:top w:val="nil"/>
+              <w:left w:val="nil"/>
+              <w:bottom w:val="nil"/>
+              <w:right w:val="nil"/>
+            </w:tcBorders>
+            <w:vAlign w:val="center"/>
+          </w:tcPr>
+          <w:p>
+            <w:r>
+              <w:rPr>
+                <w:b/>
+                <w:color w:val="12552E"/>
+                <w:sz w:val="17"/>
+              </w:rPr>
+              <w:t xml:space="preserve">  ✓  BENEFIT  </w:t>
+            </w:r>
+          </w:p>
+          <w:p>
+            <w:pPr>
+              <w:spacing w:after="40" w:line="300" w:lineRule="auto"/>
+            </w:pPr>
+            <w:r>
+              <w:rPr>
+                <w:color w:val="333333"/>
+                <w:sz w:val="20"/>
+              </w:rPr>
+              <w:t xml:space="preserve">  Future-proof code; CDN serves the exact size you need.</w:t>
+            </w:r>
+          </w:p>
+        </w:tc>
+        <w:tc>
+          <w:tcPr>
+            <w:tcW w:type="dxa" w:w="4309"/>
+            <w:shd w:val="clear" w:color="auto" w:fill="FBE8E8"/>
+            <w:tcBorders>
+              <w:top w:val="nil"/>
+              <w:left w:val="nil"/>
+              <w:bottom w:val="nil"/>
+              <w:right w:val="nil"/>
+            </w:tcBorders>
+            <w:vAlign w:val="center"/>
+          </w:tcPr>
+          <w:p>
+            <w:r>
+              <w:rPr>
+                <w:b/>
+                <w:color w:val="B01E1E"/>
+                <w:sz w:val="17"/>
+              </w:rPr>
+              <w:t xml:space="preserve">  ⚠  IF IGNORED  </w:t>
+            </w:r>
+          </w:p>
+          <w:p>
+            <w:pPr>
+              <w:spacing w:after="40" w:line="300" w:lineRule="auto"/>
+            </w:pPr>
+            <w:r>
+              <w:rPr>
+                <w:color w:val="333333"/>
+                <w:sz w:val="20"/>
+              </w:rPr>
+              <w:t xml:space="preserve">  Filter is being removed — your theme will break in a future Shopify update.</w:t>
+            </w:r>
+          </w:p>
+        </w:tc>
+      </w:tr>
+    </w:tbl>
     <w:tbl>
       <w:tblPr>
         <w:tblW w:type="auto" w:w="0"/>
@@ -720,7 +841,7 @@
     </w:p>
     <w:p>
       <w:pPr>
-        <w:spacing w:after="80" w:line="312" w:lineRule="auto"/>
+        <w:spacing w:after="60" w:line="312" w:lineRule="auto"/>
         <w:ind w:left="340"/>
       </w:pPr>
       <w:r>
@@ -728,9 +849,92 @@
           <w:color w:val="333333"/>
           <w:sz w:val="20"/>
         </w:rPr>
-        <w:t>{% include %} is deprecated. {% render %} is faster (it doesn't leak variables) and is the supported way to call a snippet.</w:t>
+        <w:t>{% include %} is deprecated. {% render %} is faster and doesn't leak variables between snippets.</w:t>
       </w:r>
     </w:p>
+    <w:tbl>
+      <w:tblPr>
+        <w:tblW w:type="auto" w:w="0"/>
+        <w:tblLayout w:type="fixed"/>
+        <w:tblLook w:firstColumn="1" w:firstRow="1" w:lastColumn="0" w:lastRow="0" w:noHBand="0" w:noVBand="1" w:val="04A0"/>
+      </w:tblPr>
+      <w:tblGrid>
+        <w:gridCol w:w="4309"/>
+        <w:gridCol w:w="4309"/>
+      </w:tblGrid>
+      <w:tr>
+        <w:tc>
+          <w:tcPr>
+            <w:tcW w:type="dxa" w:w="4309"/>
+            <w:shd w:val="clear" w:color="auto" w:fill="E8F3EC"/>
+            <w:tcBorders>
+              <w:top w:val="nil"/>
+              <w:left w:val="nil"/>
+              <w:bottom w:val="nil"/>
+              <w:right w:val="nil"/>
+            </w:tcBorders>
+            <w:vAlign w:val="center"/>
+          </w:tcPr>
+          <w:p>
+            <w:r>
+              <w:rPr>
+                <w:b/>
+                <w:color w:val="12552E"/>
+                <w:sz w:val="17"/>
+              </w:rPr>
+              <w:t xml:space="preserve">  ✓  BENEFIT  </w:t>
+            </w:r>
+          </w:p>
+          <w:p>
+            <w:pPr>
+              <w:spacing w:after="40" w:line="300" w:lineRule="auto"/>
+            </w:pPr>
+            <w:r>
+              <w:rPr>
+                <w:color w:val="333333"/>
+                <w:sz w:val="20"/>
+              </w:rPr>
+              <w:t xml:space="preserve">  Faster rendering; no variable leakage between snippet calls.</w:t>
+            </w:r>
+          </w:p>
+        </w:tc>
+        <w:tc>
+          <w:tcPr>
+            <w:tcW w:type="dxa" w:w="4309"/>
+            <w:shd w:val="clear" w:color="auto" w:fill="FBE8E8"/>
+            <w:tcBorders>
+              <w:top w:val="nil"/>
+              <w:left w:val="nil"/>
+              <w:bottom w:val="nil"/>
+              <w:right w:val="nil"/>
+            </w:tcBorders>
+            <w:vAlign w:val="center"/>
+          </w:tcPr>
+          <w:p>
+            <w:r>
+              <w:rPr>
+                <w:b/>
+                <w:color w:val="B01E1E"/>
+                <w:sz w:val="17"/>
+              </w:rPr>
+              <w:t xml:space="preserve">  ⚠  IF IGNORED  </w:t>
+            </w:r>
+          </w:p>
+          <w:p>
+            <w:pPr>
+              <w:spacing w:after="40" w:line="300" w:lineRule="auto"/>
+            </w:pPr>
+            <w:r>
+              <w:rPr>
+                <w:color w:val="333333"/>
+                <w:sz w:val="20"/>
+              </w:rPr>
+              <w:t xml:space="preserve">  Slower pages; variables collide and cause confusing bugs that look random.</w:t>
+            </w:r>
+          </w:p>
+        </w:tc>
+      </w:tr>
+    </w:tbl>
     <w:tbl>
       <w:tblPr>
         <w:tblW w:type="auto" w:w="0"/>
@@ -889,7 +1093,7 @@
     </w:p>
     <w:p>
       <w:pPr>
-        <w:spacing w:after="80" w:line="312" w:lineRule="auto"/>
+        <w:spacing w:after="60" w:line="312" w:lineRule="auto"/>
         <w:ind w:left="340"/>
       </w:pPr>
       <w:r>
@@ -897,9 +1101,92 @@
           <w:color w:val="333333"/>
           <w:sz w:val="20"/>
         </w:rPr>
-        <w:t>Without "escape", someone could break your page (or worse, run JS) by putting HTML in a product title, review, or address.</w:t>
+        <w:t>Without "escape", someone can break your page (or run JS) by putting HTML in a product title, review, or address.</w:t>
       </w:r>
     </w:p>
+    <w:tbl>
+      <w:tblPr>
+        <w:tblW w:type="auto" w:w="0"/>
+        <w:tblLayout w:type="fixed"/>
+        <w:tblLook w:firstColumn="1" w:firstRow="1" w:lastColumn="0" w:lastRow="0" w:noHBand="0" w:noVBand="1" w:val="04A0"/>
+      </w:tblPr>
+      <w:tblGrid>
+        <w:gridCol w:w="4309"/>
+        <w:gridCol w:w="4309"/>
+      </w:tblGrid>
+      <w:tr>
+        <w:tc>
+          <w:tcPr>
+            <w:tcW w:type="dxa" w:w="4309"/>
+            <w:shd w:val="clear" w:color="auto" w:fill="E8F3EC"/>
+            <w:tcBorders>
+              <w:top w:val="nil"/>
+              <w:left w:val="nil"/>
+              <w:bottom w:val="nil"/>
+              <w:right w:val="nil"/>
+            </w:tcBorders>
+            <w:vAlign w:val="center"/>
+          </w:tcPr>
+          <w:p>
+            <w:r>
+              <w:rPr>
+                <w:b/>
+                <w:color w:val="12552E"/>
+                <w:sz w:val="17"/>
+              </w:rPr>
+              <w:t xml:space="preserve">  ✓  BENEFIT  </w:t>
+            </w:r>
+          </w:p>
+          <w:p>
+            <w:pPr>
+              <w:spacing w:after="40" w:line="300" w:lineRule="auto"/>
+            </w:pPr>
+            <w:r>
+              <w:rPr>
+                <w:color w:val="333333"/>
+                <w:sz w:val="20"/>
+              </w:rPr>
+              <w:t xml:space="preserve">  Prevents broken layouts and XSS (cross-site-scripting) attacks.</w:t>
+            </w:r>
+          </w:p>
+        </w:tc>
+        <w:tc>
+          <w:tcPr>
+            <w:tcW w:type="dxa" w:w="4309"/>
+            <w:shd w:val="clear" w:color="auto" w:fill="FBE8E8"/>
+            <w:tcBorders>
+              <w:top w:val="nil"/>
+              <w:left w:val="nil"/>
+              <w:bottom w:val="nil"/>
+              <w:right w:val="nil"/>
+            </w:tcBorders>
+            <w:vAlign w:val="center"/>
+          </w:tcPr>
+          <w:p>
+            <w:r>
+              <w:rPr>
+                <w:b/>
+                <w:color w:val="B01E1E"/>
+                <w:sz w:val="17"/>
+              </w:rPr>
+              <w:t xml:space="preserve">  ⚠  IF IGNORED  </w:t>
+            </w:r>
+          </w:p>
+          <w:p>
+            <w:pPr>
+              <w:spacing w:after="40" w:line="300" w:lineRule="auto"/>
+            </w:pPr>
+            <w:r>
+              <w:rPr>
+                <w:color w:val="333333"/>
+                <w:sz w:val="20"/>
+              </w:rPr>
+              <w:t xml:space="preserve">  A bad actor can inject HTML or JS through any text field — pages break or get hijacked.</w:t>
+            </w:r>
+          </w:p>
+        </w:tc>
+      </w:tr>
+    </w:tbl>
     <w:tbl>
       <w:tblPr>
         <w:tblW w:type="auto" w:w="0"/>
@@ -1058,7 +1345,7 @@
     </w:p>
     <w:p>
       <w:pPr>
-        <w:spacing w:after="80" w:line="312" w:lineRule="auto"/>
+        <w:spacing w:after="60" w:line="312" w:lineRule="auto"/>
         <w:ind w:left="340"/>
       </w:pPr>
       <w:r>
@@ -1066,9 +1353,92 @@
           <w:color w:val="333333"/>
           <w:sz w:val="20"/>
         </w:rPr>
-        <w:t>These loops run on every page load. They'll slow your store to a crawl as the catalog grows.</w:t>
+        <w:t>These loops run on every page load and grow with your catalog. Slow stores eventually time out.</w:t>
       </w:r>
     </w:p>
+    <w:tbl>
+      <w:tblPr>
+        <w:tblW w:type="auto" w:w="0"/>
+        <w:tblLayout w:type="fixed"/>
+        <w:tblLook w:firstColumn="1" w:firstRow="1" w:lastColumn="0" w:lastRow="0" w:noHBand="0" w:noVBand="1" w:val="04A0"/>
+      </w:tblPr>
+      <w:tblGrid>
+        <w:gridCol w:w="4309"/>
+        <w:gridCol w:w="4309"/>
+      </w:tblGrid>
+      <w:tr>
+        <w:tc>
+          <w:tcPr>
+            <w:tcW w:type="dxa" w:w="4309"/>
+            <w:shd w:val="clear" w:color="auto" w:fill="E8F3EC"/>
+            <w:tcBorders>
+              <w:top w:val="nil"/>
+              <w:left w:val="nil"/>
+              <w:bottom w:val="nil"/>
+              <w:right w:val="nil"/>
+            </w:tcBorders>
+            <w:vAlign w:val="center"/>
+          </w:tcPr>
+          <w:p>
+            <w:r>
+              <w:rPr>
+                <w:b/>
+                <w:color w:val="12552E"/>
+                <w:sz w:val="17"/>
+              </w:rPr>
+              <w:t xml:space="preserve">  ✓  BENEFIT  </w:t>
+            </w:r>
+          </w:p>
+          <w:p>
+            <w:pPr>
+              <w:spacing w:after="40" w:line="300" w:lineRule="auto"/>
+            </w:pPr>
+            <w:r>
+              <w:rPr>
+                <w:color w:val="333333"/>
+                <w:sz w:val="20"/>
+              </w:rPr>
+              <w:t xml:space="preserve">  Pages stay fast even as the catalog grows to thousands of SKUs.</w:t>
+            </w:r>
+          </w:p>
+        </w:tc>
+        <w:tc>
+          <w:tcPr>
+            <w:tcW w:type="dxa" w:w="4309"/>
+            <w:shd w:val="clear" w:color="auto" w:fill="FBE8E8"/>
+            <w:tcBorders>
+              <w:top w:val="nil"/>
+              <w:left w:val="nil"/>
+              <w:bottom w:val="nil"/>
+              <w:right w:val="nil"/>
+            </w:tcBorders>
+            <w:vAlign w:val="center"/>
+          </w:tcPr>
+          <w:p>
+            <w:r>
+              <w:rPr>
+                <w:b/>
+                <w:color w:val="B01E1E"/>
+                <w:sz w:val="17"/>
+              </w:rPr>
+              <w:t xml:space="preserve">  ⚠  IF IGNORED  </w:t>
+            </w:r>
+          </w:p>
+          <w:p>
+            <w:pPr>
+              <w:spacing w:after="40" w:line="300" w:lineRule="auto"/>
+            </w:pPr>
+            <w:r>
+              <w:rPr>
+                <w:color w:val="333333"/>
+                <w:sz w:val="20"/>
+              </w:rPr>
+              <w:t xml:space="preserve">  Page load time scales with catalog size; eventually pages time out completely.</w:t>
+            </w:r>
+          </w:p>
+        </w:tc>
+      </w:tr>
+    </w:tbl>
     <w:tbl>
       <w:tblPr>
         <w:tblW w:type="auto" w:w="0"/>
@@ -1166,7 +1536,7 @@
     </w:p>
     <w:p>
       <w:pPr>
-        <w:spacing w:after="80" w:line="312" w:lineRule="auto"/>
+        <w:spacing w:after="60" w:line="312" w:lineRule="auto"/>
         <w:ind w:left="340"/>
       </w:pPr>
       <w:r>
@@ -1177,6 +1547,89 @@
         <w:t>Easier to read one block of logic than five scattered {% assign %} lines mixed into the HTML.</w:t>
       </w:r>
     </w:p>
+    <w:tbl>
+      <w:tblPr>
+        <w:tblW w:type="auto" w:w="0"/>
+        <w:tblLayout w:type="fixed"/>
+        <w:tblLook w:firstColumn="1" w:firstRow="1" w:lastColumn="0" w:lastRow="0" w:noHBand="0" w:noVBand="1" w:val="04A0"/>
+      </w:tblPr>
+      <w:tblGrid>
+        <w:gridCol w:w="4309"/>
+        <w:gridCol w:w="4309"/>
+      </w:tblGrid>
+      <w:tr>
+        <w:tc>
+          <w:tcPr>
+            <w:tcW w:type="dxa" w:w="4309"/>
+            <w:shd w:val="clear" w:color="auto" w:fill="E8F3EC"/>
+            <w:tcBorders>
+              <w:top w:val="nil"/>
+              <w:left w:val="nil"/>
+              <w:bottom w:val="nil"/>
+              <w:right w:val="nil"/>
+            </w:tcBorders>
+            <w:vAlign w:val="center"/>
+          </w:tcPr>
+          <w:p>
+            <w:r>
+              <w:rPr>
+                <w:b/>
+                <w:color w:val="12552E"/>
+                <w:sz w:val="17"/>
+              </w:rPr>
+              <w:t xml:space="preserve">  ✓  BENEFIT  </w:t>
+            </w:r>
+          </w:p>
+          <w:p>
+            <w:pPr>
+              <w:spacing w:after="40" w:line="300" w:lineRule="auto"/>
+            </w:pPr>
+            <w:r>
+              <w:rPr>
+                <w:color w:val="333333"/>
+                <w:sz w:val="20"/>
+              </w:rPr>
+              <w:t xml:space="preserve">  Logic is easy to scan; the HTML stays clean and self-explanatory.</w:t>
+            </w:r>
+          </w:p>
+        </w:tc>
+        <w:tc>
+          <w:tcPr>
+            <w:tcW w:type="dxa" w:w="4309"/>
+            <w:shd w:val="clear" w:color="auto" w:fill="FBE8E8"/>
+            <w:tcBorders>
+              <w:top w:val="nil"/>
+              <w:left w:val="nil"/>
+              <w:bottom w:val="nil"/>
+              <w:right w:val="nil"/>
+            </w:tcBorders>
+            <w:vAlign w:val="center"/>
+          </w:tcPr>
+          <w:p>
+            <w:r>
+              <w:rPr>
+                <w:b/>
+                <w:color w:val="B01E1E"/>
+                <w:sz w:val="17"/>
+              </w:rPr>
+              <w:t xml:space="preserve">  ⚠  IF IGNORED  </w:t>
+            </w:r>
+          </w:p>
+          <w:p>
+            <w:pPr>
+              <w:spacing w:after="40" w:line="300" w:lineRule="auto"/>
+            </w:pPr>
+            <w:r>
+              <w:rPr>
+                <w:color w:val="333333"/>
+                <w:sz w:val="20"/>
+              </w:rPr>
+              <w:t xml:space="preserve">  Logic mixed with HTML is hard to follow; bugs hide in the noise.</w:t>
+            </w:r>
+          </w:p>
+        </w:tc>
+      </w:tr>
+    </w:tbl>
     <w:tbl>
       <w:tblPr>
         <w:tblW w:type="auto" w:w="0"/>
@@ -1316,8 +1769,6 @@
               <w:t>{% assign price = product.price | money %}</w:t>
               <w:br/>
               <w:t>&lt;div&gt;...&lt;/div&gt;</w:t>
-              <w:br/>
-              <w:t>{% assign title = product.title | escape %}</w:t>
             </w:r>
           </w:p>
         </w:tc>
@@ -1351,7 +1802,7 @@
     </w:p>
     <w:p>
       <w:pPr>
-        <w:spacing w:after="80" w:line="312" w:lineRule="auto"/>
+        <w:spacing w:after="60" w:line="312" w:lineRule="auto"/>
         <w:ind w:left="340"/>
       </w:pPr>
       <w:r>
@@ -1359,9 +1810,92 @@
           <w:color w:val="333333"/>
           <w:sz w:val="20"/>
         </w:rPr>
-        <w:t>Without the dashes, every {% %} block leaves blank lines in your HTML. That bloats page weight and breaks tidy debugging.</w:t>
+        <w:t>Without the dashes, every Liquid block leaves blank lines in your HTML. That bloats page weight and breaks tidy debugging.</w:t>
       </w:r>
     </w:p>
+    <w:tbl>
+      <w:tblPr>
+        <w:tblW w:type="auto" w:w="0"/>
+        <w:tblLayout w:type="fixed"/>
+        <w:tblLook w:firstColumn="1" w:firstRow="1" w:lastColumn="0" w:lastRow="0" w:noHBand="0" w:noVBand="1" w:val="04A0"/>
+      </w:tblPr>
+      <w:tblGrid>
+        <w:gridCol w:w="4309"/>
+        <w:gridCol w:w="4309"/>
+      </w:tblGrid>
+      <w:tr>
+        <w:tc>
+          <w:tcPr>
+            <w:tcW w:type="dxa" w:w="4309"/>
+            <w:shd w:val="clear" w:color="auto" w:fill="E8F3EC"/>
+            <w:tcBorders>
+              <w:top w:val="nil"/>
+              <w:left w:val="nil"/>
+              <w:bottom w:val="nil"/>
+              <w:right w:val="nil"/>
+            </w:tcBorders>
+            <w:vAlign w:val="center"/>
+          </w:tcPr>
+          <w:p>
+            <w:r>
+              <w:rPr>
+                <w:b/>
+                <w:color w:val="12552E"/>
+                <w:sz w:val="17"/>
+              </w:rPr>
+              <w:t xml:space="preserve">  ✓  BENEFIT  </w:t>
+            </w:r>
+          </w:p>
+          <w:p>
+            <w:pPr>
+              <w:spacing w:after="40" w:line="300" w:lineRule="auto"/>
+            </w:pPr>
+            <w:r>
+              <w:rPr>
+                <w:color w:val="333333"/>
+                <w:sz w:val="20"/>
+              </w:rPr>
+              <w:t xml:space="preserve">  Cleaner HTML output; smaller page weight; easier to inspect.</w:t>
+            </w:r>
+          </w:p>
+        </w:tc>
+        <w:tc>
+          <w:tcPr>
+            <w:tcW w:type="dxa" w:w="4309"/>
+            <w:shd w:val="clear" w:color="auto" w:fill="FBE8E8"/>
+            <w:tcBorders>
+              <w:top w:val="nil"/>
+              <w:left w:val="nil"/>
+              <w:bottom w:val="nil"/>
+              <w:right w:val="nil"/>
+            </w:tcBorders>
+            <w:vAlign w:val="center"/>
+          </w:tcPr>
+          <w:p>
+            <w:r>
+              <w:rPr>
+                <w:b/>
+                <w:color w:val="B01E1E"/>
+                <w:sz w:val="17"/>
+              </w:rPr>
+              <w:t xml:space="preserve">  ⚠  IF IGNORED  </w:t>
+            </w:r>
+          </w:p>
+          <w:p>
+            <w:pPr>
+              <w:spacing w:after="40" w:line="300" w:lineRule="auto"/>
+            </w:pPr>
+            <w:r>
+              <w:rPr>
+                <w:color w:val="333333"/>
+                <w:sz w:val="20"/>
+              </w:rPr>
+              <w:t xml:space="preserve">  Hundreds of blank lines in your rendered HTML; harder to debug; tiny but real speed hit.</w:t>
+            </w:r>
+          </w:p>
+        </w:tc>
+      </w:tr>
+    </w:tbl>
     <w:tbl>
       <w:tblPr>
         <w:tblW w:type="auto" w:w="0"/>
@@ -1515,12 +2049,12 @@
           <w:color w:val="0E2A47"/>
           <w:sz w:val="22"/>
         </w:rPr>
-        <w:t>Put styles inside {% stylesheet %}, JS inside {% javascript %}</w:t>
+        <w:t>Put styles in {% stylesheet %}, JS in {% javascript %}</w:t>
       </w:r>
     </w:p>
     <w:p>
       <w:pPr>
-        <w:spacing w:after="80" w:line="312" w:lineRule="auto"/>
+        <w:spacing w:after="60" w:line="312" w:lineRule="auto"/>
         <w:ind w:left="340"/>
       </w:pPr>
       <w:r>
@@ -1528,9 +2062,92 @@
           <w:color w:val="333333"/>
           <w:sz w:val="20"/>
         </w:rPr>
-        <w:t>Shopify bundles and caches these. Inline &lt;style&gt; / &lt;script&gt; tags can't be optimised.</w:t>
+        <w:t>Shopify bundles and caches these for you. Inline &lt;style&gt; / &lt;script&gt; tags can't be optimised.</w:t>
       </w:r>
     </w:p>
+    <w:tbl>
+      <w:tblPr>
+        <w:tblW w:type="auto" w:w="0"/>
+        <w:tblLayout w:type="fixed"/>
+        <w:tblLook w:firstColumn="1" w:firstRow="1" w:lastColumn="0" w:lastRow="0" w:noHBand="0" w:noVBand="1" w:val="04A0"/>
+      </w:tblPr>
+      <w:tblGrid>
+        <w:gridCol w:w="4309"/>
+        <w:gridCol w:w="4309"/>
+      </w:tblGrid>
+      <w:tr>
+        <w:tc>
+          <w:tcPr>
+            <w:tcW w:type="dxa" w:w="4309"/>
+            <w:shd w:val="clear" w:color="auto" w:fill="E8F3EC"/>
+            <w:tcBorders>
+              <w:top w:val="nil"/>
+              <w:left w:val="nil"/>
+              <w:bottom w:val="nil"/>
+              <w:right w:val="nil"/>
+            </w:tcBorders>
+            <w:vAlign w:val="center"/>
+          </w:tcPr>
+          <w:p>
+            <w:r>
+              <w:rPr>
+                <w:b/>
+                <w:color w:val="12552E"/>
+                <w:sz w:val="17"/>
+              </w:rPr>
+              <w:t xml:space="preserve">  ✓  BENEFIT  </w:t>
+            </w:r>
+          </w:p>
+          <w:p>
+            <w:pPr>
+              <w:spacing w:after="40" w:line="300" w:lineRule="auto"/>
+            </w:pPr>
+            <w:r>
+              <w:rPr>
+                <w:color w:val="333333"/>
+                <w:sz w:val="20"/>
+              </w:rPr>
+              <w:t xml:space="preserve">  Shopify bundles, minifies, and caches them across pages.</w:t>
+            </w:r>
+          </w:p>
+        </w:tc>
+        <w:tc>
+          <w:tcPr>
+            <w:tcW w:type="dxa" w:w="4309"/>
+            <w:shd w:val="clear" w:color="auto" w:fill="FBE8E8"/>
+            <w:tcBorders>
+              <w:top w:val="nil"/>
+              <w:left w:val="nil"/>
+              <w:bottom w:val="nil"/>
+              <w:right w:val="nil"/>
+            </w:tcBorders>
+            <w:vAlign w:val="center"/>
+          </w:tcPr>
+          <w:p>
+            <w:r>
+              <w:rPr>
+                <w:b/>
+                <w:color w:val="B01E1E"/>
+                <w:sz w:val="17"/>
+              </w:rPr>
+              <w:t xml:space="preserve">  ⚠  IF IGNORED  </w:t>
+            </w:r>
+          </w:p>
+          <w:p>
+            <w:pPr>
+              <w:spacing w:after="40" w:line="300" w:lineRule="auto"/>
+            </w:pPr>
+            <w:r>
+              <w:rPr>
+                <w:color w:val="333333"/>
+                <w:sz w:val="20"/>
+              </w:rPr>
+              <w:t xml:space="preserve">  Same CSS/JS re-parsed on every page; can't be cached or minified by Shopify.</w:t>
+            </w:r>
+          </w:p>
+        </w:tc>
+      </w:tr>
+    </w:tbl>
     <w:tbl>
       <w:tblPr>
         <w:tblW w:type="auto" w:w="0"/>
@@ -1595,13 +2212,6 @@
               <w:t xml:space="preserve">  .card { padding: 1rem; }</w:t>
               <w:br/>
               <w:t>{% endstylesheet %}</w:t>
-              <w:br/>
-              <w:br/>
-              <w:t>{% javascript %}</w:t>
-              <w:br/>
-              <w:t xml:space="preserve">  document.querySelectorAll('.card').forEach(...);</w:t>
-              <w:br/>
-              <w:t>{% endjavascript %}</w:t>
             </w:r>
           </w:p>
         </w:tc>
@@ -1700,7 +2310,7 @@
     </w:p>
     <w:p>
       <w:pPr>
-        <w:spacing w:after="80" w:line="312" w:lineRule="auto"/>
+        <w:spacing w:after="60" w:line="312" w:lineRule="auto"/>
         <w:ind w:left="340"/>
       </w:pPr>
       <w:r>
@@ -1711,6 +2321,89 @@
         <w:t>Online Store 2.0 lets merchants reorder sections in the theme editor. Hardcoded HTML can't be moved or hidden.</w:t>
       </w:r>
     </w:p>
+    <w:tbl>
+      <w:tblPr>
+        <w:tblW w:type="auto" w:w="0"/>
+        <w:tblLayout w:type="fixed"/>
+        <w:tblLook w:firstColumn="1" w:firstRow="1" w:lastColumn="0" w:lastRow="0" w:noHBand="0" w:noVBand="1" w:val="04A0"/>
+      </w:tblPr>
+      <w:tblGrid>
+        <w:gridCol w:w="4309"/>
+        <w:gridCol w:w="4309"/>
+      </w:tblGrid>
+      <w:tr>
+        <w:tc>
+          <w:tcPr>
+            <w:tcW w:type="dxa" w:w="4309"/>
+            <w:shd w:val="clear" w:color="auto" w:fill="E8F3EC"/>
+            <w:tcBorders>
+              <w:top w:val="nil"/>
+              <w:left w:val="nil"/>
+              <w:bottom w:val="nil"/>
+              <w:right w:val="nil"/>
+            </w:tcBorders>
+            <w:vAlign w:val="center"/>
+          </w:tcPr>
+          <w:p>
+            <w:r>
+              <w:rPr>
+                <w:b/>
+                <w:color w:val="12552E"/>
+                <w:sz w:val="17"/>
+              </w:rPr>
+              <w:t xml:space="preserve">  ✓  BENEFIT  </w:t>
+            </w:r>
+          </w:p>
+          <w:p>
+            <w:pPr>
+              <w:spacing w:after="40" w:line="300" w:lineRule="auto"/>
+            </w:pPr>
+            <w:r>
+              <w:rPr>
+                <w:color w:val="333333"/>
+                <w:sz w:val="20"/>
+              </w:rPr>
+              <w:t xml:space="preserve">  Merchants reorder, hide, or duplicate page parts without a developer.</w:t>
+            </w:r>
+          </w:p>
+        </w:tc>
+        <w:tc>
+          <w:tcPr>
+            <w:tcW w:type="dxa" w:w="4309"/>
+            <w:shd w:val="clear" w:color="auto" w:fill="FBE8E8"/>
+            <w:tcBorders>
+              <w:top w:val="nil"/>
+              <w:left w:val="nil"/>
+              <w:bottom w:val="nil"/>
+              <w:right w:val="nil"/>
+            </w:tcBorders>
+            <w:vAlign w:val="center"/>
+          </w:tcPr>
+          <w:p>
+            <w:r>
+              <w:rPr>
+                <w:b/>
+                <w:color w:val="B01E1E"/>
+                <w:sz w:val="17"/>
+              </w:rPr>
+              <w:t xml:space="preserve">  ⚠  IF IGNORED  </w:t>
+            </w:r>
+          </w:p>
+          <w:p>
+            <w:pPr>
+              <w:spacing w:after="40" w:line="300" w:lineRule="auto"/>
+            </w:pPr>
+            <w:r>
+              <w:rPr>
+                <w:color w:val="333333"/>
+                <w:sz w:val="20"/>
+              </w:rPr>
+              <w:t xml:space="preserve">  Every layout change becomes a dev ticket; merchant frustration.</w:t>
+            </w:r>
+          </w:p>
+        </w:tc>
+      </w:tr>
+    </w:tbl>
     <w:tbl>
       <w:tblPr>
         <w:tblW w:type="auto" w:w="0"/>
@@ -1869,7 +2562,7 @@
     </w:p>
     <w:p>
       <w:pPr>
-        <w:spacing w:after="80" w:line="312" w:lineRule="auto"/>
+        <w:spacing w:after="60" w:line="312" w:lineRule="auto"/>
         <w:ind w:left="340"/>
       </w:pPr>
       <w:r>
@@ -1877,9 +2570,92 @@
           <w:color w:val="333333"/>
           <w:sz w:val="20"/>
         </w:rPr>
-        <w:t>Every label belongs in /locales/en.default.json and is called via the t filter. This is also how stores in other languages work.</w:t>
+        <w:t>Every label belongs in /locales/en.default.json and is called via the t filter. This is how stores in other languages work.</w:t>
       </w:r>
     </w:p>
+    <w:tbl>
+      <w:tblPr>
+        <w:tblW w:type="auto" w:w="0"/>
+        <w:tblLayout w:type="fixed"/>
+        <w:tblLook w:firstColumn="1" w:firstRow="1" w:lastColumn="0" w:lastRow="0" w:noHBand="0" w:noVBand="1" w:val="04A0"/>
+      </w:tblPr>
+      <w:tblGrid>
+        <w:gridCol w:w="4309"/>
+        <w:gridCol w:w="4309"/>
+      </w:tblGrid>
+      <w:tr>
+        <w:tc>
+          <w:tcPr>
+            <w:tcW w:type="dxa" w:w="4309"/>
+            <w:shd w:val="clear" w:color="auto" w:fill="E8F3EC"/>
+            <w:tcBorders>
+              <w:top w:val="nil"/>
+              <w:left w:val="nil"/>
+              <w:bottom w:val="nil"/>
+              <w:right w:val="nil"/>
+            </w:tcBorders>
+            <w:vAlign w:val="center"/>
+          </w:tcPr>
+          <w:p>
+            <w:r>
+              <w:rPr>
+                <w:b/>
+                <w:color w:val="12552E"/>
+                <w:sz w:val="17"/>
+              </w:rPr>
+              <w:t xml:space="preserve">  ✓  BENEFIT  </w:t>
+            </w:r>
+          </w:p>
+          <w:p>
+            <w:pPr>
+              <w:spacing w:after="40" w:line="300" w:lineRule="auto"/>
+            </w:pPr>
+            <w:r>
+              <w:rPr>
+                <w:color w:val="333333"/>
+                <w:sz w:val="20"/>
+              </w:rPr>
+              <w:t xml:space="preserve">  Single source of truth; the store works in any language without rewriting.</w:t>
+            </w:r>
+          </w:p>
+        </w:tc>
+        <w:tc>
+          <w:tcPr>
+            <w:tcW w:type="dxa" w:w="4309"/>
+            <w:shd w:val="clear" w:color="auto" w:fill="FBE8E8"/>
+            <w:tcBorders>
+              <w:top w:val="nil"/>
+              <w:left w:val="nil"/>
+              <w:bottom w:val="nil"/>
+              <w:right w:val="nil"/>
+            </w:tcBorders>
+            <w:vAlign w:val="center"/>
+          </w:tcPr>
+          <w:p>
+            <w:r>
+              <w:rPr>
+                <w:b/>
+                <w:color w:val="B01E1E"/>
+                <w:sz w:val="17"/>
+              </w:rPr>
+              <w:t xml:space="preserve">  ⚠  IF IGNORED  </w:t>
+            </w:r>
+          </w:p>
+          <w:p>
+            <w:pPr>
+              <w:spacing w:after="40" w:line="300" w:lineRule="auto"/>
+            </w:pPr>
+            <w:r>
+              <w:rPr>
+                <w:color w:val="333333"/>
+                <w:sz w:val="20"/>
+              </w:rPr>
+              <w:t xml:space="preserve">  Internationalisation breaks; refactor needed every time you add a locale.</w:t>
+            </w:r>
+          </w:p>
+        </w:tc>
+      </w:tr>
+    </w:tbl>
     <w:tbl>
       <w:tblPr>
         <w:tblW w:type="auto" w:w="0"/>
@@ -2038,7 +2814,7 @@
     </w:p>
     <w:p>
       <w:pPr>
-        <w:spacing w:after="80" w:line="312" w:lineRule="auto"/>
+        <w:spacing w:after="60" w:line="312" w:lineRule="auto"/>
         <w:ind w:left="340"/>
       </w:pPr>
       <w:r>
@@ -2049,6 +2825,89 @@
         <w:t>Easy to miss because they're invisible. Search your code for hardcoded aria-label="..." strings.</w:t>
       </w:r>
     </w:p>
+    <w:tbl>
+      <w:tblPr>
+        <w:tblW w:type="auto" w:w="0"/>
+        <w:tblLayout w:type="fixed"/>
+        <w:tblLook w:firstColumn="1" w:firstRow="1" w:lastColumn="0" w:lastRow="0" w:noHBand="0" w:noVBand="1" w:val="04A0"/>
+      </w:tblPr>
+      <w:tblGrid>
+        <w:gridCol w:w="4309"/>
+        <w:gridCol w:w="4309"/>
+      </w:tblGrid>
+      <w:tr>
+        <w:tc>
+          <w:tcPr>
+            <w:tcW w:type="dxa" w:w="4309"/>
+            <w:shd w:val="clear" w:color="auto" w:fill="E8F3EC"/>
+            <w:tcBorders>
+              <w:top w:val="nil"/>
+              <w:left w:val="nil"/>
+              <w:bottom w:val="nil"/>
+              <w:right w:val="nil"/>
+            </w:tcBorders>
+            <w:vAlign w:val="center"/>
+          </w:tcPr>
+          <w:p>
+            <w:r>
+              <w:rPr>
+                <w:b/>
+                <w:color w:val="12552E"/>
+                <w:sz w:val="17"/>
+              </w:rPr>
+              <w:t xml:space="preserve">  ✓  BENEFIT  </w:t>
+            </w:r>
+          </w:p>
+          <w:p>
+            <w:pPr>
+              <w:spacing w:after="40" w:line="300" w:lineRule="auto"/>
+            </w:pPr>
+            <w:r>
+              <w:rPr>
+                <w:color w:val="333333"/>
+                <w:sz w:val="20"/>
+              </w:rPr>
+              <w:t xml:space="preserve">  Screen reader users in every language hear a proper label.</w:t>
+            </w:r>
+          </w:p>
+        </w:tc>
+        <w:tc>
+          <w:tcPr>
+            <w:tcW w:type="dxa" w:w="4309"/>
+            <w:shd w:val="clear" w:color="auto" w:fill="FBE8E8"/>
+            <w:tcBorders>
+              <w:top w:val="nil"/>
+              <w:left w:val="nil"/>
+              <w:bottom w:val="nil"/>
+              <w:right w:val="nil"/>
+            </w:tcBorders>
+            <w:vAlign w:val="center"/>
+          </w:tcPr>
+          <w:p>
+            <w:r>
+              <w:rPr>
+                <w:b/>
+                <w:color w:val="B01E1E"/>
+                <w:sz w:val="17"/>
+              </w:rPr>
+              <w:t xml:space="preserve">  ⚠  IF IGNORED  </w:t>
+            </w:r>
+          </w:p>
+          <w:p>
+            <w:pPr>
+              <w:spacing w:after="40" w:line="300" w:lineRule="auto"/>
+            </w:pPr>
+            <w:r>
+              <w:rPr>
+                <w:color w:val="333333"/>
+                <w:sz w:val="20"/>
+              </w:rPr>
+              <w:t xml:space="preserve">  Non-English users hear English aria-labels announced (jarring + WCAG fail).</w:t>
+            </w:r>
+          </w:p>
+        </w:tc>
+      </w:tr>
+    </w:tbl>
     <w:tbl>
       <w:tblPr>
         <w:tblW w:type="auto" w:w="0"/>
@@ -2207,7 +3066,7 @@
     </w:p>
     <w:p>
       <w:pPr>
-        <w:spacing w:after="80" w:line="312" w:lineRule="auto"/>
+        <w:spacing w:after="60" w:line="312" w:lineRule="auto"/>
         <w:ind w:left="340"/>
       </w:pPr>
       <w:r>
@@ -2218,6 +3077,89 @@
         <w:t>Different countries format money differently (1,000.00 vs 1.000,00). Shopify's filter handles all of it.</w:t>
       </w:r>
     </w:p>
+    <w:tbl>
+      <w:tblPr>
+        <w:tblW w:type="auto" w:w="0"/>
+        <w:tblLayout w:type="fixed"/>
+        <w:tblLook w:firstColumn="1" w:firstRow="1" w:lastColumn="0" w:lastRow="0" w:noHBand="0" w:noVBand="1" w:val="04A0"/>
+      </w:tblPr>
+      <w:tblGrid>
+        <w:gridCol w:w="4309"/>
+        <w:gridCol w:w="4309"/>
+      </w:tblGrid>
+      <w:tr>
+        <w:tc>
+          <w:tcPr>
+            <w:tcW w:type="dxa" w:w="4309"/>
+            <w:shd w:val="clear" w:color="auto" w:fill="E8F3EC"/>
+            <w:tcBorders>
+              <w:top w:val="nil"/>
+              <w:left w:val="nil"/>
+              <w:bottom w:val="nil"/>
+              <w:right w:val="nil"/>
+            </w:tcBorders>
+            <w:vAlign w:val="center"/>
+          </w:tcPr>
+          <w:p>
+            <w:r>
+              <w:rPr>
+                <w:b/>
+                <w:color w:val="12552E"/>
+                <w:sz w:val="17"/>
+              </w:rPr>
+              <w:t xml:space="preserve">  ✓  BENEFIT  </w:t>
+            </w:r>
+          </w:p>
+          <w:p>
+            <w:pPr>
+              <w:spacing w:after="40" w:line="300" w:lineRule="auto"/>
+            </w:pPr>
+            <w:r>
+              <w:rPr>
+                <w:color w:val="333333"/>
+                <w:sz w:val="20"/>
+              </w:rPr>
+              <w:t xml:space="preserve">  Correct formatting in every locale and currency — automatically.</w:t>
+            </w:r>
+          </w:p>
+        </w:tc>
+        <w:tc>
+          <w:tcPr>
+            <w:tcW w:type="dxa" w:w="4309"/>
+            <w:shd w:val="clear" w:color="auto" w:fill="FBE8E8"/>
+            <w:tcBorders>
+              <w:top w:val="nil"/>
+              <w:left w:val="nil"/>
+              <w:bottom w:val="nil"/>
+              <w:right w:val="nil"/>
+            </w:tcBorders>
+            <w:vAlign w:val="center"/>
+          </w:tcPr>
+          <w:p>
+            <w:r>
+              <w:rPr>
+                <w:b/>
+                <w:color w:val="B01E1E"/>
+                <w:sz w:val="17"/>
+              </w:rPr>
+              <w:t xml:space="preserve">  ⚠  IF IGNORED  </w:t>
+            </w:r>
+          </w:p>
+          <w:p>
+            <w:pPr>
+              <w:spacing w:after="40" w:line="300" w:lineRule="auto"/>
+            </w:pPr>
+            <w:r>
+              <w:rPr>
+                <w:color w:val="333333"/>
+                <w:sz w:val="20"/>
+              </w:rPr>
+              <w:t xml:space="preserve">  Wrong currency format confuses international buyers; lost sales.</w:t>
+            </w:r>
+          </w:p>
+        </w:tc>
+      </w:tr>
+    </w:tbl>
     <w:tbl>
       <w:tblPr>
         <w:tblW w:type="auto" w:w="0"/>
@@ -2376,7 +3318,7 @@
     </w:p>
     <w:p>
       <w:pPr>
-        <w:spacing w:after="80" w:line="312" w:lineRule="auto"/>
+        <w:spacing w:after="60" w:line="312" w:lineRule="auto"/>
         <w:ind w:left="340"/>
       </w:pPr>
       <w:r>
@@ -2387,6 +3329,89 @@
         <w:t>If you wrote the same block twice, move it into /snippets/ and render it. One place to fix bugs.</w:t>
       </w:r>
     </w:p>
+    <w:tbl>
+      <w:tblPr>
+        <w:tblW w:type="auto" w:w="0"/>
+        <w:tblLayout w:type="fixed"/>
+        <w:tblLook w:firstColumn="1" w:firstRow="1" w:lastColumn="0" w:lastRow="0" w:noHBand="0" w:noVBand="1" w:val="04A0"/>
+      </w:tblPr>
+      <w:tblGrid>
+        <w:gridCol w:w="4309"/>
+        <w:gridCol w:w="4309"/>
+      </w:tblGrid>
+      <w:tr>
+        <w:tc>
+          <w:tcPr>
+            <w:tcW w:type="dxa" w:w="4309"/>
+            <w:shd w:val="clear" w:color="auto" w:fill="E8F3EC"/>
+            <w:tcBorders>
+              <w:top w:val="nil"/>
+              <w:left w:val="nil"/>
+              <w:bottom w:val="nil"/>
+              <w:right w:val="nil"/>
+            </w:tcBorders>
+            <w:vAlign w:val="center"/>
+          </w:tcPr>
+          <w:p>
+            <w:r>
+              <w:rPr>
+                <w:b/>
+                <w:color w:val="12552E"/>
+                <w:sz w:val="17"/>
+              </w:rPr>
+              <w:t xml:space="preserve">  ✓  BENEFIT  </w:t>
+            </w:r>
+          </w:p>
+          <w:p>
+            <w:pPr>
+              <w:spacing w:after="40" w:line="300" w:lineRule="auto"/>
+            </w:pPr>
+            <w:r>
+              <w:rPr>
+                <w:color w:val="333333"/>
+                <w:sz w:val="20"/>
+              </w:rPr>
+              <w:t xml:space="preserve">  One place to fix bugs; consistent UI across the store.</w:t>
+            </w:r>
+          </w:p>
+        </w:tc>
+        <w:tc>
+          <w:tcPr>
+            <w:tcW w:type="dxa" w:w="4309"/>
+            <w:shd w:val="clear" w:color="auto" w:fill="FBE8E8"/>
+            <w:tcBorders>
+              <w:top w:val="nil"/>
+              <w:left w:val="nil"/>
+              <w:bottom w:val="nil"/>
+              <w:right w:val="nil"/>
+            </w:tcBorders>
+            <w:vAlign w:val="center"/>
+          </w:tcPr>
+          <w:p>
+            <w:r>
+              <w:rPr>
+                <w:b/>
+                <w:color w:val="B01E1E"/>
+                <w:sz w:val="17"/>
+              </w:rPr>
+              <w:t xml:space="preserve">  ⚠  IF IGNORED  </w:t>
+            </w:r>
+          </w:p>
+          <w:p>
+            <w:pPr>
+              <w:spacing w:after="40" w:line="300" w:lineRule="auto"/>
+            </w:pPr>
+            <w:r>
+              <w:rPr>
+                <w:color w:val="333333"/>
+                <w:sz w:val="20"/>
+              </w:rPr>
+              <w:t xml:space="preserve">  Updating one card means updating six copies; they drift apart and bugs creep in.</w:t>
+            </w:r>
+          </w:p>
+        </w:tc>
+      </w:tr>
+    </w:tbl>
     <w:tbl>
       <w:tblPr>
         <w:tblW w:type="auto" w:w="0"/>
@@ -2547,7 +3572,7 @@
     </w:p>
     <w:p>
       <w:pPr>
-        <w:spacing w:after="80" w:line="312" w:lineRule="auto"/>
+        <w:spacing w:after="60" w:line="312" w:lineRule="auto"/>
         <w:ind w:left="340"/>
       </w:pPr>
       <w:r>
@@ -2558,6 +3583,89 @@
         <w:t>If you removed it, delete it. Git keeps the old version if you ever need it back.</w:t>
       </w:r>
     </w:p>
+    <w:tbl>
+      <w:tblPr>
+        <w:tblW w:type="auto" w:w="0"/>
+        <w:tblLayout w:type="fixed"/>
+        <w:tblLook w:firstColumn="1" w:firstRow="1" w:lastColumn="0" w:lastRow="0" w:noHBand="0" w:noVBand="1" w:val="04A0"/>
+      </w:tblPr>
+      <w:tblGrid>
+        <w:gridCol w:w="4309"/>
+        <w:gridCol w:w="4309"/>
+      </w:tblGrid>
+      <w:tr>
+        <w:tc>
+          <w:tcPr>
+            <w:tcW w:type="dxa" w:w="4309"/>
+            <w:shd w:val="clear" w:color="auto" w:fill="E8F3EC"/>
+            <w:tcBorders>
+              <w:top w:val="nil"/>
+              <w:left w:val="nil"/>
+              <w:bottom w:val="nil"/>
+              <w:right w:val="nil"/>
+            </w:tcBorders>
+            <w:vAlign w:val="center"/>
+          </w:tcPr>
+          <w:p>
+            <w:r>
+              <w:rPr>
+                <w:b/>
+                <w:color w:val="12552E"/>
+                <w:sz w:val="17"/>
+              </w:rPr>
+              <w:t xml:space="preserve">  ✓  BENEFIT  </w:t>
+            </w:r>
+          </w:p>
+          <w:p>
+            <w:pPr>
+              <w:spacing w:after="40" w:line="300" w:lineRule="auto"/>
+            </w:pPr>
+            <w:r>
+              <w:rPr>
+                <w:color w:val="333333"/>
+                <w:sz w:val="20"/>
+              </w:rPr>
+              <w:t xml:space="preserve">  Smaller, cleaner files; faster onboarding for new developers.</w:t>
+            </w:r>
+          </w:p>
+        </w:tc>
+        <w:tc>
+          <w:tcPr>
+            <w:tcW w:type="dxa" w:w="4309"/>
+            <w:shd w:val="clear" w:color="auto" w:fill="FBE8E8"/>
+            <w:tcBorders>
+              <w:top w:val="nil"/>
+              <w:left w:val="nil"/>
+              <w:bottom w:val="nil"/>
+              <w:right w:val="nil"/>
+            </w:tcBorders>
+            <w:vAlign w:val="center"/>
+          </w:tcPr>
+          <w:p>
+            <w:r>
+              <w:rPr>
+                <w:b/>
+                <w:color w:val="B01E1E"/>
+                <w:sz w:val="17"/>
+              </w:rPr>
+              <w:t xml:space="preserve">  ⚠  IF IGNORED  </w:t>
+            </w:r>
+          </w:p>
+          <w:p>
+            <w:pPr>
+              <w:spacing w:after="40" w:line="300" w:lineRule="auto"/>
+            </w:pPr>
+            <w:r>
+              <w:rPr>
+                <w:color w:val="333333"/>
+                <w:sz w:val="20"/>
+              </w:rPr>
+              <w:t xml:space="preserve">  Confusing for the next developer; bigger files; harder to debug.</w:t>
+            </w:r>
+          </w:p>
+        </w:tc>
+      </w:tr>
+    </w:tbl>
     <w:tbl>
       <w:tblPr>
         <w:tblW w:type="auto" w:w="0"/>
@@ -2655,7 +3763,7 @@
     </w:p>
     <w:p>
       <w:pPr>
-        <w:spacing w:after="80" w:line="312" w:lineRule="auto"/>
+        <w:spacing w:after="60" w:line="312" w:lineRule="auto"/>
         <w:ind w:left="340"/>
       </w:pPr>
       <w:r>
@@ -2663,9 +3771,92 @@
           <w:color w:val="333333"/>
           <w:sz w:val="20"/>
         </w:rPr>
-        <w:t>A broken schema breaks the theme editor for the merchant. JSON must be valid; setting IDs must use snake_case.</w:t>
+        <w:t>A broken schema breaks the theme editor for the merchant. JSON must be valid; setting IDs use snake_case.</w:t>
       </w:r>
     </w:p>
+    <w:tbl>
+      <w:tblPr>
+        <w:tblW w:type="auto" w:w="0"/>
+        <w:tblLayout w:type="fixed"/>
+        <w:tblLook w:firstColumn="1" w:firstRow="1" w:lastColumn="0" w:lastRow="0" w:noHBand="0" w:noVBand="1" w:val="04A0"/>
+      </w:tblPr>
+      <w:tblGrid>
+        <w:gridCol w:w="4309"/>
+        <w:gridCol w:w="4309"/>
+      </w:tblGrid>
+      <w:tr>
+        <w:tc>
+          <w:tcPr>
+            <w:tcW w:type="dxa" w:w="4309"/>
+            <w:shd w:val="clear" w:color="auto" w:fill="E8F3EC"/>
+            <w:tcBorders>
+              <w:top w:val="nil"/>
+              <w:left w:val="nil"/>
+              <w:bottom w:val="nil"/>
+              <w:right w:val="nil"/>
+            </w:tcBorders>
+            <w:vAlign w:val="center"/>
+          </w:tcPr>
+          <w:p>
+            <w:r>
+              <w:rPr>
+                <w:b/>
+                <w:color w:val="12552E"/>
+                <w:sz w:val="17"/>
+              </w:rPr>
+              <w:t xml:space="preserve">  ✓  BENEFIT  </w:t>
+            </w:r>
+          </w:p>
+          <w:p>
+            <w:pPr>
+              <w:spacing w:after="40" w:line="300" w:lineRule="auto"/>
+            </w:pPr>
+            <w:r>
+              <w:rPr>
+                <w:color w:val="333333"/>
+                <w:sz w:val="20"/>
+              </w:rPr>
+              <w:t xml:space="preserve">  Theme editor works smoothly; merchants can edit their store without crashes.</w:t>
+            </w:r>
+          </w:p>
+        </w:tc>
+        <w:tc>
+          <w:tcPr>
+            <w:tcW w:type="dxa" w:w="4309"/>
+            <w:shd w:val="clear" w:color="auto" w:fill="FBE8E8"/>
+            <w:tcBorders>
+              <w:top w:val="nil"/>
+              <w:left w:val="nil"/>
+              <w:bottom w:val="nil"/>
+              <w:right w:val="nil"/>
+            </w:tcBorders>
+            <w:vAlign w:val="center"/>
+          </w:tcPr>
+          <w:p>
+            <w:r>
+              <w:rPr>
+                <w:b/>
+                <w:color w:val="B01E1E"/>
+                <w:sz w:val="17"/>
+              </w:rPr>
+              <w:t xml:space="preserve">  ⚠  IF IGNORED  </w:t>
+            </w:r>
+          </w:p>
+          <w:p>
+            <w:pPr>
+              <w:spacing w:after="40" w:line="300" w:lineRule="auto"/>
+            </w:pPr>
+            <w:r>
+              <w:rPr>
+                <w:color w:val="333333"/>
+                <w:sz w:val="20"/>
+              </w:rPr>
+              <w:t xml:space="preserve">  Broken schema = broken theme editor = merchant locked out of editing their store.</w:t>
+            </w:r>
+          </w:p>
+        </w:tc>
+      </w:tr>
+    </w:tbl>
     <w:tbl>
       <w:tblPr>
         <w:tblW w:type="auto" w:w="0"/>
@@ -2867,12 +4058,12 @@
           <w:color w:val="0E2A47"/>
           <w:sz w:val="22"/>
         </w:rPr>
-        <w:t>Serve the right-size image, not a 4000px one for a thumbnail</w:t>
+        <w:t>Serve the right-size image — not a 4000px one for a thumbnail</w:t>
       </w:r>
     </w:p>
     <w:p>
       <w:pPr>
-        <w:spacing w:after="80" w:line="312" w:lineRule="auto"/>
+        <w:spacing w:after="60" w:line="312" w:lineRule="auto"/>
         <w:ind w:left="340"/>
       </w:pPr>
       <w:r>
@@ -2883,6 +4074,89 @@
         <w:t>Use image_url with a width and srcset so phones don't download desktop-sized files.</w:t>
       </w:r>
     </w:p>
+    <w:tbl>
+      <w:tblPr>
+        <w:tblW w:type="auto" w:w="0"/>
+        <w:tblLayout w:type="fixed"/>
+        <w:tblLook w:firstColumn="1" w:firstRow="1" w:lastColumn="0" w:lastRow="0" w:noHBand="0" w:noVBand="1" w:val="04A0"/>
+      </w:tblPr>
+      <w:tblGrid>
+        <w:gridCol w:w="4309"/>
+        <w:gridCol w:w="4309"/>
+      </w:tblGrid>
+      <w:tr>
+        <w:tc>
+          <w:tcPr>
+            <w:tcW w:type="dxa" w:w="4309"/>
+            <w:shd w:val="clear" w:color="auto" w:fill="E8F3EC"/>
+            <w:tcBorders>
+              <w:top w:val="nil"/>
+              <w:left w:val="nil"/>
+              <w:bottom w:val="nil"/>
+              <w:right w:val="nil"/>
+            </w:tcBorders>
+            <w:vAlign w:val="center"/>
+          </w:tcPr>
+          <w:p>
+            <w:r>
+              <w:rPr>
+                <w:b/>
+                <w:color w:val="12552E"/>
+                <w:sz w:val="17"/>
+              </w:rPr>
+              <w:t xml:space="preserve">  ✓  BENEFIT  </w:t>
+            </w:r>
+          </w:p>
+          <w:p>
+            <w:pPr>
+              <w:spacing w:after="40" w:line="300" w:lineRule="auto"/>
+            </w:pPr>
+            <w:r>
+              <w:rPr>
+                <w:color w:val="333333"/>
+                <w:sz w:val="20"/>
+              </w:rPr>
+              <w:t xml:space="preserve">  Mobile users on 4G load the page fast; bandwidth costs drop.</w:t>
+            </w:r>
+          </w:p>
+        </w:tc>
+        <w:tc>
+          <w:tcPr>
+            <w:tcW w:type="dxa" w:w="4309"/>
+            <w:shd w:val="clear" w:color="auto" w:fill="FBE8E8"/>
+            <w:tcBorders>
+              <w:top w:val="nil"/>
+              <w:left w:val="nil"/>
+              <w:bottom w:val="nil"/>
+              <w:right w:val="nil"/>
+            </w:tcBorders>
+            <w:vAlign w:val="center"/>
+          </w:tcPr>
+          <w:p>
+            <w:r>
+              <w:rPr>
+                <w:b/>
+                <w:color w:val="B01E1E"/>
+                <w:sz w:val="17"/>
+              </w:rPr>
+              <w:t xml:space="preserve">  ⚠  IF IGNORED  </w:t>
+            </w:r>
+          </w:p>
+          <w:p>
+            <w:pPr>
+              <w:spacing w:after="40" w:line="300" w:lineRule="auto"/>
+            </w:pPr>
+            <w:r>
+              <w:rPr>
+                <w:color w:val="333333"/>
+                <w:sz w:val="20"/>
+              </w:rPr>
+              <w:t xml:space="preserve">  A 4 MB image on a 200 px thumbnail kills load time and burns user data.</w:t>
+            </w:r>
+          </w:p>
+        </w:tc>
+      </w:tr>
+    </w:tbl>
     <w:tbl>
       <w:tblPr>
         <w:tblW w:type="auto" w:w="0"/>
@@ -3051,7 +4325,7 @@
     </w:p>
     <w:p>
       <w:pPr>
-        <w:spacing w:after="80" w:line="312" w:lineRule="auto"/>
+        <w:spacing w:after="60" w:line="312" w:lineRule="auto"/>
         <w:ind w:left="340"/>
       </w:pPr>
       <w:r>
@@ -3059,9 +4333,92 @@
           <w:color w:val="333333"/>
           <w:sz w:val="20"/>
         </w:rPr>
-        <w:t>Reserves the layout space before the image loads so the page doesn't jump (better CLS score, less annoying to use).</w:t>
+        <w:t>Reserves layout space before the image loads so the page doesn't jump (better CLS score).</w:t>
       </w:r>
     </w:p>
+    <w:tbl>
+      <w:tblPr>
+        <w:tblW w:type="auto" w:w="0"/>
+        <w:tblLayout w:type="fixed"/>
+        <w:tblLook w:firstColumn="1" w:firstRow="1" w:lastColumn="0" w:lastRow="0" w:noHBand="0" w:noVBand="1" w:val="04A0"/>
+      </w:tblPr>
+      <w:tblGrid>
+        <w:gridCol w:w="4309"/>
+        <w:gridCol w:w="4309"/>
+      </w:tblGrid>
+      <w:tr>
+        <w:tc>
+          <w:tcPr>
+            <w:tcW w:type="dxa" w:w="4309"/>
+            <w:shd w:val="clear" w:color="auto" w:fill="E8F3EC"/>
+            <w:tcBorders>
+              <w:top w:val="nil"/>
+              <w:left w:val="nil"/>
+              <w:bottom w:val="nil"/>
+              <w:right w:val="nil"/>
+            </w:tcBorders>
+            <w:vAlign w:val="center"/>
+          </w:tcPr>
+          <w:p>
+            <w:r>
+              <w:rPr>
+                <w:b/>
+                <w:color w:val="12552E"/>
+                <w:sz w:val="17"/>
+              </w:rPr>
+              <w:t xml:space="preserve">  ✓  BENEFIT  </w:t>
+            </w:r>
+          </w:p>
+          <w:p>
+            <w:pPr>
+              <w:spacing w:after="40" w:line="300" w:lineRule="auto"/>
+            </w:pPr>
+            <w:r>
+              <w:rPr>
+                <w:color w:val="333333"/>
+                <w:sz w:val="20"/>
+              </w:rPr>
+              <w:t xml:space="preserve">  No layout jumps; better CLS score; users don't mis-click while page settles.</w:t>
+            </w:r>
+          </w:p>
+        </w:tc>
+        <w:tc>
+          <w:tcPr>
+            <w:tcW w:type="dxa" w:w="4309"/>
+            <w:shd w:val="clear" w:color="auto" w:fill="FBE8E8"/>
+            <w:tcBorders>
+              <w:top w:val="nil"/>
+              <w:left w:val="nil"/>
+              <w:bottom w:val="nil"/>
+              <w:right w:val="nil"/>
+            </w:tcBorders>
+            <w:vAlign w:val="center"/>
+          </w:tcPr>
+          <w:p>
+            <w:r>
+              <w:rPr>
+                <w:b/>
+                <w:color w:val="B01E1E"/>
+                <w:sz w:val="17"/>
+              </w:rPr>
+              <w:t xml:space="preserve">  ⚠  IF IGNORED  </w:t>
+            </w:r>
+          </w:p>
+          <w:p>
+            <w:pPr>
+              <w:spacing w:after="40" w:line="300" w:lineRule="auto"/>
+            </w:pPr>
+            <w:r>
+              <w:rPr>
+                <w:color w:val="333333"/>
+                <w:sz w:val="20"/>
+              </w:rPr>
+              <w:t xml:space="preserve">  Page jumps as images load — annoying, raises CLS, hurts Core Web Vitals + SEO.</w:t>
+            </w:r>
+          </w:p>
+        </w:tc>
+      </w:tr>
+    </w:tbl>
     <w:tbl>
       <w:tblPr>
         <w:tblW w:type="auto" w:w="0"/>
@@ -3220,7 +4577,7 @@
     </w:p>
     <w:p>
       <w:pPr>
-        <w:spacing w:after="80" w:line="312" w:lineRule="auto"/>
+        <w:spacing w:after="60" w:line="312" w:lineRule="auto"/>
         <w:ind w:left="340"/>
       </w:pPr>
       <w:r>
@@ -3228,9 +4585,92 @@
           <w:color w:val="333333"/>
           <w:sz w:val="20"/>
         </w:rPr>
-        <w:t>loading="lazy" tells the browser "wait until the user scrolls near it". The very first hero image should load instantly so the page paints fast.</w:t>
+        <w:t>loading="lazy" tells the browser "wait until the user scrolls near it". The hero must load immediately.</w:t>
       </w:r>
     </w:p>
+    <w:tbl>
+      <w:tblPr>
+        <w:tblW w:type="auto" w:w="0"/>
+        <w:tblLayout w:type="fixed"/>
+        <w:tblLook w:firstColumn="1" w:firstRow="1" w:lastColumn="0" w:lastRow="0" w:noHBand="0" w:noVBand="1" w:val="04A0"/>
+      </w:tblPr>
+      <w:tblGrid>
+        <w:gridCol w:w="4309"/>
+        <w:gridCol w:w="4309"/>
+      </w:tblGrid>
+      <w:tr>
+        <w:tc>
+          <w:tcPr>
+            <w:tcW w:type="dxa" w:w="4309"/>
+            <w:shd w:val="clear" w:color="auto" w:fill="E8F3EC"/>
+            <w:tcBorders>
+              <w:top w:val="nil"/>
+              <w:left w:val="nil"/>
+              <w:bottom w:val="nil"/>
+              <w:right w:val="nil"/>
+            </w:tcBorders>
+            <w:vAlign w:val="center"/>
+          </w:tcPr>
+          <w:p>
+            <w:r>
+              <w:rPr>
+                <w:b/>
+                <w:color w:val="12552E"/>
+                <w:sz w:val="17"/>
+              </w:rPr>
+              <w:t xml:space="preserve">  ✓  BENEFIT  </w:t>
+            </w:r>
+          </w:p>
+          <w:p>
+            <w:pPr>
+              <w:spacing w:after="40" w:line="300" w:lineRule="auto"/>
+            </w:pPr>
+            <w:r>
+              <w:rPr>
+                <w:color w:val="333333"/>
+                <w:sz w:val="20"/>
+              </w:rPr>
+              <w:t xml:space="preserve">  Hero shows instantly (good LCP); rest of the images load only when needed.</w:t>
+            </w:r>
+          </w:p>
+        </w:tc>
+        <w:tc>
+          <w:tcPr>
+            <w:tcW w:type="dxa" w:w="4309"/>
+            <w:shd w:val="clear" w:color="auto" w:fill="FBE8E8"/>
+            <w:tcBorders>
+              <w:top w:val="nil"/>
+              <w:left w:val="nil"/>
+              <w:bottom w:val="nil"/>
+              <w:right w:val="nil"/>
+            </w:tcBorders>
+            <w:vAlign w:val="center"/>
+          </w:tcPr>
+          <w:p>
+            <w:r>
+              <w:rPr>
+                <w:b/>
+                <w:color w:val="B01E1E"/>
+                <w:sz w:val="17"/>
+              </w:rPr>
+              <w:t xml:space="preserve">  ⚠  IF IGNORED  </w:t>
+            </w:r>
+          </w:p>
+          <w:p>
+            <w:pPr>
+              <w:spacing w:after="40" w:line="300" w:lineRule="auto"/>
+            </w:pPr>
+            <w:r>
+              <w:rPr>
+                <w:color w:val="333333"/>
+                <w:sz w:val="20"/>
+              </w:rPr>
+              <w:t xml:space="preserve">  Hero appears late (bad LCP) — or every image loads at once and weight balloons.</w:t>
+            </w:r>
+          </w:p>
+        </w:tc>
+      </w:tr>
+    </w:tbl>
     <w:tbl>
       <w:tblPr>
         <w:tblW w:type="auto" w:w="0"/>
@@ -3395,7 +4835,7 @@
     </w:p>
     <w:p>
       <w:pPr>
-        <w:spacing w:after="80" w:line="312" w:lineRule="auto"/>
+        <w:spacing w:after="60" w:line="312" w:lineRule="auto"/>
         <w:ind w:left="340"/>
       </w:pPr>
       <w:r>
@@ -3406,6 +4846,89 @@
         <w:t>Preload tells the browser "you'll need this very soon" so it starts downloading immediately.</w:t>
       </w:r>
     </w:p>
+    <w:tbl>
+      <w:tblPr>
+        <w:tblW w:type="auto" w:w="0"/>
+        <w:tblLayout w:type="fixed"/>
+        <w:tblLook w:firstColumn="1" w:firstRow="1" w:lastColumn="0" w:lastRow="0" w:noHBand="0" w:noVBand="1" w:val="04A0"/>
+      </w:tblPr>
+      <w:tblGrid>
+        <w:gridCol w:w="4309"/>
+        <w:gridCol w:w="4309"/>
+      </w:tblGrid>
+      <w:tr>
+        <w:tc>
+          <w:tcPr>
+            <w:tcW w:type="dxa" w:w="4309"/>
+            <w:shd w:val="clear" w:color="auto" w:fill="E8F3EC"/>
+            <w:tcBorders>
+              <w:top w:val="nil"/>
+              <w:left w:val="nil"/>
+              <w:bottom w:val="nil"/>
+              <w:right w:val="nil"/>
+            </w:tcBorders>
+            <w:vAlign w:val="center"/>
+          </w:tcPr>
+          <w:p>
+            <w:r>
+              <w:rPr>
+                <w:b/>
+                <w:color w:val="12552E"/>
+                <w:sz w:val="17"/>
+              </w:rPr>
+              <w:t xml:space="preserve">  ✓  BENEFIT  </w:t>
+            </w:r>
+          </w:p>
+          <w:p>
+            <w:pPr>
+              <w:spacing w:after="40" w:line="300" w:lineRule="auto"/>
+            </w:pPr>
+            <w:r>
+              <w:rPr>
+                <w:color w:val="333333"/>
+                <w:sz w:val="20"/>
+              </w:rPr>
+              <w:t xml:space="preserve">  Faster first paint; better LCP score; no font flash.</w:t>
+            </w:r>
+          </w:p>
+        </w:tc>
+        <w:tc>
+          <w:tcPr>
+            <w:tcW w:type="dxa" w:w="4309"/>
+            <w:shd w:val="clear" w:color="auto" w:fill="FBE8E8"/>
+            <w:tcBorders>
+              <w:top w:val="nil"/>
+              <w:left w:val="nil"/>
+              <w:bottom w:val="nil"/>
+              <w:right w:val="nil"/>
+            </w:tcBorders>
+            <w:vAlign w:val="center"/>
+          </w:tcPr>
+          <w:p>
+            <w:r>
+              <w:rPr>
+                <w:b/>
+                <w:color w:val="B01E1E"/>
+                <w:sz w:val="17"/>
+              </w:rPr>
+              <w:t xml:space="preserve">  ⚠  IF IGNORED  </w:t>
+            </w:r>
+          </w:p>
+          <w:p>
+            <w:pPr>
+              <w:spacing w:after="40" w:line="300" w:lineRule="auto"/>
+            </w:pPr>
+            <w:r>
+              <w:rPr>
+                <w:color w:val="333333"/>
+                <w:sz w:val="20"/>
+              </w:rPr>
+              <w:t xml:space="preserve">  Browser discovers them late; text flashes mid-paint; hero pops in.</w:t>
+            </w:r>
+          </w:p>
+        </w:tc>
+      </w:tr>
+    </w:tbl>
     <w:tbl>
       <w:tblPr>
         <w:tblW w:type="auto" w:w="0"/>
@@ -3506,7 +5029,7 @@
     </w:p>
     <w:p>
       <w:pPr>
-        <w:spacing w:after="80" w:line="312" w:lineRule="auto"/>
+        <w:spacing w:after="60" w:line="312" w:lineRule="auto"/>
         <w:ind w:left="340"/>
       </w:pPr>
       <w:r>
@@ -3517,6 +5040,89 @@
         <w:t>A script in &lt;head&gt; without defer pauses the page until it downloads. Defer waits until the HTML is parsed.</w:t>
       </w:r>
     </w:p>
+    <w:tbl>
+      <w:tblPr>
+        <w:tblW w:type="auto" w:w="0"/>
+        <w:tblLayout w:type="fixed"/>
+        <w:tblLook w:firstColumn="1" w:firstRow="1" w:lastColumn="0" w:lastRow="0" w:noHBand="0" w:noVBand="1" w:val="04A0"/>
+      </w:tblPr>
+      <w:tblGrid>
+        <w:gridCol w:w="4309"/>
+        <w:gridCol w:w="4309"/>
+      </w:tblGrid>
+      <w:tr>
+        <w:tc>
+          <w:tcPr>
+            <w:tcW w:type="dxa" w:w="4309"/>
+            <w:shd w:val="clear" w:color="auto" w:fill="E8F3EC"/>
+            <w:tcBorders>
+              <w:top w:val="nil"/>
+              <w:left w:val="nil"/>
+              <w:bottom w:val="nil"/>
+              <w:right w:val="nil"/>
+            </w:tcBorders>
+            <w:vAlign w:val="center"/>
+          </w:tcPr>
+          <w:p>
+            <w:r>
+              <w:rPr>
+                <w:b/>
+                <w:color w:val="12552E"/>
+                <w:sz w:val="17"/>
+              </w:rPr>
+              <w:t xml:space="preserve">  ✓  BENEFIT  </w:t>
+            </w:r>
+          </w:p>
+          <w:p>
+            <w:pPr>
+              <w:spacing w:after="40" w:line="300" w:lineRule="auto"/>
+            </w:pPr>
+            <w:r>
+              <w:rPr>
+                <w:color w:val="333333"/>
+                <w:sz w:val="20"/>
+              </w:rPr>
+              <w:t xml:space="preserve">  HTML parses without pausing; first paint is much faster.</w:t>
+            </w:r>
+          </w:p>
+        </w:tc>
+        <w:tc>
+          <w:tcPr>
+            <w:tcW w:type="dxa" w:w="4309"/>
+            <w:shd w:val="clear" w:color="auto" w:fill="FBE8E8"/>
+            <w:tcBorders>
+              <w:top w:val="nil"/>
+              <w:left w:val="nil"/>
+              <w:bottom w:val="nil"/>
+              <w:right w:val="nil"/>
+            </w:tcBorders>
+            <w:vAlign w:val="center"/>
+          </w:tcPr>
+          <w:p>
+            <w:r>
+              <w:rPr>
+                <w:b/>
+                <w:color w:val="B01E1E"/>
+                <w:sz w:val="17"/>
+              </w:rPr>
+              <w:t xml:space="preserve">  ⚠  IF IGNORED  </w:t>
+            </w:r>
+          </w:p>
+          <w:p>
+            <w:pPr>
+              <w:spacing w:after="40" w:line="300" w:lineRule="auto"/>
+            </w:pPr>
+            <w:r>
+              <w:rPr>
+                <w:color w:val="333333"/>
+                <w:sz w:val="20"/>
+              </w:rPr>
+              <w:t xml:space="preserve">  Page hangs blank until JS downloads — terrible perceived speed.</w:t>
+            </w:r>
+          </w:p>
+        </w:tc>
+      </w:tr>
+    </w:tbl>
     <w:tbl>
       <w:tblPr>
         <w:tblW w:type="auto" w:w="0"/>
@@ -3675,7 +5281,7 @@
     </w:p>
     <w:p>
       <w:pPr>
-        <w:spacing w:after="80" w:line="312" w:lineRule="auto"/>
+        <w:spacing w:after="60" w:line="312" w:lineRule="auto"/>
         <w:ind w:left="340"/>
       </w:pPr>
       <w:r>
@@ -3686,6 +5292,89 @@
         <w:t>It adds 30 KB for things modern browsers do natively. Use document.querySelector and addEventListener.</w:t>
       </w:r>
     </w:p>
+    <w:tbl>
+      <w:tblPr>
+        <w:tblW w:type="auto" w:w="0"/>
+        <w:tblLayout w:type="fixed"/>
+        <w:tblLook w:firstColumn="1" w:firstRow="1" w:lastColumn="0" w:lastRow="0" w:noHBand="0" w:noVBand="1" w:val="04A0"/>
+      </w:tblPr>
+      <w:tblGrid>
+        <w:gridCol w:w="4309"/>
+        <w:gridCol w:w="4309"/>
+      </w:tblGrid>
+      <w:tr>
+        <w:tc>
+          <w:tcPr>
+            <w:tcW w:type="dxa" w:w="4309"/>
+            <w:shd w:val="clear" w:color="auto" w:fill="E8F3EC"/>
+            <w:tcBorders>
+              <w:top w:val="nil"/>
+              <w:left w:val="nil"/>
+              <w:bottom w:val="nil"/>
+              <w:right w:val="nil"/>
+            </w:tcBorders>
+            <w:vAlign w:val="center"/>
+          </w:tcPr>
+          <w:p>
+            <w:r>
+              <w:rPr>
+                <w:b/>
+                <w:color w:val="12552E"/>
+                <w:sz w:val="17"/>
+              </w:rPr>
+              <w:t xml:space="preserve">  ✓  BENEFIT  </w:t>
+            </w:r>
+          </w:p>
+          <w:p>
+            <w:pPr>
+              <w:spacing w:after="40" w:line="300" w:lineRule="auto"/>
+            </w:pPr>
+            <w:r>
+              <w:rPr>
+                <w:color w:val="333333"/>
+                <w:sz w:val="20"/>
+              </w:rPr>
+              <w:t xml:space="preserve">  Save 30 KB per page; faster interactivity; one fewer dependency to maintain.</w:t>
+            </w:r>
+          </w:p>
+        </w:tc>
+        <w:tc>
+          <w:tcPr>
+            <w:tcW w:type="dxa" w:w="4309"/>
+            <w:shd w:val="clear" w:color="auto" w:fill="FBE8E8"/>
+            <w:tcBorders>
+              <w:top w:val="nil"/>
+              <w:left w:val="nil"/>
+              <w:bottom w:val="nil"/>
+              <w:right w:val="nil"/>
+            </w:tcBorders>
+            <w:vAlign w:val="center"/>
+          </w:tcPr>
+          <w:p>
+            <w:r>
+              <w:rPr>
+                <w:b/>
+                <w:color w:val="B01E1E"/>
+                <w:sz w:val="17"/>
+              </w:rPr>
+              <w:t xml:space="preserve">  ⚠  IF IGNORED  </w:t>
+            </w:r>
+          </w:p>
+          <w:p>
+            <w:pPr>
+              <w:spacing w:after="40" w:line="300" w:lineRule="auto"/>
+            </w:pPr>
+            <w:r>
+              <w:rPr>
+                <w:color w:val="333333"/>
+                <w:sz w:val="20"/>
+              </w:rPr>
+              <w:t xml:space="preserve">  Extra 30 KB on every page; slower TTI; risk of jQuery plugin breaking on update.</w:t>
+            </w:r>
+          </w:p>
+        </w:tc>
+      </w:tr>
+    </w:tbl>
     <w:tbl>
       <w:tblPr>
         <w:tblW w:type="auto" w:w="0"/>
@@ -3844,7 +5533,7 @@
     </w:p>
     <w:p>
       <w:pPr>
-        <w:spacing w:after="80" w:line="312" w:lineRule="auto"/>
+        <w:spacing w:after="60" w:line="312" w:lineRule="auto"/>
         <w:ind w:left="340"/>
       </w:pPr>
       <w:r>
@@ -3852,9 +5541,92 @@
           <w:color w:val="333333"/>
           <w:sz w:val="20"/>
         </w:rPr>
-        <w:t>Scroll listeners fire many times a second and freeze your page. IntersectionObserver fires only when an element enters the viewport.</w:t>
+        <w:t>Scroll listeners fire many times per second and freeze the page. IntersectionObserver fires once when an element enters view.</w:t>
       </w:r>
     </w:p>
+    <w:tbl>
+      <w:tblPr>
+        <w:tblW w:type="auto" w:w="0"/>
+        <w:tblLayout w:type="fixed"/>
+        <w:tblLook w:firstColumn="1" w:firstRow="1" w:lastColumn="0" w:lastRow="0" w:noHBand="0" w:noVBand="1" w:val="04A0"/>
+      </w:tblPr>
+      <w:tblGrid>
+        <w:gridCol w:w="4309"/>
+        <w:gridCol w:w="4309"/>
+      </w:tblGrid>
+      <w:tr>
+        <w:tc>
+          <w:tcPr>
+            <w:tcW w:type="dxa" w:w="4309"/>
+            <w:shd w:val="clear" w:color="auto" w:fill="E8F3EC"/>
+            <w:tcBorders>
+              <w:top w:val="nil"/>
+              <w:left w:val="nil"/>
+              <w:bottom w:val="nil"/>
+              <w:right w:val="nil"/>
+            </w:tcBorders>
+            <w:vAlign w:val="center"/>
+          </w:tcPr>
+          <w:p>
+            <w:r>
+              <w:rPr>
+                <w:b/>
+                <w:color w:val="12552E"/>
+                <w:sz w:val="17"/>
+              </w:rPr>
+              <w:t xml:space="preserve">  ✓  BENEFIT  </w:t>
+            </w:r>
+          </w:p>
+          <w:p>
+            <w:pPr>
+              <w:spacing w:after="40" w:line="300" w:lineRule="auto"/>
+            </w:pPr>
+            <w:r>
+              <w:rPr>
+                <w:color w:val="333333"/>
+                <w:sz w:val="20"/>
+              </w:rPr>
+              <w:t xml:space="preserve">  Smooth 60 fps scrolling; no jank on mobile.</w:t>
+            </w:r>
+          </w:p>
+        </w:tc>
+        <w:tc>
+          <w:tcPr>
+            <w:tcW w:type="dxa" w:w="4309"/>
+            <w:shd w:val="clear" w:color="auto" w:fill="FBE8E8"/>
+            <w:tcBorders>
+              <w:top w:val="nil"/>
+              <w:left w:val="nil"/>
+              <w:bottom w:val="nil"/>
+              <w:right w:val="nil"/>
+            </w:tcBorders>
+            <w:vAlign w:val="center"/>
+          </w:tcPr>
+          <w:p>
+            <w:r>
+              <w:rPr>
+                <w:b/>
+                <w:color w:val="B01E1E"/>
+                <w:sz w:val="17"/>
+              </w:rPr>
+              <w:t xml:space="preserve">  ⚠  IF IGNORED  </w:t>
+            </w:r>
+          </w:p>
+          <w:p>
+            <w:pPr>
+              <w:spacing w:after="40" w:line="300" w:lineRule="auto"/>
+            </w:pPr>
+            <w:r>
+              <w:rPr>
+                <w:color w:val="333333"/>
+                <w:sz w:val="20"/>
+              </w:rPr>
+              <w:t xml:space="preserve">  Stuttery scrolling; janky on mobile; battery drain.</w:t>
+            </w:r>
+          </w:p>
+        </w:tc>
+      </w:tr>
+    </w:tbl>
     <w:tbl>
       <w:tblPr>
         <w:tblW w:type="auto" w:w="0"/>
@@ -3987,15 +5759,7 @@
               </w:rPr>
               <w:t>window.addEventListener('scroll', () =&gt; {</w:t>
               <w:br/>
-              <w:t xml:space="preserve">  document.querySelectorAll('.fade-up').forEach(el =&gt; {</w:t>
-              <w:br/>
-              <w:t xml:space="preserve">    if (el.getBoundingClientRect().top &lt; window.innerHeight) {</w:t>
-              <w:br/>
-              <w:t xml:space="preserve">      el.classList.add('in-view');</w:t>
-              <w:br/>
-              <w:t xml:space="preserve">    }</w:t>
-              <w:br/>
-              <w:t xml:space="preserve">  });</w:t>
+              <w:t xml:space="preserve">  // fires on every scroll pixel — kills performance</w:t>
               <w:br/>
               <w:t>});</w:t>
             </w:r>
@@ -4031,7 +5795,7 @@
     </w:p>
     <w:p>
       <w:pPr>
-        <w:spacing w:after="80" w:line="312" w:lineRule="auto"/>
+        <w:spacing w:after="60" w:line="312" w:lineRule="auto"/>
         <w:ind w:left="340"/>
       </w:pPr>
       <w:r>
@@ -4039,9 +5803,92 @@
           <w:color w:val="333333"/>
           <w:sz w:val="20"/>
         </w:rPr>
-        <w:t>Every !important makes the next fix harder. If you have hundreds of them, the CSS is fighting itself.</w:t>
+        <w:t>Every !important makes the next fix harder. If you have hundreds, the CSS is fighting itself.</w:t>
       </w:r>
     </w:p>
+    <w:tbl>
+      <w:tblPr>
+        <w:tblW w:type="auto" w:w="0"/>
+        <w:tblLayout w:type="fixed"/>
+        <w:tblLook w:firstColumn="1" w:firstRow="1" w:lastColumn="0" w:lastRow="0" w:noHBand="0" w:noVBand="1" w:val="04A0"/>
+      </w:tblPr>
+      <w:tblGrid>
+        <w:gridCol w:w="4309"/>
+        <w:gridCol w:w="4309"/>
+      </w:tblGrid>
+      <w:tr>
+        <w:tc>
+          <w:tcPr>
+            <w:tcW w:type="dxa" w:w="4309"/>
+            <w:shd w:val="clear" w:color="auto" w:fill="E8F3EC"/>
+            <w:tcBorders>
+              <w:top w:val="nil"/>
+              <w:left w:val="nil"/>
+              <w:bottom w:val="nil"/>
+              <w:right w:val="nil"/>
+            </w:tcBorders>
+            <w:vAlign w:val="center"/>
+          </w:tcPr>
+          <w:p>
+            <w:r>
+              <w:rPr>
+                <w:b/>
+                <w:color w:val="12552E"/>
+                <w:sz w:val="17"/>
+              </w:rPr>
+              <w:t xml:space="preserve">  ✓  BENEFIT  </w:t>
+            </w:r>
+          </w:p>
+          <w:p>
+            <w:pPr>
+              <w:spacing w:after="40" w:line="300" w:lineRule="auto"/>
+            </w:pPr>
+            <w:r>
+              <w:rPr>
+                <w:color w:val="333333"/>
+                <w:sz w:val="20"/>
+              </w:rPr>
+              <w:t xml:space="preserve">  CSS stays maintainable; bugs are easy to override.</w:t>
+            </w:r>
+          </w:p>
+        </w:tc>
+        <w:tc>
+          <w:tcPr>
+            <w:tcW w:type="dxa" w:w="4309"/>
+            <w:shd w:val="clear" w:color="auto" w:fill="FBE8E8"/>
+            <w:tcBorders>
+              <w:top w:val="nil"/>
+              <w:left w:val="nil"/>
+              <w:bottom w:val="nil"/>
+              <w:right w:val="nil"/>
+            </w:tcBorders>
+            <w:vAlign w:val="center"/>
+          </w:tcPr>
+          <w:p>
+            <w:r>
+              <w:rPr>
+                <w:b/>
+                <w:color w:val="B01E1E"/>
+                <w:sz w:val="17"/>
+              </w:rPr>
+              <w:t xml:space="preserve">  ⚠  IF IGNORED  </w:t>
+            </w:r>
+          </w:p>
+          <w:p>
+            <w:pPr>
+              <w:spacing w:after="40" w:line="300" w:lineRule="auto"/>
+            </w:pPr>
+            <w:r>
+              <w:rPr>
+                <w:color w:val="333333"/>
+                <w:sz w:val="20"/>
+              </w:rPr>
+              <w:t xml:space="preserve">  Every future fix needs another !important; CSS becomes unfixable over time.</w:t>
+            </w:r>
+          </w:p>
+        </w:tc>
+      </w:tr>
+    </w:tbl>
     <w:tbl>
       <w:tblPr>
         <w:tblW w:type="auto" w:w="0"/>
@@ -4200,7 +6047,7 @@
     </w:p>
     <w:p>
       <w:pPr>
-        <w:spacing w:after="80" w:line="312" w:lineRule="auto"/>
+        <w:spacing w:after="60" w:line="312" w:lineRule="auto"/>
         <w:ind w:left="340"/>
       </w:pPr>
       <w:r>
@@ -4211,6 +6058,89 @@
         <w:t>Animating width/height/top/left forces the browser to recalculate the whole layout on every frame.</w:t>
       </w:r>
     </w:p>
+    <w:tbl>
+      <w:tblPr>
+        <w:tblW w:type="auto" w:w="0"/>
+        <w:tblLayout w:type="fixed"/>
+        <w:tblLook w:firstColumn="1" w:firstRow="1" w:lastColumn="0" w:lastRow="0" w:noHBand="0" w:noVBand="1" w:val="04A0"/>
+      </w:tblPr>
+      <w:tblGrid>
+        <w:gridCol w:w="4309"/>
+        <w:gridCol w:w="4309"/>
+      </w:tblGrid>
+      <w:tr>
+        <w:tc>
+          <w:tcPr>
+            <w:tcW w:type="dxa" w:w="4309"/>
+            <w:shd w:val="clear" w:color="auto" w:fill="E8F3EC"/>
+            <w:tcBorders>
+              <w:top w:val="nil"/>
+              <w:left w:val="nil"/>
+              <w:bottom w:val="nil"/>
+              <w:right w:val="nil"/>
+            </w:tcBorders>
+            <w:vAlign w:val="center"/>
+          </w:tcPr>
+          <w:p>
+            <w:r>
+              <w:rPr>
+                <w:b/>
+                <w:color w:val="12552E"/>
+                <w:sz w:val="17"/>
+              </w:rPr>
+              <w:t xml:space="preserve">  ✓  BENEFIT  </w:t>
+            </w:r>
+          </w:p>
+          <w:p>
+            <w:pPr>
+              <w:spacing w:after="40" w:line="300" w:lineRule="auto"/>
+            </w:pPr>
+            <w:r>
+              <w:rPr>
+                <w:color w:val="333333"/>
+                <w:sz w:val="20"/>
+              </w:rPr>
+              <w:t xml:space="preserve">  Buttery 60 fps animations.</w:t>
+            </w:r>
+          </w:p>
+        </w:tc>
+        <w:tc>
+          <w:tcPr>
+            <w:tcW w:type="dxa" w:w="4309"/>
+            <w:shd w:val="clear" w:color="auto" w:fill="FBE8E8"/>
+            <w:tcBorders>
+              <w:top w:val="nil"/>
+              <w:left w:val="nil"/>
+              <w:bottom w:val="nil"/>
+              <w:right w:val="nil"/>
+            </w:tcBorders>
+            <w:vAlign w:val="center"/>
+          </w:tcPr>
+          <w:p>
+            <w:r>
+              <w:rPr>
+                <w:b/>
+                <w:color w:val="B01E1E"/>
+                <w:sz w:val="17"/>
+              </w:rPr>
+              <w:t xml:space="preserve">  ⚠  IF IGNORED  </w:t>
+            </w:r>
+          </w:p>
+          <w:p>
+            <w:pPr>
+              <w:spacing w:after="40" w:line="300" w:lineRule="auto"/>
+            </w:pPr>
+            <w:r>
+              <w:rPr>
+                <w:color w:val="333333"/>
+                <w:sz w:val="20"/>
+              </w:rPr>
+              <w:t xml:space="preserve">  Janky, slow animations that stutter on phones.</w:t>
+            </w:r>
+          </w:p>
+        </w:tc>
+      </w:tr>
+    </w:tbl>
     <w:tbl>
       <w:tblPr>
         <w:tblW w:type="auto" w:w="0"/>
@@ -4373,7 +6303,7 @@
     </w:p>
     <w:p>
       <w:pPr>
-        <w:spacing w:after="80" w:line="312" w:lineRule="auto"/>
+        <w:spacing w:after="60" w:line="312" w:lineRule="auto"/>
         <w:ind w:left="340"/>
       </w:pPr>
       <w:r>
@@ -4381,9 +6311,92 @@
           <w:color w:val="333333"/>
           <w:sz w:val="20"/>
         </w:rPr>
-        <w:t>Swiper / Slick / Glide are big. Load them only on the templates that actually contain a slider.</w:t>
+        <w:t>Swiper / Slick / Glide are big. Load them only on templates that actually contain a slider.</w:t>
       </w:r>
     </w:p>
+    <w:tbl>
+      <w:tblPr>
+        <w:tblW w:type="auto" w:w="0"/>
+        <w:tblLayout w:type="fixed"/>
+        <w:tblLook w:firstColumn="1" w:firstRow="1" w:lastColumn="0" w:lastRow="0" w:noHBand="0" w:noVBand="1" w:val="04A0"/>
+      </w:tblPr>
+      <w:tblGrid>
+        <w:gridCol w:w="4309"/>
+        <w:gridCol w:w="4309"/>
+      </w:tblGrid>
+      <w:tr>
+        <w:tc>
+          <w:tcPr>
+            <w:tcW w:type="dxa" w:w="4309"/>
+            <w:shd w:val="clear" w:color="auto" w:fill="E8F3EC"/>
+            <w:tcBorders>
+              <w:top w:val="nil"/>
+              <w:left w:val="nil"/>
+              <w:bottom w:val="nil"/>
+              <w:right w:val="nil"/>
+            </w:tcBorders>
+            <w:vAlign w:val="center"/>
+          </w:tcPr>
+          <w:p>
+            <w:r>
+              <w:rPr>
+                <w:b/>
+                <w:color w:val="12552E"/>
+                <w:sz w:val="17"/>
+              </w:rPr>
+              <w:t xml:space="preserve">  ✓  BENEFIT  </w:t>
+            </w:r>
+          </w:p>
+          <w:p>
+            <w:pPr>
+              <w:spacing w:after="40" w:line="300" w:lineRule="auto"/>
+            </w:pPr>
+            <w:r>
+              <w:rPr>
+                <w:color w:val="333333"/>
+                <w:sz w:val="20"/>
+              </w:rPr>
+              <w:t xml:space="preserve">  Pages without sliders load faster (lower JS weight, faster TTI).</w:t>
+            </w:r>
+          </w:p>
+        </w:tc>
+        <w:tc>
+          <w:tcPr>
+            <w:tcW w:type="dxa" w:w="4309"/>
+            <w:shd w:val="clear" w:color="auto" w:fill="FBE8E8"/>
+            <w:tcBorders>
+              <w:top w:val="nil"/>
+              <w:left w:val="nil"/>
+              <w:bottom w:val="nil"/>
+              <w:right w:val="nil"/>
+            </w:tcBorders>
+            <w:vAlign w:val="center"/>
+          </w:tcPr>
+          <w:p>
+            <w:r>
+              <w:rPr>
+                <w:b/>
+                <w:color w:val="B01E1E"/>
+                <w:sz w:val="17"/>
+              </w:rPr>
+              <w:t xml:space="preserve">  ⚠  IF IGNORED  </w:t>
+            </w:r>
+          </w:p>
+          <w:p>
+            <w:pPr>
+              <w:spacing w:after="40" w:line="300" w:lineRule="auto"/>
+            </w:pPr>
+            <w:r>
+              <w:rPr>
+                <w:color w:val="333333"/>
+                <w:sz w:val="20"/>
+              </w:rPr>
+              <w:t xml:space="preserve">  Every page pays the cost of a 50 KB library it never uses.</w:t>
+            </w:r>
+          </w:p>
+        </w:tc>
+      </w:tr>
+    </w:tbl>
     <w:tbl>
       <w:tblPr>
         <w:tblW w:type="auto" w:w="0"/>
@@ -4443,7 +6456,7 @@
                 <w:color w:val="1B202D"/>
                 <w:sz w:val="19"/>
               </w:rPr>
-              <w:t>Wrap the script include in {% if template contains 'product' %} or similar.</w:t>
+              <w:t>Wrap the script in {% if template contains 'product' %} ... {% endif %}</w:t>
             </w:r>
           </w:p>
         </w:tc>
@@ -4508,7 +6521,7 @@
                 <w:color w:val="1B202D"/>
                 <w:sz w:val="19"/>
               </w:rPr>
-              <w:t>Loading swiper-bundle.min.js in theme.liquid on every single page</w:t>
+              <w:t>Loading swiper-bundle.min.js in theme.liquid on every page</w:t>
             </w:r>
           </w:p>
         </w:tc>
@@ -4537,12 +6550,12 @@
           <w:color w:val="0E2A47"/>
           <w:sz w:val="22"/>
         </w:rPr>
-        <w:t>Audit your apps. Uninstall what you don't use</w:t>
+        <w:t>Audit your apps — uninstall what you don't use</w:t>
       </w:r>
     </w:p>
     <w:p>
       <w:pPr>
-        <w:spacing w:after="80" w:line="312" w:lineRule="auto"/>
+        <w:spacing w:after="60" w:line="312" w:lineRule="auto"/>
         <w:ind w:left="340"/>
       </w:pPr>
       <w:r>
@@ -4550,9 +6563,92 @@
           <w:color w:val="333333"/>
           <w:sz w:val="20"/>
         </w:rPr>
-        <w:t>Every app injects scripts and pixels into your storefront. Shopify Admin → Online Store → Themes shows the speed impact per app.</w:t>
+        <w:t>Every app injects scripts and pixels. Shopify Admin shows the speed impact per app.</w:t>
       </w:r>
     </w:p>
+    <w:tbl>
+      <w:tblPr>
+        <w:tblW w:type="auto" w:w="0"/>
+        <w:tblLayout w:type="fixed"/>
+        <w:tblLook w:firstColumn="1" w:firstRow="1" w:lastColumn="0" w:lastRow="0" w:noHBand="0" w:noVBand="1" w:val="04A0"/>
+      </w:tblPr>
+      <w:tblGrid>
+        <w:gridCol w:w="4309"/>
+        <w:gridCol w:w="4309"/>
+      </w:tblGrid>
+      <w:tr>
+        <w:tc>
+          <w:tcPr>
+            <w:tcW w:type="dxa" w:w="4309"/>
+            <w:shd w:val="clear" w:color="auto" w:fill="E8F3EC"/>
+            <w:tcBorders>
+              <w:top w:val="nil"/>
+              <w:left w:val="nil"/>
+              <w:bottom w:val="nil"/>
+              <w:right w:val="nil"/>
+            </w:tcBorders>
+            <w:vAlign w:val="center"/>
+          </w:tcPr>
+          <w:p>
+            <w:r>
+              <w:rPr>
+                <w:b/>
+                <w:color w:val="12552E"/>
+                <w:sz w:val="17"/>
+              </w:rPr>
+              <w:t xml:space="preserve">  ✓  BENEFIT  </w:t>
+            </w:r>
+          </w:p>
+          <w:p>
+            <w:pPr>
+              <w:spacing w:after="40" w:line="300" w:lineRule="auto"/>
+            </w:pPr>
+            <w:r>
+              <w:rPr>
+                <w:color w:val="333333"/>
+                <w:sz w:val="20"/>
+              </w:rPr>
+              <w:t xml:space="preserve">  Faster store, fewer scripts, less attack surface.</w:t>
+            </w:r>
+          </w:p>
+        </w:tc>
+        <w:tc>
+          <w:tcPr>
+            <w:tcW w:type="dxa" w:w="4309"/>
+            <w:shd w:val="clear" w:color="auto" w:fill="FBE8E8"/>
+            <w:tcBorders>
+              <w:top w:val="nil"/>
+              <w:left w:val="nil"/>
+              <w:bottom w:val="nil"/>
+              <w:right w:val="nil"/>
+            </w:tcBorders>
+            <w:vAlign w:val="center"/>
+          </w:tcPr>
+          <w:p>
+            <w:r>
+              <w:rPr>
+                <w:b/>
+                <w:color w:val="B01E1E"/>
+                <w:sz w:val="17"/>
+              </w:rPr>
+              <w:t xml:space="preserve">  ⚠  IF IGNORED  </w:t>
+            </w:r>
+          </w:p>
+          <w:p>
+            <w:pPr>
+              <w:spacing w:after="40" w:line="300" w:lineRule="auto"/>
+            </w:pPr>
+            <w:r>
+              <w:rPr>
+                <w:color w:val="333333"/>
+                <w:sz w:val="20"/>
+              </w:rPr>
+              <w:t xml:space="preserve">  10 + apps each loading their own JS = guaranteed 5-second LCP.</w:t>
+            </w:r>
+          </w:p>
+        </w:tc>
+      </w:tr>
+    </w:tbl>
     <w:tbl>
       <w:tblPr>
         <w:tblW w:type="auto" w:w="0"/>
@@ -4612,7 +6708,7 @@
                 <w:color w:val="1B202D"/>
                 <w:sz w:val="19"/>
               </w:rPr>
-              <w:t>Online Store → Themes → click the speed score → review which apps are slowing it down</w:t>
+              <w:t>Online Store → Themes → click speed score → review which apps slow it down</w:t>
             </w:r>
           </w:p>
         </w:tc>
@@ -4646,7 +6742,7 @@
     </w:p>
     <w:p>
       <w:pPr>
-        <w:spacing w:after="80" w:line="312" w:lineRule="auto"/>
+        <w:spacing w:after="60" w:line="312" w:lineRule="auto"/>
         <w:ind w:left="340"/>
       </w:pPr>
       <w:r>
@@ -4654,9 +6750,92 @@
           <w:color w:val="333333"/>
           <w:sz w:val="20"/>
         </w:rPr>
-        <w:t>Loading "swiper/swiper-bundle.min.js" without a version means a future release can silently break your site.</w:t>
+        <w:t>Loading without a version means a future update can silently break your site overnight.</w:t>
       </w:r>
     </w:p>
+    <w:tbl>
+      <w:tblPr>
+        <w:tblW w:type="auto" w:w="0"/>
+        <w:tblLayout w:type="fixed"/>
+        <w:tblLook w:firstColumn="1" w:firstRow="1" w:lastColumn="0" w:lastRow="0" w:noHBand="0" w:noVBand="1" w:val="04A0"/>
+      </w:tblPr>
+      <w:tblGrid>
+        <w:gridCol w:w="4309"/>
+        <w:gridCol w:w="4309"/>
+      </w:tblGrid>
+      <w:tr>
+        <w:tc>
+          <w:tcPr>
+            <w:tcW w:type="dxa" w:w="4309"/>
+            <w:shd w:val="clear" w:color="auto" w:fill="E8F3EC"/>
+            <w:tcBorders>
+              <w:top w:val="nil"/>
+              <w:left w:val="nil"/>
+              <w:bottom w:val="nil"/>
+              <w:right w:val="nil"/>
+            </w:tcBorders>
+            <w:vAlign w:val="center"/>
+          </w:tcPr>
+          <w:p>
+            <w:r>
+              <w:rPr>
+                <w:b/>
+                <w:color w:val="12552E"/>
+                <w:sz w:val="17"/>
+              </w:rPr>
+              <w:t xml:space="preserve">  ✓  BENEFIT  </w:t>
+            </w:r>
+          </w:p>
+          <w:p>
+            <w:pPr>
+              <w:spacing w:after="40" w:line="300" w:lineRule="auto"/>
+            </w:pPr>
+            <w:r>
+              <w:rPr>
+                <w:color w:val="333333"/>
+                <w:sz w:val="20"/>
+              </w:rPr>
+              <w:t xml:space="preserve">  Predictable behaviour; no surprise breakage.</w:t>
+            </w:r>
+          </w:p>
+        </w:tc>
+        <w:tc>
+          <w:tcPr>
+            <w:tcW w:type="dxa" w:w="4309"/>
+            <w:shd w:val="clear" w:color="auto" w:fill="FBE8E8"/>
+            <w:tcBorders>
+              <w:top w:val="nil"/>
+              <w:left w:val="nil"/>
+              <w:bottom w:val="nil"/>
+              <w:right w:val="nil"/>
+            </w:tcBorders>
+            <w:vAlign w:val="center"/>
+          </w:tcPr>
+          <w:p>
+            <w:r>
+              <w:rPr>
+                <w:b/>
+                <w:color w:val="B01E1E"/>
+                <w:sz w:val="17"/>
+              </w:rPr>
+              <w:t xml:space="preserve">  ⚠  IF IGNORED  </w:t>
+            </w:r>
+          </w:p>
+          <w:p>
+            <w:pPr>
+              <w:spacing w:after="40" w:line="300" w:lineRule="auto"/>
+            </w:pPr>
+            <w:r>
+              <w:rPr>
+                <w:color w:val="333333"/>
+                <w:sz w:val="20"/>
+              </w:rPr>
+              <w:t xml:space="preserve">  Library updates silently break production; "it worked yesterday" bugs.</w:t>
+            </w:r>
+          </w:p>
+        </w:tc>
+      </w:tr>
+    </w:tbl>
     <w:tbl>
       <w:tblPr>
         <w:tblW w:type="auto" w:w="0"/>
@@ -4815,7 +6994,7 @@
     </w:p>
     <w:p>
       <w:pPr>
-        <w:spacing w:after="80" w:line="312" w:lineRule="auto"/>
+        <w:spacing w:after="60" w:line="312" w:lineRule="auto"/>
         <w:ind w:left="340"/>
       </w:pPr>
       <w:r>
@@ -4823,9 +7002,92 @@
           <w:color w:val="333333"/>
           <w:sz w:val="20"/>
         </w:rPr>
-        <w:t>Each font file is a separate request. Heavy font stacks delay first paint and tank your CLS.</w:t>
+        <w:t>Each font file is a separate network request. Heavy font stacks delay first paint.</w:t>
       </w:r>
     </w:p>
+    <w:tbl>
+      <w:tblPr>
+        <w:tblW w:type="auto" w:w="0"/>
+        <w:tblLayout w:type="fixed"/>
+        <w:tblLook w:firstColumn="1" w:firstRow="1" w:lastColumn="0" w:lastRow="0" w:noHBand="0" w:noVBand="1" w:val="04A0"/>
+      </w:tblPr>
+      <w:tblGrid>
+        <w:gridCol w:w="4309"/>
+        <w:gridCol w:w="4309"/>
+      </w:tblGrid>
+      <w:tr>
+        <w:tc>
+          <w:tcPr>
+            <w:tcW w:type="dxa" w:w="4309"/>
+            <w:shd w:val="clear" w:color="auto" w:fill="E8F3EC"/>
+            <w:tcBorders>
+              <w:top w:val="nil"/>
+              <w:left w:val="nil"/>
+              <w:bottom w:val="nil"/>
+              <w:right w:val="nil"/>
+            </w:tcBorders>
+            <w:vAlign w:val="center"/>
+          </w:tcPr>
+          <w:p>
+            <w:r>
+              <w:rPr>
+                <w:b/>
+                <w:color w:val="12552E"/>
+                <w:sz w:val="17"/>
+              </w:rPr>
+              <w:t xml:space="preserve">  ✓  BENEFIT  </w:t>
+            </w:r>
+          </w:p>
+          <w:p>
+            <w:pPr>
+              <w:spacing w:after="40" w:line="300" w:lineRule="auto"/>
+            </w:pPr>
+            <w:r>
+              <w:rPr>
+                <w:color w:val="333333"/>
+                <w:sz w:val="20"/>
+              </w:rPr>
+              <w:t xml:space="preserve">  Faster first paint; less CLS; smaller total download.</w:t>
+            </w:r>
+          </w:p>
+        </w:tc>
+        <w:tc>
+          <w:tcPr>
+            <w:tcW w:type="dxa" w:w="4309"/>
+            <w:shd w:val="clear" w:color="auto" w:fill="FBE8E8"/>
+            <w:tcBorders>
+              <w:top w:val="nil"/>
+              <w:left w:val="nil"/>
+              <w:bottom w:val="nil"/>
+              <w:right w:val="nil"/>
+            </w:tcBorders>
+            <w:vAlign w:val="center"/>
+          </w:tcPr>
+          <w:p>
+            <w:r>
+              <w:rPr>
+                <w:b/>
+                <w:color w:val="B01E1E"/>
+                <w:sz w:val="17"/>
+              </w:rPr>
+              <w:t xml:space="preserve">  ⚠  IF IGNORED  </w:t>
+            </w:r>
+          </w:p>
+          <w:p>
+            <w:pPr>
+              <w:spacing w:after="40" w:line="300" w:lineRule="auto"/>
+            </w:pPr>
+            <w:r>
+              <w:rPr>
+                <w:color w:val="333333"/>
+                <w:sz w:val="20"/>
+              </w:rPr>
+              <w:t xml:space="preserve">  Many font requests delay text rendering; CLS score tanks.</w:t>
+            </w:r>
+          </w:p>
+        </w:tc>
+      </w:tr>
+    </w:tbl>
     <w:tbl>
       <w:tblPr>
         <w:tblW w:type="auto" w:w="0"/>
@@ -4950,7 +7212,7 @@
                 <w:color w:val="1B202D"/>
                 <w:sz w:val="19"/>
               </w:rPr>
-              <w:t>Roboto + Playfair + Inter + 6 weights each → 12 font requests</w:t>
+              <w:t>Roboto + Playfair + Inter, 6 weights each → 12 font requests</w:t>
             </w:r>
           </w:p>
         </w:tc>
@@ -5006,7 +7268,7 @@
           <w:color w:val="333333"/>
           <w:sz w:val="21"/>
         </w:rPr>
-        <w:t>About 1 in 5 shoppers has some form of disability. Accessible stores sell more, rank better on Google, and stay out of legal trouble. Target WCAG 2.1 Level AA.</w:t>
+        <w:t>About 1 in 5 shoppers has some form of disability. Accessible stores sell more, rank better, and stay out of legal trouble. Target WCAG 2.1 Level AA.</w:t>
       </w:r>
     </w:p>
     <w:p>
@@ -5032,7 +7294,7 @@
     </w:p>
     <w:p>
       <w:pPr>
-        <w:spacing w:after="80" w:line="312" w:lineRule="auto"/>
+        <w:spacing w:after="60" w:line="312" w:lineRule="auto"/>
         <w:ind w:left="340"/>
       </w:pPr>
       <w:r>
@@ -5040,9 +7302,92 @@
           <w:color w:val="333333"/>
           <w:sz w:val="20"/>
         </w:rPr>
-        <w:t>Alt text describes the image to screen readers. Decorative images (background patterns, hover-image duplicates) should be invisible to readers.</w:t>
+        <w:t>Alt text describes the image to screen readers. Decorative images should be invisible to them.</w:t>
       </w:r>
     </w:p>
+    <w:tbl>
+      <w:tblPr>
+        <w:tblW w:type="auto" w:w="0"/>
+        <w:tblLayout w:type="fixed"/>
+        <w:tblLook w:firstColumn="1" w:firstRow="1" w:lastColumn="0" w:lastRow="0" w:noHBand="0" w:noVBand="1" w:val="04A0"/>
+      </w:tblPr>
+      <w:tblGrid>
+        <w:gridCol w:w="4309"/>
+        <w:gridCol w:w="4309"/>
+      </w:tblGrid>
+      <w:tr>
+        <w:tc>
+          <w:tcPr>
+            <w:tcW w:type="dxa" w:w="4309"/>
+            <w:shd w:val="clear" w:color="auto" w:fill="E8F3EC"/>
+            <w:tcBorders>
+              <w:top w:val="nil"/>
+              <w:left w:val="nil"/>
+              <w:bottom w:val="nil"/>
+              <w:right w:val="nil"/>
+            </w:tcBorders>
+            <w:vAlign w:val="center"/>
+          </w:tcPr>
+          <w:p>
+            <w:r>
+              <w:rPr>
+                <w:b/>
+                <w:color w:val="12552E"/>
+                <w:sz w:val="17"/>
+              </w:rPr>
+              <w:t xml:space="preserve">  ✓  BENEFIT  </w:t>
+            </w:r>
+          </w:p>
+          <w:p>
+            <w:pPr>
+              <w:spacing w:after="40" w:line="300" w:lineRule="auto"/>
+            </w:pPr>
+            <w:r>
+              <w:rPr>
+                <w:color w:val="333333"/>
+                <w:sz w:val="20"/>
+              </w:rPr>
+              <w:t xml:space="preserve">  Blind users understand the image; Google ranks it; site is legally safer.</w:t>
+            </w:r>
+          </w:p>
+        </w:tc>
+        <w:tc>
+          <w:tcPr>
+            <w:tcW w:type="dxa" w:w="4309"/>
+            <w:shd w:val="clear" w:color="auto" w:fill="FBE8E8"/>
+            <w:tcBorders>
+              <w:top w:val="nil"/>
+              <w:left w:val="nil"/>
+              <w:bottom w:val="nil"/>
+              <w:right w:val="nil"/>
+            </w:tcBorders>
+            <w:vAlign w:val="center"/>
+          </w:tcPr>
+          <w:p>
+            <w:r>
+              <w:rPr>
+                <w:b/>
+                <w:color w:val="B01E1E"/>
+                <w:sz w:val="17"/>
+              </w:rPr>
+              <w:t xml:space="preserve">  ⚠  IF IGNORED  </w:t>
+            </w:r>
+          </w:p>
+          <w:p>
+            <w:pPr>
+              <w:spacing w:after="40" w:line="300" w:lineRule="auto"/>
+            </w:pPr>
+            <w:r>
+              <w:rPr>
+                <w:color w:val="333333"/>
+                <w:sz w:val="20"/>
+              </w:rPr>
+              <w:t xml:space="preserve">  Screen-reader users get nothing useful; ADA / WCAG legal risk; SEO loss.</w:t>
+            </w:r>
+          </w:p>
+        </w:tc>
+      </w:tr>
+    </w:tbl>
     <w:tbl>
       <w:tblPr>
         <w:tblW w:type="auto" w:w="0"/>
@@ -5208,7 +7553,7 @@
     </w:p>
     <w:p>
       <w:pPr>
-        <w:spacing w:after="80" w:line="312" w:lineRule="auto"/>
+        <w:spacing w:after="60" w:line="312" w:lineRule="auto"/>
         <w:ind w:left="340"/>
       </w:pPr>
       <w:r>
@@ -5216,9 +7561,92 @@
           <w:color w:val="333333"/>
           <w:sz w:val="20"/>
         </w:rPr>
-        <w:t>A button does something on the page (open a drawer, add to cart). A link takes you somewhere. Don't mix them up.</w:t>
+        <w:t>A button does something on the page. A link takes you somewhere. Don't mix them up.</w:t>
       </w:r>
     </w:p>
+    <w:tbl>
+      <w:tblPr>
+        <w:tblW w:type="auto" w:w="0"/>
+        <w:tblLayout w:type="fixed"/>
+        <w:tblLook w:firstColumn="1" w:firstRow="1" w:lastColumn="0" w:lastRow="0" w:noHBand="0" w:noVBand="1" w:val="04A0"/>
+      </w:tblPr>
+      <w:tblGrid>
+        <w:gridCol w:w="4309"/>
+        <w:gridCol w:w="4309"/>
+      </w:tblGrid>
+      <w:tr>
+        <w:tc>
+          <w:tcPr>
+            <w:tcW w:type="dxa" w:w="4309"/>
+            <w:shd w:val="clear" w:color="auto" w:fill="E8F3EC"/>
+            <w:tcBorders>
+              <w:top w:val="nil"/>
+              <w:left w:val="nil"/>
+              <w:bottom w:val="nil"/>
+              <w:right w:val="nil"/>
+            </w:tcBorders>
+            <w:vAlign w:val="center"/>
+          </w:tcPr>
+          <w:p>
+            <w:r>
+              <w:rPr>
+                <w:b/>
+                <w:color w:val="12552E"/>
+                <w:sz w:val="17"/>
+              </w:rPr>
+              <w:t xml:space="preserve">  ✓  BENEFIT  </w:t>
+            </w:r>
+          </w:p>
+          <w:p>
+            <w:pPr>
+              <w:spacing w:after="40" w:line="300" w:lineRule="auto"/>
+            </w:pPr>
+            <w:r>
+              <w:rPr>
+                <w:color w:val="333333"/>
+                <w:sz w:val="20"/>
+              </w:rPr>
+              <w:t xml:space="preserve">  Screen readers + keyboard work correctly out of the box.</w:t>
+            </w:r>
+          </w:p>
+        </w:tc>
+        <w:tc>
+          <w:tcPr>
+            <w:tcW w:type="dxa" w:w="4309"/>
+            <w:shd w:val="clear" w:color="auto" w:fill="FBE8E8"/>
+            <w:tcBorders>
+              <w:top w:val="nil"/>
+              <w:left w:val="nil"/>
+              <w:bottom w:val="nil"/>
+              <w:right w:val="nil"/>
+            </w:tcBorders>
+            <w:vAlign w:val="center"/>
+          </w:tcPr>
+          <w:p>
+            <w:r>
+              <w:rPr>
+                <w:b/>
+                <w:color w:val="B01E1E"/>
+                <w:sz w:val="17"/>
+              </w:rPr>
+              <w:t xml:space="preserve">  ⚠  IF IGNORED  </w:t>
+            </w:r>
+          </w:p>
+          <w:p>
+            <w:pPr>
+              <w:spacing w:after="40" w:line="300" w:lineRule="auto"/>
+            </w:pPr>
+            <w:r>
+              <w:rPr>
+                <w:color w:val="333333"/>
+                <w:sz w:val="20"/>
+              </w:rPr>
+              <w:t xml:space="preserve">  Keyboard users can't activate things; screen readers announce wrong info.</w:t>
+            </w:r>
+          </w:p>
+        </w:tc>
+      </w:tr>
+    </w:tbl>
     <w:tbl>
       <w:tblPr>
         <w:tblW w:type="auto" w:w="0"/>
@@ -5381,7 +7809,7 @@
     </w:p>
     <w:p>
       <w:pPr>
-        <w:spacing w:after="80" w:line="312" w:lineRule="auto"/>
+        <w:spacing w:after="60" w:line="312" w:lineRule="auto"/>
         <w:ind w:left="340"/>
       </w:pPr>
       <w:r>
@@ -5389,9 +7817,92 @@
           <w:color w:val="333333"/>
           <w:sz w:val="20"/>
         </w:rPr>
-        <w:t>Without text, a screen reader has nothing to read out — unless you provide aria-label.</w:t>
+        <w:t>Without text, a screen reader has nothing to read out unless you supply aria-label.</w:t>
       </w:r>
     </w:p>
+    <w:tbl>
+      <w:tblPr>
+        <w:tblW w:type="auto" w:w="0"/>
+        <w:tblLayout w:type="fixed"/>
+        <w:tblLook w:firstColumn="1" w:firstRow="1" w:lastColumn="0" w:lastRow="0" w:noHBand="0" w:noVBand="1" w:val="04A0"/>
+      </w:tblPr>
+      <w:tblGrid>
+        <w:gridCol w:w="4309"/>
+        <w:gridCol w:w="4309"/>
+      </w:tblGrid>
+      <w:tr>
+        <w:tc>
+          <w:tcPr>
+            <w:tcW w:type="dxa" w:w="4309"/>
+            <w:shd w:val="clear" w:color="auto" w:fill="E8F3EC"/>
+            <w:tcBorders>
+              <w:top w:val="nil"/>
+              <w:left w:val="nil"/>
+              <w:bottom w:val="nil"/>
+              <w:right w:val="nil"/>
+            </w:tcBorders>
+            <w:vAlign w:val="center"/>
+          </w:tcPr>
+          <w:p>
+            <w:r>
+              <w:rPr>
+                <w:b/>
+                <w:color w:val="12552E"/>
+                <w:sz w:val="17"/>
+              </w:rPr>
+              <w:t xml:space="preserve">  ✓  BENEFIT  </w:t>
+            </w:r>
+          </w:p>
+          <w:p>
+            <w:pPr>
+              <w:spacing w:after="40" w:line="300" w:lineRule="auto"/>
+            </w:pPr>
+            <w:r>
+              <w:rPr>
+                <w:color w:val="333333"/>
+                <w:sz w:val="20"/>
+              </w:rPr>
+              <w:t xml:space="preserve">  Screen reader users hear what the button does.</w:t>
+            </w:r>
+          </w:p>
+        </w:tc>
+        <w:tc>
+          <w:tcPr>
+            <w:tcW w:type="dxa" w:w="4309"/>
+            <w:shd w:val="clear" w:color="auto" w:fill="FBE8E8"/>
+            <w:tcBorders>
+              <w:top w:val="nil"/>
+              <w:left w:val="nil"/>
+              <w:bottom w:val="nil"/>
+              <w:right w:val="nil"/>
+            </w:tcBorders>
+            <w:vAlign w:val="center"/>
+          </w:tcPr>
+          <w:p>
+            <w:r>
+              <w:rPr>
+                <w:b/>
+                <w:color w:val="B01E1E"/>
+                <w:sz w:val="17"/>
+              </w:rPr>
+              <w:t xml:space="preserve">  ⚠  IF IGNORED  </w:t>
+            </w:r>
+          </w:p>
+          <w:p>
+            <w:pPr>
+              <w:spacing w:after="40" w:line="300" w:lineRule="auto"/>
+            </w:pPr>
+            <w:r>
+              <w:rPr>
+                <w:color w:val="333333"/>
+                <w:sz w:val="20"/>
+              </w:rPr>
+              <w:t xml:space="preserve">  A blind user hears "button, button, button" with no context — left guessing.</w:t>
+            </w:r>
+          </w:p>
+        </w:tc>
+      </w:tr>
+    </w:tbl>
     <w:tbl>
       <w:tblPr>
         <w:tblW w:type="auto" w:w="0"/>
@@ -5554,7 +8065,7 @@
     </w:p>
     <w:p>
       <w:pPr>
-        <w:spacing w:after="80" w:line="312" w:lineRule="auto"/>
+        <w:spacing w:after="60" w:line="312" w:lineRule="auto"/>
         <w:ind w:left="340"/>
       </w:pPr>
       <w:r>
@@ -5565,6 +8076,89 @@
         <w:t>Screen readers let users jump between landmarks. Plain divs are invisible to that navigation.</w:t>
       </w:r>
     </w:p>
+    <w:tbl>
+      <w:tblPr>
+        <w:tblW w:type="auto" w:w="0"/>
+        <w:tblLayout w:type="fixed"/>
+        <w:tblLook w:firstColumn="1" w:firstRow="1" w:lastColumn="0" w:lastRow="0" w:noHBand="0" w:noVBand="1" w:val="04A0"/>
+      </w:tblPr>
+      <w:tblGrid>
+        <w:gridCol w:w="4309"/>
+        <w:gridCol w:w="4309"/>
+      </w:tblGrid>
+      <w:tr>
+        <w:tc>
+          <w:tcPr>
+            <w:tcW w:type="dxa" w:w="4309"/>
+            <w:shd w:val="clear" w:color="auto" w:fill="E8F3EC"/>
+            <w:tcBorders>
+              <w:top w:val="nil"/>
+              <w:left w:val="nil"/>
+              <w:bottom w:val="nil"/>
+              <w:right w:val="nil"/>
+            </w:tcBorders>
+            <w:vAlign w:val="center"/>
+          </w:tcPr>
+          <w:p>
+            <w:r>
+              <w:rPr>
+                <w:b/>
+                <w:color w:val="12552E"/>
+                <w:sz w:val="17"/>
+              </w:rPr>
+              <w:t xml:space="preserve">  ✓  BENEFIT  </w:t>
+            </w:r>
+          </w:p>
+          <w:p>
+            <w:pPr>
+              <w:spacing w:after="40" w:line="300" w:lineRule="auto"/>
+            </w:pPr>
+            <w:r>
+              <w:rPr>
+                <w:color w:val="333333"/>
+                <w:sz w:val="20"/>
+              </w:rPr>
+              <w:t xml:space="preserve">  Screen-reader users jump between regions; better SEO too.</w:t>
+            </w:r>
+          </w:p>
+        </w:tc>
+        <w:tc>
+          <w:tcPr>
+            <w:tcW w:type="dxa" w:w="4309"/>
+            <w:shd w:val="clear" w:color="auto" w:fill="FBE8E8"/>
+            <w:tcBorders>
+              <w:top w:val="nil"/>
+              <w:left w:val="nil"/>
+              <w:bottom w:val="nil"/>
+              <w:right w:val="nil"/>
+            </w:tcBorders>
+            <w:vAlign w:val="center"/>
+          </w:tcPr>
+          <w:p>
+            <w:r>
+              <w:rPr>
+                <w:b/>
+                <w:color w:val="B01E1E"/>
+                <w:sz w:val="17"/>
+              </w:rPr>
+              <w:t xml:space="preserve">  ⚠  IF IGNORED  </w:t>
+            </w:r>
+          </w:p>
+          <w:p>
+            <w:pPr>
+              <w:spacing w:after="40" w:line="300" w:lineRule="auto"/>
+            </w:pPr>
+            <w:r>
+              <w:rPr>
+                <w:color w:val="333333"/>
+                <w:sz w:val="20"/>
+              </w:rPr>
+              <w:t xml:space="preserve">  Users get lost in a sea of divs; have to tab through everything.</w:t>
+            </w:r>
+          </w:p>
+        </w:tc>
+      </w:tr>
+    </w:tbl>
     <w:tbl>
       <w:tblPr>
         <w:tblW w:type="auto" w:w="0"/>
@@ -5696,8 +8290,6 @@
                 <w:sz w:val="19"/>
               </w:rPr>
               <w:t>&lt;div class="header"&gt;...&lt;/div&gt;</w:t>
-              <w:br/>
-              <w:t>&lt;div class="nav"&gt;...&lt;/div&gt;</w:t>
               <w:br/>
               <w:t>&lt;div class="content"&gt;...&lt;/div&gt;</w:t>
             </w:r>
@@ -5733,7 +8325,7 @@
     </w:p>
     <w:p>
       <w:pPr>
-        <w:spacing w:after="80" w:line="312" w:lineRule="auto"/>
+        <w:spacing w:after="60" w:line="312" w:lineRule="auto"/>
         <w:ind w:left="340"/>
       </w:pPr>
       <w:r>
@@ -5744,6 +8336,89 @@
         <w:t>Lets keyboard users jump straight to the main content without tabbing through the whole menu.</w:t>
       </w:r>
     </w:p>
+    <w:tbl>
+      <w:tblPr>
+        <w:tblW w:type="auto" w:w="0"/>
+        <w:tblLayout w:type="fixed"/>
+        <w:tblLook w:firstColumn="1" w:firstRow="1" w:lastColumn="0" w:lastRow="0" w:noHBand="0" w:noVBand="1" w:val="04A0"/>
+      </w:tblPr>
+      <w:tblGrid>
+        <w:gridCol w:w="4309"/>
+        <w:gridCol w:w="4309"/>
+      </w:tblGrid>
+      <w:tr>
+        <w:tc>
+          <w:tcPr>
+            <w:tcW w:type="dxa" w:w="4309"/>
+            <w:shd w:val="clear" w:color="auto" w:fill="E8F3EC"/>
+            <w:tcBorders>
+              <w:top w:val="nil"/>
+              <w:left w:val="nil"/>
+              <w:bottom w:val="nil"/>
+              <w:right w:val="nil"/>
+            </w:tcBorders>
+            <w:vAlign w:val="center"/>
+          </w:tcPr>
+          <w:p>
+            <w:r>
+              <w:rPr>
+                <w:b/>
+                <w:color w:val="12552E"/>
+                <w:sz w:val="17"/>
+              </w:rPr>
+              <w:t xml:space="preserve">  ✓  BENEFIT  </w:t>
+            </w:r>
+          </w:p>
+          <w:p>
+            <w:pPr>
+              <w:spacing w:after="40" w:line="300" w:lineRule="auto"/>
+            </w:pPr>
+            <w:r>
+              <w:rPr>
+                <w:color w:val="333333"/>
+                <w:sz w:val="20"/>
+              </w:rPr>
+              <w:t xml:space="preserve">  Keyboard users skip the menu and reach the content immediately.</w:t>
+            </w:r>
+          </w:p>
+        </w:tc>
+        <w:tc>
+          <w:tcPr>
+            <w:tcW w:type="dxa" w:w="4309"/>
+            <w:shd w:val="clear" w:color="auto" w:fill="FBE8E8"/>
+            <w:tcBorders>
+              <w:top w:val="nil"/>
+              <w:left w:val="nil"/>
+              <w:bottom w:val="nil"/>
+              <w:right w:val="nil"/>
+            </w:tcBorders>
+            <w:vAlign w:val="center"/>
+          </w:tcPr>
+          <w:p>
+            <w:r>
+              <w:rPr>
+                <w:b/>
+                <w:color w:val="B01E1E"/>
+                <w:sz w:val="17"/>
+              </w:rPr>
+              <w:t xml:space="preserve">  ⚠  IF IGNORED  </w:t>
+            </w:r>
+          </w:p>
+          <w:p>
+            <w:pPr>
+              <w:spacing w:after="40" w:line="300" w:lineRule="auto"/>
+            </w:pPr>
+            <w:r>
+              <w:rPr>
+                <w:color w:val="333333"/>
+                <w:sz w:val="20"/>
+              </w:rPr>
+              <w:t xml:space="preserve">  Tabbing through 30 menu links on every page is exhausting and excludes users.</w:t>
+            </w:r>
+          </w:p>
+        </w:tc>
+      </w:tr>
+    </w:tbl>
     <w:tbl>
       <w:tblPr>
         <w:tblW w:type="auto" w:w="0"/>
@@ -5841,7 +8516,7 @@
     </w:p>
     <w:p>
       <w:pPr>
-        <w:spacing w:after="80" w:line="312" w:lineRule="auto"/>
+        <w:spacing w:after="60" w:line="312" w:lineRule="auto"/>
         <w:ind w:left="340"/>
       </w:pPr>
       <w:r>
@@ -5849,9 +8524,92 @@
           <w:color w:val="333333"/>
           <w:sz w:val="20"/>
         </w:rPr>
-        <w:t>Placeholder text disappears the moment you type and isn't reliably read by screen readers.</w:t>
+        <w:t>Placeholder disappears as you type and isn't reliably read by screen readers.</w:t>
       </w:r>
     </w:p>
+    <w:tbl>
+      <w:tblPr>
+        <w:tblW w:type="auto" w:w="0"/>
+        <w:tblLayout w:type="fixed"/>
+        <w:tblLook w:firstColumn="1" w:firstRow="1" w:lastColumn="0" w:lastRow="0" w:noHBand="0" w:noVBand="1" w:val="04A0"/>
+      </w:tblPr>
+      <w:tblGrid>
+        <w:gridCol w:w="4309"/>
+        <w:gridCol w:w="4309"/>
+      </w:tblGrid>
+      <w:tr>
+        <w:tc>
+          <w:tcPr>
+            <w:tcW w:type="dxa" w:w="4309"/>
+            <w:shd w:val="clear" w:color="auto" w:fill="E8F3EC"/>
+            <w:tcBorders>
+              <w:top w:val="nil"/>
+              <w:left w:val="nil"/>
+              <w:bottom w:val="nil"/>
+              <w:right w:val="nil"/>
+            </w:tcBorders>
+            <w:vAlign w:val="center"/>
+          </w:tcPr>
+          <w:p>
+            <w:r>
+              <w:rPr>
+                <w:b/>
+                <w:color w:val="12552E"/>
+                <w:sz w:val="17"/>
+              </w:rPr>
+              <w:t xml:space="preserve">  ✓  BENEFIT  </w:t>
+            </w:r>
+          </w:p>
+          <w:p>
+            <w:pPr>
+              <w:spacing w:after="40" w:line="300" w:lineRule="auto"/>
+            </w:pPr>
+            <w:r>
+              <w:rPr>
+                <w:color w:val="333333"/>
+                <w:sz w:val="20"/>
+              </w:rPr>
+              <w:t xml:space="preserve">  Screen readers announce the field; tap-target is bigger; better mobile UX.</w:t>
+            </w:r>
+          </w:p>
+        </w:tc>
+        <w:tc>
+          <w:tcPr>
+            <w:tcW w:type="dxa" w:w="4309"/>
+            <w:shd w:val="clear" w:color="auto" w:fill="FBE8E8"/>
+            <w:tcBorders>
+              <w:top w:val="nil"/>
+              <w:left w:val="nil"/>
+              <w:bottom w:val="nil"/>
+              <w:right w:val="nil"/>
+            </w:tcBorders>
+            <w:vAlign w:val="center"/>
+          </w:tcPr>
+          <w:p>
+            <w:r>
+              <w:rPr>
+                <w:b/>
+                <w:color w:val="B01E1E"/>
+                <w:sz w:val="17"/>
+              </w:rPr>
+              <w:t xml:space="preserve">  ⚠  IF IGNORED  </w:t>
+            </w:r>
+          </w:p>
+          <w:p>
+            <w:pPr>
+              <w:spacing w:after="40" w:line="300" w:lineRule="auto"/>
+            </w:pPr>
+            <w:r>
+              <w:rPr>
+                <w:color w:val="333333"/>
+                <w:sz w:val="20"/>
+              </w:rPr>
+              <w:t xml:space="preserve">  User clears the field and can't remember what it was for; form abandonment.</w:t>
+            </w:r>
+          </w:p>
+        </w:tc>
+      </w:tr>
+    </w:tbl>
     <w:tbl>
       <w:tblPr>
         <w:tblW w:type="auto" w:w="0"/>
@@ -6007,12 +8765,12 @@
           <w:color w:val="0E2A47"/>
           <w:sz w:val="22"/>
         </w:rPr>
-        <w:t>Body text needs at least 4.5:1 contrast against its background</w:t>
+        <w:t>Body text needs at least 4.5:1 contrast</w:t>
       </w:r>
     </w:p>
     <w:p>
       <w:pPr>
-        <w:spacing w:after="80" w:line="312" w:lineRule="auto"/>
+        <w:spacing w:after="60" w:line="312" w:lineRule="auto"/>
         <w:ind w:left="340"/>
       </w:pPr>
       <w:r>
@@ -6020,9 +8778,92 @@
           <w:color w:val="333333"/>
           <w:sz w:val="20"/>
         </w:rPr>
-        <w:t>Light grey text on white usually fails. Check at webaim.org/resources/contrastchecker.</w:t>
+        <w:t>Light grey on white usually fails. Check at webaim.org/resources/contrastchecker.</w:t>
       </w:r>
     </w:p>
+    <w:tbl>
+      <w:tblPr>
+        <w:tblW w:type="auto" w:w="0"/>
+        <w:tblLayout w:type="fixed"/>
+        <w:tblLook w:firstColumn="1" w:firstRow="1" w:lastColumn="0" w:lastRow="0" w:noHBand="0" w:noVBand="1" w:val="04A0"/>
+      </w:tblPr>
+      <w:tblGrid>
+        <w:gridCol w:w="4309"/>
+        <w:gridCol w:w="4309"/>
+      </w:tblGrid>
+      <w:tr>
+        <w:tc>
+          <w:tcPr>
+            <w:tcW w:type="dxa" w:w="4309"/>
+            <w:shd w:val="clear" w:color="auto" w:fill="E8F3EC"/>
+            <w:tcBorders>
+              <w:top w:val="nil"/>
+              <w:left w:val="nil"/>
+              <w:bottom w:val="nil"/>
+              <w:right w:val="nil"/>
+            </w:tcBorders>
+            <w:vAlign w:val="center"/>
+          </w:tcPr>
+          <w:p>
+            <w:r>
+              <w:rPr>
+                <w:b/>
+                <w:color w:val="12552E"/>
+                <w:sz w:val="17"/>
+              </w:rPr>
+              <w:t xml:space="preserve">  ✓  BENEFIT  </w:t>
+            </w:r>
+          </w:p>
+          <w:p>
+            <w:pPr>
+              <w:spacing w:after="40" w:line="300" w:lineRule="auto"/>
+            </w:pPr>
+            <w:r>
+              <w:rPr>
+                <w:color w:val="333333"/>
+                <w:sz w:val="20"/>
+              </w:rPr>
+              <w:t xml:space="preserve">  Readable for everyone — including low-vision users and outdoor mobile use.</w:t>
+            </w:r>
+          </w:p>
+        </w:tc>
+        <w:tc>
+          <w:tcPr>
+            <w:tcW w:type="dxa" w:w="4309"/>
+            <w:shd w:val="clear" w:color="auto" w:fill="FBE8E8"/>
+            <w:tcBorders>
+              <w:top w:val="nil"/>
+              <w:left w:val="nil"/>
+              <w:bottom w:val="nil"/>
+              <w:right w:val="nil"/>
+            </w:tcBorders>
+            <w:vAlign w:val="center"/>
+          </w:tcPr>
+          <w:p>
+            <w:r>
+              <w:rPr>
+                <w:b/>
+                <w:color w:val="B01E1E"/>
+                <w:sz w:val="17"/>
+              </w:rPr>
+              <w:t xml:space="preserve">  ⚠  IF IGNORED  </w:t>
+            </w:r>
+          </w:p>
+          <w:p>
+            <w:pPr>
+              <w:spacing w:after="40" w:line="300" w:lineRule="auto"/>
+            </w:pPr>
+            <w:r>
+              <w:rPr>
+                <w:color w:val="333333"/>
+                <w:sz w:val="20"/>
+              </w:rPr>
+              <w:t xml:space="preserve">  Some users literally can't read your text; WCAG fail; legal risk.</w:t>
+            </w:r>
+          </w:p>
+        </w:tc>
+      </w:tr>
+    </w:tbl>
     <w:tbl>
       <w:tblPr>
         <w:tblW w:type="auto" w:w="0"/>
@@ -6181,7 +9022,7 @@
     </w:p>
     <w:p>
       <w:pPr>
-        <w:spacing w:after="80" w:line="312" w:lineRule="auto"/>
+        <w:spacing w:after="60" w:line="312" w:lineRule="auto"/>
         <w:ind w:left="340"/>
       </w:pPr>
       <w:r>
@@ -6192,6 +9033,89 @@
         <w:t>About 8% of men are red/green colorblind. Pair colors with text, icons, or shapes.</w:t>
       </w:r>
     </w:p>
+    <w:tbl>
+      <w:tblPr>
+        <w:tblW w:type="auto" w:w="0"/>
+        <w:tblLayout w:type="fixed"/>
+        <w:tblLook w:firstColumn="1" w:firstRow="1" w:lastColumn="0" w:lastRow="0" w:noHBand="0" w:noVBand="1" w:val="04A0"/>
+      </w:tblPr>
+      <w:tblGrid>
+        <w:gridCol w:w="4309"/>
+        <w:gridCol w:w="4309"/>
+      </w:tblGrid>
+      <w:tr>
+        <w:tc>
+          <w:tcPr>
+            <w:tcW w:type="dxa" w:w="4309"/>
+            <w:shd w:val="clear" w:color="auto" w:fill="E8F3EC"/>
+            <w:tcBorders>
+              <w:top w:val="nil"/>
+              <w:left w:val="nil"/>
+              <w:bottom w:val="nil"/>
+              <w:right w:val="nil"/>
+            </w:tcBorders>
+            <w:vAlign w:val="center"/>
+          </w:tcPr>
+          <w:p>
+            <w:r>
+              <w:rPr>
+                <w:b/>
+                <w:color w:val="12552E"/>
+                <w:sz w:val="17"/>
+              </w:rPr>
+              <w:t xml:space="preserve">  ✓  BENEFIT  </w:t>
+            </w:r>
+          </w:p>
+          <w:p>
+            <w:pPr>
+              <w:spacing w:after="40" w:line="300" w:lineRule="auto"/>
+            </w:pPr>
+            <w:r>
+              <w:rPr>
+                <w:color w:val="333333"/>
+                <w:sz w:val="20"/>
+              </w:rPr>
+              <w:t xml:space="preserve">  Colorblind and screen-reader users still get the information.</w:t>
+            </w:r>
+          </w:p>
+        </w:tc>
+        <w:tc>
+          <w:tcPr>
+            <w:tcW w:type="dxa" w:w="4309"/>
+            <w:shd w:val="clear" w:color="auto" w:fill="FBE8E8"/>
+            <w:tcBorders>
+              <w:top w:val="nil"/>
+              <w:left w:val="nil"/>
+              <w:bottom w:val="nil"/>
+              <w:right w:val="nil"/>
+            </w:tcBorders>
+            <w:vAlign w:val="center"/>
+          </w:tcPr>
+          <w:p>
+            <w:r>
+              <w:rPr>
+                <w:b/>
+                <w:color w:val="B01E1E"/>
+                <w:sz w:val="17"/>
+              </w:rPr>
+              <w:t xml:space="preserve">  ⚠  IF IGNORED  </w:t>
+            </w:r>
+          </w:p>
+          <w:p>
+            <w:pPr>
+              <w:spacing w:after="40" w:line="300" w:lineRule="auto"/>
+            </w:pPr>
+            <w:r>
+              <w:rPr>
+                <w:color w:val="333333"/>
+                <w:sz w:val="20"/>
+              </w:rPr>
+              <w:t xml:space="preserve">  Error messages invisible to colorblind users; missed form errors; lost orders.</w:t>
+            </w:r>
+          </w:p>
+        </w:tc>
+      </w:tr>
+    </w:tbl>
     <w:tbl>
       <w:tblPr>
         <w:tblW w:type="auto" w:w="0"/>
@@ -6251,11 +9175,7 @@
                 <w:color w:val="1B202D"/>
                 <w:sz w:val="19"/>
               </w:rPr>
-              <w:t>&lt;div class="error" role="alert"&gt;</w:t>
-              <w:br/>
-              <w:t xml:space="preserve">  ⚠ Please enter a valid email address.</w:t>
-              <w:br/>
-              <w:t>&lt;/div&gt;</w:t>
+              <w:t>&lt;div class="error" role="alert"&gt;⚠ Please enter a valid email.&lt;/div&gt;</w:t>
             </w:r>
           </w:p>
         </w:tc>
@@ -6354,7 +9274,7 @@
     </w:p>
     <w:p>
       <w:pPr>
-        <w:spacing w:after="80" w:line="312" w:lineRule="auto"/>
+        <w:spacing w:after="60" w:line="312" w:lineRule="auto"/>
         <w:ind w:left="340"/>
       </w:pPr>
       <w:r>
@@ -6362,9 +9282,92 @@
           <w:color w:val="333333"/>
           <w:sz w:val="20"/>
         </w:rPr>
-        <w:t>Removing :focus styles leaves keyboard users completely lost. Use :focus-visible to style it nicely.</w:t>
+        <w:t>Removing :focus leaves keyboard users completely lost. Use :focus-visible to style it nicely.</w:t>
       </w:r>
     </w:p>
+    <w:tbl>
+      <w:tblPr>
+        <w:tblW w:type="auto" w:w="0"/>
+        <w:tblLayout w:type="fixed"/>
+        <w:tblLook w:firstColumn="1" w:firstRow="1" w:lastColumn="0" w:lastRow="0" w:noHBand="0" w:noVBand="1" w:val="04A0"/>
+      </w:tblPr>
+      <w:tblGrid>
+        <w:gridCol w:w="4309"/>
+        <w:gridCol w:w="4309"/>
+      </w:tblGrid>
+      <w:tr>
+        <w:tc>
+          <w:tcPr>
+            <w:tcW w:type="dxa" w:w="4309"/>
+            <w:shd w:val="clear" w:color="auto" w:fill="E8F3EC"/>
+            <w:tcBorders>
+              <w:top w:val="nil"/>
+              <w:left w:val="nil"/>
+              <w:bottom w:val="nil"/>
+              <w:right w:val="nil"/>
+            </w:tcBorders>
+            <w:vAlign w:val="center"/>
+          </w:tcPr>
+          <w:p>
+            <w:r>
+              <w:rPr>
+                <w:b/>
+                <w:color w:val="12552E"/>
+                <w:sz w:val="17"/>
+              </w:rPr>
+              <w:t xml:space="preserve">  ✓  BENEFIT  </w:t>
+            </w:r>
+          </w:p>
+          <w:p>
+            <w:pPr>
+              <w:spacing w:after="40" w:line="300" w:lineRule="auto"/>
+            </w:pPr>
+            <w:r>
+              <w:rPr>
+                <w:color w:val="333333"/>
+                <w:sz w:val="20"/>
+              </w:rPr>
+              <w:t xml:space="preserve">  Keyboard users always know exactly where they are on the page.</w:t>
+            </w:r>
+          </w:p>
+        </w:tc>
+        <w:tc>
+          <w:tcPr>
+            <w:tcW w:type="dxa" w:w="4309"/>
+            <w:shd w:val="clear" w:color="auto" w:fill="FBE8E8"/>
+            <w:tcBorders>
+              <w:top w:val="nil"/>
+              <w:left w:val="nil"/>
+              <w:bottom w:val="nil"/>
+              <w:right w:val="nil"/>
+            </w:tcBorders>
+            <w:vAlign w:val="center"/>
+          </w:tcPr>
+          <w:p>
+            <w:r>
+              <w:rPr>
+                <w:b/>
+                <w:color w:val="B01E1E"/>
+                <w:sz w:val="17"/>
+              </w:rPr>
+              <w:t xml:space="preserve">  ⚠  IF IGNORED  </w:t>
+            </w:r>
+          </w:p>
+          <w:p>
+            <w:pPr>
+              <w:spacing w:after="40" w:line="300" w:lineRule="auto"/>
+            </w:pPr>
+            <w:r>
+              <w:rPr>
+                <w:color w:val="333333"/>
+                <w:sz w:val="20"/>
+              </w:rPr>
+              <w:t xml:space="preserve">  Keyboard users have no idea what's selected — site is unusable for them.</w:t>
+            </w:r>
+          </w:p>
+        </w:tc>
+      </w:tr>
+    </w:tbl>
     <w:tbl>
       <w:tblPr>
         <w:tblW w:type="auto" w:w="0"/>
@@ -6529,7 +9532,7 @@
     </w:p>
     <w:p>
       <w:pPr>
-        <w:spacing w:after="80" w:line="312" w:lineRule="auto"/>
+        <w:spacing w:after="60" w:line="312" w:lineRule="auto"/>
         <w:ind w:left="340"/>
       </w:pPr>
       <w:r>
@@ -6540,6 +9543,89 @@
         <w:t>Headings build a map of the page for screen readers. h1 → h2 → h3, in order.</w:t>
       </w:r>
     </w:p>
+    <w:tbl>
+      <w:tblPr>
+        <w:tblW w:type="auto" w:w="0"/>
+        <w:tblLayout w:type="fixed"/>
+        <w:tblLook w:firstColumn="1" w:firstRow="1" w:lastColumn="0" w:lastRow="0" w:noHBand="0" w:noVBand="1" w:val="04A0"/>
+      </w:tblPr>
+      <w:tblGrid>
+        <w:gridCol w:w="4309"/>
+        <w:gridCol w:w="4309"/>
+      </w:tblGrid>
+      <w:tr>
+        <w:tc>
+          <w:tcPr>
+            <w:tcW w:type="dxa" w:w="4309"/>
+            <w:shd w:val="clear" w:color="auto" w:fill="E8F3EC"/>
+            <w:tcBorders>
+              <w:top w:val="nil"/>
+              <w:left w:val="nil"/>
+              <w:bottom w:val="nil"/>
+              <w:right w:val="nil"/>
+            </w:tcBorders>
+            <w:vAlign w:val="center"/>
+          </w:tcPr>
+          <w:p>
+            <w:r>
+              <w:rPr>
+                <w:b/>
+                <w:color w:val="12552E"/>
+                <w:sz w:val="17"/>
+              </w:rPr>
+              <w:t xml:space="preserve">  ✓  BENEFIT  </w:t>
+            </w:r>
+          </w:p>
+          <w:p>
+            <w:pPr>
+              <w:spacing w:after="40" w:line="300" w:lineRule="auto"/>
+            </w:pPr>
+            <w:r>
+              <w:rPr>
+                <w:color w:val="333333"/>
+                <w:sz w:val="20"/>
+              </w:rPr>
+              <w:t xml:space="preserve">  Screen readers build a correct page outline; helps SEO too.</w:t>
+            </w:r>
+          </w:p>
+        </w:tc>
+        <w:tc>
+          <w:tcPr>
+            <w:tcW w:type="dxa" w:w="4309"/>
+            <w:shd w:val="clear" w:color="auto" w:fill="FBE8E8"/>
+            <w:tcBorders>
+              <w:top w:val="nil"/>
+              <w:left w:val="nil"/>
+              <w:bottom w:val="nil"/>
+              <w:right w:val="nil"/>
+            </w:tcBorders>
+            <w:vAlign w:val="center"/>
+          </w:tcPr>
+          <w:p>
+            <w:r>
+              <w:rPr>
+                <w:b/>
+                <w:color w:val="B01E1E"/>
+                <w:sz w:val="17"/>
+              </w:rPr>
+              <w:t xml:space="preserve">  ⚠  IF IGNORED  </w:t>
+            </w:r>
+          </w:p>
+          <w:p>
+            <w:pPr>
+              <w:spacing w:after="40" w:line="300" w:lineRule="auto"/>
+            </w:pPr>
+            <w:r>
+              <w:rPr>
+                <w:color w:val="333333"/>
+                <w:sz w:val="20"/>
+              </w:rPr>
+              <w:t xml:space="preserve">  Screen readers can't navigate the page; Google confused about the topic.</w:t>
+            </w:r>
+          </w:p>
+        </w:tc>
+      </w:tr>
+    </w:tbl>
     <w:tbl>
       <w:tblPr>
         <w:tblW w:type="auto" w:w="0"/>
@@ -6604,8 +9690,6 @@
               <w:t xml:space="preserve">  &lt;h2&gt;Description&lt;/h2&gt;</w:t>
               <w:br/>
               <w:t xml:space="preserve">    &lt;h3&gt;Materials&lt;/h3&gt;</w:t>
-              <w:br/>
-              <w:t xml:space="preserve">  &lt;h2&gt;Reviews&lt;/h2&gt;</w:t>
             </w:r>
           </w:p>
         </w:tc>
@@ -6701,12 +9785,12 @@
           <w:color w:val="0E2A47"/>
           <w:sz w:val="22"/>
         </w:rPr>
-        <w:t>You should be able to use the whole site with only a keyboard</w:t>
+        <w:t>You must be able to use the whole site with only a keyboard</w:t>
       </w:r>
     </w:p>
     <w:p>
       <w:pPr>
-        <w:spacing w:after="80" w:line="312" w:lineRule="auto"/>
+        <w:spacing w:after="60" w:line="312" w:lineRule="auto"/>
         <w:ind w:left="340"/>
       </w:pPr>
       <w:r>
@@ -6714,9 +9798,92 @@
           <w:color w:val="333333"/>
           <w:sz w:val="20"/>
         </w:rPr>
-        <w:t>Press Tab through the page — every button, link, and field reachable. Press Enter / Space — they activate.</w:t>
+        <w:t>Press Tab through every page — every button, link, field reachable. Press Enter/Space — they activate.</w:t>
       </w:r>
     </w:p>
+    <w:tbl>
+      <w:tblPr>
+        <w:tblW w:type="auto" w:w="0"/>
+        <w:tblLayout w:type="fixed"/>
+        <w:tblLook w:firstColumn="1" w:firstRow="1" w:lastColumn="0" w:lastRow="0" w:noHBand="0" w:noVBand="1" w:val="04A0"/>
+      </w:tblPr>
+      <w:tblGrid>
+        <w:gridCol w:w="4309"/>
+        <w:gridCol w:w="4309"/>
+      </w:tblGrid>
+      <w:tr>
+        <w:tc>
+          <w:tcPr>
+            <w:tcW w:type="dxa" w:w="4309"/>
+            <w:shd w:val="clear" w:color="auto" w:fill="E8F3EC"/>
+            <w:tcBorders>
+              <w:top w:val="nil"/>
+              <w:left w:val="nil"/>
+              <w:bottom w:val="nil"/>
+              <w:right w:val="nil"/>
+            </w:tcBorders>
+            <w:vAlign w:val="center"/>
+          </w:tcPr>
+          <w:p>
+            <w:r>
+              <w:rPr>
+                <w:b/>
+                <w:color w:val="12552E"/>
+                <w:sz w:val="17"/>
+              </w:rPr>
+              <w:t xml:space="preserve">  ✓  BENEFIT  </w:t>
+            </w:r>
+          </w:p>
+          <w:p>
+            <w:pPr>
+              <w:spacing w:after="40" w:line="300" w:lineRule="auto"/>
+            </w:pPr>
+            <w:r>
+              <w:rPr>
+                <w:color w:val="333333"/>
+                <w:sz w:val="20"/>
+              </w:rPr>
+              <w:t xml:space="preserve">  Works for keyboard, screen-reader, and motor-impaired users.</w:t>
+            </w:r>
+          </w:p>
+        </w:tc>
+        <w:tc>
+          <w:tcPr>
+            <w:tcW w:type="dxa" w:w="4309"/>
+            <w:shd w:val="clear" w:color="auto" w:fill="FBE8E8"/>
+            <w:tcBorders>
+              <w:top w:val="nil"/>
+              <w:left w:val="nil"/>
+              <w:bottom w:val="nil"/>
+              <w:right w:val="nil"/>
+            </w:tcBorders>
+            <w:vAlign w:val="center"/>
+          </w:tcPr>
+          <w:p>
+            <w:r>
+              <w:rPr>
+                <w:b/>
+                <w:color w:val="B01E1E"/>
+                <w:sz w:val="17"/>
+              </w:rPr>
+              <w:t xml:space="preserve">  ⚠  IF IGNORED  </w:t>
+            </w:r>
+          </w:p>
+          <w:p>
+            <w:pPr>
+              <w:spacing w:after="40" w:line="300" w:lineRule="auto"/>
+            </w:pPr>
+            <w:r>
+              <w:rPr>
+                <w:color w:val="333333"/>
+                <w:sz w:val="20"/>
+              </w:rPr>
+              <w:t xml:space="preserve">  Whole groups of users locked out of the site; legal risk.</w:t>
+            </w:r>
+          </w:p>
+        </w:tc>
+      </w:tr>
+    </w:tbl>
     <w:tbl>
       <w:tblPr>
         <w:tblW w:type="auto" w:w="0"/>
@@ -6776,7 +9943,7 @@
                 <w:color w:val="1B202D"/>
                 <w:sz w:val="19"/>
               </w:rPr>
-              <w:t>Test plan: Tab through. Open a drawer, close it with Escape, focus returns to the trigger.</w:t>
+              <w:t>Tab through every page; open and close a drawer with Escape; focus returns to trigger.</w:t>
             </w:r>
           </w:p>
         </w:tc>
@@ -6810,7 +9977,7 @@
     </w:p>
     <w:p>
       <w:pPr>
-        <w:spacing w:after="80" w:line="312" w:lineRule="auto"/>
+        <w:spacing w:after="60" w:line="312" w:lineRule="auto"/>
         <w:ind w:left="340"/>
       </w:pPr>
       <w:r>
@@ -6821,6 +9988,89 @@
         <w:t>WCAG 2.2.2 — anything that moves automatically for more than 5 seconds must be pausable.</w:t>
       </w:r>
     </w:p>
+    <w:tbl>
+      <w:tblPr>
+        <w:tblW w:type="auto" w:w="0"/>
+        <w:tblLayout w:type="fixed"/>
+        <w:tblLook w:firstColumn="1" w:firstRow="1" w:lastColumn="0" w:lastRow="0" w:noHBand="0" w:noVBand="1" w:val="04A0"/>
+      </w:tblPr>
+      <w:tblGrid>
+        <w:gridCol w:w="4309"/>
+        <w:gridCol w:w="4309"/>
+      </w:tblGrid>
+      <w:tr>
+        <w:tc>
+          <w:tcPr>
+            <w:tcW w:type="dxa" w:w="4309"/>
+            <w:shd w:val="clear" w:color="auto" w:fill="E8F3EC"/>
+            <w:tcBorders>
+              <w:top w:val="nil"/>
+              <w:left w:val="nil"/>
+              <w:bottom w:val="nil"/>
+              <w:right w:val="nil"/>
+            </w:tcBorders>
+            <w:vAlign w:val="center"/>
+          </w:tcPr>
+          <w:p>
+            <w:r>
+              <w:rPr>
+                <w:b/>
+                <w:color w:val="12552E"/>
+                <w:sz w:val="17"/>
+              </w:rPr>
+              <w:t xml:space="preserve">  ✓  BENEFIT  </w:t>
+            </w:r>
+          </w:p>
+          <w:p>
+            <w:pPr>
+              <w:spacing w:after="40" w:line="300" w:lineRule="auto"/>
+            </w:pPr>
+            <w:r>
+              <w:rPr>
+                <w:color w:val="333333"/>
+                <w:sz w:val="20"/>
+              </w:rPr>
+              <w:t xml:space="preserve">  Users with motion sensitivity can stop the animation.</w:t>
+            </w:r>
+          </w:p>
+        </w:tc>
+        <w:tc>
+          <w:tcPr>
+            <w:tcW w:type="dxa" w:w="4309"/>
+            <w:shd w:val="clear" w:color="auto" w:fill="FBE8E8"/>
+            <w:tcBorders>
+              <w:top w:val="nil"/>
+              <w:left w:val="nil"/>
+              <w:bottom w:val="nil"/>
+              <w:right w:val="nil"/>
+            </w:tcBorders>
+            <w:vAlign w:val="center"/>
+          </w:tcPr>
+          <w:p>
+            <w:r>
+              <w:rPr>
+                <w:b/>
+                <w:color w:val="B01E1E"/>
+                <w:sz w:val="17"/>
+              </w:rPr>
+              <w:t xml:space="preserve">  ⚠  IF IGNORED  </w:t>
+            </w:r>
+          </w:p>
+          <w:p>
+            <w:pPr>
+              <w:spacing w:after="40" w:line="300" w:lineRule="auto"/>
+            </w:pPr>
+            <w:r>
+              <w:rPr>
+                <w:color w:val="333333"/>
+                <w:sz w:val="20"/>
+              </w:rPr>
+              <w:t xml:space="preserve">  Causes nausea, migraines, or seizures for some users; WCAG fail.</w:t>
+            </w:r>
+          </w:p>
+        </w:tc>
+      </w:tr>
+    </w:tbl>
     <w:tbl>
       <w:tblPr>
         <w:tblW w:type="auto" w:w="0"/>
@@ -6880,15 +10130,9 @@
                 <w:color w:val="1B202D"/>
                 <w:sz w:val="19"/>
               </w:rPr>
-              <w:t>&lt;button type="button"</w:t>
+              <w:t>&lt;button type="button" aria-pressed="false"</w:t>
               <w:br/>
-              <w:t xml:space="preserve">        aria-pressed="false"</w:t>
-              <w:br/>
-              <w:t xml:space="preserve">        aria-label="{{ 'accessibility.pause_video' | t }}"&gt;</w:t>
-              <w:br/>
-              <w:t xml:space="preserve">  &lt;svg aria-hidden="true"&gt;...&lt;/svg&gt;</w:t>
-              <w:br/>
-              <w:t>&lt;/button&gt;</w:t>
+              <w:t xml:space="preserve">        aria-label="{{ 'accessibility.pause_video' | t }}"&gt;⏸&lt;/button&gt;</w:t>
             </w:r>
           </w:p>
         </w:tc>
@@ -6922,7 +10166,7 @@
     </w:p>
     <w:p>
       <w:pPr>
-        <w:spacing w:after="80" w:line="312" w:lineRule="auto"/>
+        <w:spacing w:after="60" w:line="312" w:lineRule="auto"/>
         <w:ind w:left="340"/>
       </w:pPr>
       <w:r>
@@ -6933,6 +10177,89 @@
         <w:t>Some users get nauseous from animations. Honour the OS setting and turn off non-essential motion.</w:t>
       </w:r>
     </w:p>
+    <w:tbl>
+      <w:tblPr>
+        <w:tblW w:type="auto" w:w="0"/>
+        <w:tblLayout w:type="fixed"/>
+        <w:tblLook w:firstColumn="1" w:firstRow="1" w:lastColumn="0" w:lastRow="0" w:noHBand="0" w:noVBand="1" w:val="04A0"/>
+      </w:tblPr>
+      <w:tblGrid>
+        <w:gridCol w:w="4309"/>
+        <w:gridCol w:w="4309"/>
+      </w:tblGrid>
+      <w:tr>
+        <w:tc>
+          <w:tcPr>
+            <w:tcW w:type="dxa" w:w="4309"/>
+            <w:shd w:val="clear" w:color="auto" w:fill="E8F3EC"/>
+            <w:tcBorders>
+              <w:top w:val="nil"/>
+              <w:left w:val="nil"/>
+              <w:bottom w:val="nil"/>
+              <w:right w:val="nil"/>
+            </w:tcBorders>
+            <w:vAlign w:val="center"/>
+          </w:tcPr>
+          <w:p>
+            <w:r>
+              <w:rPr>
+                <w:b/>
+                <w:color w:val="12552E"/>
+                <w:sz w:val="17"/>
+              </w:rPr>
+              <w:t xml:space="preserve">  ✓  BENEFIT  </w:t>
+            </w:r>
+          </w:p>
+          <w:p>
+            <w:pPr>
+              <w:spacing w:after="40" w:line="300" w:lineRule="auto"/>
+            </w:pPr>
+            <w:r>
+              <w:rPr>
+                <w:color w:val="333333"/>
+                <w:sz w:val="20"/>
+              </w:rPr>
+              <w:t xml:space="preserve">  Respects the user's OS choice; safer for motion-sensitive users.</w:t>
+            </w:r>
+          </w:p>
+        </w:tc>
+        <w:tc>
+          <w:tcPr>
+            <w:tcW w:type="dxa" w:w="4309"/>
+            <w:shd w:val="clear" w:color="auto" w:fill="FBE8E8"/>
+            <w:tcBorders>
+              <w:top w:val="nil"/>
+              <w:left w:val="nil"/>
+              <w:bottom w:val="nil"/>
+              <w:right w:val="nil"/>
+            </w:tcBorders>
+            <w:vAlign w:val="center"/>
+          </w:tcPr>
+          <w:p>
+            <w:r>
+              <w:rPr>
+                <w:b/>
+                <w:color w:val="B01E1E"/>
+                <w:sz w:val="17"/>
+              </w:rPr>
+              <w:t xml:space="preserve">  ⚠  IF IGNORED  </w:t>
+            </w:r>
+          </w:p>
+          <w:p>
+            <w:pPr>
+              <w:spacing w:after="40" w:line="300" w:lineRule="auto"/>
+            </w:pPr>
+            <w:r>
+              <w:rPr>
+                <w:color w:val="333333"/>
+                <w:sz w:val="20"/>
+              </w:rPr>
+              <w:t xml:space="preserve">  Animations trigger nausea or seizures for vulnerable users.</w:t>
+            </w:r>
+          </w:p>
+        </w:tc>
+      </w:tr>
+    </w:tbl>
     <w:tbl>
       <w:tblPr>
         <w:tblW w:type="auto" w:w="0"/>
@@ -7030,7 +10357,7 @@
     </w:p>
     <w:p>
       <w:pPr>
-        <w:spacing w:after="80" w:line="312" w:lineRule="auto"/>
+        <w:spacing w:after="60" w:line="312" w:lineRule="auto"/>
         <w:ind w:left="340"/>
       </w:pPr>
       <w:r>
@@ -7038,9 +10365,92 @@
           <w:color w:val="333333"/>
           <w:sz w:val="20"/>
         </w:rPr>
-        <w:t>When the cart updates or a search result appears, screen-reader users don't see it unless you announce it.</w:t>
+        <w:t>When cart updates or a search result appears, screen-reader users don't see it unless announced.</w:t>
       </w:r>
     </w:p>
+    <w:tbl>
+      <w:tblPr>
+        <w:tblW w:type="auto" w:w="0"/>
+        <w:tblLayout w:type="fixed"/>
+        <w:tblLook w:firstColumn="1" w:firstRow="1" w:lastColumn="0" w:lastRow="0" w:noHBand="0" w:noVBand="1" w:val="04A0"/>
+      </w:tblPr>
+      <w:tblGrid>
+        <w:gridCol w:w="4309"/>
+        <w:gridCol w:w="4309"/>
+      </w:tblGrid>
+      <w:tr>
+        <w:tc>
+          <w:tcPr>
+            <w:tcW w:type="dxa" w:w="4309"/>
+            <w:shd w:val="clear" w:color="auto" w:fill="E8F3EC"/>
+            <w:tcBorders>
+              <w:top w:val="nil"/>
+              <w:left w:val="nil"/>
+              <w:bottom w:val="nil"/>
+              <w:right w:val="nil"/>
+            </w:tcBorders>
+            <w:vAlign w:val="center"/>
+          </w:tcPr>
+          <w:p>
+            <w:r>
+              <w:rPr>
+                <w:b/>
+                <w:color w:val="12552E"/>
+                <w:sz w:val="17"/>
+              </w:rPr>
+              <w:t xml:space="preserve">  ✓  BENEFIT  </w:t>
+            </w:r>
+          </w:p>
+          <w:p>
+            <w:pPr>
+              <w:spacing w:after="40" w:line="300" w:lineRule="auto"/>
+            </w:pPr>
+            <w:r>
+              <w:rPr>
+                <w:color w:val="333333"/>
+                <w:sz w:val="20"/>
+              </w:rPr>
+              <w:t xml:space="preserve">  Screen-reader users know when the cart updates, search returns, etc.</w:t>
+            </w:r>
+          </w:p>
+        </w:tc>
+        <w:tc>
+          <w:tcPr>
+            <w:tcW w:type="dxa" w:w="4309"/>
+            <w:shd w:val="clear" w:color="auto" w:fill="FBE8E8"/>
+            <w:tcBorders>
+              <w:top w:val="nil"/>
+              <w:left w:val="nil"/>
+              <w:bottom w:val="nil"/>
+              <w:right w:val="nil"/>
+            </w:tcBorders>
+            <w:vAlign w:val="center"/>
+          </w:tcPr>
+          <w:p>
+            <w:r>
+              <w:rPr>
+                <w:b/>
+                <w:color w:val="B01E1E"/>
+                <w:sz w:val="17"/>
+              </w:rPr>
+              <w:t xml:space="preserve">  ⚠  IF IGNORED  </w:t>
+            </w:r>
+          </w:p>
+          <w:p>
+            <w:pPr>
+              <w:spacing w:after="40" w:line="300" w:lineRule="auto"/>
+            </w:pPr>
+            <w:r>
+              <w:rPr>
+                <w:color w:val="333333"/>
+                <w:sz w:val="20"/>
+              </w:rPr>
+              <w:t xml:space="preserve">  Screen-reader users miss every dynamic change; lost when they add to cart.</w:t>
+            </w:r>
+          </w:p>
+        </w:tc>
+      </w:tr>
+    </w:tbl>
     <w:tbl>
       <w:tblPr>
         <w:tblW w:type="auto" w:w="0"/>
@@ -7138,7 +10548,7 @@
     </w:p>
     <w:p>
       <w:pPr>
-        <w:spacing w:after="80" w:line="312" w:lineRule="auto"/>
+        <w:spacing w:after="60" w:line="312" w:lineRule="auto"/>
         <w:ind w:left="340"/>
       </w:pPr>
       <w:r>
@@ -7146,9 +10556,92 @@
           <w:color w:val="333333"/>
           <w:sz w:val="20"/>
         </w:rPr>
-        <w:t>Two tiny links right next to each other are a fat-finger nightmare on phones.</w:t>
+        <w:t>Two tiny links next to each other are a fat-finger nightmare on phones.</w:t>
       </w:r>
     </w:p>
+    <w:tbl>
+      <w:tblPr>
+        <w:tblW w:type="auto" w:w="0"/>
+        <w:tblLayout w:type="fixed"/>
+        <w:tblLook w:firstColumn="1" w:firstRow="1" w:lastColumn="0" w:lastRow="0" w:noHBand="0" w:noVBand="1" w:val="04A0"/>
+      </w:tblPr>
+      <w:tblGrid>
+        <w:gridCol w:w="4309"/>
+        <w:gridCol w:w="4309"/>
+      </w:tblGrid>
+      <w:tr>
+        <w:tc>
+          <w:tcPr>
+            <w:tcW w:type="dxa" w:w="4309"/>
+            <w:shd w:val="clear" w:color="auto" w:fill="E8F3EC"/>
+            <w:tcBorders>
+              <w:top w:val="nil"/>
+              <w:left w:val="nil"/>
+              <w:bottom w:val="nil"/>
+              <w:right w:val="nil"/>
+            </w:tcBorders>
+            <w:vAlign w:val="center"/>
+          </w:tcPr>
+          <w:p>
+            <w:r>
+              <w:rPr>
+                <w:b/>
+                <w:color w:val="12552E"/>
+                <w:sz w:val="17"/>
+              </w:rPr>
+              <w:t xml:space="preserve">  ✓  BENEFIT  </w:t>
+            </w:r>
+          </w:p>
+          <w:p>
+            <w:pPr>
+              <w:spacing w:after="40" w:line="300" w:lineRule="auto"/>
+            </w:pPr>
+            <w:r>
+              <w:rPr>
+                <w:color w:val="333333"/>
+                <w:sz w:val="20"/>
+              </w:rPr>
+              <w:t xml:space="preserve">  Easier to tap on mobile; fewer mis-taps; better mobile conversion.</w:t>
+            </w:r>
+          </w:p>
+        </w:tc>
+        <w:tc>
+          <w:tcPr>
+            <w:tcW w:type="dxa" w:w="4309"/>
+            <w:shd w:val="clear" w:color="auto" w:fill="FBE8E8"/>
+            <w:tcBorders>
+              <w:top w:val="nil"/>
+              <w:left w:val="nil"/>
+              <w:bottom w:val="nil"/>
+              <w:right w:val="nil"/>
+            </w:tcBorders>
+            <w:vAlign w:val="center"/>
+          </w:tcPr>
+          <w:p>
+            <w:r>
+              <w:rPr>
+                <w:b/>
+                <w:color w:val="B01E1E"/>
+                <w:sz w:val="17"/>
+              </w:rPr>
+              <w:t xml:space="preserve">  ⚠  IF IGNORED  </w:t>
+            </w:r>
+          </w:p>
+          <w:p>
+            <w:pPr>
+              <w:spacing w:after="40" w:line="300" w:lineRule="auto"/>
+            </w:pPr>
+            <w:r>
+              <w:rPr>
+                <w:color w:val="333333"/>
+                <w:sz w:val="20"/>
+              </w:rPr>
+              <w:t xml:space="preserve">  Users tap the wrong button; cart abandonment; rage-clicks.</w:t>
+            </w:r>
+          </w:p>
+        </w:tc>
+      </w:tr>
+    </w:tbl>
     <w:tbl>
       <w:tblPr>
         <w:tblW w:type="auto" w:w="0"/>
@@ -7208,15 +10701,7 @@
                 <w:color w:val="1B202D"/>
                 <w:sz w:val="19"/>
               </w:rPr>
-              <w:t>.button {</w:t>
-              <w:br/>
-              <w:t xml:space="preserve">  min-width: 44px;</w:t>
-              <w:br/>
-              <w:t xml:space="preserve">  min-height: 44px;</w:t>
-              <w:br/>
-              <w:t xml:space="preserve">  padding: 12px 16px;</w:t>
-              <w:br/>
-              <w:t>}</w:t>
+              <w:t>.button { min-width: 44px; min-height: 44px; padding: 12px 16px; }</w:t>
             </w:r>
           </w:p>
         </w:tc>
@@ -7250,7 +10735,7 @@
     </w:p>
     <w:p>
       <w:pPr>
-        <w:spacing w:after="80" w:line="312" w:lineRule="auto"/>
+        <w:spacing w:after="60" w:line="312" w:lineRule="auto"/>
         <w:ind w:left="340"/>
       </w:pPr>
       <w:r>
@@ -7261,6 +10746,89 @@
         <w:t>Some users need to zoom in to read. Removing this is an accessibility violation.</w:t>
       </w:r>
     </w:p>
+    <w:tbl>
+      <w:tblPr>
+        <w:tblW w:type="auto" w:w="0"/>
+        <w:tblLayout w:type="fixed"/>
+        <w:tblLook w:firstColumn="1" w:firstRow="1" w:lastColumn="0" w:lastRow="0" w:noHBand="0" w:noVBand="1" w:val="04A0"/>
+      </w:tblPr>
+      <w:tblGrid>
+        <w:gridCol w:w="4309"/>
+        <w:gridCol w:w="4309"/>
+      </w:tblGrid>
+      <w:tr>
+        <w:tc>
+          <w:tcPr>
+            <w:tcW w:type="dxa" w:w="4309"/>
+            <w:shd w:val="clear" w:color="auto" w:fill="E8F3EC"/>
+            <w:tcBorders>
+              <w:top w:val="nil"/>
+              <w:left w:val="nil"/>
+              <w:bottom w:val="nil"/>
+              <w:right w:val="nil"/>
+            </w:tcBorders>
+            <w:vAlign w:val="center"/>
+          </w:tcPr>
+          <w:p>
+            <w:r>
+              <w:rPr>
+                <w:b/>
+                <w:color w:val="12552E"/>
+                <w:sz w:val="17"/>
+              </w:rPr>
+              <w:t xml:space="preserve">  ✓  BENEFIT  </w:t>
+            </w:r>
+          </w:p>
+          <w:p>
+            <w:pPr>
+              <w:spacing w:after="40" w:line="300" w:lineRule="auto"/>
+            </w:pPr>
+            <w:r>
+              <w:rPr>
+                <w:color w:val="333333"/>
+                <w:sz w:val="20"/>
+              </w:rPr>
+              <w:t xml:space="preserve">  Vision-impaired and older users can zoom in to read.</w:t>
+            </w:r>
+          </w:p>
+        </w:tc>
+        <w:tc>
+          <w:tcPr>
+            <w:tcW w:type="dxa" w:w="4309"/>
+            <w:shd w:val="clear" w:color="auto" w:fill="FBE8E8"/>
+            <w:tcBorders>
+              <w:top w:val="nil"/>
+              <w:left w:val="nil"/>
+              <w:bottom w:val="nil"/>
+              <w:right w:val="nil"/>
+            </w:tcBorders>
+            <w:vAlign w:val="center"/>
+          </w:tcPr>
+          <w:p>
+            <w:r>
+              <w:rPr>
+                <w:b/>
+                <w:color w:val="B01E1E"/>
+                <w:sz w:val="17"/>
+              </w:rPr>
+              <w:t xml:space="preserve">  ⚠  IF IGNORED  </w:t>
+            </w:r>
+          </w:p>
+          <w:p>
+            <w:pPr>
+              <w:spacing w:after="40" w:line="300" w:lineRule="auto"/>
+            </w:pPr>
+            <w:r>
+              <w:rPr>
+                <w:color w:val="333333"/>
+                <w:sz w:val="20"/>
+              </w:rPr>
+              <w:t xml:space="preserve">  WCAG violation; legal risk; older users excluded from the site.</w:t>
+            </w:r>
+          </w:p>
+        </w:tc>
+      </w:tr>
+    </w:tbl>
     <w:tbl>
       <w:tblPr>
         <w:tblW w:type="auto" w:w="0"/>
@@ -7419,7 +10987,7 @@
     </w:p>
     <w:p>
       <w:pPr>
-        <w:spacing w:after="80" w:line="312" w:lineRule="auto"/>
+        <w:spacing w:after="60" w:line="312" w:lineRule="auto"/>
         <w:ind w:left="340"/>
       </w:pPr>
       <w:r>
@@ -7427,9 +10995,92 @@
           <w:color w:val="333333"/>
           <w:sz w:val="20"/>
         </w:rPr>
-        <w:t>Open a modal? Move focus inside it. Press Escape? Close it. Closed? Send focus back to the button that opened it.</w:t>
+        <w:t>Open a modal → move focus inside it. Press Escape → close it. Closed → send focus back to the opener.</w:t>
       </w:r>
     </w:p>
+    <w:tbl>
+      <w:tblPr>
+        <w:tblW w:type="auto" w:w="0"/>
+        <w:tblLayout w:type="fixed"/>
+        <w:tblLook w:firstColumn="1" w:firstRow="1" w:lastColumn="0" w:lastRow="0" w:noHBand="0" w:noVBand="1" w:val="04A0"/>
+      </w:tblPr>
+      <w:tblGrid>
+        <w:gridCol w:w="4309"/>
+        <w:gridCol w:w="4309"/>
+      </w:tblGrid>
+      <w:tr>
+        <w:tc>
+          <w:tcPr>
+            <w:tcW w:type="dxa" w:w="4309"/>
+            <w:shd w:val="clear" w:color="auto" w:fill="E8F3EC"/>
+            <w:tcBorders>
+              <w:top w:val="nil"/>
+              <w:left w:val="nil"/>
+              <w:bottom w:val="nil"/>
+              <w:right w:val="nil"/>
+            </w:tcBorders>
+            <w:vAlign w:val="center"/>
+          </w:tcPr>
+          <w:p>
+            <w:r>
+              <w:rPr>
+                <w:b/>
+                <w:color w:val="12552E"/>
+                <w:sz w:val="17"/>
+              </w:rPr>
+              <w:t xml:space="preserve">  ✓  BENEFIT  </w:t>
+            </w:r>
+          </w:p>
+          <w:p>
+            <w:pPr>
+              <w:spacing w:after="40" w:line="300" w:lineRule="auto"/>
+            </w:pPr>
+            <w:r>
+              <w:rPr>
+                <w:color w:val="333333"/>
+                <w:sz w:val="20"/>
+              </w:rPr>
+              <w:t xml:space="preserve">  Keyboard / screen-reader users can use modals without getting trapped.</w:t>
+            </w:r>
+          </w:p>
+        </w:tc>
+        <w:tc>
+          <w:tcPr>
+            <w:tcW w:type="dxa" w:w="4309"/>
+            <w:shd w:val="clear" w:color="auto" w:fill="FBE8E8"/>
+            <w:tcBorders>
+              <w:top w:val="nil"/>
+              <w:left w:val="nil"/>
+              <w:bottom w:val="nil"/>
+              <w:right w:val="nil"/>
+            </w:tcBorders>
+            <w:vAlign w:val="center"/>
+          </w:tcPr>
+          <w:p>
+            <w:r>
+              <w:rPr>
+                <w:b/>
+                <w:color w:val="B01E1E"/>
+                <w:sz w:val="17"/>
+              </w:rPr>
+              <w:t xml:space="preserve">  ⚠  IF IGNORED  </w:t>
+            </w:r>
+          </w:p>
+          <w:p>
+            <w:pPr>
+              <w:spacing w:after="40" w:line="300" w:lineRule="auto"/>
+            </w:pPr>
+            <w:r>
+              <w:rPr>
+                <w:color w:val="333333"/>
+                <w:sz w:val="20"/>
+              </w:rPr>
+              <w:t xml:space="preserve">  Users trapped inside or lost when modal opens — they leave the site.</w:t>
+            </w:r>
+          </w:p>
+        </w:tc>
+      </w:tr>
+    </w:tbl>
     <w:tbl>
       <w:tblPr>
         <w:tblW w:type="auto" w:w="0"/>
@@ -7631,12 +11282,12 @@
           <w:color w:val="0E2A47"/>
           <w:sz w:val="22"/>
         </w:rPr>
-        <w:t>Exactly one &lt;h1&gt; per page — and make it match the page topic</w:t>
+        <w:t>Exactly one &lt;h1&gt; per page</w:t>
       </w:r>
     </w:p>
     <w:p>
       <w:pPr>
-        <w:spacing w:after="80" w:line="312" w:lineRule="auto"/>
+        <w:spacing w:after="60" w:line="312" w:lineRule="auto"/>
         <w:ind w:left="340"/>
       </w:pPr>
       <w:r>
@@ -7644,9 +11295,92 @@
           <w:color w:val="333333"/>
           <w:sz w:val="20"/>
         </w:rPr>
-        <w:t>Two h1s confuse Google. PDP h1 = product name. Collection h1 = collection name. Article h1 = article title.</w:t>
+        <w:t>Two h1s confuse Google. PDP h1 = product name. Collection h1 = collection name.</w:t>
       </w:r>
     </w:p>
+    <w:tbl>
+      <w:tblPr>
+        <w:tblW w:type="auto" w:w="0"/>
+        <w:tblLayout w:type="fixed"/>
+        <w:tblLook w:firstColumn="1" w:firstRow="1" w:lastColumn="0" w:lastRow="0" w:noHBand="0" w:noVBand="1" w:val="04A0"/>
+      </w:tblPr>
+      <w:tblGrid>
+        <w:gridCol w:w="4309"/>
+        <w:gridCol w:w="4309"/>
+      </w:tblGrid>
+      <w:tr>
+        <w:tc>
+          <w:tcPr>
+            <w:tcW w:type="dxa" w:w="4309"/>
+            <w:shd w:val="clear" w:color="auto" w:fill="E8F3EC"/>
+            <w:tcBorders>
+              <w:top w:val="nil"/>
+              <w:left w:val="nil"/>
+              <w:bottom w:val="nil"/>
+              <w:right w:val="nil"/>
+            </w:tcBorders>
+            <w:vAlign w:val="center"/>
+          </w:tcPr>
+          <w:p>
+            <w:r>
+              <w:rPr>
+                <w:b/>
+                <w:color w:val="12552E"/>
+                <w:sz w:val="17"/>
+              </w:rPr>
+              <w:t xml:space="preserve">  ✓  BENEFIT  </w:t>
+            </w:r>
+          </w:p>
+          <w:p>
+            <w:pPr>
+              <w:spacing w:after="40" w:line="300" w:lineRule="auto"/>
+            </w:pPr>
+            <w:r>
+              <w:rPr>
+                <w:color w:val="333333"/>
+                <w:sz w:val="20"/>
+              </w:rPr>
+              <w:t xml:space="preserve">  Google understands what the page is about — better ranking.</w:t>
+            </w:r>
+          </w:p>
+        </w:tc>
+        <w:tc>
+          <w:tcPr>
+            <w:tcW w:type="dxa" w:w="4309"/>
+            <w:shd w:val="clear" w:color="auto" w:fill="FBE8E8"/>
+            <w:tcBorders>
+              <w:top w:val="nil"/>
+              <w:left w:val="nil"/>
+              <w:bottom w:val="nil"/>
+              <w:right w:val="nil"/>
+            </w:tcBorders>
+            <w:vAlign w:val="center"/>
+          </w:tcPr>
+          <w:p>
+            <w:r>
+              <w:rPr>
+                <w:b/>
+                <w:color w:val="B01E1E"/>
+                <w:sz w:val="17"/>
+              </w:rPr>
+              <w:t xml:space="preserve">  ⚠  IF IGNORED  </w:t>
+            </w:r>
+          </w:p>
+          <w:p>
+            <w:pPr>
+              <w:spacing w:after="40" w:line="300" w:lineRule="auto"/>
+            </w:pPr>
+            <w:r>
+              <w:rPr>
+                <w:color w:val="333333"/>
+                <w:sz w:val="20"/>
+              </w:rPr>
+              <w:t xml:space="preserve">  Diluted SEO signal; lower ranking.</w:t>
+            </w:r>
+          </w:p>
+        </w:tc>
+      </w:tr>
+    </w:tbl>
     <w:tbl>
       <w:tblPr>
         <w:tblW w:type="auto" w:w="0"/>
@@ -7709,8 +11443,6 @@
               <w:t>&lt;h1&gt;{{ product.title }}&lt;/h1&gt;</w:t>
               <w:br/>
               <w:t>&lt;h2&gt;Description&lt;/h2&gt;</w:t>
-              <w:br/>
-              <w:t>&lt;h3&gt;Materials&lt;/h3&gt;</w:t>
             </w:r>
           </w:p>
         </w:tc>
@@ -7775,9 +11507,9 @@
                 <w:color w:val="1B202D"/>
                 <w:sz w:val="19"/>
               </w:rPr>
-              <w:t>&lt;h1&gt;Welcome to our store&lt;/h1&gt;</w:t>
+              <w:t>&lt;h1&gt;Welcome&lt;/h1&gt;</w:t>
               <w:br/>
-              <w:t>&lt;h1&gt;{{ product.title }}&lt;/h1&gt;   ← second h1</w:t>
+              <w:t>&lt;h1&gt;{{ product.title }}&lt;/h1&gt;   ← two h1s</w:t>
             </w:r>
           </w:p>
         </w:tc>
@@ -7811,7 +11543,7 @@
     </w:p>
     <w:p>
       <w:pPr>
-        <w:spacing w:after="80" w:line="312" w:lineRule="auto"/>
+        <w:spacing w:after="60" w:line="312" w:lineRule="auto"/>
         <w:ind w:left="340"/>
       </w:pPr>
       <w:r>
@@ -7819,9 +11551,92 @@
           <w:color w:val="333333"/>
           <w:sz w:val="20"/>
         </w:rPr>
-        <w:t>Title 50–60 characters. Description 150–160. Shopify generates them by default; don't remove them.</w:t>
+        <w:t>Title 50–60 characters. Description 150–160. Don't leave the Shopify default empty.</w:t>
       </w:r>
     </w:p>
+    <w:tbl>
+      <w:tblPr>
+        <w:tblW w:type="auto" w:w="0"/>
+        <w:tblLayout w:type="fixed"/>
+        <w:tblLook w:firstColumn="1" w:firstRow="1" w:lastColumn="0" w:lastRow="0" w:noHBand="0" w:noVBand="1" w:val="04A0"/>
+      </w:tblPr>
+      <w:tblGrid>
+        <w:gridCol w:w="4309"/>
+        <w:gridCol w:w="4309"/>
+      </w:tblGrid>
+      <w:tr>
+        <w:tc>
+          <w:tcPr>
+            <w:tcW w:type="dxa" w:w="4309"/>
+            <w:shd w:val="clear" w:color="auto" w:fill="E8F3EC"/>
+            <w:tcBorders>
+              <w:top w:val="nil"/>
+              <w:left w:val="nil"/>
+              <w:bottom w:val="nil"/>
+              <w:right w:val="nil"/>
+            </w:tcBorders>
+            <w:vAlign w:val="center"/>
+          </w:tcPr>
+          <w:p>
+            <w:r>
+              <w:rPr>
+                <w:b/>
+                <w:color w:val="12552E"/>
+                <w:sz w:val="17"/>
+              </w:rPr>
+              <w:t xml:space="preserve">  ✓  BENEFIT  </w:t>
+            </w:r>
+          </w:p>
+          <w:p>
+            <w:pPr>
+              <w:spacing w:after="40" w:line="300" w:lineRule="auto"/>
+            </w:pPr>
+            <w:r>
+              <w:rPr>
+                <w:color w:val="333333"/>
+                <w:sz w:val="20"/>
+              </w:rPr>
+              <w:t xml:space="preserve">  Higher click-through from search results.</w:t>
+            </w:r>
+          </w:p>
+        </w:tc>
+        <w:tc>
+          <w:tcPr>
+            <w:tcW w:type="dxa" w:w="4309"/>
+            <w:shd w:val="clear" w:color="auto" w:fill="FBE8E8"/>
+            <w:tcBorders>
+              <w:top w:val="nil"/>
+              <w:left w:val="nil"/>
+              <w:bottom w:val="nil"/>
+              <w:right w:val="nil"/>
+            </w:tcBorders>
+            <w:vAlign w:val="center"/>
+          </w:tcPr>
+          <w:p>
+            <w:r>
+              <w:rPr>
+                <w:b/>
+                <w:color w:val="B01E1E"/>
+                <w:sz w:val="17"/>
+              </w:rPr>
+              <w:t xml:space="preserve">  ⚠  IF IGNORED  </w:t>
+            </w:r>
+          </w:p>
+          <w:p>
+            <w:pPr>
+              <w:spacing w:after="40" w:line="300" w:lineRule="auto"/>
+            </w:pPr>
+            <w:r>
+              <w:rPr>
+                <w:color w:val="333333"/>
+                <w:sz w:val="20"/>
+              </w:rPr>
+              <w:t xml:space="preserve">  Pages compete with each other; lower CTR; lost organic traffic.</w:t>
+            </w:r>
+          </w:p>
+        </w:tc>
+      </w:tr>
+    </w:tbl>
     <w:tbl>
       <w:tblPr>
         <w:tblW w:type="auto" w:w="0"/>
@@ -7917,7 +11732,7 @@
     </w:p>
     <w:p>
       <w:pPr>
-        <w:spacing w:after="80" w:line="312" w:lineRule="auto"/>
+        <w:spacing w:after="60" w:line="312" w:lineRule="auto"/>
         <w:ind w:left="340"/>
       </w:pPr>
       <w:r>
@@ -7925,9 +11740,92 @@
           <w:color w:val="333333"/>
           <w:sz w:val="20"/>
         </w:rPr>
-        <w:t>Tells Google the real address when the same page can be reached from multiple URLs (filters, pagination, etc.).</w:t>
+        <w:t>Tells Google the real address when the same page can be reached from multiple URLs.</w:t>
       </w:r>
     </w:p>
+    <w:tbl>
+      <w:tblPr>
+        <w:tblW w:type="auto" w:w="0"/>
+        <w:tblLayout w:type="fixed"/>
+        <w:tblLook w:firstColumn="1" w:firstRow="1" w:lastColumn="0" w:lastRow="0" w:noHBand="0" w:noVBand="1" w:val="04A0"/>
+      </w:tblPr>
+      <w:tblGrid>
+        <w:gridCol w:w="4309"/>
+        <w:gridCol w:w="4309"/>
+      </w:tblGrid>
+      <w:tr>
+        <w:tc>
+          <w:tcPr>
+            <w:tcW w:type="dxa" w:w="4309"/>
+            <w:shd w:val="clear" w:color="auto" w:fill="E8F3EC"/>
+            <w:tcBorders>
+              <w:top w:val="nil"/>
+              <w:left w:val="nil"/>
+              <w:bottom w:val="nil"/>
+              <w:right w:val="nil"/>
+            </w:tcBorders>
+            <w:vAlign w:val="center"/>
+          </w:tcPr>
+          <w:p>
+            <w:r>
+              <w:rPr>
+                <w:b/>
+                <w:color w:val="12552E"/>
+                <w:sz w:val="17"/>
+              </w:rPr>
+              <w:t xml:space="preserve">  ✓  BENEFIT  </w:t>
+            </w:r>
+          </w:p>
+          <w:p>
+            <w:pPr>
+              <w:spacing w:after="40" w:line="300" w:lineRule="auto"/>
+            </w:pPr>
+            <w:r>
+              <w:rPr>
+                <w:color w:val="333333"/>
+                <w:sz w:val="20"/>
+              </w:rPr>
+              <w:t xml:space="preserve">  Google indexes the right page; no duplicate-content penalty.</w:t>
+            </w:r>
+          </w:p>
+        </w:tc>
+        <w:tc>
+          <w:tcPr>
+            <w:tcW w:type="dxa" w:w="4309"/>
+            <w:shd w:val="clear" w:color="auto" w:fill="FBE8E8"/>
+            <w:tcBorders>
+              <w:top w:val="nil"/>
+              <w:left w:val="nil"/>
+              <w:bottom w:val="nil"/>
+              <w:right w:val="nil"/>
+            </w:tcBorders>
+            <w:vAlign w:val="center"/>
+          </w:tcPr>
+          <w:p>
+            <w:r>
+              <w:rPr>
+                <w:b/>
+                <w:color w:val="B01E1E"/>
+                <w:sz w:val="17"/>
+              </w:rPr>
+              <w:t xml:space="preserve">  ⚠  IF IGNORED  </w:t>
+            </w:r>
+          </w:p>
+          <w:p>
+            <w:pPr>
+              <w:spacing w:after="40" w:line="300" w:lineRule="auto"/>
+            </w:pPr>
+            <w:r>
+              <w:rPr>
+                <w:color w:val="333333"/>
+                <w:sz w:val="20"/>
+              </w:rPr>
+              <w:t xml:space="preserve">  Filtered/pagination URLs dilute your ranking power.</w:t>
+            </w:r>
+          </w:p>
+        </w:tc>
+      </w:tr>
+    </w:tbl>
     <w:tbl>
       <w:tblPr>
         <w:tblW w:type="auto" w:w="0"/>
@@ -8021,7 +11919,7 @@
     </w:p>
     <w:p>
       <w:pPr>
-        <w:spacing w:after="80" w:line="312" w:lineRule="auto"/>
+        <w:spacing w:after="60" w:line="312" w:lineRule="auto"/>
         <w:ind w:left="340"/>
       </w:pPr>
       <w:r>
@@ -8029,9 +11927,92 @@
           <w:color w:val="333333"/>
           <w:sz w:val="20"/>
         </w:rPr>
-        <w:t>Helps Google show rich product results (price, rating, availability). Test it at search.google.com/test/rich-results.</w:t>
+        <w:t>Helps Google show rich product results (price, rating, availability).</w:t>
       </w:r>
     </w:p>
+    <w:tbl>
+      <w:tblPr>
+        <w:tblW w:type="auto" w:w="0"/>
+        <w:tblLayout w:type="fixed"/>
+        <w:tblLook w:firstColumn="1" w:firstRow="1" w:lastColumn="0" w:lastRow="0" w:noHBand="0" w:noVBand="1" w:val="04A0"/>
+      </w:tblPr>
+      <w:tblGrid>
+        <w:gridCol w:w="4309"/>
+        <w:gridCol w:w="4309"/>
+      </w:tblGrid>
+      <w:tr>
+        <w:tc>
+          <w:tcPr>
+            <w:tcW w:type="dxa" w:w="4309"/>
+            <w:shd w:val="clear" w:color="auto" w:fill="E8F3EC"/>
+            <w:tcBorders>
+              <w:top w:val="nil"/>
+              <w:left w:val="nil"/>
+              <w:bottom w:val="nil"/>
+              <w:right w:val="nil"/>
+            </w:tcBorders>
+            <w:vAlign w:val="center"/>
+          </w:tcPr>
+          <w:p>
+            <w:r>
+              <w:rPr>
+                <w:b/>
+                <w:color w:val="12552E"/>
+                <w:sz w:val="17"/>
+              </w:rPr>
+              <w:t xml:space="preserve">  ✓  BENEFIT  </w:t>
+            </w:r>
+          </w:p>
+          <w:p>
+            <w:pPr>
+              <w:spacing w:after="40" w:line="300" w:lineRule="auto"/>
+            </w:pPr>
+            <w:r>
+              <w:rPr>
+                <w:color w:val="333333"/>
+                <w:sz w:val="20"/>
+              </w:rPr>
+              <w:t xml:space="preserve">  Rich product cards in Google search — higher CTR vs plain blue links.</w:t>
+            </w:r>
+          </w:p>
+        </w:tc>
+        <w:tc>
+          <w:tcPr>
+            <w:tcW w:type="dxa" w:w="4309"/>
+            <w:shd w:val="clear" w:color="auto" w:fill="FBE8E8"/>
+            <w:tcBorders>
+              <w:top w:val="nil"/>
+              <w:left w:val="nil"/>
+              <w:bottom w:val="nil"/>
+              <w:right w:val="nil"/>
+            </w:tcBorders>
+            <w:vAlign w:val="center"/>
+          </w:tcPr>
+          <w:p>
+            <w:r>
+              <w:rPr>
+                <w:b/>
+                <w:color w:val="B01E1E"/>
+                <w:sz w:val="17"/>
+              </w:rPr>
+              <w:t xml:space="preserve">  ⚠  IF IGNORED  </w:t>
+            </w:r>
+          </w:p>
+          <w:p>
+            <w:pPr>
+              <w:spacing w:after="40" w:line="300" w:lineRule="auto"/>
+            </w:pPr>
+            <w:r>
+              <w:rPr>
+                <w:color w:val="333333"/>
+                <w:sz w:val="20"/>
+              </w:rPr>
+              <w:t xml:space="preserve">  Plain blue-link results; lower CTR than competitors who have schema.</w:t>
+            </w:r>
+          </w:p>
+        </w:tc>
+      </w:tr>
+    </w:tbl>
     <w:tbl>
       <w:tblPr>
         <w:tblW w:type="auto" w:w="0"/>
@@ -8093,27 +12074,17 @@
               </w:rPr>
               <w:t>&lt;script type="application/ld+json"&gt;</w:t>
               <w:br/>
-              <w:t>{</w:t>
-              <w:br/>
-              <w:t xml:space="preserve">  "@context": "https://schema.org",</w:t>
-              <w:br/>
-              <w:t xml:space="preserve">  "@type": "Product",</w:t>
+              <w:t>{ "@context": "https://schema.org", "@type": "Product",</w:t>
               <w:br/>
               <w:t xml:space="preserve">  "name": "{{ product.title | escape }}",</w:t>
               <w:br/>
               <w:t xml:space="preserve">  "image": "{{ product.featured_image | image_url: width: 1200 }}",</w:t>
               <w:br/>
-              <w:t xml:space="preserve">  "offers": {</w:t>
-              <w:br/>
-              <w:t xml:space="preserve">    "@type": "Offer",</w:t>
+              <w:t xml:space="preserve">  "offers": { "@type": "Offer",</w:t>
               <w:br/>
               <w:t xml:space="preserve">    "price": "{{ product.price | money_without_currency }}",</w:t>
               <w:br/>
-              <w:t xml:space="preserve">    "priceCurrency": "{{ cart.currency.iso_code }}"</w:t>
-              <w:br/>
-              <w:t xml:space="preserve">  }</w:t>
-              <w:br/>
-              <w:t>}</w:t>
+              <w:t xml:space="preserve">    "priceCurrency": "{{ cart.currency.iso_code }}" } }</w:t>
               <w:br/>
               <w:t>&lt;/script&gt;</w:t>
             </w:r>
@@ -8149,7 +12120,7 @@
     </w:p>
     <w:p>
       <w:pPr>
-        <w:spacing w:after="80" w:line="312" w:lineRule="auto"/>
+        <w:spacing w:after="60" w:line="312" w:lineRule="auto"/>
         <w:ind w:left="340"/>
       </w:pPr>
       <w:r>
@@ -8160,6 +12131,89 @@
         <w:t>Lets Google show breadcrumb trails in search results — they get more clicks than a plain URL.</w:t>
       </w:r>
     </w:p>
+    <w:tbl>
+      <w:tblPr>
+        <w:tblW w:type="auto" w:w="0"/>
+        <w:tblLayout w:type="fixed"/>
+        <w:tblLook w:firstColumn="1" w:firstRow="1" w:lastColumn="0" w:lastRow="0" w:noHBand="0" w:noVBand="1" w:val="04A0"/>
+      </w:tblPr>
+      <w:tblGrid>
+        <w:gridCol w:w="4309"/>
+        <w:gridCol w:w="4309"/>
+      </w:tblGrid>
+      <w:tr>
+        <w:tc>
+          <w:tcPr>
+            <w:tcW w:type="dxa" w:w="4309"/>
+            <w:shd w:val="clear" w:color="auto" w:fill="E8F3EC"/>
+            <w:tcBorders>
+              <w:top w:val="nil"/>
+              <w:left w:val="nil"/>
+              <w:bottom w:val="nil"/>
+              <w:right w:val="nil"/>
+            </w:tcBorders>
+            <w:vAlign w:val="center"/>
+          </w:tcPr>
+          <w:p>
+            <w:r>
+              <w:rPr>
+                <w:b/>
+                <w:color w:val="12552E"/>
+                <w:sz w:val="17"/>
+              </w:rPr>
+              <w:t xml:space="preserve">  ✓  BENEFIT  </w:t>
+            </w:r>
+          </w:p>
+          <w:p>
+            <w:pPr>
+              <w:spacing w:after="40" w:line="300" w:lineRule="auto"/>
+            </w:pPr>
+            <w:r>
+              <w:rPr>
+                <w:color w:val="333333"/>
+                <w:sz w:val="20"/>
+              </w:rPr>
+              <w:t xml:space="preserve">  Breadcrumb trail in search results; more clicks; better brand visibility.</w:t>
+            </w:r>
+          </w:p>
+        </w:tc>
+        <w:tc>
+          <w:tcPr>
+            <w:tcW w:type="dxa" w:w="4309"/>
+            <w:shd w:val="clear" w:color="auto" w:fill="FBE8E8"/>
+            <w:tcBorders>
+              <w:top w:val="nil"/>
+              <w:left w:val="nil"/>
+              <w:bottom w:val="nil"/>
+              <w:right w:val="nil"/>
+            </w:tcBorders>
+            <w:vAlign w:val="center"/>
+          </w:tcPr>
+          <w:p>
+            <w:r>
+              <w:rPr>
+                <w:b/>
+                <w:color w:val="B01E1E"/>
+                <w:sz w:val="17"/>
+              </w:rPr>
+              <w:t xml:space="preserve">  ⚠  IF IGNORED  </w:t>
+            </w:r>
+          </w:p>
+          <w:p>
+            <w:pPr>
+              <w:spacing w:after="40" w:line="300" w:lineRule="auto"/>
+            </w:pPr>
+            <w:r>
+              <w:rPr>
+                <w:color w:val="333333"/>
+                <w:sz w:val="20"/>
+              </w:rPr>
+              <w:t xml:space="preserve">  Plain URL in search results; lower CTR.</w:t>
+            </w:r>
+          </w:p>
+        </w:tc>
+      </w:tr>
+    </w:tbl>
     <w:tbl>
       <w:tblPr>
         <w:tblW w:type="auto" w:w="0"/>
@@ -8221,21 +12275,9 @@
               </w:rPr>
               <w:t>&lt;script type="application/ld+json"&gt;</w:t>
               <w:br/>
-              <w:t>{</w:t>
+              <w:t>{ "@context": "https://schema.org", "@type": "BreadcrumbList",</w:t>
               <w:br/>
-              <w:t xml:space="preserve">  "@context": "https://schema.org",</w:t>
-              <w:br/>
-              <w:t xml:space="preserve">  "@type": "BreadcrumbList",</w:t>
-              <w:br/>
-              <w:t xml:space="preserve">  "itemListElement": [</w:t>
-              <w:br/>
-              <w:t xml:space="preserve">    { "@type": "ListItem", "position": 1, "name": "Home", "item": "{{ shop.url }}" },</w:t>
-              <w:br/>
-              <w:t xml:space="preserve">    { "@type": "ListItem", "position": 2, "name": "{{ collection.title }}", "item": "{{ shop.url }}{{ collection.url }}" }</w:t>
-              <w:br/>
-              <w:t xml:space="preserve">  ]</w:t>
-              <w:br/>
-              <w:t>}</w:t>
+              <w:t xml:space="preserve">  "itemListElement": [ ... ] }</w:t>
               <w:br/>
               <w:t>&lt;/script&gt;</w:t>
             </w:r>
@@ -8266,12 +12308,12 @@
           <w:color w:val="0E2A47"/>
           <w:sz w:val="22"/>
         </w:rPr>
-        <w:t>Add Open Graph tags so shared links show a nice preview</w:t>
+        <w:t>Add Open Graph tags so shared links show a preview</w:t>
       </w:r>
     </w:p>
     <w:p>
       <w:pPr>
-        <w:spacing w:after="80" w:line="312" w:lineRule="auto"/>
+        <w:spacing w:after="60" w:line="312" w:lineRule="auto"/>
         <w:ind w:left="340"/>
       </w:pPr>
       <w:r>
@@ -8279,9 +12321,92 @@
           <w:color w:val="333333"/>
           <w:sz w:val="20"/>
         </w:rPr>
-        <w:t>Without them your link is a blank box on Facebook, WhatsApp, LinkedIn. With them, a preview card with image and description.</w:t>
+        <w:t>Without them your link is a blank box on Facebook, WhatsApp, LinkedIn.</w:t>
       </w:r>
     </w:p>
+    <w:tbl>
+      <w:tblPr>
+        <w:tblW w:type="auto" w:w="0"/>
+        <w:tblLayout w:type="fixed"/>
+        <w:tblLook w:firstColumn="1" w:firstRow="1" w:lastColumn="0" w:lastRow="0" w:noHBand="0" w:noVBand="1" w:val="04A0"/>
+      </w:tblPr>
+      <w:tblGrid>
+        <w:gridCol w:w="4309"/>
+        <w:gridCol w:w="4309"/>
+      </w:tblGrid>
+      <w:tr>
+        <w:tc>
+          <w:tcPr>
+            <w:tcW w:type="dxa" w:w="4309"/>
+            <w:shd w:val="clear" w:color="auto" w:fill="E8F3EC"/>
+            <w:tcBorders>
+              <w:top w:val="nil"/>
+              <w:left w:val="nil"/>
+              <w:bottom w:val="nil"/>
+              <w:right w:val="nil"/>
+            </w:tcBorders>
+            <w:vAlign w:val="center"/>
+          </w:tcPr>
+          <w:p>
+            <w:r>
+              <w:rPr>
+                <w:b/>
+                <w:color w:val="12552E"/>
+                <w:sz w:val="17"/>
+              </w:rPr>
+              <w:t xml:space="preserve">  ✓  BENEFIT  </w:t>
+            </w:r>
+          </w:p>
+          <w:p>
+            <w:pPr>
+              <w:spacing w:after="40" w:line="300" w:lineRule="auto"/>
+            </w:pPr>
+            <w:r>
+              <w:rPr>
+                <w:color w:val="333333"/>
+                <w:sz w:val="20"/>
+              </w:rPr>
+              <w:t xml:space="preserve">  Nice preview card with image + title on social and messaging apps.</w:t>
+            </w:r>
+          </w:p>
+        </w:tc>
+        <w:tc>
+          <w:tcPr>
+            <w:tcW w:type="dxa" w:w="4309"/>
+            <w:shd w:val="clear" w:color="auto" w:fill="FBE8E8"/>
+            <w:tcBorders>
+              <w:top w:val="nil"/>
+              <w:left w:val="nil"/>
+              <w:bottom w:val="nil"/>
+              <w:right w:val="nil"/>
+            </w:tcBorders>
+            <w:vAlign w:val="center"/>
+          </w:tcPr>
+          <w:p>
+            <w:r>
+              <w:rPr>
+                <w:b/>
+                <w:color w:val="B01E1E"/>
+                <w:sz w:val="17"/>
+              </w:rPr>
+              <w:t xml:space="preserve">  ⚠  IF IGNORED  </w:t>
+            </w:r>
+          </w:p>
+          <w:p>
+            <w:pPr>
+              <w:spacing w:after="40" w:line="300" w:lineRule="auto"/>
+            </w:pPr>
+            <w:r>
+              <w:rPr>
+                <w:color w:val="333333"/>
+                <w:sz w:val="20"/>
+              </w:rPr>
+              <w:t xml:space="preserve">  Shared link looks like a blank box — nobody clicks.</w:t>
+            </w:r>
+          </w:p>
+        </w:tc>
+      </w:tr>
+    </w:tbl>
     <w:tbl>
       <w:tblPr>
         <w:tblW w:type="auto" w:w="0"/>
@@ -8346,10 +12471,6 @@
               <w:t>&lt;meta property="og:description" content="{{ page_description | escape }}"&gt;</w:t>
               <w:br/>
               <w:t>&lt;meta property="og:image" content="{{ page_image | image_url: width: 1200 }}"&gt;</w:t>
-              <w:br/>
-              <w:t>&lt;meta property="og:url" content="{{ canonical_url }}"&gt;</w:t>
-              <w:br/>
-              <w:t>&lt;meta name="twitter:card" content="summary_large_image"&gt;</w:t>
             </w:r>
           </w:p>
         </w:tc>
@@ -8383,7 +12504,7 @@
     </w:p>
     <w:p>
       <w:pPr>
-        <w:spacing w:after="80" w:line="312" w:lineRule="auto"/>
+        <w:spacing w:after="60" w:line="312" w:lineRule="auto"/>
         <w:ind w:left="340"/>
       </w:pPr>
       <w:r>
@@ -8391,9 +12512,92 @@
           <w:color w:val="333333"/>
           <w:sz w:val="20"/>
         </w:rPr>
-        <w:t>Google and screen readers both read link text out of context. "Read our shipping policy" works; "click here" tells them nothing.</w:t>
+        <w:t>Google and screen readers both read link text out of context.</w:t>
       </w:r>
     </w:p>
+    <w:tbl>
+      <w:tblPr>
+        <w:tblW w:type="auto" w:w="0"/>
+        <w:tblLayout w:type="fixed"/>
+        <w:tblLook w:firstColumn="1" w:firstRow="1" w:lastColumn="0" w:lastRow="0" w:noHBand="0" w:noVBand="1" w:val="04A0"/>
+      </w:tblPr>
+      <w:tblGrid>
+        <w:gridCol w:w="4309"/>
+        <w:gridCol w:w="4309"/>
+      </w:tblGrid>
+      <w:tr>
+        <w:tc>
+          <w:tcPr>
+            <w:tcW w:type="dxa" w:w="4309"/>
+            <w:shd w:val="clear" w:color="auto" w:fill="E8F3EC"/>
+            <w:tcBorders>
+              <w:top w:val="nil"/>
+              <w:left w:val="nil"/>
+              <w:bottom w:val="nil"/>
+              <w:right w:val="nil"/>
+            </w:tcBorders>
+            <w:vAlign w:val="center"/>
+          </w:tcPr>
+          <w:p>
+            <w:r>
+              <w:rPr>
+                <w:b/>
+                <w:color w:val="12552E"/>
+                <w:sz w:val="17"/>
+              </w:rPr>
+              <w:t xml:space="preserve">  ✓  BENEFIT  </w:t>
+            </w:r>
+          </w:p>
+          <w:p>
+            <w:pPr>
+              <w:spacing w:after="40" w:line="300" w:lineRule="auto"/>
+            </w:pPr>
+            <w:r>
+              <w:rPr>
+                <w:color w:val="333333"/>
+                <w:sz w:val="20"/>
+              </w:rPr>
+              <w:t xml:space="preserve">  Google understands what's linked; screen-reader users do too.</w:t>
+            </w:r>
+          </w:p>
+        </w:tc>
+        <w:tc>
+          <w:tcPr>
+            <w:tcW w:type="dxa" w:w="4309"/>
+            <w:shd w:val="clear" w:color="auto" w:fill="FBE8E8"/>
+            <w:tcBorders>
+              <w:top w:val="nil"/>
+              <w:left w:val="nil"/>
+              <w:bottom w:val="nil"/>
+              <w:right w:val="nil"/>
+            </w:tcBorders>
+            <w:vAlign w:val="center"/>
+          </w:tcPr>
+          <w:p>
+            <w:r>
+              <w:rPr>
+                <w:b/>
+                <w:color w:val="B01E1E"/>
+                <w:sz w:val="17"/>
+              </w:rPr>
+              <w:t xml:space="preserve">  ⚠  IF IGNORED  </w:t>
+            </w:r>
+          </w:p>
+          <w:p>
+            <w:pPr>
+              <w:spacing w:after="40" w:line="300" w:lineRule="auto"/>
+            </w:pPr>
+            <w:r>
+              <w:rPr>
+                <w:color w:val="333333"/>
+                <w:sz w:val="20"/>
+              </w:rPr>
+              <w:t xml:space="preserve">  Link's SEO value is diluted; accessibility fail too.</w:t>
+            </w:r>
+          </w:p>
+        </w:tc>
+      </w:tr>
+    </w:tbl>
     <w:tbl>
       <w:tblPr>
         <w:tblW w:type="auto" w:w="0"/>
@@ -8552,7 +12756,7 @@
     </w:p>
     <w:p>
       <w:pPr>
-        <w:spacing w:after="80" w:line="312" w:lineRule="auto"/>
+        <w:spacing w:after="60" w:line="312" w:lineRule="auto"/>
         <w:ind w:left="340"/>
       </w:pPr>
       <w:r>
@@ -8560,9 +12764,92 @@
           <w:color w:val="333333"/>
           <w:sz w:val="20"/>
         </w:rPr>
-        <w:t>Google uses alt text to understand the image. Describe what you actually see — naturally, not stuffed with keywords.</w:t>
+        <w:t>Google uses alt text to understand the image. Describe what you see — naturally, not keyword-stuffed.</w:t>
       </w:r>
     </w:p>
+    <w:tbl>
+      <w:tblPr>
+        <w:tblW w:type="auto" w:w="0"/>
+        <w:tblLayout w:type="fixed"/>
+        <w:tblLook w:firstColumn="1" w:firstRow="1" w:lastColumn="0" w:lastRow="0" w:noHBand="0" w:noVBand="1" w:val="04A0"/>
+      </w:tblPr>
+      <w:tblGrid>
+        <w:gridCol w:w="4309"/>
+        <w:gridCol w:w="4309"/>
+      </w:tblGrid>
+      <w:tr>
+        <w:tc>
+          <w:tcPr>
+            <w:tcW w:type="dxa" w:w="4309"/>
+            <w:shd w:val="clear" w:color="auto" w:fill="E8F3EC"/>
+            <w:tcBorders>
+              <w:top w:val="nil"/>
+              <w:left w:val="nil"/>
+              <w:bottom w:val="nil"/>
+              <w:right w:val="nil"/>
+            </w:tcBorders>
+            <w:vAlign w:val="center"/>
+          </w:tcPr>
+          <w:p>
+            <w:r>
+              <w:rPr>
+                <w:b/>
+                <w:color w:val="12552E"/>
+                <w:sz w:val="17"/>
+              </w:rPr>
+              <w:t xml:space="preserve">  ✓  BENEFIT  </w:t>
+            </w:r>
+          </w:p>
+          <w:p>
+            <w:pPr>
+              <w:spacing w:after="40" w:line="300" w:lineRule="auto"/>
+            </w:pPr>
+            <w:r>
+              <w:rPr>
+                <w:color w:val="333333"/>
+                <w:sz w:val="20"/>
+              </w:rPr>
+              <w:t xml:space="preserve">  Images rank in Google Image Search — extra free traffic.</w:t>
+            </w:r>
+          </w:p>
+        </w:tc>
+        <w:tc>
+          <w:tcPr>
+            <w:tcW w:type="dxa" w:w="4309"/>
+            <w:shd w:val="clear" w:color="auto" w:fill="FBE8E8"/>
+            <w:tcBorders>
+              <w:top w:val="nil"/>
+              <w:left w:val="nil"/>
+              <w:bottom w:val="nil"/>
+              <w:right w:val="nil"/>
+            </w:tcBorders>
+            <w:vAlign w:val="center"/>
+          </w:tcPr>
+          <w:p>
+            <w:r>
+              <w:rPr>
+                <w:b/>
+                <w:color w:val="B01E1E"/>
+                <w:sz w:val="17"/>
+              </w:rPr>
+              <w:t xml:space="preserve">  ⚠  IF IGNORED  </w:t>
+            </w:r>
+          </w:p>
+          <w:p>
+            <w:pPr>
+              <w:spacing w:after="40" w:line="300" w:lineRule="auto"/>
+            </w:pPr>
+            <w:r>
+              <w:rPr>
+                <w:color w:val="333333"/>
+                <w:sz w:val="20"/>
+              </w:rPr>
+              <w:t xml:space="preserve">  You lose a free traffic channel completely.</w:t>
+            </w:r>
+          </w:p>
+        </w:tc>
+      </w:tr>
+    </w:tbl>
     <w:tbl>
       <w:tblPr>
         <w:tblW w:type="auto" w:w="0"/>
@@ -8687,7 +12974,7 @@
                 <w:color w:val="1B202D"/>
                 <w:sz w:val="19"/>
               </w:rPr>
-              <w:t>&lt;img alt="bag leather brown messenger cheap buy online shop"&gt;</w:t>
+              <w:t>&lt;img alt="bag leather brown buy online cheap shop"&gt;</w:t>
             </w:r>
           </w:p>
         </w:tc>
@@ -8721,7 +13008,7 @@
     </w:p>
     <w:p>
       <w:pPr>
-        <w:spacing w:after="80" w:line="312" w:lineRule="auto"/>
+        <w:spacing w:after="60" w:line="312" w:lineRule="auto"/>
         <w:ind w:left="340"/>
       </w:pPr>
       <w:r>
@@ -8729,9 +13016,92 @@
           <w:color w:val="333333"/>
           <w:sz w:val="20"/>
         </w:rPr>
-        <w:t>Cart, checkout, account, thank-you pages should not appear in search results.</w:t>
+        <w:t>Cart, checkout, account, thank-you pages should not appear in search.</w:t>
       </w:r>
     </w:p>
+    <w:tbl>
+      <w:tblPr>
+        <w:tblW w:type="auto" w:w="0"/>
+        <w:tblLayout w:type="fixed"/>
+        <w:tblLook w:firstColumn="1" w:firstRow="1" w:lastColumn="0" w:lastRow="0" w:noHBand="0" w:noVBand="1" w:val="04A0"/>
+      </w:tblPr>
+      <w:tblGrid>
+        <w:gridCol w:w="4309"/>
+        <w:gridCol w:w="4309"/>
+      </w:tblGrid>
+      <w:tr>
+        <w:tc>
+          <w:tcPr>
+            <w:tcW w:type="dxa" w:w="4309"/>
+            <w:shd w:val="clear" w:color="auto" w:fill="E8F3EC"/>
+            <w:tcBorders>
+              <w:top w:val="nil"/>
+              <w:left w:val="nil"/>
+              <w:bottom w:val="nil"/>
+              <w:right w:val="nil"/>
+            </w:tcBorders>
+            <w:vAlign w:val="center"/>
+          </w:tcPr>
+          <w:p>
+            <w:r>
+              <w:rPr>
+                <w:b/>
+                <w:color w:val="12552E"/>
+                <w:sz w:val="17"/>
+              </w:rPr>
+              <w:t xml:space="preserve">  ✓  BENEFIT  </w:t>
+            </w:r>
+          </w:p>
+          <w:p>
+            <w:pPr>
+              <w:spacing w:after="40" w:line="300" w:lineRule="auto"/>
+            </w:pPr>
+            <w:r>
+              <w:rPr>
+                <w:color w:val="333333"/>
+                <w:sz w:val="20"/>
+              </w:rPr>
+              <w:t xml:space="preserve">  Search results stay focused on shoppable pages.</w:t>
+            </w:r>
+          </w:p>
+        </w:tc>
+        <w:tc>
+          <w:tcPr>
+            <w:tcW w:type="dxa" w:w="4309"/>
+            <w:shd w:val="clear" w:color="auto" w:fill="FBE8E8"/>
+            <w:tcBorders>
+              <w:top w:val="nil"/>
+              <w:left w:val="nil"/>
+              <w:bottom w:val="nil"/>
+              <w:right w:val="nil"/>
+            </w:tcBorders>
+            <w:vAlign w:val="center"/>
+          </w:tcPr>
+          <w:p>
+            <w:r>
+              <w:rPr>
+                <w:b/>
+                <w:color w:val="B01E1E"/>
+                <w:sz w:val="17"/>
+              </w:rPr>
+              <w:t xml:space="preserve">  ⚠  IF IGNORED  </w:t>
+            </w:r>
+          </w:p>
+          <w:p>
+            <w:pPr>
+              <w:spacing w:after="40" w:line="300" w:lineRule="auto"/>
+            </w:pPr>
+            <w:r>
+              <w:rPr>
+                <w:color w:val="333333"/>
+                <w:sz w:val="20"/>
+              </w:rPr>
+              <w:t xml:space="preserve">  Cart and account pages waste Google's crawl budget; weird results appear.</w:t>
+            </w:r>
+          </w:p>
+        </w:tc>
+      </w:tr>
+    </w:tbl>
     <w:tbl>
       <w:tblPr>
         <w:tblW w:type="auto" w:w="0"/>
@@ -8825,7 +13195,7 @@
     </w:p>
     <w:p>
       <w:pPr>
-        <w:spacing w:after="80" w:line="312" w:lineRule="auto"/>
+        <w:spacing w:after="60" w:line="312" w:lineRule="auto"/>
         <w:ind w:left="340"/>
       </w:pPr>
       <w:r>
@@ -8833,9 +13203,92 @@
           <w:color w:val="333333"/>
           <w:sz w:val="20"/>
         </w:rPr>
-        <w:t>Tells Google which language version of a page to show to which audience.</w:t>
+        <w:t>Tells Google which language version to show to which audience.</w:t>
       </w:r>
     </w:p>
+    <w:tbl>
+      <w:tblPr>
+        <w:tblW w:type="auto" w:w="0"/>
+        <w:tblLayout w:type="fixed"/>
+        <w:tblLook w:firstColumn="1" w:firstRow="1" w:lastColumn="0" w:lastRow="0" w:noHBand="0" w:noVBand="1" w:val="04A0"/>
+      </w:tblPr>
+      <w:tblGrid>
+        <w:gridCol w:w="4309"/>
+        <w:gridCol w:w="4309"/>
+      </w:tblGrid>
+      <w:tr>
+        <w:tc>
+          <w:tcPr>
+            <w:tcW w:type="dxa" w:w="4309"/>
+            <w:shd w:val="clear" w:color="auto" w:fill="E8F3EC"/>
+            <w:tcBorders>
+              <w:top w:val="nil"/>
+              <w:left w:val="nil"/>
+              <w:bottom w:val="nil"/>
+              <w:right w:val="nil"/>
+            </w:tcBorders>
+            <w:vAlign w:val="center"/>
+          </w:tcPr>
+          <w:p>
+            <w:r>
+              <w:rPr>
+                <w:b/>
+                <w:color w:val="12552E"/>
+                <w:sz w:val="17"/>
+              </w:rPr>
+              <w:t xml:space="preserve">  ✓  BENEFIT  </w:t>
+            </w:r>
+          </w:p>
+          <w:p>
+            <w:pPr>
+              <w:spacing w:after="40" w:line="300" w:lineRule="auto"/>
+            </w:pPr>
+            <w:r>
+              <w:rPr>
+                <w:color w:val="333333"/>
+                <w:sz w:val="20"/>
+              </w:rPr>
+              <w:t xml:space="preserve">  Right-language version of the page shows to the right audience.</w:t>
+            </w:r>
+          </w:p>
+        </w:tc>
+        <w:tc>
+          <w:tcPr>
+            <w:tcW w:type="dxa" w:w="4309"/>
+            <w:shd w:val="clear" w:color="auto" w:fill="FBE8E8"/>
+            <w:tcBorders>
+              <w:top w:val="nil"/>
+              <w:left w:val="nil"/>
+              <w:bottom w:val="nil"/>
+              <w:right w:val="nil"/>
+            </w:tcBorders>
+            <w:vAlign w:val="center"/>
+          </w:tcPr>
+          <w:p>
+            <w:r>
+              <w:rPr>
+                <w:b/>
+                <w:color w:val="B01E1E"/>
+                <w:sz w:val="17"/>
+              </w:rPr>
+              <w:t xml:space="preserve">  ⚠  IF IGNORED  </w:t>
+            </w:r>
+          </w:p>
+          <w:p>
+            <w:pPr>
+              <w:spacing w:after="40" w:line="300" w:lineRule="auto"/>
+            </w:pPr>
+            <w:r>
+              <w:rPr>
+                <w:color w:val="333333"/>
+                <w:sz w:val="20"/>
+              </w:rPr>
+              <w:t xml:space="preserve">  Wrong-language pages rank in wrong markets; users bounce.</w:t>
+            </w:r>
+          </w:p>
+        </w:tc>
+      </w:tr>
+    </w:tbl>
     <w:tbl>
       <w:tblPr>
         <w:tblW w:type="auto" w:w="0"/>
@@ -8898,8 +13351,6 @@
               <w:t>&lt;link rel="alternate" hreflang="en" href="https://shop.com/products/x"&gt;</w:t>
               <w:br/>
               <w:t>&lt;link rel="alternate" hreflang="es" href="https://shop.com/es/products/x"&gt;</w:t>
-              <w:br/>
-              <w:t>&lt;link rel="alternate" hreflang="x-default" href="https://shop.com/products/x"&gt;</w:t>
             </w:r>
           </w:p>
         </w:tc>
@@ -8933,7 +13384,7 @@
     </w:p>
     <w:p>
       <w:pPr>
-        <w:spacing w:after="80" w:line="312" w:lineRule="auto"/>
+        <w:spacing w:after="60" w:line="312" w:lineRule="auto"/>
         <w:ind w:left="340"/>
       </w:pPr>
       <w:r>
@@ -8941,9 +13392,92 @@
           <w:color w:val="333333"/>
           <w:sz w:val="20"/>
         </w:rPr>
-        <w:t>A 302 is "temporary"; Google won't pass link value through it. A 301 is "permanent" and keeps your ranking.</w:t>
+        <w:t>A 302 is "temporary"; Google won't pass link value through it.</w:t>
       </w:r>
     </w:p>
+    <w:tbl>
+      <w:tblPr>
+        <w:tblW w:type="auto" w:w="0"/>
+        <w:tblLayout w:type="fixed"/>
+        <w:tblLook w:firstColumn="1" w:firstRow="1" w:lastColumn="0" w:lastRow="0" w:noHBand="0" w:noVBand="1" w:val="04A0"/>
+      </w:tblPr>
+      <w:tblGrid>
+        <w:gridCol w:w="4309"/>
+        <w:gridCol w:w="4309"/>
+      </w:tblGrid>
+      <w:tr>
+        <w:tc>
+          <w:tcPr>
+            <w:tcW w:type="dxa" w:w="4309"/>
+            <w:shd w:val="clear" w:color="auto" w:fill="E8F3EC"/>
+            <w:tcBorders>
+              <w:top w:val="nil"/>
+              <w:left w:val="nil"/>
+              <w:bottom w:val="nil"/>
+              <w:right w:val="nil"/>
+            </w:tcBorders>
+            <w:vAlign w:val="center"/>
+          </w:tcPr>
+          <w:p>
+            <w:r>
+              <w:rPr>
+                <w:b/>
+                <w:color w:val="12552E"/>
+                <w:sz w:val="17"/>
+              </w:rPr>
+              <w:t xml:space="preserve">  ✓  BENEFIT  </w:t>
+            </w:r>
+          </w:p>
+          <w:p>
+            <w:pPr>
+              <w:spacing w:after="40" w:line="300" w:lineRule="auto"/>
+            </w:pPr>
+            <w:r>
+              <w:rPr>
+                <w:color w:val="333333"/>
+                <w:sz w:val="20"/>
+              </w:rPr>
+              <w:t xml:space="preserve">  Old URL's ranking power transfers to the new URL.</w:t>
+            </w:r>
+          </w:p>
+        </w:tc>
+        <w:tc>
+          <w:tcPr>
+            <w:tcW w:type="dxa" w:w="4309"/>
+            <w:shd w:val="clear" w:color="auto" w:fill="FBE8E8"/>
+            <w:tcBorders>
+              <w:top w:val="nil"/>
+              <w:left w:val="nil"/>
+              <w:bottom w:val="nil"/>
+              <w:right w:val="nil"/>
+            </w:tcBorders>
+            <w:vAlign w:val="center"/>
+          </w:tcPr>
+          <w:p>
+            <w:r>
+              <w:rPr>
+                <w:b/>
+                <w:color w:val="B01E1E"/>
+                <w:sz w:val="17"/>
+              </w:rPr>
+              <w:t xml:space="preserve">  ⚠  IF IGNORED  </w:t>
+            </w:r>
+          </w:p>
+          <w:p>
+            <w:pPr>
+              <w:spacing w:after="40" w:line="300" w:lineRule="auto"/>
+            </w:pPr>
+            <w:r>
+              <w:rPr>
+                <w:color w:val="333333"/>
+                <w:sz w:val="20"/>
+              </w:rPr>
+              <w:t xml:space="preserve">  404s lose all SEO value; broken backlinks; ranking drop.</w:t>
+            </w:r>
+          </w:p>
+        </w:tc>
+      </w:tr>
+    </w:tbl>
     <w:tbl>
       <w:tblPr>
         <w:tblW w:type="auto" w:w="0"/>
@@ -9102,7 +13636,7 @@
     </w:p>
     <w:p>
       <w:pPr>
-        <w:spacing w:after="80" w:line="312" w:lineRule="auto"/>
+        <w:spacing w:after="60" w:line="312" w:lineRule="auto"/>
         <w:ind w:left="340"/>
       </w:pPr>
       <w:r>
@@ -9110,9 +13644,92 @@
           <w:color w:val="333333"/>
           <w:sz w:val="20"/>
         </w:rPr>
-        <w:t>Google penalises near-duplicate pages. Write a unique paragraph per product or category.</w:t>
+        <w:t>Google penalises near-duplicate pages. Write a unique paragraph per product.</w:t>
       </w:r>
     </w:p>
+    <w:tbl>
+      <w:tblPr>
+        <w:tblW w:type="auto" w:w="0"/>
+        <w:tblLayout w:type="fixed"/>
+        <w:tblLook w:firstColumn="1" w:firstRow="1" w:lastColumn="0" w:lastRow="0" w:noHBand="0" w:noVBand="1" w:val="04A0"/>
+      </w:tblPr>
+      <w:tblGrid>
+        <w:gridCol w:w="4309"/>
+        <w:gridCol w:w="4309"/>
+      </w:tblGrid>
+      <w:tr>
+        <w:tc>
+          <w:tcPr>
+            <w:tcW w:type="dxa" w:w="4309"/>
+            <w:shd w:val="clear" w:color="auto" w:fill="E8F3EC"/>
+            <w:tcBorders>
+              <w:top w:val="nil"/>
+              <w:left w:val="nil"/>
+              <w:bottom w:val="nil"/>
+              <w:right w:val="nil"/>
+            </w:tcBorders>
+            <w:vAlign w:val="center"/>
+          </w:tcPr>
+          <w:p>
+            <w:r>
+              <w:rPr>
+                <w:b/>
+                <w:color w:val="12552E"/>
+                <w:sz w:val="17"/>
+              </w:rPr>
+              <w:t xml:space="preserve">  ✓  BENEFIT  </w:t>
+            </w:r>
+          </w:p>
+          <w:p>
+            <w:pPr>
+              <w:spacing w:after="40" w:line="300" w:lineRule="auto"/>
+            </w:pPr>
+            <w:r>
+              <w:rPr>
+                <w:color w:val="333333"/>
+                <w:sz w:val="20"/>
+              </w:rPr>
+              <w:t xml:space="preserve">  Each product has its own ranking signal.</w:t>
+            </w:r>
+          </w:p>
+        </w:tc>
+        <w:tc>
+          <w:tcPr>
+            <w:tcW w:type="dxa" w:w="4309"/>
+            <w:shd w:val="clear" w:color="auto" w:fill="FBE8E8"/>
+            <w:tcBorders>
+              <w:top w:val="nil"/>
+              <w:left w:val="nil"/>
+              <w:bottom w:val="nil"/>
+              <w:right w:val="nil"/>
+            </w:tcBorders>
+            <w:vAlign w:val="center"/>
+          </w:tcPr>
+          <w:p>
+            <w:r>
+              <w:rPr>
+                <w:b/>
+                <w:color w:val="B01E1E"/>
+                <w:sz w:val="17"/>
+              </w:rPr>
+              <w:t xml:space="preserve">  ⚠  IF IGNORED  </w:t>
+            </w:r>
+          </w:p>
+          <w:p>
+            <w:pPr>
+              <w:spacing w:after="40" w:line="300" w:lineRule="auto"/>
+            </w:pPr>
+            <w:r>
+              <w:rPr>
+                <w:color w:val="333333"/>
+                <w:sz w:val="20"/>
+              </w:rPr>
+              <w:t xml:space="preserve">  Google sees duplicate content; may not index some pages at all.</w:t>
+            </w:r>
+          </w:p>
+        </w:tc>
+      </w:tr>
+    </w:tbl>
     <w:tbl>
       <w:tblPr>
         <w:tblW w:type="auto" w:w="0"/>
@@ -9237,7 +13854,7 @@
                 <w:color w:val="1B202D"/>
                 <w:sz w:val="19"/>
               </w:rPr>
-              <w:t>Copy-pasting the same description across 30 SKUs</w:t>
+              <w:t>Same description copy-pasted across 30 SKUs</w:t>
             </w:r>
           </w:p>
         </w:tc>
@@ -9271,7 +13888,7 @@
     </w:p>
     <w:p>
       <w:pPr>
-        <w:spacing w:after="80" w:line="312" w:lineRule="auto"/>
+        <w:spacing w:after="60" w:line="312" w:lineRule="auto"/>
         <w:ind w:left="340"/>
       </w:pPr>
       <w:r>
@@ -9279,9 +13896,92 @@
           <w:color w:val="333333"/>
           <w:sz w:val="20"/>
         </w:rPr>
-        <w:t>Shopify generates /sitemap.xml automatically. Just paste the URL into Search Console once.</w:t>
+        <w:t>Shopify generates /sitemap.xml automatically. Paste the URL into Search Console once.</w:t>
       </w:r>
     </w:p>
+    <w:tbl>
+      <w:tblPr>
+        <w:tblW w:type="auto" w:w="0"/>
+        <w:tblLayout w:type="fixed"/>
+        <w:tblLook w:firstColumn="1" w:firstRow="1" w:lastColumn="0" w:lastRow="0" w:noHBand="0" w:noVBand="1" w:val="04A0"/>
+      </w:tblPr>
+      <w:tblGrid>
+        <w:gridCol w:w="4309"/>
+        <w:gridCol w:w="4309"/>
+      </w:tblGrid>
+      <w:tr>
+        <w:tc>
+          <w:tcPr>
+            <w:tcW w:type="dxa" w:w="4309"/>
+            <w:shd w:val="clear" w:color="auto" w:fill="E8F3EC"/>
+            <w:tcBorders>
+              <w:top w:val="nil"/>
+              <w:left w:val="nil"/>
+              <w:bottom w:val="nil"/>
+              <w:right w:val="nil"/>
+            </w:tcBorders>
+            <w:vAlign w:val="center"/>
+          </w:tcPr>
+          <w:p>
+            <w:r>
+              <w:rPr>
+                <w:b/>
+                <w:color w:val="12552E"/>
+                <w:sz w:val="17"/>
+              </w:rPr>
+              <w:t xml:space="preserve">  ✓  BENEFIT  </w:t>
+            </w:r>
+          </w:p>
+          <w:p>
+            <w:pPr>
+              <w:spacing w:after="40" w:line="300" w:lineRule="auto"/>
+            </w:pPr>
+            <w:r>
+              <w:rPr>
+                <w:color w:val="333333"/>
+                <w:sz w:val="20"/>
+              </w:rPr>
+              <w:t xml:space="preserve">  New pages get indexed within days, not weeks.</w:t>
+            </w:r>
+          </w:p>
+        </w:tc>
+        <w:tc>
+          <w:tcPr>
+            <w:tcW w:type="dxa" w:w="4309"/>
+            <w:shd w:val="clear" w:color="auto" w:fill="FBE8E8"/>
+            <w:tcBorders>
+              <w:top w:val="nil"/>
+              <w:left w:val="nil"/>
+              <w:bottom w:val="nil"/>
+              <w:right w:val="nil"/>
+            </w:tcBorders>
+            <w:vAlign w:val="center"/>
+          </w:tcPr>
+          <w:p>
+            <w:r>
+              <w:rPr>
+                <w:b/>
+                <w:color w:val="B01E1E"/>
+                <w:sz w:val="17"/>
+              </w:rPr>
+              <w:t xml:space="preserve">  ⚠  IF IGNORED  </w:t>
+            </w:r>
+          </w:p>
+          <w:p>
+            <w:pPr>
+              <w:spacing w:after="40" w:line="300" w:lineRule="auto"/>
+            </w:pPr>
+            <w:r>
+              <w:rPr>
+                <w:color w:val="333333"/>
+                <w:sz w:val="20"/>
+              </w:rPr>
+              <w:t xml:space="preserve">  Pages take weeks to appear in Google.</w:t>
+            </w:r>
+          </w:p>
+        </w:tc>
+      </w:tr>
+    </w:tbl>
     <w:tbl>
       <w:tblPr>
         <w:tblW w:type="auto" w:w="0"/>
@@ -9341,7 +14041,7 @@
                 <w:color w:val="1B202D"/>
                 <w:sz w:val="19"/>
               </w:rPr>
-              <w:t>https://your-store.com/sitemap.xml  →  paste into Search Console once</w:t>
+              <w:t>https://your-store.com/sitemap.xml  →  paste into Search Console</w:t>
             </w:r>
           </w:p>
         </w:tc>
@@ -9375,7 +14075,7 @@
     </w:p>
     <w:p>
       <w:pPr>
-        <w:spacing w:after="80" w:line="312" w:lineRule="auto"/>
+        <w:spacing w:after="60" w:line="312" w:lineRule="auto"/>
         <w:ind w:left="340"/>
       </w:pPr>
       <w:r>
@@ -9383,9 +14083,92 @@
           <w:color w:val="333333"/>
           <w:sz w:val="20"/>
         </w:rPr>
-        <w:t>Google's Core Web Vitals (LCP, CLS, INP) directly influence rank. Bad mobile speed = worse rankings.</w:t>
+        <w:t>Core Web Vitals (LCP, CLS, INP) directly influence ranking. Bad mobile speed = worse rankings.</w:t>
       </w:r>
     </w:p>
+    <w:tbl>
+      <w:tblPr>
+        <w:tblW w:type="auto" w:w="0"/>
+        <w:tblLayout w:type="fixed"/>
+        <w:tblLook w:firstColumn="1" w:firstRow="1" w:lastColumn="0" w:lastRow="0" w:noHBand="0" w:noVBand="1" w:val="04A0"/>
+      </w:tblPr>
+      <w:tblGrid>
+        <w:gridCol w:w="4309"/>
+        <w:gridCol w:w="4309"/>
+      </w:tblGrid>
+      <w:tr>
+        <w:tc>
+          <w:tcPr>
+            <w:tcW w:type="dxa" w:w="4309"/>
+            <w:shd w:val="clear" w:color="auto" w:fill="E8F3EC"/>
+            <w:tcBorders>
+              <w:top w:val="nil"/>
+              <w:left w:val="nil"/>
+              <w:bottom w:val="nil"/>
+              <w:right w:val="nil"/>
+            </w:tcBorders>
+            <w:vAlign w:val="center"/>
+          </w:tcPr>
+          <w:p>
+            <w:r>
+              <w:rPr>
+                <w:b/>
+                <w:color w:val="12552E"/>
+                <w:sz w:val="17"/>
+              </w:rPr>
+              <w:t xml:space="preserve">  ✓  BENEFIT  </w:t>
+            </w:r>
+          </w:p>
+          <w:p>
+            <w:pPr>
+              <w:spacing w:after="40" w:line="300" w:lineRule="auto"/>
+            </w:pPr>
+            <w:r>
+              <w:rPr>
+                <w:color w:val="333333"/>
+                <w:sz w:val="20"/>
+              </w:rPr>
+              <w:t xml:space="preserve">  Better Core Web Vitals = higher rankings — same content, more visitors.</w:t>
+            </w:r>
+          </w:p>
+        </w:tc>
+        <w:tc>
+          <w:tcPr>
+            <w:tcW w:type="dxa" w:w="4309"/>
+            <w:shd w:val="clear" w:color="auto" w:fill="FBE8E8"/>
+            <w:tcBorders>
+              <w:top w:val="nil"/>
+              <w:left w:val="nil"/>
+              <w:bottom w:val="nil"/>
+              <w:right w:val="nil"/>
+            </w:tcBorders>
+            <w:vAlign w:val="center"/>
+          </w:tcPr>
+          <w:p>
+            <w:r>
+              <w:rPr>
+                <w:b/>
+                <w:color w:val="B01E1E"/>
+                <w:sz w:val="17"/>
+              </w:rPr>
+              <w:t xml:space="preserve">  ⚠  IF IGNORED  </w:t>
+            </w:r>
+          </w:p>
+          <w:p>
+            <w:pPr>
+              <w:spacing w:after="40" w:line="300" w:lineRule="auto"/>
+            </w:pPr>
+            <w:r>
+              <w:rPr>
+                <w:color w:val="333333"/>
+                <w:sz w:val="20"/>
+              </w:rPr>
+              <w:t xml:space="preserve">  Bad mobile speed drags your rankings down across every keyword.</w:t>
+            </w:r>
+          </w:p>
+        </w:tc>
+      </w:tr>
+    </w:tbl>
     <w:tbl>
       <w:tblPr>
         <w:tblW w:type="auto" w:w="0"/>
@@ -9468,10 +14251,2062 @@
       <w:r>
         <w:rPr>
           <w:b/>
+          <w:color w:val="B04A9F"/>
+          <w:sz w:val="18"/>
+        </w:rPr>
+        <w:t>SECTION 05 — DO / AVOID</w:t>
+      </w:r>
+    </w:p>
+    <w:p>
+      <w:pPr>
+        <w:spacing w:before="0" w:after="160"/>
+        <w:pBdr>
+          <w:bottom w:val="single" w:sz="8" w:space="4" w:color="B04A9F"/>
+        </w:pBdr>
+      </w:pPr>
+      <w:r>
+        <w:rPr>
+          <w:b/>
+          <w:color w:val="B04A9F"/>
+          <w:sz w:val="44"/>
+        </w:rPr>
+        <w:t>Mobile &amp; Browser Testing</w:t>
+      </w:r>
+    </w:p>
+    <w:p>
+      <w:pPr>
+        <w:spacing w:after="120" w:line="312" w:lineRule="auto"/>
+      </w:pPr>
+      <w:r>
+        <w:rPr>
+          <w:b w:val="0"/>
+          <w:i w:val="0"/>
+          <w:color w:val="333333"/>
+          <w:sz w:val="21"/>
+        </w:rPr>
+        <w:t>60–75% of Shopify traffic is mobile. Test like a real customer would, not just in Chrome on a fast laptop.</w:t>
+      </w:r>
+    </w:p>
+    <w:p>
+      <w:pPr>
+        <w:spacing w:after="40" w:before="160"/>
+      </w:pPr>
+      <w:r>
+        <w:rPr>
+          <w:b/>
+          <w:color w:val="B04A9F"/>
+          <w:sz w:val="24"/>
+        </w:rPr>
+        <w:t xml:space="preserve">▸  </w:t>
+      </w:r>
+      <w:r>
+        <w:rPr>
+          <w:b/>
+          <w:color w:val="0E2A47"/>
+          <w:sz w:val="22"/>
+        </w:rPr>
+        <w:t>Test on a real iPhone AND a real Android</w:t>
+      </w:r>
+    </w:p>
+    <w:p>
+      <w:pPr>
+        <w:spacing w:after="60" w:line="312" w:lineRule="auto"/>
+        <w:ind w:left="340"/>
+      </w:pPr>
+      <w:r>
+        <w:rPr>
+          <w:color w:val="333333"/>
+          <w:sz w:val="20"/>
+        </w:rPr>
+        <w:t>Emulators don't catch real-world touch lag, font rendering, or Safari quirks.</w:t>
+      </w:r>
+    </w:p>
+    <w:tbl>
+      <w:tblPr>
+        <w:tblW w:type="auto" w:w="0"/>
+        <w:tblLayout w:type="fixed"/>
+        <w:tblLook w:firstColumn="1" w:firstRow="1" w:lastColumn="0" w:lastRow="0" w:noHBand="0" w:noVBand="1" w:val="04A0"/>
+      </w:tblPr>
+      <w:tblGrid>
+        <w:gridCol w:w="4309"/>
+        <w:gridCol w:w="4309"/>
+      </w:tblGrid>
+      <w:tr>
+        <w:tc>
+          <w:tcPr>
+            <w:tcW w:type="dxa" w:w="4309"/>
+            <w:shd w:val="clear" w:color="auto" w:fill="E8F3EC"/>
+            <w:tcBorders>
+              <w:top w:val="nil"/>
+              <w:left w:val="nil"/>
+              <w:bottom w:val="nil"/>
+              <w:right w:val="nil"/>
+            </w:tcBorders>
+            <w:vAlign w:val="center"/>
+          </w:tcPr>
+          <w:p>
+            <w:r>
+              <w:rPr>
+                <w:b/>
+                <w:color w:val="12552E"/>
+                <w:sz w:val="17"/>
+              </w:rPr>
+              <w:t xml:space="preserve">  ✓  BENEFIT  </w:t>
+            </w:r>
+          </w:p>
+          <w:p>
+            <w:pPr>
+              <w:spacing w:after="40" w:line="300" w:lineRule="auto"/>
+            </w:pPr>
+            <w:r>
+              <w:rPr>
+                <w:color w:val="333333"/>
+                <w:sz w:val="20"/>
+              </w:rPr>
+              <w:t xml:space="preserve">  Catch bugs that Chrome DevTools emulators completely miss.</w:t>
+            </w:r>
+          </w:p>
+        </w:tc>
+        <w:tc>
+          <w:tcPr>
+            <w:tcW w:type="dxa" w:w="4309"/>
+            <w:shd w:val="clear" w:color="auto" w:fill="FBE8E8"/>
+            <w:tcBorders>
+              <w:top w:val="nil"/>
+              <w:left w:val="nil"/>
+              <w:bottom w:val="nil"/>
+              <w:right w:val="nil"/>
+            </w:tcBorders>
+            <w:vAlign w:val="center"/>
+          </w:tcPr>
+          <w:p>
+            <w:r>
+              <w:rPr>
+                <w:b/>
+                <w:color w:val="B01E1E"/>
+                <w:sz w:val="17"/>
+              </w:rPr>
+              <w:t xml:space="preserve">  ⚠  IF IGNORED  </w:t>
+            </w:r>
+          </w:p>
+          <w:p>
+            <w:pPr>
+              <w:spacing w:after="40" w:line="300" w:lineRule="auto"/>
+            </w:pPr>
+            <w:r>
+              <w:rPr>
+                <w:color w:val="333333"/>
+                <w:sz w:val="20"/>
+              </w:rPr>
+              <w:t xml:space="preserve">  Bugs ship to production; mobile customers find them first; lost orders.</w:t>
+            </w:r>
+          </w:p>
+        </w:tc>
+      </w:tr>
+    </w:tbl>
+    <w:tbl>
+      <w:tblPr>
+        <w:tblW w:type="auto" w:w="0"/>
+        <w:tblLayout w:type="fixed"/>
+        <w:tblLook w:firstColumn="1" w:firstRow="1" w:lastColumn="0" w:lastRow="0" w:noHBand="0" w:noVBand="1" w:val="04A0"/>
+      </w:tblPr>
+      <w:tblGrid>
+        <w:gridCol w:w="794"/>
+        <w:gridCol w:w="7767"/>
+      </w:tblGrid>
+      <w:tr>
+        <w:tc>
+          <w:tcPr>
+            <w:tcW w:type="dxa" w:w="794"/>
+            <w:shd w:val="clear" w:color="auto" w:fill="E8F3EC"/>
+            <w:tcBorders>
+              <w:top w:val="nil"/>
+              <w:left w:val="nil"/>
+              <w:bottom w:val="nil"/>
+              <w:right w:val="nil"/>
+            </w:tcBorders>
+            <w:vAlign w:val="center"/>
+          </w:tcPr>
+          <w:p>
+            <w:pPr>
+              <w:jc w:val="center"/>
+            </w:pPr>
+            <w:r>
+              <w:rPr>
+                <w:b/>
+                <w:color w:val="1F7A3F"/>
+                <w:sz w:val="18"/>
+              </w:rPr>
+              <w:t>DO</w:t>
+            </w:r>
+          </w:p>
+        </w:tc>
+        <w:tc>
+          <w:tcPr>
+            <w:tcW w:type="dxa" w:w="7767"/>
+            <w:shd w:val="clear" w:color="auto" w:fill="E8F3EC"/>
+            <w:tcBorders>
+              <w:top w:val="nil"/>
+              <w:left w:val="nil"/>
+              <w:bottom w:val="nil"/>
+              <w:right w:val="nil"/>
+            </w:tcBorders>
+            <w:vAlign w:val="center"/>
+          </w:tcPr>
+          <w:p>
+            <w:pPr>
+              <w:spacing w:line="288" w:lineRule="auto"/>
+            </w:pPr>
+            <w:r>
+              <w:rPr>
+                <w:rFonts w:ascii="Consolas" w:hAnsi="Consolas"/>
+                <w:color w:val="1B202D"/>
+                <w:sz w:val="19"/>
+              </w:rPr>
+              <w:t>Borrow a colleague's phone if you don't have both. Run through cart + checkout.</w:t>
+            </w:r>
+          </w:p>
+        </w:tc>
+      </w:tr>
+    </w:tbl>
+    <w:tbl>
+      <w:tblPr>
+        <w:tblW w:type="auto" w:w="0"/>
+        <w:tblLayout w:type="fixed"/>
+        <w:tblLook w:firstColumn="1" w:firstRow="1" w:lastColumn="0" w:lastRow="0" w:noHBand="0" w:noVBand="1" w:val="04A0"/>
+      </w:tblPr>
+      <w:tblGrid>
+        <w:gridCol w:w="794"/>
+        <w:gridCol w:w="7767"/>
+      </w:tblGrid>
+      <w:tr>
+        <w:tc>
+          <w:tcPr>
+            <w:tcW w:type="dxa" w:w="794"/>
+            <w:shd w:val="clear" w:color="auto" w:fill="FBE8E8"/>
+            <w:tcBorders>
+              <w:top w:val="nil"/>
+              <w:left w:val="nil"/>
+              <w:bottom w:val="nil"/>
+              <w:right w:val="nil"/>
+            </w:tcBorders>
+            <w:vAlign w:val="center"/>
+          </w:tcPr>
+          <w:p>
+            <w:pPr>
+              <w:jc w:val="center"/>
+            </w:pPr>
+            <w:r>
+              <w:rPr>
+                <w:b/>
+                <w:color w:val="B01E1E"/>
+                <w:sz w:val="18"/>
+              </w:rPr>
+              <w:t>AVOID</w:t>
+            </w:r>
+          </w:p>
+        </w:tc>
+        <w:tc>
+          <w:tcPr>
+            <w:tcW w:type="dxa" w:w="7767"/>
+            <w:shd w:val="clear" w:color="auto" w:fill="FBE8E8"/>
+            <w:tcBorders>
+              <w:top w:val="nil"/>
+              <w:left w:val="nil"/>
+              <w:bottom w:val="nil"/>
+              <w:right w:val="nil"/>
+            </w:tcBorders>
+            <w:vAlign w:val="center"/>
+          </w:tcPr>
+          <w:p>
+            <w:pPr>
+              <w:spacing w:line="288" w:lineRule="auto"/>
+            </w:pPr>
+            <w:r>
+              <w:rPr>
+                <w:rFonts w:ascii="Consolas" w:hAnsi="Consolas"/>
+                <w:color w:val="1B202D"/>
+                <w:sz w:val="19"/>
+              </w:rPr>
+              <w:t>Only testing in Chrome DevTools "Mobile" mode</w:t>
+            </w:r>
+          </w:p>
+        </w:tc>
+      </w:tr>
+    </w:tbl>
+    <w:p>
+      <w:pPr>
+        <w:spacing w:after="0"/>
+      </w:pPr>
+    </w:p>
+    <w:p>
+      <w:pPr>
+        <w:spacing w:after="40" w:before="160"/>
+      </w:pPr>
+      <w:r>
+        <w:rPr>
+          <w:b/>
+          <w:color w:val="B04A9F"/>
+          <w:sz w:val="24"/>
+        </w:rPr>
+        <w:t xml:space="preserve">▸  </w:t>
+      </w:r>
+      <w:r>
+        <w:rPr>
+          <w:b/>
+          <w:color w:val="0E2A47"/>
+          <w:sz w:val="22"/>
+        </w:rPr>
+        <w:t>Test at 320 px width — the smallest phone size</w:t>
+      </w:r>
+    </w:p>
+    <w:p>
+      <w:pPr>
+        <w:spacing w:after="60" w:line="312" w:lineRule="auto"/>
+        <w:ind w:left="340"/>
+      </w:pPr>
+      <w:r>
+        <w:rPr>
+          <w:color w:val="333333"/>
+          <w:sz w:val="20"/>
+        </w:rPr>
+        <w:t>iPhone SE and old Android phones are 320 px wide. The layout must work there.</w:t>
+      </w:r>
+    </w:p>
+    <w:tbl>
+      <w:tblPr>
+        <w:tblW w:type="auto" w:w="0"/>
+        <w:tblLayout w:type="fixed"/>
+        <w:tblLook w:firstColumn="1" w:firstRow="1" w:lastColumn="0" w:lastRow="0" w:noHBand="0" w:noVBand="1" w:val="04A0"/>
+      </w:tblPr>
+      <w:tblGrid>
+        <w:gridCol w:w="4309"/>
+        <w:gridCol w:w="4309"/>
+      </w:tblGrid>
+      <w:tr>
+        <w:tc>
+          <w:tcPr>
+            <w:tcW w:type="dxa" w:w="4309"/>
+            <w:shd w:val="clear" w:color="auto" w:fill="E8F3EC"/>
+            <w:tcBorders>
+              <w:top w:val="nil"/>
+              <w:left w:val="nil"/>
+              <w:bottom w:val="nil"/>
+              <w:right w:val="nil"/>
+            </w:tcBorders>
+            <w:vAlign w:val="center"/>
+          </w:tcPr>
+          <w:p>
+            <w:r>
+              <w:rPr>
+                <w:b/>
+                <w:color w:val="12552E"/>
+                <w:sz w:val="17"/>
+              </w:rPr>
+              <w:t xml:space="preserve">  ✓  BENEFIT  </w:t>
+            </w:r>
+          </w:p>
+          <w:p>
+            <w:pPr>
+              <w:spacing w:after="40" w:line="300" w:lineRule="auto"/>
+            </w:pPr>
+            <w:r>
+              <w:rPr>
+                <w:color w:val="333333"/>
+                <w:sz w:val="20"/>
+              </w:rPr>
+              <w:t xml:space="preserve">  Works on the smallest phones; no horizontal scroll; no content cut off.</w:t>
+            </w:r>
+          </w:p>
+        </w:tc>
+        <w:tc>
+          <w:tcPr>
+            <w:tcW w:type="dxa" w:w="4309"/>
+            <w:shd w:val="clear" w:color="auto" w:fill="FBE8E8"/>
+            <w:tcBorders>
+              <w:top w:val="nil"/>
+              <w:left w:val="nil"/>
+              <w:bottom w:val="nil"/>
+              <w:right w:val="nil"/>
+            </w:tcBorders>
+            <w:vAlign w:val="center"/>
+          </w:tcPr>
+          <w:p>
+            <w:r>
+              <w:rPr>
+                <w:b/>
+                <w:color w:val="B01E1E"/>
+                <w:sz w:val="17"/>
+              </w:rPr>
+              <w:t xml:space="preserve">  ⚠  IF IGNORED  </w:t>
+            </w:r>
+          </w:p>
+          <w:p>
+            <w:pPr>
+              <w:spacing w:after="40" w:line="300" w:lineRule="auto"/>
+            </w:pPr>
+            <w:r>
+              <w:rPr>
+                <w:color w:val="333333"/>
+                <w:sz w:val="20"/>
+              </w:rPr>
+              <w:t xml:space="preserve">  Horizontal scroll on small phones; content gets cut off; lost sales.</w:t>
+            </w:r>
+          </w:p>
+        </w:tc>
+      </w:tr>
+    </w:tbl>
+    <w:tbl>
+      <w:tblPr>
+        <w:tblW w:type="auto" w:w="0"/>
+        <w:tblLayout w:type="fixed"/>
+        <w:tblLook w:firstColumn="1" w:firstRow="1" w:lastColumn="0" w:lastRow="0" w:noHBand="0" w:noVBand="1" w:val="04A0"/>
+      </w:tblPr>
+      <w:tblGrid>
+        <w:gridCol w:w="794"/>
+        <w:gridCol w:w="7767"/>
+      </w:tblGrid>
+      <w:tr>
+        <w:tc>
+          <w:tcPr>
+            <w:tcW w:type="dxa" w:w="794"/>
+            <w:shd w:val="clear" w:color="auto" w:fill="E8F3EC"/>
+            <w:tcBorders>
+              <w:top w:val="nil"/>
+              <w:left w:val="nil"/>
+              <w:bottom w:val="nil"/>
+              <w:right w:val="nil"/>
+            </w:tcBorders>
+            <w:vAlign w:val="center"/>
+          </w:tcPr>
+          <w:p>
+            <w:pPr>
+              <w:jc w:val="center"/>
+            </w:pPr>
+            <w:r>
+              <w:rPr>
+                <w:b/>
+                <w:color w:val="1F7A3F"/>
+                <w:sz w:val="18"/>
+              </w:rPr>
+              <w:t>DO</w:t>
+            </w:r>
+          </w:p>
+        </w:tc>
+        <w:tc>
+          <w:tcPr>
+            <w:tcW w:type="dxa" w:w="7767"/>
+            <w:shd w:val="clear" w:color="auto" w:fill="E8F3EC"/>
+            <w:tcBorders>
+              <w:top w:val="nil"/>
+              <w:left w:val="nil"/>
+              <w:bottom w:val="nil"/>
+              <w:right w:val="nil"/>
+            </w:tcBorders>
+            <w:vAlign w:val="center"/>
+          </w:tcPr>
+          <w:p>
+            <w:pPr>
+              <w:spacing w:line="288" w:lineRule="auto"/>
+            </w:pPr>
+            <w:r>
+              <w:rPr>
+                <w:rFonts w:ascii="Consolas" w:hAnsi="Consolas"/>
+                <w:color w:val="1B202D"/>
+                <w:sz w:val="19"/>
+              </w:rPr>
+              <w:t>Chrome DevTools → Toggle device toolbar → set width to 320 px</w:t>
+            </w:r>
+          </w:p>
+        </w:tc>
+      </w:tr>
+    </w:tbl>
+    <w:p>
+      <w:pPr>
+        <w:spacing w:after="0"/>
+      </w:pPr>
+    </w:p>
+    <w:p>
+      <w:pPr>
+        <w:spacing w:after="40" w:before="160"/>
+      </w:pPr>
+      <w:r>
+        <w:rPr>
+          <w:b/>
+          <w:color w:val="B04A9F"/>
+          <w:sz w:val="24"/>
+        </w:rPr>
+        <w:t xml:space="preserve">▸  </w:t>
+      </w:r>
+      <w:r>
+        <w:rPr>
+          <w:b/>
+          <w:color w:val="0E2A47"/>
+          <w:sz w:val="22"/>
+        </w:rPr>
+        <w:t>Throttle to "Slow 4G" when you measure speed</w:t>
+      </w:r>
+    </w:p>
+    <w:p>
+      <w:pPr>
+        <w:spacing w:after="60" w:line="312" w:lineRule="auto"/>
+        <w:ind w:left="340"/>
+      </w:pPr>
+      <w:r>
+        <w:rPr>
+          <w:color w:val="333333"/>
+          <w:sz w:val="20"/>
+        </w:rPr>
+        <w:t>Most mobile users aren't on WiFi. Slow 4G is closer to real-world conditions.</w:t>
+      </w:r>
+    </w:p>
+    <w:tbl>
+      <w:tblPr>
+        <w:tblW w:type="auto" w:w="0"/>
+        <w:tblLayout w:type="fixed"/>
+        <w:tblLook w:firstColumn="1" w:firstRow="1" w:lastColumn="0" w:lastRow="0" w:noHBand="0" w:noVBand="1" w:val="04A0"/>
+      </w:tblPr>
+      <w:tblGrid>
+        <w:gridCol w:w="4309"/>
+        <w:gridCol w:w="4309"/>
+      </w:tblGrid>
+      <w:tr>
+        <w:tc>
+          <w:tcPr>
+            <w:tcW w:type="dxa" w:w="4309"/>
+            <w:shd w:val="clear" w:color="auto" w:fill="E8F3EC"/>
+            <w:tcBorders>
+              <w:top w:val="nil"/>
+              <w:left w:val="nil"/>
+              <w:bottom w:val="nil"/>
+              <w:right w:val="nil"/>
+            </w:tcBorders>
+            <w:vAlign w:val="center"/>
+          </w:tcPr>
+          <w:p>
+            <w:r>
+              <w:rPr>
+                <w:b/>
+                <w:color w:val="12552E"/>
+                <w:sz w:val="17"/>
+              </w:rPr>
+              <w:t xml:space="preserve">  ✓  BENEFIT  </w:t>
+            </w:r>
+          </w:p>
+          <w:p>
+            <w:pPr>
+              <w:spacing w:after="40" w:line="300" w:lineRule="auto"/>
+            </w:pPr>
+            <w:r>
+              <w:rPr>
+                <w:color w:val="333333"/>
+                <w:sz w:val="20"/>
+              </w:rPr>
+              <w:t xml:space="preserve">  You see what slow networks reveal — late images, slow JS, delayed text.</w:t>
+            </w:r>
+          </w:p>
+        </w:tc>
+        <w:tc>
+          <w:tcPr>
+            <w:tcW w:type="dxa" w:w="4309"/>
+            <w:shd w:val="clear" w:color="auto" w:fill="FBE8E8"/>
+            <w:tcBorders>
+              <w:top w:val="nil"/>
+              <w:left w:val="nil"/>
+              <w:bottom w:val="nil"/>
+              <w:right w:val="nil"/>
+            </w:tcBorders>
+            <w:vAlign w:val="center"/>
+          </w:tcPr>
+          <w:p>
+            <w:r>
+              <w:rPr>
+                <w:b/>
+                <w:color w:val="B01E1E"/>
+                <w:sz w:val="17"/>
+              </w:rPr>
+              <w:t xml:space="preserve">  ⚠  IF IGNORED  </w:t>
+            </w:r>
+          </w:p>
+          <w:p>
+            <w:pPr>
+              <w:spacing w:after="40" w:line="300" w:lineRule="auto"/>
+            </w:pPr>
+            <w:r>
+              <w:rPr>
+                <w:color w:val="333333"/>
+                <w:sz w:val="20"/>
+              </w:rPr>
+              <w:t xml:space="preserve">  "Works on my MacBook" → terrible experience for real mobile users on the road.</w:t>
+            </w:r>
+          </w:p>
+        </w:tc>
+      </w:tr>
+    </w:tbl>
+    <w:tbl>
+      <w:tblPr>
+        <w:tblW w:type="auto" w:w="0"/>
+        <w:tblLayout w:type="fixed"/>
+        <w:tblLook w:firstColumn="1" w:firstRow="1" w:lastColumn="0" w:lastRow="0" w:noHBand="0" w:noVBand="1" w:val="04A0"/>
+      </w:tblPr>
+      <w:tblGrid>
+        <w:gridCol w:w="794"/>
+        <w:gridCol w:w="7767"/>
+      </w:tblGrid>
+      <w:tr>
+        <w:tc>
+          <w:tcPr>
+            <w:tcW w:type="dxa" w:w="794"/>
+            <w:shd w:val="clear" w:color="auto" w:fill="E8F3EC"/>
+            <w:tcBorders>
+              <w:top w:val="nil"/>
+              <w:left w:val="nil"/>
+              <w:bottom w:val="nil"/>
+              <w:right w:val="nil"/>
+            </w:tcBorders>
+            <w:vAlign w:val="center"/>
+          </w:tcPr>
+          <w:p>
+            <w:pPr>
+              <w:jc w:val="center"/>
+            </w:pPr>
+            <w:r>
+              <w:rPr>
+                <w:b/>
+                <w:color w:val="1F7A3F"/>
+                <w:sz w:val="18"/>
+              </w:rPr>
+              <w:t>DO</w:t>
+            </w:r>
+          </w:p>
+        </w:tc>
+        <w:tc>
+          <w:tcPr>
+            <w:tcW w:type="dxa" w:w="7767"/>
+            <w:shd w:val="clear" w:color="auto" w:fill="E8F3EC"/>
+            <w:tcBorders>
+              <w:top w:val="nil"/>
+              <w:left w:val="nil"/>
+              <w:bottom w:val="nil"/>
+              <w:right w:val="nil"/>
+            </w:tcBorders>
+            <w:vAlign w:val="center"/>
+          </w:tcPr>
+          <w:p>
+            <w:pPr>
+              <w:spacing w:line="288" w:lineRule="auto"/>
+            </w:pPr>
+            <w:r>
+              <w:rPr>
+                <w:rFonts w:ascii="Consolas" w:hAnsi="Consolas"/>
+                <w:color w:val="1B202D"/>
+                <w:sz w:val="19"/>
+              </w:rPr>
+              <w:t>Chrome DevTools → Network tab → Throttling → Slow 4G</w:t>
+            </w:r>
+          </w:p>
+        </w:tc>
+      </w:tr>
+    </w:tbl>
+    <w:p>
+      <w:pPr>
+        <w:spacing w:after="0"/>
+      </w:pPr>
+    </w:p>
+    <w:p>
+      <w:pPr>
+        <w:spacing w:after="40" w:before="160"/>
+      </w:pPr>
+      <w:r>
+        <w:rPr>
+          <w:b/>
+          <w:color w:val="B04A9F"/>
+          <w:sz w:val="24"/>
+        </w:rPr>
+        <w:t xml:space="preserve">▸  </w:t>
+      </w:r>
+      <w:r>
+        <w:rPr>
+          <w:b/>
+          <w:color w:val="0E2A47"/>
+          <w:sz w:val="22"/>
+        </w:rPr>
+        <w:t>Test in Chrome desktop AND Safari iOS as a minimum</w:t>
+      </w:r>
+    </w:p>
+    <w:p>
+      <w:pPr>
+        <w:spacing w:after="60" w:line="312" w:lineRule="auto"/>
+        <w:ind w:left="340"/>
+      </w:pPr>
+      <w:r>
+        <w:rPr>
+          <w:color w:val="333333"/>
+          <w:sz w:val="20"/>
+        </w:rPr>
+        <w:t>Chrome and Safari are 85% of traffic between them. Safari has its own quirks.</w:t>
+      </w:r>
+    </w:p>
+    <w:tbl>
+      <w:tblPr>
+        <w:tblW w:type="auto" w:w="0"/>
+        <w:tblLayout w:type="fixed"/>
+        <w:tblLook w:firstColumn="1" w:firstRow="1" w:lastColumn="0" w:lastRow="0" w:noHBand="0" w:noVBand="1" w:val="04A0"/>
+      </w:tblPr>
+      <w:tblGrid>
+        <w:gridCol w:w="4309"/>
+        <w:gridCol w:w="4309"/>
+      </w:tblGrid>
+      <w:tr>
+        <w:tc>
+          <w:tcPr>
+            <w:tcW w:type="dxa" w:w="4309"/>
+            <w:shd w:val="clear" w:color="auto" w:fill="E8F3EC"/>
+            <w:tcBorders>
+              <w:top w:val="nil"/>
+              <w:left w:val="nil"/>
+              <w:bottom w:val="nil"/>
+              <w:right w:val="nil"/>
+            </w:tcBorders>
+            <w:vAlign w:val="center"/>
+          </w:tcPr>
+          <w:p>
+            <w:r>
+              <w:rPr>
+                <w:b/>
+                <w:color w:val="12552E"/>
+                <w:sz w:val="17"/>
+              </w:rPr>
+              <w:t xml:space="preserve">  ✓  BENEFIT  </w:t>
+            </w:r>
+          </w:p>
+          <w:p>
+            <w:pPr>
+              <w:spacing w:after="40" w:line="300" w:lineRule="auto"/>
+            </w:pPr>
+            <w:r>
+              <w:rPr>
+                <w:color w:val="333333"/>
+                <w:sz w:val="20"/>
+              </w:rPr>
+              <w:t xml:space="preserve">  Covers ~85% of your traffic; catches Safari-specific bugs early.</w:t>
+            </w:r>
+          </w:p>
+        </w:tc>
+        <w:tc>
+          <w:tcPr>
+            <w:tcW w:type="dxa" w:w="4309"/>
+            <w:shd w:val="clear" w:color="auto" w:fill="FBE8E8"/>
+            <w:tcBorders>
+              <w:top w:val="nil"/>
+              <w:left w:val="nil"/>
+              <w:bottom w:val="nil"/>
+              <w:right w:val="nil"/>
+            </w:tcBorders>
+            <w:vAlign w:val="center"/>
+          </w:tcPr>
+          <w:p>
+            <w:r>
+              <w:rPr>
+                <w:b/>
+                <w:color w:val="B01E1E"/>
+                <w:sz w:val="17"/>
+              </w:rPr>
+              <w:t xml:space="preserve">  ⚠  IF IGNORED  </w:t>
+            </w:r>
+          </w:p>
+          <w:p>
+            <w:pPr>
+              <w:spacing w:after="40" w:line="300" w:lineRule="auto"/>
+            </w:pPr>
+            <w:r>
+              <w:rPr>
+                <w:color w:val="333333"/>
+                <w:sz w:val="20"/>
+              </w:rPr>
+              <w:t xml:space="preserve">  Safari quirks (dialog, scrolling, video) ship to iOS users — your biggest mobile audience.</w:t>
+            </w:r>
+          </w:p>
+        </w:tc>
+      </w:tr>
+    </w:tbl>
+    <w:tbl>
+      <w:tblPr>
+        <w:tblW w:type="auto" w:w="0"/>
+        <w:tblLayout w:type="fixed"/>
+        <w:tblLook w:firstColumn="1" w:firstRow="1" w:lastColumn="0" w:lastRow="0" w:noHBand="0" w:noVBand="1" w:val="04A0"/>
+      </w:tblPr>
+      <w:tblGrid>
+        <w:gridCol w:w="794"/>
+        <w:gridCol w:w="7767"/>
+      </w:tblGrid>
+      <w:tr>
+        <w:tc>
+          <w:tcPr>
+            <w:tcW w:type="dxa" w:w="794"/>
+            <w:shd w:val="clear" w:color="auto" w:fill="E8F3EC"/>
+            <w:tcBorders>
+              <w:top w:val="nil"/>
+              <w:left w:val="nil"/>
+              <w:bottom w:val="nil"/>
+              <w:right w:val="nil"/>
+            </w:tcBorders>
+            <w:vAlign w:val="center"/>
+          </w:tcPr>
+          <w:p>
+            <w:pPr>
+              <w:jc w:val="center"/>
+            </w:pPr>
+            <w:r>
+              <w:rPr>
+                <w:b/>
+                <w:color w:val="1F7A3F"/>
+                <w:sz w:val="18"/>
+              </w:rPr>
+              <w:t>DO</w:t>
+            </w:r>
+          </w:p>
+        </w:tc>
+        <w:tc>
+          <w:tcPr>
+            <w:tcW w:type="dxa" w:w="7767"/>
+            <w:shd w:val="clear" w:color="auto" w:fill="E8F3EC"/>
+            <w:tcBorders>
+              <w:top w:val="nil"/>
+              <w:left w:val="nil"/>
+              <w:bottom w:val="nil"/>
+              <w:right w:val="nil"/>
+            </w:tcBorders>
+            <w:vAlign w:val="center"/>
+          </w:tcPr>
+          <w:p>
+            <w:pPr>
+              <w:spacing w:line="288" w:lineRule="auto"/>
+            </w:pPr>
+            <w:r>
+              <w:rPr>
+                <w:rFonts w:ascii="Consolas" w:hAnsi="Consolas"/>
+                <w:color w:val="1B202D"/>
+                <w:sz w:val="19"/>
+              </w:rPr>
+              <w:t>Manual smoke test: Chrome desktop + Safari on iPhone, every release.</w:t>
+            </w:r>
+          </w:p>
+        </w:tc>
+      </w:tr>
+    </w:tbl>
+    <w:p>
+      <w:pPr>
+        <w:spacing w:after="0"/>
+      </w:pPr>
+    </w:p>
+    <w:p>
+      <w:pPr>
+        <w:spacing w:after="40" w:before="160"/>
+      </w:pPr>
+      <w:r>
+        <w:rPr>
+          <w:b/>
+          <w:color w:val="B04A9F"/>
+          <w:sz w:val="24"/>
+        </w:rPr>
+        <w:t xml:space="preserve">▸  </w:t>
+      </w:r>
+      <w:r>
+        <w:rPr>
+          <w:b/>
+          <w:color w:val="0E2A47"/>
+          <w:sz w:val="22"/>
+        </w:rPr>
+        <w:t>Test with "Reduce Motion" turned on</w:t>
+      </w:r>
+    </w:p>
+    <w:p>
+      <w:pPr>
+        <w:spacing w:after="60" w:line="312" w:lineRule="auto"/>
+        <w:ind w:left="340"/>
+      </w:pPr>
+      <w:r>
+        <w:rPr>
+          <w:color w:val="333333"/>
+          <w:sz w:val="20"/>
+        </w:rPr>
+        <w:t>Animations should turn off when the user has set this in their OS.</w:t>
+      </w:r>
+    </w:p>
+    <w:tbl>
+      <w:tblPr>
+        <w:tblW w:type="auto" w:w="0"/>
+        <w:tblLayout w:type="fixed"/>
+        <w:tblLook w:firstColumn="1" w:firstRow="1" w:lastColumn="0" w:lastRow="0" w:noHBand="0" w:noVBand="1" w:val="04A0"/>
+      </w:tblPr>
+      <w:tblGrid>
+        <w:gridCol w:w="4309"/>
+        <w:gridCol w:w="4309"/>
+      </w:tblGrid>
+      <w:tr>
+        <w:tc>
+          <w:tcPr>
+            <w:tcW w:type="dxa" w:w="4309"/>
+            <w:shd w:val="clear" w:color="auto" w:fill="E8F3EC"/>
+            <w:tcBorders>
+              <w:top w:val="nil"/>
+              <w:left w:val="nil"/>
+              <w:bottom w:val="nil"/>
+              <w:right w:val="nil"/>
+            </w:tcBorders>
+            <w:vAlign w:val="center"/>
+          </w:tcPr>
+          <w:p>
+            <w:r>
+              <w:rPr>
+                <w:b/>
+                <w:color w:val="12552E"/>
+                <w:sz w:val="17"/>
+              </w:rPr>
+              <w:t xml:space="preserve">  ✓  BENEFIT  </w:t>
+            </w:r>
+          </w:p>
+          <w:p>
+            <w:pPr>
+              <w:spacing w:after="40" w:line="300" w:lineRule="auto"/>
+            </w:pPr>
+            <w:r>
+              <w:rPr>
+                <w:color w:val="333333"/>
+                <w:sz w:val="20"/>
+              </w:rPr>
+              <w:t xml:space="preserve">  Animations honour the OS setting; safer for motion-sensitive users.</w:t>
+            </w:r>
+          </w:p>
+        </w:tc>
+        <w:tc>
+          <w:tcPr>
+            <w:tcW w:type="dxa" w:w="4309"/>
+            <w:shd w:val="clear" w:color="auto" w:fill="FBE8E8"/>
+            <w:tcBorders>
+              <w:top w:val="nil"/>
+              <w:left w:val="nil"/>
+              <w:bottom w:val="nil"/>
+              <w:right w:val="nil"/>
+            </w:tcBorders>
+            <w:vAlign w:val="center"/>
+          </w:tcPr>
+          <w:p>
+            <w:r>
+              <w:rPr>
+                <w:b/>
+                <w:color w:val="B01E1E"/>
+                <w:sz w:val="17"/>
+              </w:rPr>
+              <w:t xml:space="preserve">  ⚠  IF IGNORED  </w:t>
+            </w:r>
+          </w:p>
+          <w:p>
+            <w:pPr>
+              <w:spacing w:after="40" w:line="300" w:lineRule="auto"/>
+            </w:pPr>
+            <w:r>
+              <w:rPr>
+                <w:color w:val="333333"/>
+                <w:sz w:val="20"/>
+              </w:rPr>
+              <w:t xml:space="preserve">  Site triggers nausea / migraine; WCAG fail; lost users.</w:t>
+            </w:r>
+          </w:p>
+        </w:tc>
+      </w:tr>
+    </w:tbl>
+    <w:tbl>
+      <w:tblPr>
+        <w:tblW w:type="auto" w:w="0"/>
+        <w:tblLayout w:type="fixed"/>
+        <w:tblLook w:firstColumn="1" w:firstRow="1" w:lastColumn="0" w:lastRow="0" w:noHBand="0" w:noVBand="1" w:val="04A0"/>
+      </w:tblPr>
+      <w:tblGrid>
+        <w:gridCol w:w="794"/>
+        <w:gridCol w:w="7767"/>
+      </w:tblGrid>
+      <w:tr>
+        <w:tc>
+          <w:tcPr>
+            <w:tcW w:type="dxa" w:w="794"/>
+            <w:shd w:val="clear" w:color="auto" w:fill="E8F3EC"/>
+            <w:tcBorders>
+              <w:top w:val="nil"/>
+              <w:left w:val="nil"/>
+              <w:bottom w:val="nil"/>
+              <w:right w:val="nil"/>
+            </w:tcBorders>
+            <w:vAlign w:val="center"/>
+          </w:tcPr>
+          <w:p>
+            <w:pPr>
+              <w:jc w:val="center"/>
+            </w:pPr>
+            <w:r>
+              <w:rPr>
+                <w:b/>
+                <w:color w:val="1F7A3F"/>
+                <w:sz w:val="18"/>
+              </w:rPr>
+              <w:t>DO</w:t>
+            </w:r>
+          </w:p>
+        </w:tc>
+        <w:tc>
+          <w:tcPr>
+            <w:tcW w:type="dxa" w:w="7767"/>
+            <w:shd w:val="clear" w:color="auto" w:fill="E8F3EC"/>
+            <w:tcBorders>
+              <w:top w:val="nil"/>
+              <w:left w:val="nil"/>
+              <w:bottom w:val="nil"/>
+              <w:right w:val="nil"/>
+            </w:tcBorders>
+            <w:vAlign w:val="center"/>
+          </w:tcPr>
+          <w:p>
+            <w:pPr>
+              <w:spacing w:line="288" w:lineRule="auto"/>
+            </w:pPr>
+            <w:r>
+              <w:rPr>
+                <w:rFonts w:ascii="Consolas" w:hAnsi="Consolas"/>
+                <w:color w:val="1B202D"/>
+                <w:sz w:val="19"/>
+              </w:rPr>
+              <w:t>iOS: Settings → Accessibility → Motion → Reduce Motion ON. Reload the site.</w:t>
+            </w:r>
+          </w:p>
+        </w:tc>
+      </w:tr>
+    </w:tbl>
+    <w:p>
+      <w:pPr>
+        <w:spacing w:after="0"/>
+      </w:pPr>
+    </w:p>
+    <w:p>
+      <w:pPr>
+        <w:spacing w:after="40" w:before="160"/>
+      </w:pPr>
+      <w:r>
+        <w:rPr>
+          <w:b/>
+          <w:color w:val="B04A9F"/>
+          <w:sz w:val="24"/>
+        </w:rPr>
+        <w:t xml:space="preserve">▸  </w:t>
+      </w:r>
+      <w:r>
+        <w:rPr>
+          <w:b/>
+          <w:color w:val="0E2A47"/>
+          <w:sz w:val="22"/>
+        </w:rPr>
+        <w:t>Test in Windows high-contrast / forced-colors mode</w:t>
+      </w:r>
+    </w:p>
+    <w:p>
+      <w:pPr>
+        <w:spacing w:after="60" w:line="312" w:lineRule="auto"/>
+        <w:ind w:left="340"/>
+      </w:pPr>
+      <w:r>
+        <w:rPr>
+          <w:color w:val="333333"/>
+          <w:sz w:val="20"/>
+        </w:rPr>
+        <w:t>Some users rely on system high-contrast themes. Your site shouldn't disappear in those.</w:t>
+      </w:r>
+    </w:p>
+    <w:tbl>
+      <w:tblPr>
+        <w:tblW w:type="auto" w:w="0"/>
+        <w:tblLayout w:type="fixed"/>
+        <w:tblLook w:firstColumn="1" w:firstRow="1" w:lastColumn="0" w:lastRow="0" w:noHBand="0" w:noVBand="1" w:val="04A0"/>
+      </w:tblPr>
+      <w:tblGrid>
+        <w:gridCol w:w="4309"/>
+        <w:gridCol w:w="4309"/>
+      </w:tblGrid>
+      <w:tr>
+        <w:tc>
+          <w:tcPr>
+            <w:tcW w:type="dxa" w:w="4309"/>
+            <w:shd w:val="clear" w:color="auto" w:fill="E8F3EC"/>
+            <w:tcBorders>
+              <w:top w:val="nil"/>
+              <w:left w:val="nil"/>
+              <w:bottom w:val="nil"/>
+              <w:right w:val="nil"/>
+            </w:tcBorders>
+            <w:vAlign w:val="center"/>
+          </w:tcPr>
+          <w:p>
+            <w:r>
+              <w:rPr>
+                <w:b/>
+                <w:color w:val="12552E"/>
+                <w:sz w:val="17"/>
+              </w:rPr>
+              <w:t xml:space="preserve">  ✓  BENEFIT  </w:t>
+            </w:r>
+          </w:p>
+          <w:p>
+            <w:pPr>
+              <w:spacing w:after="40" w:line="300" w:lineRule="auto"/>
+            </w:pPr>
+            <w:r>
+              <w:rPr>
+                <w:color w:val="333333"/>
+                <w:sz w:val="20"/>
+              </w:rPr>
+              <w:t xml:space="preserve">  Site works for Windows high-contrast users.</w:t>
+            </w:r>
+          </w:p>
+        </w:tc>
+        <w:tc>
+          <w:tcPr>
+            <w:tcW w:type="dxa" w:w="4309"/>
+            <w:shd w:val="clear" w:color="auto" w:fill="FBE8E8"/>
+            <w:tcBorders>
+              <w:top w:val="nil"/>
+              <w:left w:val="nil"/>
+              <w:bottom w:val="nil"/>
+              <w:right w:val="nil"/>
+            </w:tcBorders>
+            <w:vAlign w:val="center"/>
+          </w:tcPr>
+          <w:p>
+            <w:r>
+              <w:rPr>
+                <w:b/>
+                <w:color w:val="B01E1E"/>
+                <w:sz w:val="17"/>
+              </w:rPr>
+              <w:t xml:space="preserve">  ⚠  IF IGNORED  </w:t>
+            </w:r>
+          </w:p>
+          <w:p>
+            <w:pPr>
+              <w:spacing w:after="40" w:line="300" w:lineRule="auto"/>
+            </w:pPr>
+            <w:r>
+              <w:rPr>
+                <w:color w:val="333333"/>
+                <w:sz w:val="20"/>
+              </w:rPr>
+              <w:t xml:space="preserve">  Site invisible or broken in high-contrast mode — excludes a real user group.</w:t>
+            </w:r>
+          </w:p>
+        </w:tc>
+      </w:tr>
+    </w:tbl>
+    <w:tbl>
+      <w:tblPr>
+        <w:tblW w:type="auto" w:w="0"/>
+        <w:tblLayout w:type="fixed"/>
+        <w:tblLook w:firstColumn="1" w:firstRow="1" w:lastColumn="0" w:lastRow="0" w:noHBand="0" w:noVBand="1" w:val="04A0"/>
+      </w:tblPr>
+      <w:tblGrid>
+        <w:gridCol w:w="794"/>
+        <w:gridCol w:w="7767"/>
+      </w:tblGrid>
+      <w:tr>
+        <w:tc>
+          <w:tcPr>
+            <w:tcW w:type="dxa" w:w="794"/>
+            <w:shd w:val="clear" w:color="auto" w:fill="E8F3EC"/>
+            <w:tcBorders>
+              <w:top w:val="nil"/>
+              <w:left w:val="nil"/>
+              <w:bottom w:val="nil"/>
+              <w:right w:val="nil"/>
+            </w:tcBorders>
+            <w:vAlign w:val="center"/>
+          </w:tcPr>
+          <w:p>
+            <w:pPr>
+              <w:jc w:val="center"/>
+            </w:pPr>
+            <w:r>
+              <w:rPr>
+                <w:b/>
+                <w:color w:val="1F7A3F"/>
+                <w:sz w:val="18"/>
+              </w:rPr>
+              <w:t>DO</w:t>
+            </w:r>
+          </w:p>
+        </w:tc>
+        <w:tc>
+          <w:tcPr>
+            <w:tcW w:type="dxa" w:w="7767"/>
+            <w:shd w:val="clear" w:color="auto" w:fill="E8F3EC"/>
+            <w:tcBorders>
+              <w:top w:val="nil"/>
+              <w:left w:val="nil"/>
+              <w:bottom w:val="nil"/>
+              <w:right w:val="nil"/>
+            </w:tcBorders>
+            <w:vAlign w:val="center"/>
+          </w:tcPr>
+          <w:p>
+            <w:pPr>
+              <w:spacing w:line="288" w:lineRule="auto"/>
+            </w:pPr>
+            <w:r>
+              <w:rPr>
+                <w:rFonts w:ascii="Consolas" w:hAnsi="Consolas"/>
+                <w:color w:val="1B202D"/>
+                <w:sz w:val="19"/>
+              </w:rPr>
+              <w:t>Windows: Settings → Accessibility → Contrast themes → pick a theme. Reload.</w:t>
+            </w:r>
+          </w:p>
+        </w:tc>
+      </w:tr>
+    </w:tbl>
+    <w:p>
+      <w:pPr>
+        <w:spacing w:after="0"/>
+      </w:pPr>
+    </w:p>
+    <w:p>
+      <w:pPr>
+        <w:spacing w:after="40" w:before="160"/>
+      </w:pPr>
+      <w:r>
+        <w:rPr>
+          <w:b/>
+          <w:color w:val="B04A9F"/>
+          <w:sz w:val="24"/>
+        </w:rPr>
+        <w:t xml:space="preserve">▸  </w:t>
+      </w:r>
+      <w:r>
+        <w:rPr>
+          <w:b/>
+          <w:color w:val="0E2A47"/>
+          <w:sz w:val="22"/>
+        </w:rPr>
+        <w:t>Tap targets ≥ 44 × 44 pixels</w:t>
+      </w:r>
+    </w:p>
+    <w:p>
+      <w:pPr>
+        <w:spacing w:after="60" w:line="312" w:lineRule="auto"/>
+        <w:ind w:left="340"/>
+      </w:pPr>
+      <w:r>
+        <w:rPr>
+          <w:color w:val="333333"/>
+          <w:sz w:val="20"/>
+        </w:rPr>
+        <w:t>Two tiny buttons next to each other are a fat-finger nightmare on phones.</w:t>
+      </w:r>
+    </w:p>
+    <w:tbl>
+      <w:tblPr>
+        <w:tblW w:type="auto" w:w="0"/>
+        <w:tblLayout w:type="fixed"/>
+        <w:tblLook w:firstColumn="1" w:firstRow="1" w:lastColumn="0" w:lastRow="0" w:noHBand="0" w:noVBand="1" w:val="04A0"/>
+      </w:tblPr>
+      <w:tblGrid>
+        <w:gridCol w:w="4309"/>
+        <w:gridCol w:w="4309"/>
+      </w:tblGrid>
+      <w:tr>
+        <w:tc>
+          <w:tcPr>
+            <w:tcW w:type="dxa" w:w="4309"/>
+            <w:shd w:val="clear" w:color="auto" w:fill="E8F3EC"/>
+            <w:tcBorders>
+              <w:top w:val="nil"/>
+              <w:left w:val="nil"/>
+              <w:bottom w:val="nil"/>
+              <w:right w:val="nil"/>
+            </w:tcBorders>
+            <w:vAlign w:val="center"/>
+          </w:tcPr>
+          <w:p>
+            <w:r>
+              <w:rPr>
+                <w:b/>
+                <w:color w:val="12552E"/>
+                <w:sz w:val="17"/>
+              </w:rPr>
+              <w:t xml:space="preserve">  ✓  BENEFIT  </w:t>
+            </w:r>
+          </w:p>
+          <w:p>
+            <w:pPr>
+              <w:spacing w:after="40" w:line="300" w:lineRule="auto"/>
+            </w:pPr>
+            <w:r>
+              <w:rPr>
+                <w:color w:val="333333"/>
+                <w:sz w:val="20"/>
+              </w:rPr>
+              <w:t xml:space="preserve">  Fewer mis-taps; better mobile conversion; happier customers.</w:t>
+            </w:r>
+          </w:p>
+        </w:tc>
+        <w:tc>
+          <w:tcPr>
+            <w:tcW w:type="dxa" w:w="4309"/>
+            <w:shd w:val="clear" w:color="auto" w:fill="FBE8E8"/>
+            <w:tcBorders>
+              <w:top w:val="nil"/>
+              <w:left w:val="nil"/>
+              <w:bottom w:val="nil"/>
+              <w:right w:val="nil"/>
+            </w:tcBorders>
+            <w:vAlign w:val="center"/>
+          </w:tcPr>
+          <w:p>
+            <w:r>
+              <w:rPr>
+                <w:b/>
+                <w:color w:val="B01E1E"/>
+                <w:sz w:val="17"/>
+              </w:rPr>
+              <w:t xml:space="preserve">  ⚠  IF IGNORED  </w:t>
+            </w:r>
+          </w:p>
+          <w:p>
+            <w:pPr>
+              <w:spacing w:after="40" w:line="300" w:lineRule="auto"/>
+            </w:pPr>
+            <w:r>
+              <w:rPr>
+                <w:color w:val="333333"/>
+                <w:sz w:val="20"/>
+              </w:rPr>
+              <w:t xml:space="preserve">  Customers tap the wrong button → cart abandonment → lost revenue.</w:t>
+            </w:r>
+          </w:p>
+        </w:tc>
+      </w:tr>
+    </w:tbl>
+    <w:tbl>
+      <w:tblPr>
+        <w:tblW w:type="auto" w:w="0"/>
+        <w:tblLayout w:type="fixed"/>
+        <w:tblLook w:firstColumn="1" w:firstRow="1" w:lastColumn="0" w:lastRow="0" w:noHBand="0" w:noVBand="1" w:val="04A0"/>
+      </w:tblPr>
+      <w:tblGrid>
+        <w:gridCol w:w="794"/>
+        <w:gridCol w:w="7767"/>
+      </w:tblGrid>
+      <w:tr>
+        <w:tc>
+          <w:tcPr>
+            <w:tcW w:type="dxa" w:w="794"/>
+            <w:shd w:val="clear" w:color="auto" w:fill="E8F3EC"/>
+            <w:tcBorders>
+              <w:top w:val="nil"/>
+              <w:left w:val="nil"/>
+              <w:bottom w:val="nil"/>
+              <w:right w:val="nil"/>
+            </w:tcBorders>
+            <w:vAlign w:val="center"/>
+          </w:tcPr>
+          <w:p>
+            <w:pPr>
+              <w:jc w:val="center"/>
+            </w:pPr>
+            <w:r>
+              <w:rPr>
+                <w:b/>
+                <w:color w:val="1F7A3F"/>
+                <w:sz w:val="18"/>
+              </w:rPr>
+              <w:t>DO</w:t>
+            </w:r>
+          </w:p>
+        </w:tc>
+        <w:tc>
+          <w:tcPr>
+            <w:tcW w:type="dxa" w:w="7767"/>
+            <w:shd w:val="clear" w:color="auto" w:fill="E8F3EC"/>
+            <w:tcBorders>
+              <w:top w:val="nil"/>
+              <w:left w:val="nil"/>
+              <w:bottom w:val="nil"/>
+              <w:right w:val="nil"/>
+            </w:tcBorders>
+            <w:vAlign w:val="center"/>
+          </w:tcPr>
+          <w:p>
+            <w:pPr>
+              <w:spacing w:line="288" w:lineRule="auto"/>
+            </w:pPr>
+            <w:r>
+              <w:rPr>
+                <w:rFonts w:ascii="Consolas" w:hAnsi="Consolas"/>
+                <w:color w:val="1B202D"/>
+                <w:sz w:val="19"/>
+              </w:rPr>
+              <w:t>.button { min-width: 44px; min-height: 44px; padding: 12px 16px; }</w:t>
+            </w:r>
+          </w:p>
+        </w:tc>
+      </w:tr>
+    </w:tbl>
+    <w:p>
+      <w:pPr>
+        <w:spacing w:after="0"/>
+      </w:pPr>
+    </w:p>
+    <w:p>
+      <w:pPr>
+        <w:spacing w:after="40" w:before="160"/>
+      </w:pPr>
+      <w:r>
+        <w:rPr>
+          <w:b/>
+          <w:color w:val="B04A9F"/>
+          <w:sz w:val="24"/>
+        </w:rPr>
+        <w:t xml:space="preserve">▸  </w:t>
+      </w:r>
+      <w:r>
+        <w:rPr>
+          <w:b/>
+          <w:color w:val="0E2A47"/>
+          <w:sz w:val="22"/>
+        </w:rPr>
+        <w:t>Sticky add-to-cart on mobile PDP</w:t>
+      </w:r>
+    </w:p>
+    <w:p>
+      <w:pPr>
+        <w:spacing w:after="60" w:line="312" w:lineRule="auto"/>
+        <w:ind w:left="340"/>
+      </w:pPr>
+      <w:r>
+        <w:rPr>
+          <w:color w:val="333333"/>
+          <w:sz w:val="20"/>
+        </w:rPr>
+        <w:t>Phone screens are tall — the add-to-cart button can scroll out of view.</w:t>
+      </w:r>
+    </w:p>
+    <w:tbl>
+      <w:tblPr>
+        <w:tblW w:type="auto" w:w="0"/>
+        <w:tblLayout w:type="fixed"/>
+        <w:tblLook w:firstColumn="1" w:firstRow="1" w:lastColumn="0" w:lastRow="0" w:noHBand="0" w:noVBand="1" w:val="04A0"/>
+      </w:tblPr>
+      <w:tblGrid>
+        <w:gridCol w:w="4309"/>
+        <w:gridCol w:w="4309"/>
+      </w:tblGrid>
+      <w:tr>
+        <w:tc>
+          <w:tcPr>
+            <w:tcW w:type="dxa" w:w="4309"/>
+            <w:shd w:val="clear" w:color="auto" w:fill="E8F3EC"/>
+            <w:tcBorders>
+              <w:top w:val="nil"/>
+              <w:left w:val="nil"/>
+              <w:bottom w:val="nil"/>
+              <w:right w:val="nil"/>
+            </w:tcBorders>
+            <w:vAlign w:val="center"/>
+          </w:tcPr>
+          <w:p>
+            <w:r>
+              <w:rPr>
+                <w:b/>
+                <w:color w:val="12552E"/>
+                <w:sz w:val="17"/>
+              </w:rPr>
+              <w:t xml:space="preserve">  ✓  BENEFIT  </w:t>
+            </w:r>
+          </w:p>
+          <w:p>
+            <w:pPr>
+              <w:spacing w:after="40" w:line="300" w:lineRule="auto"/>
+            </w:pPr>
+            <w:r>
+              <w:rPr>
+                <w:color w:val="333333"/>
+                <w:sz w:val="20"/>
+              </w:rPr>
+              <w:t xml:space="preserve">  Add-to-cart always reachable; better mobile conversion.</w:t>
+            </w:r>
+          </w:p>
+        </w:tc>
+        <w:tc>
+          <w:tcPr>
+            <w:tcW w:type="dxa" w:w="4309"/>
+            <w:shd w:val="clear" w:color="auto" w:fill="FBE8E8"/>
+            <w:tcBorders>
+              <w:top w:val="nil"/>
+              <w:left w:val="nil"/>
+              <w:bottom w:val="nil"/>
+              <w:right w:val="nil"/>
+            </w:tcBorders>
+            <w:vAlign w:val="center"/>
+          </w:tcPr>
+          <w:p>
+            <w:r>
+              <w:rPr>
+                <w:b/>
+                <w:color w:val="B01E1E"/>
+                <w:sz w:val="17"/>
+              </w:rPr>
+              <w:t xml:space="preserve">  ⚠  IF IGNORED  </w:t>
+            </w:r>
+          </w:p>
+          <w:p>
+            <w:pPr>
+              <w:spacing w:after="40" w:line="300" w:lineRule="auto"/>
+            </w:pPr>
+            <w:r>
+              <w:rPr>
+                <w:color w:val="333333"/>
+                <w:sz w:val="20"/>
+              </w:rPr>
+              <w:t xml:space="preserve">  User scrolls past the button and forgets to add to cart; lost sale.</w:t>
+            </w:r>
+          </w:p>
+        </w:tc>
+      </w:tr>
+    </w:tbl>
+    <w:tbl>
+      <w:tblPr>
+        <w:tblW w:type="auto" w:w="0"/>
+        <w:tblLayout w:type="fixed"/>
+        <w:tblLook w:firstColumn="1" w:firstRow="1" w:lastColumn="0" w:lastRow="0" w:noHBand="0" w:noVBand="1" w:val="04A0"/>
+      </w:tblPr>
+      <w:tblGrid>
+        <w:gridCol w:w="794"/>
+        <w:gridCol w:w="7767"/>
+      </w:tblGrid>
+      <w:tr>
+        <w:tc>
+          <w:tcPr>
+            <w:tcW w:type="dxa" w:w="794"/>
+            <w:shd w:val="clear" w:color="auto" w:fill="E8F3EC"/>
+            <w:tcBorders>
+              <w:top w:val="nil"/>
+              <w:left w:val="nil"/>
+              <w:bottom w:val="nil"/>
+              <w:right w:val="nil"/>
+            </w:tcBorders>
+            <w:vAlign w:val="center"/>
+          </w:tcPr>
+          <w:p>
+            <w:pPr>
+              <w:jc w:val="center"/>
+            </w:pPr>
+            <w:r>
+              <w:rPr>
+                <w:b/>
+                <w:color w:val="1F7A3F"/>
+                <w:sz w:val="18"/>
+              </w:rPr>
+              <w:t>DO</w:t>
+            </w:r>
+          </w:p>
+        </w:tc>
+        <w:tc>
+          <w:tcPr>
+            <w:tcW w:type="dxa" w:w="7767"/>
+            <w:shd w:val="clear" w:color="auto" w:fill="E8F3EC"/>
+            <w:tcBorders>
+              <w:top w:val="nil"/>
+              <w:left w:val="nil"/>
+              <w:bottom w:val="nil"/>
+              <w:right w:val="nil"/>
+            </w:tcBorders>
+            <w:vAlign w:val="center"/>
+          </w:tcPr>
+          <w:p>
+            <w:pPr>
+              <w:spacing w:line="288" w:lineRule="auto"/>
+            </w:pPr>
+            <w:r>
+              <w:rPr>
+                <w:rFonts w:ascii="Consolas" w:hAnsi="Consolas"/>
+                <w:color w:val="1B202D"/>
+                <w:sz w:val="19"/>
+              </w:rPr>
+              <w:t>@media (max-width: 768px) {</w:t>
+              <w:br/>
+              <w:t xml:space="preserve">  .add-to-cart-mobile { position: sticky; bottom: 0; }</w:t>
+              <w:br/>
+              <w:t>}</w:t>
+            </w:r>
+          </w:p>
+        </w:tc>
+      </w:tr>
+    </w:tbl>
+    <w:p>
+      <w:pPr>
+        <w:spacing w:after="0"/>
+      </w:pPr>
+    </w:p>
+    <w:p>
+      <w:pPr>
+        <w:spacing w:after="40" w:before="160"/>
+      </w:pPr>
+      <w:r>
+        <w:rPr>
+          <w:b/>
+          <w:color w:val="B04A9F"/>
+          <w:sz w:val="24"/>
+        </w:rPr>
+        <w:t xml:space="preserve">▸  </w:t>
+      </w:r>
+      <w:r>
+        <w:rPr>
+          <w:b/>
+          <w:color w:val="0E2A47"/>
+          <w:sz w:val="22"/>
+        </w:rPr>
+        <w:t>Don't trap users in full-screen modals on mobile</w:t>
+      </w:r>
+    </w:p>
+    <w:p>
+      <w:pPr>
+        <w:spacing w:after="60" w:line="312" w:lineRule="auto"/>
+        <w:ind w:left="340"/>
+      </w:pPr>
+      <w:r>
+        <w:rPr>
+          <w:color w:val="333333"/>
+          <w:sz w:val="20"/>
+        </w:rPr>
+        <w:t>Full-screen overlays without an obvious close button feel like a kidnap.</w:t>
+      </w:r>
+    </w:p>
+    <w:tbl>
+      <w:tblPr>
+        <w:tblW w:type="auto" w:w="0"/>
+        <w:tblLayout w:type="fixed"/>
+        <w:tblLook w:firstColumn="1" w:firstRow="1" w:lastColumn="0" w:lastRow="0" w:noHBand="0" w:noVBand="1" w:val="04A0"/>
+      </w:tblPr>
+      <w:tblGrid>
+        <w:gridCol w:w="4309"/>
+        <w:gridCol w:w="4309"/>
+      </w:tblGrid>
+      <w:tr>
+        <w:tc>
+          <w:tcPr>
+            <w:tcW w:type="dxa" w:w="4309"/>
+            <w:shd w:val="clear" w:color="auto" w:fill="E8F3EC"/>
+            <w:tcBorders>
+              <w:top w:val="nil"/>
+              <w:left w:val="nil"/>
+              <w:bottom w:val="nil"/>
+              <w:right w:val="nil"/>
+            </w:tcBorders>
+            <w:vAlign w:val="center"/>
+          </w:tcPr>
+          <w:p>
+            <w:r>
+              <w:rPr>
+                <w:b/>
+                <w:color w:val="12552E"/>
+                <w:sz w:val="17"/>
+              </w:rPr>
+              <w:t xml:space="preserve">  ✓  BENEFIT  </w:t>
+            </w:r>
+          </w:p>
+          <w:p>
+            <w:pPr>
+              <w:spacing w:after="40" w:line="300" w:lineRule="auto"/>
+            </w:pPr>
+            <w:r>
+              <w:rPr>
+                <w:color w:val="333333"/>
+                <w:sz w:val="20"/>
+              </w:rPr>
+              <w:t xml:space="preserve">  Users escape popups easily; less frustration.</w:t>
+            </w:r>
+          </w:p>
+        </w:tc>
+        <w:tc>
+          <w:tcPr>
+            <w:tcW w:type="dxa" w:w="4309"/>
+            <w:shd w:val="clear" w:color="auto" w:fill="FBE8E8"/>
+            <w:tcBorders>
+              <w:top w:val="nil"/>
+              <w:left w:val="nil"/>
+              <w:bottom w:val="nil"/>
+              <w:right w:val="nil"/>
+            </w:tcBorders>
+            <w:vAlign w:val="center"/>
+          </w:tcPr>
+          <w:p>
+            <w:r>
+              <w:rPr>
+                <w:b/>
+                <w:color w:val="B01E1E"/>
+                <w:sz w:val="17"/>
+              </w:rPr>
+              <w:t xml:space="preserve">  ⚠  IF IGNORED  </w:t>
+            </w:r>
+          </w:p>
+          <w:p>
+            <w:pPr>
+              <w:spacing w:after="40" w:line="300" w:lineRule="auto"/>
+            </w:pPr>
+            <w:r>
+              <w:rPr>
+                <w:color w:val="333333"/>
+                <w:sz w:val="20"/>
+              </w:rPr>
+              <w:t xml:space="preserve">  Users rage-quit and leave the site — sometimes never come back.</w:t>
+            </w:r>
+          </w:p>
+        </w:tc>
+      </w:tr>
+    </w:tbl>
+    <w:tbl>
+      <w:tblPr>
+        <w:tblW w:type="auto" w:w="0"/>
+        <w:tblLayout w:type="fixed"/>
+        <w:tblLook w:firstColumn="1" w:firstRow="1" w:lastColumn="0" w:lastRow="0" w:noHBand="0" w:noVBand="1" w:val="04A0"/>
+      </w:tblPr>
+      <w:tblGrid>
+        <w:gridCol w:w="794"/>
+        <w:gridCol w:w="7767"/>
+      </w:tblGrid>
+      <w:tr>
+        <w:tc>
+          <w:tcPr>
+            <w:tcW w:type="dxa" w:w="794"/>
+            <w:shd w:val="clear" w:color="auto" w:fill="E8F3EC"/>
+            <w:tcBorders>
+              <w:top w:val="nil"/>
+              <w:left w:val="nil"/>
+              <w:bottom w:val="nil"/>
+              <w:right w:val="nil"/>
+            </w:tcBorders>
+            <w:vAlign w:val="center"/>
+          </w:tcPr>
+          <w:p>
+            <w:pPr>
+              <w:jc w:val="center"/>
+            </w:pPr>
+            <w:r>
+              <w:rPr>
+                <w:b/>
+                <w:color w:val="1F7A3F"/>
+                <w:sz w:val="18"/>
+              </w:rPr>
+              <w:t>DO</w:t>
+            </w:r>
+          </w:p>
+        </w:tc>
+        <w:tc>
+          <w:tcPr>
+            <w:tcW w:type="dxa" w:w="7767"/>
+            <w:shd w:val="clear" w:color="auto" w:fill="E8F3EC"/>
+            <w:tcBorders>
+              <w:top w:val="nil"/>
+              <w:left w:val="nil"/>
+              <w:bottom w:val="nil"/>
+              <w:right w:val="nil"/>
+            </w:tcBorders>
+            <w:vAlign w:val="center"/>
+          </w:tcPr>
+          <w:p>
+            <w:pPr>
+              <w:spacing w:line="288" w:lineRule="auto"/>
+            </w:pPr>
+            <w:r>
+              <w:rPr>
+                <w:rFonts w:ascii="Consolas" w:hAnsi="Consolas"/>
+                <w:color w:val="1B202D"/>
+                <w:sz w:val="19"/>
+              </w:rPr>
+              <w:t>Big close button, top-right, ≥ 44×44, plus Escape key support.</w:t>
+            </w:r>
+          </w:p>
+        </w:tc>
+      </w:tr>
+    </w:tbl>
+    <w:tbl>
+      <w:tblPr>
+        <w:tblW w:type="auto" w:w="0"/>
+        <w:tblLayout w:type="fixed"/>
+        <w:tblLook w:firstColumn="1" w:firstRow="1" w:lastColumn="0" w:lastRow="0" w:noHBand="0" w:noVBand="1" w:val="04A0"/>
+      </w:tblPr>
+      <w:tblGrid>
+        <w:gridCol w:w="794"/>
+        <w:gridCol w:w="7767"/>
+      </w:tblGrid>
+      <w:tr>
+        <w:tc>
+          <w:tcPr>
+            <w:tcW w:type="dxa" w:w="794"/>
+            <w:shd w:val="clear" w:color="auto" w:fill="FBE8E8"/>
+            <w:tcBorders>
+              <w:top w:val="nil"/>
+              <w:left w:val="nil"/>
+              <w:bottom w:val="nil"/>
+              <w:right w:val="nil"/>
+            </w:tcBorders>
+            <w:vAlign w:val="center"/>
+          </w:tcPr>
+          <w:p>
+            <w:pPr>
+              <w:jc w:val="center"/>
+            </w:pPr>
+            <w:r>
+              <w:rPr>
+                <w:b/>
+                <w:color w:val="B01E1E"/>
+                <w:sz w:val="18"/>
+              </w:rPr>
+              <w:t>AVOID</w:t>
+            </w:r>
+          </w:p>
+        </w:tc>
+        <w:tc>
+          <w:tcPr>
+            <w:tcW w:type="dxa" w:w="7767"/>
+            <w:shd w:val="clear" w:color="auto" w:fill="FBE8E8"/>
+            <w:tcBorders>
+              <w:top w:val="nil"/>
+              <w:left w:val="nil"/>
+              <w:bottom w:val="nil"/>
+              <w:right w:val="nil"/>
+            </w:tcBorders>
+            <w:vAlign w:val="center"/>
+          </w:tcPr>
+          <w:p>
+            <w:pPr>
+              <w:spacing w:line="288" w:lineRule="auto"/>
+            </w:pPr>
+            <w:r>
+              <w:rPr>
+                <w:rFonts w:ascii="Consolas" w:hAnsi="Consolas"/>
+                <w:color w:val="1B202D"/>
+                <w:sz w:val="19"/>
+              </w:rPr>
+              <w:t>Full-screen modal with a tiny "×" in a corner</w:t>
+            </w:r>
+          </w:p>
+        </w:tc>
+      </w:tr>
+    </w:tbl>
+    <w:p>
+      <w:pPr>
+        <w:spacing w:after="0"/>
+      </w:pPr>
+    </w:p>
+    <w:p>
+      <w:pPr>
+        <w:spacing w:after="40" w:before="160"/>
+      </w:pPr>
+      <w:r>
+        <w:rPr>
+          <w:b/>
+          <w:color w:val="B04A9F"/>
+          <w:sz w:val="24"/>
+        </w:rPr>
+        <w:t xml:space="preserve">▸  </w:t>
+      </w:r>
+      <w:r>
+        <w:rPr>
+          <w:b/>
+          <w:color w:val="0E2A47"/>
+          <w:sz w:val="22"/>
+        </w:rPr>
+        <w:t>Test the WHOLE checkout end-to-end on mobile before launch</w:t>
+      </w:r>
+    </w:p>
+    <w:p>
+      <w:pPr>
+        <w:spacing w:after="60" w:line="312" w:lineRule="auto"/>
+        <w:ind w:left="340"/>
+      </w:pPr>
+      <w:r>
+        <w:rPr>
+          <w:color w:val="333333"/>
+          <w:sz w:val="20"/>
+        </w:rPr>
+        <w:t>A broken checkout is the worst-case bug. You won't see it until customers complain — by then revenue is gone.</w:t>
+      </w:r>
+    </w:p>
+    <w:tbl>
+      <w:tblPr>
+        <w:tblW w:type="auto" w:w="0"/>
+        <w:tblLayout w:type="fixed"/>
+        <w:tblLook w:firstColumn="1" w:firstRow="1" w:lastColumn="0" w:lastRow="0" w:noHBand="0" w:noVBand="1" w:val="04A0"/>
+      </w:tblPr>
+      <w:tblGrid>
+        <w:gridCol w:w="4309"/>
+        <w:gridCol w:w="4309"/>
+      </w:tblGrid>
+      <w:tr>
+        <w:tc>
+          <w:tcPr>
+            <w:tcW w:type="dxa" w:w="4309"/>
+            <w:shd w:val="clear" w:color="auto" w:fill="E8F3EC"/>
+            <w:tcBorders>
+              <w:top w:val="nil"/>
+              <w:left w:val="nil"/>
+              <w:bottom w:val="nil"/>
+              <w:right w:val="nil"/>
+            </w:tcBorders>
+            <w:vAlign w:val="center"/>
+          </w:tcPr>
+          <w:p>
+            <w:r>
+              <w:rPr>
+                <w:b/>
+                <w:color w:val="12552E"/>
+                <w:sz w:val="17"/>
+              </w:rPr>
+              <w:t xml:space="preserve">  ✓  BENEFIT  </w:t>
+            </w:r>
+          </w:p>
+          <w:p>
+            <w:pPr>
+              <w:spacing w:after="40" w:line="300" w:lineRule="auto"/>
+            </w:pPr>
+            <w:r>
+              <w:rPr>
+                <w:color w:val="333333"/>
+                <w:sz w:val="20"/>
+              </w:rPr>
+              <w:t xml:space="preserve">  Catches the worst-possible bug before it costs you orders.</w:t>
+            </w:r>
+          </w:p>
+        </w:tc>
+        <w:tc>
+          <w:tcPr>
+            <w:tcW w:type="dxa" w:w="4309"/>
+            <w:shd w:val="clear" w:color="auto" w:fill="FBE8E8"/>
+            <w:tcBorders>
+              <w:top w:val="nil"/>
+              <w:left w:val="nil"/>
+              <w:bottom w:val="nil"/>
+              <w:right w:val="nil"/>
+            </w:tcBorders>
+            <w:vAlign w:val="center"/>
+          </w:tcPr>
+          <w:p>
+            <w:r>
+              <w:rPr>
+                <w:b/>
+                <w:color w:val="B01E1E"/>
+                <w:sz w:val="17"/>
+              </w:rPr>
+              <w:t xml:space="preserve">  ⚠  IF IGNORED  </w:t>
+            </w:r>
+          </w:p>
+          <w:p>
+            <w:pPr>
+              <w:spacing w:after="40" w:line="300" w:lineRule="auto"/>
+            </w:pPr>
+            <w:r>
+              <w:rPr>
+                <w:color w:val="333333"/>
+                <w:sz w:val="20"/>
+              </w:rPr>
+              <w:t xml:space="preserve">  A broken checkout unnoticed for a day costs thousands in lost revenue.</w:t>
+            </w:r>
+          </w:p>
+        </w:tc>
+      </w:tr>
+    </w:tbl>
+    <w:tbl>
+      <w:tblPr>
+        <w:tblW w:type="auto" w:w="0"/>
+        <w:tblLayout w:type="fixed"/>
+        <w:tblLook w:firstColumn="1" w:firstRow="1" w:lastColumn="0" w:lastRow="0" w:noHBand="0" w:noVBand="1" w:val="04A0"/>
+      </w:tblPr>
+      <w:tblGrid>
+        <w:gridCol w:w="794"/>
+        <w:gridCol w:w="7767"/>
+      </w:tblGrid>
+      <w:tr>
+        <w:tc>
+          <w:tcPr>
+            <w:tcW w:type="dxa" w:w="794"/>
+            <w:shd w:val="clear" w:color="auto" w:fill="E8F3EC"/>
+            <w:tcBorders>
+              <w:top w:val="nil"/>
+              <w:left w:val="nil"/>
+              <w:bottom w:val="nil"/>
+              <w:right w:val="nil"/>
+            </w:tcBorders>
+            <w:vAlign w:val="center"/>
+          </w:tcPr>
+          <w:p>
+            <w:pPr>
+              <w:jc w:val="center"/>
+            </w:pPr>
+            <w:r>
+              <w:rPr>
+                <w:b/>
+                <w:color w:val="1F7A3F"/>
+                <w:sz w:val="18"/>
+              </w:rPr>
+              <w:t>DO</w:t>
+            </w:r>
+          </w:p>
+        </w:tc>
+        <w:tc>
+          <w:tcPr>
+            <w:tcW w:type="dxa" w:w="7767"/>
+            <w:shd w:val="clear" w:color="auto" w:fill="E8F3EC"/>
+            <w:tcBorders>
+              <w:top w:val="nil"/>
+              <w:left w:val="nil"/>
+              <w:bottom w:val="nil"/>
+              <w:right w:val="nil"/>
+            </w:tcBorders>
+            <w:vAlign w:val="center"/>
+          </w:tcPr>
+          <w:p>
+            <w:pPr>
+              <w:spacing w:line="288" w:lineRule="auto"/>
+            </w:pPr>
+            <w:r>
+              <w:rPr>
+                <w:rFonts w:ascii="Consolas" w:hAnsi="Consolas"/>
+                <w:color w:val="1B202D"/>
+                <w:sz w:val="19"/>
+              </w:rPr>
+              <w:t>Place a real test order on iPhone Safari and Android Chrome before every launch.</w:t>
+            </w:r>
+          </w:p>
+        </w:tc>
+      </w:tr>
+    </w:tbl>
+    <w:p>
+      <w:pPr>
+        <w:spacing w:after="0"/>
+      </w:pPr>
+    </w:p>
+    <w:p>
+      <w:r>
+        <w:br w:type="page"/>
+      </w:r>
+    </w:p>
+    <w:p>
+      <w:pPr>
+        <w:spacing w:after="40" w:before="160"/>
+      </w:pPr>
+      <w:r>
+        <w:rPr>
+          <w:b/>
           <w:color w:val="0E2A47"/>
           <w:sz w:val="18"/>
         </w:rPr>
-        <w:t>SECTION 05</w:t>
+        <w:t>SECTION 06</w:t>
       </w:r>
     </w:p>
     <w:p>
@@ -9673,6 +16508,45 @@
       <w:r>
         <w:rPr>
           <w:b/>
+          <w:color w:val="B04A9F"/>
+          <w:sz w:val="28"/>
+        </w:rPr>
+        <w:t>Mobile &amp; Browser Testing</w:t>
+      </w:r>
+    </w:p>
+    <w:p>
+      <w:pPr>
+        <w:spacing w:after="120" w:line="312" w:lineRule="auto"/>
+      </w:pPr>
+      <w:r>
+        <w:rPr>
+          <w:b w:val="0"/>
+          <w:i w:val="0"/>
+          <w:color w:val="333333"/>
+          <w:sz w:val="21"/>
+        </w:rPr>
+        <w:t>☐  Tested on a real iPhone and a real Android — not just emulators.</w:t>
+        <w:br/>
+        <w:t>☐  No horizontal scroll at 320 px width.</w:t>
+        <w:br/>
+        <w:t>☐  Test with Reduce Motion turned on.</w:t>
+        <w:br/>
+        <w:t>☐  Smoke-tested in Chrome desktop + Safari iOS.</w:t>
+        <w:br/>
+        <w:t>☐  Tap targets all ≥ 44 × 44 px.</w:t>
+        <w:br/>
+        <w:t>☐  Sticky add-to-cart on mobile PDP (if applicable).</w:t>
+        <w:br/>
+        <w:t>☐  Placed a real test order on iPhone and Android.</w:t>
+      </w:r>
+    </w:p>
+    <w:p>
+      <w:pPr>
+        <w:spacing w:before="200" w:after="80"/>
+      </w:pPr>
+      <w:r>
+        <w:rPr>
+          <w:b/>
           <w:color w:val="0E2A47"/>
           <w:sz w:val="28"/>
         </w:rPr>
@@ -9692,11 +16566,9 @@
         </w:rPr>
         <w:t>☐  Backup of the previous live theme taken before publishing.</w:t>
         <w:br/>
-        <w:t>☐  Cart, checkout, and search tested end-to-end on the new theme.</w:t>
+        <w:t>☐  Cart, checkout, and search tested end-to-end.</w:t>
         <w:br/>
-        <w:t>☐  Rollback plan — which theme to switch back to if something breaks.</w:t>
-        <w:br/>
-        <w:t>☐  Tested on a real iPhone and a real Android — not just emulators.</w:t>
+        <w:t>☐  Rollback plan documented — which theme to switch back to.</w:t>
       </w:r>
     </w:p>
     <w:tbl>
